--- a/学习记录与错误修正.docx
+++ b/学习记录与错误修正.docx
@@ -10,8 +10,769 @@
         <w:rPr>
           <w:rFonts w:hint="eastAsia"/>
         </w:rPr>
-        <w:t>２５.１２.１２</w:t>
+        <w:t>学习记录与错误修正</w:t>
       </w:r>
+    </w:p>
+    <w:sdt>
+      <w:sdtPr>
+        <w:rPr>
+          <w:lang w:val="zh-CN"/>
+        </w:rPr>
+        <w:id w:val="119506968"/>
+        <w:docPartObj>
+          <w:docPartGallery w:val="Table of Contents"/>
+          <w:docPartUnique/>
+        </w:docPartObj>
+      </w:sdtPr>
+      <w:sdtEndPr>
+        <w:rPr>
+          <w:rFonts w:asciiTheme="minorHAnsi" w:eastAsiaTheme="minorEastAsia" w:hAnsiTheme="minorHAnsi" w:cstheme="minorBidi"/>
+          <w:b/>
+          <w:bCs/>
+          <w:color w:val="auto"/>
+          <w:kern w:val="2"/>
+          <w:sz w:val="21"/>
+          <w:szCs w:val="22"/>
+          <w14:ligatures w14:val="standardContextual"/>
+        </w:rPr>
+      </w:sdtEndPr>
+      <w:sdtContent>
+        <w:p>
+          <w:pPr>
+            <w:pStyle w:val="TOC"/>
+            <w:rPr>
+              <w:rFonts w:hint="eastAsia"/>
+            </w:rPr>
+          </w:pPr>
+          <w:r>
+            <w:rPr>
+              <w:lang w:val="zh-CN"/>
+            </w:rPr>
+            <w:t>目录</w:t>
+          </w:r>
+        </w:p>
+        <w:p>
+          <w:pPr>
+            <w:pStyle w:val="TOC1"/>
+            <w:tabs>
+              <w:tab w:val="right" w:leader="dot" w:pos="8296"/>
+            </w:tabs>
+            <w:rPr>
+              <w:rFonts w:cstheme="minorBidi" w:hint="eastAsia"/>
+              <w:noProof/>
+              <w:kern w:val="2"/>
+              <w:szCs w:val="24"/>
+              <w14:ligatures w14:val="standardContextual"/>
+            </w:rPr>
+          </w:pPr>
+          <w:r>
+            <w:fldChar w:fldCharType="begin"/>
+          </w:r>
+          <w:r>
+            <w:instrText xml:space="preserve"> TOC \o "1-3" \h \z \u </w:instrText>
+          </w:r>
+          <w:r>
+            <w:rPr>
+              <w:rFonts w:hint="eastAsia"/>
+            </w:rPr>
+            <w:fldChar w:fldCharType="separate"/>
+          </w:r>
+          <w:hyperlink w:anchor="_Toc216453001" w:history="1">
+            <w:r>
+              <w:rPr>
+                <w:rStyle w:val="ae"/>
+                <w:rFonts w:hint="eastAsia"/>
+                <w:noProof/>
+              </w:rPr>
+              <w:t>25.12.12</w:t>
+            </w:r>
+            <w:r>
+              <w:rPr>
+                <w:rFonts w:hint="eastAsia"/>
+                <w:noProof/>
+                <w:webHidden/>
+              </w:rPr>
+              <w:tab/>
+            </w:r>
+            <w:r>
+              <w:rPr>
+                <w:rFonts w:hint="eastAsia"/>
+                <w:noProof/>
+                <w:webHidden/>
+              </w:rPr>
+              <w:fldChar w:fldCharType="begin"/>
+            </w:r>
+            <w:r>
+              <w:rPr>
+                <w:rFonts w:hint="eastAsia"/>
+                <w:noProof/>
+                <w:webHidden/>
+              </w:rPr>
+              <w:instrText xml:space="preserve"> </w:instrText>
+            </w:r>
+            <w:r>
+              <w:rPr>
+                <w:noProof/>
+                <w:webHidden/>
+              </w:rPr>
+              <w:instrText>PAGEREF _Toc216453001 \h</w:instrText>
+            </w:r>
+            <w:r>
+              <w:rPr>
+                <w:rFonts w:hint="eastAsia"/>
+                <w:noProof/>
+                <w:webHidden/>
+              </w:rPr>
+              <w:instrText xml:space="preserve"> </w:instrText>
+            </w:r>
+            <w:r>
+              <w:rPr>
+                <w:rFonts w:hint="eastAsia"/>
+                <w:noProof/>
+                <w:webHidden/>
+              </w:rPr>
+            </w:r>
+            <w:r>
+              <w:rPr>
+                <w:rFonts w:hint="eastAsia"/>
+                <w:noProof/>
+                <w:webHidden/>
+              </w:rPr>
+              <w:fldChar w:fldCharType="separate"/>
+            </w:r>
+            <w:r>
+              <w:rPr>
+                <w:rFonts w:hint="eastAsia"/>
+                <w:noProof/>
+                <w:webHidden/>
+              </w:rPr>
+              <w:t>1</w:t>
+            </w:r>
+            <w:r>
+              <w:rPr>
+                <w:rFonts w:hint="eastAsia"/>
+                <w:noProof/>
+                <w:webHidden/>
+              </w:rPr>
+              <w:fldChar w:fldCharType="end"/>
+            </w:r>
+          </w:hyperlink>
+        </w:p>
+        <w:p>
+          <w:pPr>
+            <w:pStyle w:val="TOC2"/>
+            <w:tabs>
+              <w:tab w:val="right" w:leader="dot" w:pos="8296"/>
+            </w:tabs>
+            <w:rPr>
+              <w:rFonts w:cstheme="minorBidi" w:hint="eastAsia"/>
+              <w:noProof/>
+              <w:kern w:val="2"/>
+              <w:szCs w:val="24"/>
+              <w14:ligatures w14:val="standardContextual"/>
+            </w:rPr>
+          </w:pPr>
+          <w:hyperlink w:anchor="_Toc216453002" w:history="1">
+            <w:r>
+              <w:rPr>
+                <w:rStyle w:val="ae"/>
+                <w:rFonts w:hint="eastAsia"/>
+                <w:noProof/>
+              </w:rPr>
+              <w:t>前端</w:t>
+            </w:r>
+            <w:r>
+              <w:rPr>
+                <w:rFonts w:hint="eastAsia"/>
+                <w:noProof/>
+                <w:webHidden/>
+              </w:rPr>
+              <w:tab/>
+            </w:r>
+            <w:r>
+              <w:rPr>
+                <w:rFonts w:hint="eastAsia"/>
+                <w:noProof/>
+                <w:webHidden/>
+              </w:rPr>
+              <w:fldChar w:fldCharType="begin"/>
+            </w:r>
+            <w:r>
+              <w:rPr>
+                <w:rFonts w:hint="eastAsia"/>
+                <w:noProof/>
+                <w:webHidden/>
+              </w:rPr>
+              <w:instrText xml:space="preserve"> </w:instrText>
+            </w:r>
+            <w:r>
+              <w:rPr>
+                <w:noProof/>
+                <w:webHidden/>
+              </w:rPr>
+              <w:instrText>PAGEREF _Toc216453002 \h</w:instrText>
+            </w:r>
+            <w:r>
+              <w:rPr>
+                <w:rFonts w:hint="eastAsia"/>
+                <w:noProof/>
+                <w:webHidden/>
+              </w:rPr>
+              <w:instrText xml:space="preserve"> </w:instrText>
+            </w:r>
+            <w:r>
+              <w:rPr>
+                <w:rFonts w:hint="eastAsia"/>
+                <w:noProof/>
+                <w:webHidden/>
+              </w:rPr>
+            </w:r>
+            <w:r>
+              <w:rPr>
+                <w:rFonts w:hint="eastAsia"/>
+                <w:noProof/>
+                <w:webHidden/>
+              </w:rPr>
+              <w:fldChar w:fldCharType="separate"/>
+            </w:r>
+            <w:r>
+              <w:rPr>
+                <w:rFonts w:hint="eastAsia"/>
+                <w:noProof/>
+                <w:webHidden/>
+              </w:rPr>
+              <w:t>1</w:t>
+            </w:r>
+            <w:r>
+              <w:rPr>
+                <w:rFonts w:hint="eastAsia"/>
+                <w:noProof/>
+                <w:webHidden/>
+              </w:rPr>
+              <w:fldChar w:fldCharType="end"/>
+            </w:r>
+          </w:hyperlink>
+        </w:p>
+        <w:p>
+          <w:pPr>
+            <w:pStyle w:val="TOC3"/>
+            <w:tabs>
+              <w:tab w:val="right" w:leader="dot" w:pos="8296"/>
+            </w:tabs>
+            <w:rPr>
+              <w:rFonts w:cstheme="minorBidi" w:hint="eastAsia"/>
+              <w:noProof/>
+              <w:kern w:val="2"/>
+              <w:szCs w:val="24"/>
+              <w14:ligatures w14:val="standardContextual"/>
+            </w:rPr>
+          </w:pPr>
+          <w:hyperlink w:anchor="_Toc216453003" w:history="1">
+            <w:r>
+              <w:rPr>
+                <w:rStyle w:val="ae"/>
+                <w:rFonts w:hint="eastAsia"/>
+                <w:noProof/>
+              </w:rPr>
+              <w:t>Page１</w:t>
+            </w:r>
+            <w:r>
+              <w:rPr>
+                <w:rFonts w:hint="eastAsia"/>
+                <w:noProof/>
+                <w:webHidden/>
+              </w:rPr>
+              <w:tab/>
+            </w:r>
+            <w:r>
+              <w:rPr>
+                <w:rFonts w:hint="eastAsia"/>
+                <w:noProof/>
+                <w:webHidden/>
+              </w:rPr>
+              <w:fldChar w:fldCharType="begin"/>
+            </w:r>
+            <w:r>
+              <w:rPr>
+                <w:rFonts w:hint="eastAsia"/>
+                <w:noProof/>
+                <w:webHidden/>
+              </w:rPr>
+              <w:instrText xml:space="preserve"> </w:instrText>
+            </w:r>
+            <w:r>
+              <w:rPr>
+                <w:noProof/>
+                <w:webHidden/>
+              </w:rPr>
+              <w:instrText>PAGEREF _Toc216453003 \h</w:instrText>
+            </w:r>
+            <w:r>
+              <w:rPr>
+                <w:rFonts w:hint="eastAsia"/>
+                <w:noProof/>
+                <w:webHidden/>
+              </w:rPr>
+              <w:instrText xml:space="preserve"> </w:instrText>
+            </w:r>
+            <w:r>
+              <w:rPr>
+                <w:rFonts w:hint="eastAsia"/>
+                <w:noProof/>
+                <w:webHidden/>
+              </w:rPr>
+            </w:r>
+            <w:r>
+              <w:rPr>
+                <w:rFonts w:hint="eastAsia"/>
+                <w:noProof/>
+                <w:webHidden/>
+              </w:rPr>
+              <w:fldChar w:fldCharType="separate"/>
+            </w:r>
+            <w:r>
+              <w:rPr>
+                <w:rFonts w:hint="eastAsia"/>
+                <w:noProof/>
+                <w:webHidden/>
+              </w:rPr>
+              <w:t>1</w:t>
+            </w:r>
+            <w:r>
+              <w:rPr>
+                <w:rFonts w:hint="eastAsia"/>
+                <w:noProof/>
+                <w:webHidden/>
+              </w:rPr>
+              <w:fldChar w:fldCharType="end"/>
+            </w:r>
+          </w:hyperlink>
+        </w:p>
+        <w:p>
+          <w:pPr>
+            <w:pStyle w:val="TOC3"/>
+            <w:tabs>
+              <w:tab w:val="right" w:leader="dot" w:pos="8296"/>
+            </w:tabs>
+            <w:rPr>
+              <w:rFonts w:cstheme="minorBidi" w:hint="eastAsia"/>
+              <w:noProof/>
+              <w:kern w:val="2"/>
+              <w:szCs w:val="24"/>
+              <w14:ligatures w14:val="standardContextual"/>
+            </w:rPr>
+          </w:pPr>
+          <w:hyperlink w:anchor="_Toc216453004" w:history="1">
+            <w:r>
+              <w:rPr>
+                <w:rStyle w:val="ae"/>
+                <w:rFonts w:hint="eastAsia"/>
+                <w:noProof/>
+              </w:rPr>
+              <w:t>Page２</w:t>
+            </w:r>
+            <w:r>
+              <w:rPr>
+                <w:rFonts w:hint="eastAsia"/>
+                <w:noProof/>
+                <w:webHidden/>
+              </w:rPr>
+              <w:tab/>
+            </w:r>
+            <w:r>
+              <w:rPr>
+                <w:rFonts w:hint="eastAsia"/>
+                <w:noProof/>
+                <w:webHidden/>
+              </w:rPr>
+              <w:fldChar w:fldCharType="begin"/>
+            </w:r>
+            <w:r>
+              <w:rPr>
+                <w:rFonts w:hint="eastAsia"/>
+                <w:noProof/>
+                <w:webHidden/>
+              </w:rPr>
+              <w:instrText xml:space="preserve"> </w:instrText>
+            </w:r>
+            <w:r>
+              <w:rPr>
+                <w:noProof/>
+                <w:webHidden/>
+              </w:rPr>
+              <w:instrText>PAGEREF _Toc216453004 \h</w:instrText>
+            </w:r>
+            <w:r>
+              <w:rPr>
+                <w:rFonts w:hint="eastAsia"/>
+                <w:noProof/>
+                <w:webHidden/>
+              </w:rPr>
+              <w:instrText xml:space="preserve"> </w:instrText>
+            </w:r>
+            <w:r>
+              <w:rPr>
+                <w:rFonts w:hint="eastAsia"/>
+                <w:noProof/>
+                <w:webHidden/>
+              </w:rPr>
+            </w:r>
+            <w:r>
+              <w:rPr>
+                <w:rFonts w:hint="eastAsia"/>
+                <w:noProof/>
+                <w:webHidden/>
+              </w:rPr>
+              <w:fldChar w:fldCharType="separate"/>
+            </w:r>
+            <w:r>
+              <w:rPr>
+                <w:rFonts w:hint="eastAsia"/>
+                <w:noProof/>
+                <w:webHidden/>
+              </w:rPr>
+              <w:t>1</w:t>
+            </w:r>
+            <w:r>
+              <w:rPr>
+                <w:rFonts w:hint="eastAsia"/>
+                <w:noProof/>
+                <w:webHidden/>
+              </w:rPr>
+              <w:fldChar w:fldCharType="end"/>
+            </w:r>
+          </w:hyperlink>
+        </w:p>
+        <w:p>
+          <w:pPr>
+            <w:pStyle w:val="TOC2"/>
+            <w:tabs>
+              <w:tab w:val="right" w:leader="dot" w:pos="8296"/>
+            </w:tabs>
+            <w:rPr>
+              <w:rFonts w:cstheme="minorBidi" w:hint="eastAsia"/>
+              <w:noProof/>
+              <w:kern w:val="2"/>
+              <w:szCs w:val="24"/>
+              <w14:ligatures w14:val="standardContextual"/>
+            </w:rPr>
+          </w:pPr>
+          <w:hyperlink w:anchor="_Toc216453005" w:history="1">
+            <w:r>
+              <w:rPr>
+                <w:rStyle w:val="ae"/>
+                <w:rFonts w:hint="eastAsia"/>
+                <w:noProof/>
+              </w:rPr>
+              <w:t>数据结构与lc</w:t>
+            </w:r>
+            <w:r>
+              <w:rPr>
+                <w:rFonts w:hint="eastAsia"/>
+                <w:noProof/>
+                <w:webHidden/>
+              </w:rPr>
+              <w:tab/>
+            </w:r>
+            <w:r>
+              <w:rPr>
+                <w:rFonts w:hint="eastAsia"/>
+                <w:noProof/>
+                <w:webHidden/>
+              </w:rPr>
+              <w:fldChar w:fldCharType="begin"/>
+            </w:r>
+            <w:r>
+              <w:rPr>
+                <w:rFonts w:hint="eastAsia"/>
+                <w:noProof/>
+                <w:webHidden/>
+              </w:rPr>
+              <w:instrText xml:space="preserve"> </w:instrText>
+            </w:r>
+            <w:r>
+              <w:rPr>
+                <w:noProof/>
+                <w:webHidden/>
+              </w:rPr>
+              <w:instrText>PAGEREF _Toc216453005 \h</w:instrText>
+            </w:r>
+            <w:r>
+              <w:rPr>
+                <w:rFonts w:hint="eastAsia"/>
+                <w:noProof/>
+                <w:webHidden/>
+              </w:rPr>
+              <w:instrText xml:space="preserve"> </w:instrText>
+            </w:r>
+            <w:r>
+              <w:rPr>
+                <w:rFonts w:hint="eastAsia"/>
+                <w:noProof/>
+                <w:webHidden/>
+              </w:rPr>
+            </w:r>
+            <w:r>
+              <w:rPr>
+                <w:rFonts w:hint="eastAsia"/>
+                <w:noProof/>
+                <w:webHidden/>
+              </w:rPr>
+              <w:fldChar w:fldCharType="separate"/>
+            </w:r>
+            <w:r>
+              <w:rPr>
+                <w:rFonts w:hint="eastAsia"/>
+                <w:noProof/>
+                <w:webHidden/>
+              </w:rPr>
+              <w:t>2</w:t>
+            </w:r>
+            <w:r>
+              <w:rPr>
+                <w:rFonts w:hint="eastAsia"/>
+                <w:noProof/>
+                <w:webHidden/>
+              </w:rPr>
+              <w:fldChar w:fldCharType="end"/>
+            </w:r>
+          </w:hyperlink>
+        </w:p>
+        <w:p>
+          <w:pPr>
+            <w:pStyle w:val="TOC3"/>
+            <w:tabs>
+              <w:tab w:val="right" w:leader="dot" w:pos="8296"/>
+            </w:tabs>
+            <w:rPr>
+              <w:rFonts w:cstheme="minorBidi" w:hint="eastAsia"/>
+              <w:noProof/>
+              <w:kern w:val="2"/>
+              <w:szCs w:val="24"/>
+              <w14:ligatures w14:val="standardContextual"/>
+            </w:rPr>
+          </w:pPr>
+          <w:hyperlink w:anchor="_Toc216453006" w:history="1">
+            <w:r>
+              <w:rPr>
+                <w:rStyle w:val="ae"/>
+                <w:rFonts w:hint="eastAsia"/>
+                <w:noProof/>
+              </w:rPr>
+              <w:t>数据结构学习</w:t>
+            </w:r>
+            <w:r>
+              <w:rPr>
+                <w:rFonts w:hint="eastAsia"/>
+                <w:noProof/>
+                <w:webHidden/>
+              </w:rPr>
+              <w:tab/>
+            </w:r>
+            <w:r>
+              <w:rPr>
+                <w:rFonts w:hint="eastAsia"/>
+                <w:noProof/>
+                <w:webHidden/>
+              </w:rPr>
+              <w:fldChar w:fldCharType="begin"/>
+            </w:r>
+            <w:r>
+              <w:rPr>
+                <w:rFonts w:hint="eastAsia"/>
+                <w:noProof/>
+                <w:webHidden/>
+              </w:rPr>
+              <w:instrText xml:space="preserve"> </w:instrText>
+            </w:r>
+            <w:r>
+              <w:rPr>
+                <w:noProof/>
+                <w:webHidden/>
+              </w:rPr>
+              <w:instrText>PAGEREF _Toc216453006 \h</w:instrText>
+            </w:r>
+            <w:r>
+              <w:rPr>
+                <w:rFonts w:hint="eastAsia"/>
+                <w:noProof/>
+                <w:webHidden/>
+              </w:rPr>
+              <w:instrText xml:space="preserve"> </w:instrText>
+            </w:r>
+            <w:r>
+              <w:rPr>
+                <w:rFonts w:hint="eastAsia"/>
+                <w:noProof/>
+                <w:webHidden/>
+              </w:rPr>
+            </w:r>
+            <w:r>
+              <w:rPr>
+                <w:rFonts w:hint="eastAsia"/>
+                <w:noProof/>
+                <w:webHidden/>
+              </w:rPr>
+              <w:fldChar w:fldCharType="separate"/>
+            </w:r>
+            <w:r>
+              <w:rPr>
+                <w:rFonts w:hint="eastAsia"/>
+                <w:noProof/>
+                <w:webHidden/>
+              </w:rPr>
+              <w:t>2</w:t>
+            </w:r>
+            <w:r>
+              <w:rPr>
+                <w:rFonts w:hint="eastAsia"/>
+                <w:noProof/>
+                <w:webHidden/>
+              </w:rPr>
+              <w:fldChar w:fldCharType="end"/>
+            </w:r>
+          </w:hyperlink>
+        </w:p>
+        <w:p>
+          <w:pPr>
+            <w:pStyle w:val="TOC3"/>
+            <w:tabs>
+              <w:tab w:val="right" w:leader="dot" w:pos="8296"/>
+            </w:tabs>
+            <w:rPr>
+              <w:rFonts w:cstheme="minorBidi" w:hint="eastAsia"/>
+              <w:noProof/>
+              <w:kern w:val="2"/>
+              <w:szCs w:val="24"/>
+              <w14:ligatures w14:val="standardContextual"/>
+            </w:rPr>
+          </w:pPr>
+          <w:hyperlink w:anchor="_Toc216453007" w:history="1">
+            <w:r>
+              <w:rPr>
+                <w:rStyle w:val="ae"/>
+                <w:rFonts w:hint="eastAsia"/>
+                <w:noProof/>
+              </w:rPr>
+              <w:t>LC记录</w:t>
+            </w:r>
+            <w:r>
+              <w:rPr>
+                <w:rFonts w:hint="eastAsia"/>
+                <w:noProof/>
+                <w:webHidden/>
+              </w:rPr>
+              <w:tab/>
+            </w:r>
+            <w:r>
+              <w:rPr>
+                <w:rFonts w:hint="eastAsia"/>
+                <w:noProof/>
+                <w:webHidden/>
+              </w:rPr>
+              <w:fldChar w:fldCharType="begin"/>
+            </w:r>
+            <w:r>
+              <w:rPr>
+                <w:rFonts w:hint="eastAsia"/>
+                <w:noProof/>
+                <w:webHidden/>
+              </w:rPr>
+              <w:instrText xml:space="preserve"> </w:instrText>
+            </w:r>
+            <w:r>
+              <w:rPr>
+                <w:noProof/>
+                <w:webHidden/>
+              </w:rPr>
+              <w:instrText>PAGEREF _Toc216453007 \h</w:instrText>
+            </w:r>
+            <w:r>
+              <w:rPr>
+                <w:rFonts w:hint="eastAsia"/>
+                <w:noProof/>
+                <w:webHidden/>
+              </w:rPr>
+              <w:instrText xml:space="preserve"> </w:instrText>
+            </w:r>
+            <w:r>
+              <w:rPr>
+                <w:rFonts w:hint="eastAsia"/>
+                <w:noProof/>
+                <w:webHidden/>
+              </w:rPr>
+            </w:r>
+            <w:r>
+              <w:rPr>
+                <w:rFonts w:hint="eastAsia"/>
+                <w:noProof/>
+                <w:webHidden/>
+              </w:rPr>
+              <w:fldChar w:fldCharType="separate"/>
+            </w:r>
+            <w:r>
+              <w:rPr>
+                <w:rFonts w:hint="eastAsia"/>
+                <w:noProof/>
+                <w:webHidden/>
+              </w:rPr>
+              <w:t>5</w:t>
+            </w:r>
+            <w:r>
+              <w:rPr>
+                <w:rFonts w:hint="eastAsia"/>
+                <w:noProof/>
+                <w:webHidden/>
+              </w:rPr>
+              <w:fldChar w:fldCharType="end"/>
+            </w:r>
+          </w:hyperlink>
+        </w:p>
+        <w:p>
+          <w:pPr>
+            <w:rPr>
+              <w:rFonts w:hint="eastAsia"/>
+            </w:rPr>
+          </w:pPr>
+          <w:r>
+            <w:rPr>
+              <w:b/>
+              <w:bCs/>
+              <w:lang w:val="zh-CN"/>
+            </w:rPr>
+            <w:fldChar w:fldCharType="end"/>
+          </w:r>
+        </w:p>
+      </w:sdtContent>
+    </w:sdt>
+    <w:p>
+      <w:pPr>
+        <w:pStyle w:val="1"/>
+      </w:pPr>
+      <w:bookmarkStart w:id="0" w:name="_Toc216453001"/>
+      <w:r>
+        <w:rPr>
+          <w:rFonts w:hint="eastAsia"/>
+        </w:rPr>
+        <w:t>25.12.12</w:t>
+      </w:r>
+      <w:bookmarkEnd w:id="0"/>
+    </w:p>
+    <w:p>
+      <w:pPr>
+        <w:pStyle w:val="2"/>
+        <w:rPr>
+          <w:rFonts w:hint="eastAsia"/>
+        </w:rPr>
+      </w:pPr>
+      <w:bookmarkStart w:id="1" w:name="_Toc216453002"/>
+      <w:r>
+        <w:rPr>
+          <w:rFonts w:hint="eastAsia"/>
+        </w:rPr>
+        <w:t>前端</w:t>
+      </w:r>
+      <w:bookmarkEnd w:id="1"/>
     </w:p>
     <w:p>
       <w:pPr>
@@ -20,12 +781,14 @@
           <w:rFonts w:hint="eastAsia"/>
         </w:rPr>
       </w:pPr>
+      <w:bookmarkStart w:id="2" w:name="_Toc216453003"/>
       <w:r>
         <w:rPr>
           <w:rFonts w:hint="eastAsia"/>
         </w:rPr>
         <w:t>Page１</w:t>
       </w:r>
+      <w:bookmarkEnd w:id="2"/>
     </w:p>
     <w:p>
       <w:pPr>
@@ -148,12 +911,14 @@
           <w:rFonts w:hint="eastAsia"/>
         </w:rPr>
       </w:pPr>
+      <w:bookmarkStart w:id="3" w:name="_Toc216453004"/>
       <w:r>
         <w:rPr>
           <w:rFonts w:hint="eastAsia"/>
         </w:rPr>
         <w:t>Page２</w:t>
       </w:r>
+      <w:bookmarkEnd w:id="3"/>
     </w:p>
     <w:p>
       <w:pPr>
@@ -222,6 +987,11 @@
       </w:r>
     </w:p>
     <w:p>
+      <w:pPr>
+        <w:rPr>
+          <w:rFonts w:hint="eastAsia"/>
+        </w:rPr>
+      </w:pPr>
       <w:r>
         <w:rPr>
           <w:rFonts w:hint="eastAsia"/>
@@ -236,11 +1006,15 @@
           <w:ilvl w:val="0"/>
           <w:numId w:val="2"/>
         </w:numPr>
+        <w:rPr>
+          <w:rFonts w:hint="eastAsia"/>
+        </w:rPr>
       </w:pPr>
       <w:r>
         <w:rPr>
           <w:rFonts w:hint="eastAsia"/>
         </w:rPr>
+        <w:lastRenderedPageBreak/>
         <w:t>增加代码可读性，结构清晰，便于开发和维护。</w:t>
       </w:r>
     </w:p>
@@ -251,6 +1025,9 @@
           <w:ilvl w:val="0"/>
           <w:numId w:val="2"/>
         </w:numPr>
+        <w:rPr>
+          <w:rFonts w:hint="eastAsia"/>
+        </w:rPr>
       </w:pPr>
       <w:r>
         <w:rPr>
@@ -266,6 +1043,9 @@
           <w:ilvl w:val="0"/>
           <w:numId w:val="2"/>
         </w:numPr>
+        <w:rPr>
+          <w:rFonts w:hint="eastAsia"/>
+        </w:rPr>
       </w:pPr>
       <w:r>
         <w:rPr>
@@ -281,17 +1061,205 @@
           <w:ilvl w:val="0"/>
           <w:numId w:val="2"/>
         </w:numPr>
+        <w:rPr>
+          <w:rFonts w:hint="eastAsia"/>
+        </w:rPr>
       </w:pPr>
       <w:r>
         <w:rPr>
           <w:rFonts w:hint="eastAsia"/>
         </w:rPr>
         <w:t>在没有CSS的情况下，页面也能呈现很好的内容结构、代码结构。</w:t>
+      </w:r>
+    </w:p>
+    <w:p>
+      <w:pPr>
+        <w:rPr>
+          <w:rFonts w:hint="eastAsia"/>
+        </w:rPr>
+      </w:pPr>
+    </w:p>
+    <w:p>
+      <w:r>
+        <w:rPr>
+          <w:rFonts w:hint="eastAsia"/>
+        </w:rPr>
+        <w:t>常见的语义化标签：</w:t>
       </w:r>
     </w:p>
     <w:p/>
     <w:p>
       <w:pPr>
+        <w:pStyle w:val="2"/>
+      </w:pPr>
+      <w:bookmarkStart w:id="4" w:name="_Toc216453005"/>
+      <w:r>
+        <w:rPr>
+          <w:rFonts w:hint="eastAsia"/>
+        </w:rPr>
+        <w:t>数据结构</w:t>
+      </w:r>
+      <w:r>
+        <w:rPr>
+          <w:rFonts w:hint="eastAsia"/>
+        </w:rPr>
+        <w:t>与lc</w:t>
+      </w:r>
+      <w:bookmarkEnd w:id="4"/>
+    </w:p>
+    <w:p>
+      <w:pPr>
+        <w:pStyle w:val="3"/>
+        <w:rPr>
+          <w:rFonts w:hint="eastAsia"/>
+        </w:rPr>
+      </w:pPr>
+      <w:bookmarkStart w:id="5" w:name="_Toc216453006"/>
+      <w:r>
+        <w:rPr>
+          <w:rFonts w:hint="eastAsia"/>
+        </w:rPr>
+        <w:t>数据结构学习</w:t>
+      </w:r>
+      <w:bookmarkEnd w:id="5"/>
+    </w:p>
+    <w:p>
+      <w:r>
+        <w:rPr>
+          <w:rFonts w:hint="eastAsia"/>
+        </w:rPr>
+        <w:t>数组：索引+数组</w:t>
+      </w:r>
+    </w:p>
+    <w:tbl>
+      <w:tblPr>
+        <w:tblStyle w:val="af"/>
+        <w:tblW w:w="0" w:type="auto"/>
+        <w:tblLook w:val="04A0" w:firstRow="1" w:lastRow="0" w:firstColumn="1" w:lastColumn="0" w:noHBand="0" w:noVBand="1"/>
+      </w:tblPr>
+      <w:tblGrid>
+        <w:gridCol w:w="8296"/>
+      </w:tblGrid>
+      <w:tr>
+        <w:tc>
+          <w:tcPr>
+            <w:tcW w:w="8296" w:type="dxa"/>
+          </w:tcPr>
+          <w:p>
+            <w:pPr>
+              <w:rPr>
+                <w:rFonts w:hint="eastAsia"/>
+              </w:rPr>
+            </w:pPr>
+            <w:r>
+              <w:rPr>
+                <w:rFonts w:hint="eastAsia"/>
+              </w:rPr>
+              <w:t>/* 初始化数组 */</w:t>
+            </w:r>
+          </w:p>
+          <w:p>
+            <w:pPr>
+              <w:rPr>
+                <w:rFonts w:hint="eastAsia"/>
+              </w:rPr>
+            </w:pPr>
+            <w:r>
+              <w:rPr>
+                <w:rFonts w:hint="eastAsia"/>
+              </w:rPr>
+              <w:t xml:space="preserve">let </w:t>
+            </w:r>
+            <w:proofErr w:type="spellStart"/>
+            <w:r>
+              <w:rPr>
+                <w:rFonts w:hint="eastAsia"/>
+              </w:rPr>
+              <w:t>arr</w:t>
+            </w:r>
+            <w:proofErr w:type="spellEnd"/>
+            <w:r>
+              <w:rPr>
+                <w:rFonts w:hint="eastAsia"/>
+              </w:rPr>
+              <w:t xml:space="preserve">: </w:t>
+            </w:r>
+            <w:proofErr w:type="gramStart"/>
+            <w:r>
+              <w:rPr>
+                <w:rFonts w:hint="eastAsia"/>
+              </w:rPr>
+              <w:t>number[</w:t>
+            </w:r>
+            <w:proofErr w:type="gramEnd"/>
+            <w:r>
+              <w:rPr>
+                <w:rFonts w:hint="eastAsia"/>
+              </w:rPr>
+              <w:t>] = new Array(5</w:t>
+            </w:r>
+            <w:proofErr w:type="gramStart"/>
+            <w:r>
+              <w:rPr>
+                <w:rFonts w:hint="eastAsia"/>
+              </w:rPr>
+              <w:t>).fill</w:t>
+            </w:r>
+            <w:proofErr w:type="gramEnd"/>
+            <w:r>
+              <w:rPr>
+                <w:rFonts w:hint="eastAsia"/>
+              </w:rPr>
+              <w:t>(0);</w:t>
+            </w:r>
+          </w:p>
+          <w:p>
+            <w:pPr>
+              <w:rPr>
+                <w:rFonts w:hint="eastAsia"/>
+              </w:rPr>
+            </w:pPr>
+            <w:r>
+              <w:rPr>
+                <w:rFonts w:hint="eastAsia"/>
+              </w:rPr>
+              <w:t xml:space="preserve">let </w:t>
+            </w:r>
+            <w:proofErr w:type="spellStart"/>
+            <w:r>
+              <w:rPr>
+                <w:rFonts w:hint="eastAsia"/>
+              </w:rPr>
+              <w:t>nums</w:t>
+            </w:r>
+            <w:proofErr w:type="spellEnd"/>
+            <w:r>
+              <w:rPr>
+                <w:rFonts w:hint="eastAsia"/>
+              </w:rPr>
+              <w:t xml:space="preserve">: </w:t>
+            </w:r>
+            <w:proofErr w:type="gramStart"/>
+            <w:r>
+              <w:rPr>
+                <w:rFonts w:hint="eastAsia"/>
+              </w:rPr>
+              <w:t>number[</w:t>
+            </w:r>
+            <w:proofErr w:type="gramEnd"/>
+            <w:r>
+              <w:rPr>
+                <w:rFonts w:hint="eastAsia"/>
+              </w:rPr>
+              <w:t>] = [1, 3, 2, 5, 4];</w:t>
+            </w:r>
+          </w:p>
+        </w:tc>
+      </w:tr>
+    </w:tbl>
+    <w:p/>
+    <w:p>
+      <w:pPr>
         <w:rPr>
           <w:rFonts w:hint="eastAsia"/>
         </w:rPr>
@@ -300,8 +1268,2752 @@
         <w:rPr>
           <w:rFonts w:hint="eastAsia"/>
         </w:rPr>
-        <w:t>常见的语义化标签：</w:t>
+        <w:t>链表是一种线性数据结构</w:t>
       </w:r>
+      <w:r>
+        <w:rPr>
+          <w:rFonts w:hint="eastAsia"/>
+        </w:rPr>
+        <w:t>，每个元素都是一个节点对象，各个元素通过引用相连接，引用记录了下一个节点的内存链接，可从当前节点访问下一个节点</w:t>
+      </w:r>
+    </w:p>
+    <w:p>
+      <w:pPr>
+        <w:rPr>
+          <w:rFonts w:hint="eastAsia"/>
+        </w:rPr>
+      </w:pPr>
+      <w:r>
+        <w:rPr>
+          <w:rFonts w:hint="eastAsia"/>
+        </w:rPr>
+        <w:t>链表的设计使得各个节点可以分散存储在内存各处，它们的内存地址无须连续。</w:t>
+      </w:r>
+    </w:p>
+    <w:tbl>
+      <w:tblPr>
+        <w:tblStyle w:val="af"/>
+        <w:tblW w:w="0" w:type="auto"/>
+        <w:tblLook w:val="04A0" w:firstRow="1" w:lastRow="0" w:firstColumn="1" w:lastColumn="0" w:noHBand="0" w:noVBand="1"/>
+      </w:tblPr>
+      <w:tblGrid>
+        <w:gridCol w:w="8296"/>
+      </w:tblGrid>
+      <w:tr>
+        <w:tc>
+          <w:tcPr>
+            <w:tcW w:w="8296" w:type="dxa"/>
+          </w:tcPr>
+          <w:p>
+            <w:pPr>
+              <w:rPr>
+                <w:rFonts w:hint="eastAsia"/>
+              </w:rPr>
+            </w:pPr>
+            <w:r>
+              <w:rPr>
+                <w:rFonts w:hint="eastAsia"/>
+              </w:rPr>
+              <w:t>/* 链表节点类 */</w:t>
+            </w:r>
+          </w:p>
+          <w:p>
+            <w:pPr>
+              <w:rPr>
+                <w:rFonts w:hint="eastAsia"/>
+              </w:rPr>
+            </w:pPr>
+            <w:r>
+              <w:rPr>
+                <w:rFonts w:hint="eastAsia"/>
+              </w:rPr>
+              <w:t xml:space="preserve">class </w:t>
+            </w:r>
+            <w:proofErr w:type="spellStart"/>
+            <w:r>
+              <w:rPr>
+                <w:rFonts w:hint="eastAsia"/>
+              </w:rPr>
+              <w:t>ListNode</w:t>
+            </w:r>
+            <w:proofErr w:type="spellEnd"/>
+            <w:r>
+              <w:rPr>
+                <w:rFonts w:hint="eastAsia"/>
+              </w:rPr>
+              <w:t xml:space="preserve"> {</w:t>
+            </w:r>
+          </w:p>
+          <w:p>
+            <w:pPr>
+              <w:rPr>
+                <w:rFonts w:hint="eastAsia"/>
+              </w:rPr>
+            </w:pPr>
+            <w:r>
+              <w:rPr>
+                <w:rFonts w:hint="eastAsia"/>
+              </w:rPr>
+              <w:t xml:space="preserve">    </w:t>
+            </w:r>
+            <w:proofErr w:type="spellStart"/>
+            <w:r>
+              <w:rPr>
+                <w:rFonts w:hint="eastAsia"/>
+              </w:rPr>
+              <w:t>val</w:t>
+            </w:r>
+            <w:proofErr w:type="spellEnd"/>
+            <w:r>
+              <w:rPr>
+                <w:rFonts w:hint="eastAsia"/>
+              </w:rPr>
+              <w:t>: number;</w:t>
+            </w:r>
+          </w:p>
+          <w:p>
+            <w:pPr>
+              <w:rPr>
+                <w:rFonts w:hint="eastAsia"/>
+              </w:rPr>
+            </w:pPr>
+            <w:r>
+              <w:rPr>
+                <w:rFonts w:hint="eastAsia"/>
+              </w:rPr>
+              <w:t xml:space="preserve">    next: </w:t>
+            </w:r>
+            <w:proofErr w:type="spellStart"/>
+            <w:r>
+              <w:rPr>
+                <w:rFonts w:hint="eastAsia"/>
+              </w:rPr>
+              <w:t>ListNode</w:t>
+            </w:r>
+            <w:proofErr w:type="spellEnd"/>
+            <w:r>
+              <w:rPr>
+                <w:rFonts w:hint="eastAsia"/>
+              </w:rPr>
+              <w:t xml:space="preserve"> | null;</w:t>
+            </w:r>
+          </w:p>
+          <w:p>
+            <w:pPr>
+              <w:rPr>
+                <w:rFonts w:hint="eastAsia"/>
+              </w:rPr>
+            </w:pPr>
+            <w:r>
+              <w:rPr>
+                <w:rFonts w:hint="eastAsia"/>
+              </w:rPr>
+              <w:t xml:space="preserve">    </w:t>
+            </w:r>
+            <w:proofErr w:type="gramStart"/>
+            <w:r>
+              <w:rPr>
+                <w:rFonts w:hint="eastAsia"/>
+              </w:rPr>
+              <w:t>constructor(</w:t>
+            </w:r>
+            <w:proofErr w:type="spellStart"/>
+            <w:r>
+              <w:rPr>
+                <w:rFonts w:hint="eastAsia"/>
+              </w:rPr>
+              <w:t>val</w:t>
+            </w:r>
+            <w:proofErr w:type="spellEnd"/>
+            <w:r>
+              <w:rPr>
+                <w:rFonts w:hint="eastAsia"/>
+              </w:rPr>
+              <w:t>?:</w:t>
+            </w:r>
+            <w:proofErr w:type="gramEnd"/>
+            <w:r>
+              <w:rPr>
+                <w:rFonts w:hint="eastAsia"/>
+              </w:rPr>
+              <w:t xml:space="preserve"> number, </w:t>
+            </w:r>
+            <w:proofErr w:type="gramStart"/>
+            <w:r>
+              <w:rPr>
+                <w:rFonts w:hint="eastAsia"/>
+              </w:rPr>
+              <w:t>next?:</w:t>
+            </w:r>
+            <w:proofErr w:type="gramEnd"/>
+            <w:r>
+              <w:rPr>
+                <w:rFonts w:hint="eastAsia"/>
+              </w:rPr>
+              <w:t xml:space="preserve"> </w:t>
+            </w:r>
+            <w:proofErr w:type="spellStart"/>
+            <w:r>
+              <w:rPr>
+                <w:rFonts w:hint="eastAsia"/>
+              </w:rPr>
+              <w:t>ListNode</w:t>
+            </w:r>
+            <w:proofErr w:type="spellEnd"/>
+            <w:r>
+              <w:rPr>
+                <w:rFonts w:hint="eastAsia"/>
+              </w:rPr>
+              <w:t xml:space="preserve"> | null) {</w:t>
+            </w:r>
+          </w:p>
+          <w:p>
+            <w:pPr>
+              <w:rPr>
+                <w:rFonts w:hint="eastAsia"/>
+              </w:rPr>
+            </w:pPr>
+            <w:r>
+              <w:rPr>
+                <w:rFonts w:hint="eastAsia"/>
+              </w:rPr>
+              <w:t xml:space="preserve">        </w:t>
+            </w:r>
+            <w:proofErr w:type="spellStart"/>
+            <w:r>
+              <w:rPr>
+                <w:rFonts w:hint="eastAsia"/>
+              </w:rPr>
+              <w:t>this.val</w:t>
+            </w:r>
+            <w:proofErr w:type="spellEnd"/>
+            <w:r>
+              <w:rPr>
+                <w:rFonts w:hint="eastAsia"/>
+              </w:rPr>
+              <w:t xml:space="preserve"> = </w:t>
+            </w:r>
+            <w:proofErr w:type="spellStart"/>
+            <w:r>
+              <w:rPr>
+                <w:rFonts w:hint="eastAsia"/>
+              </w:rPr>
+              <w:t>val</w:t>
+            </w:r>
+            <w:proofErr w:type="spellEnd"/>
+            <w:r>
+              <w:rPr>
+                <w:rFonts w:hint="eastAsia"/>
+              </w:rPr>
+              <w:t xml:space="preserve"> === </w:t>
+            </w:r>
+            <w:proofErr w:type="gramStart"/>
+            <w:r>
+              <w:rPr>
+                <w:rFonts w:hint="eastAsia"/>
+              </w:rPr>
+              <w:t>undefined ?</w:t>
+            </w:r>
+            <w:proofErr w:type="gramEnd"/>
+            <w:r>
+              <w:rPr>
+                <w:rFonts w:hint="eastAsia"/>
+              </w:rPr>
+              <w:t xml:space="preserve"> 0 : </w:t>
+            </w:r>
+            <w:proofErr w:type="spellStart"/>
+            <w:r>
+              <w:rPr>
+                <w:rFonts w:hint="eastAsia"/>
+              </w:rPr>
+              <w:t>val</w:t>
+            </w:r>
+            <w:proofErr w:type="spellEnd"/>
+            <w:r>
+              <w:rPr>
+                <w:rFonts w:hint="eastAsia"/>
+              </w:rPr>
+              <w:t>;        // 节点值</w:t>
+            </w:r>
+          </w:p>
+          <w:p>
+            <w:pPr>
+              <w:rPr>
+                <w:rFonts w:hint="eastAsia"/>
+              </w:rPr>
+            </w:pPr>
+            <w:r>
+              <w:rPr>
+                <w:rFonts w:hint="eastAsia"/>
+              </w:rPr>
+              <w:t xml:space="preserve">        </w:t>
+            </w:r>
+            <w:proofErr w:type="spellStart"/>
+            <w:proofErr w:type="gramStart"/>
+            <w:r>
+              <w:rPr>
+                <w:rFonts w:hint="eastAsia"/>
+              </w:rPr>
+              <w:t>this.next</w:t>
+            </w:r>
+            <w:proofErr w:type="spellEnd"/>
+            <w:proofErr w:type="gramEnd"/>
+            <w:r>
+              <w:rPr>
+                <w:rFonts w:hint="eastAsia"/>
+              </w:rPr>
+              <w:t xml:space="preserve"> = next === </w:t>
+            </w:r>
+            <w:proofErr w:type="gramStart"/>
+            <w:r>
+              <w:rPr>
+                <w:rFonts w:hint="eastAsia"/>
+              </w:rPr>
+              <w:t>undefined ?</w:t>
+            </w:r>
+            <w:proofErr w:type="gramEnd"/>
+            <w:r>
+              <w:rPr>
+                <w:rFonts w:hint="eastAsia"/>
+              </w:rPr>
+              <w:t xml:space="preserve"> </w:t>
+            </w:r>
+            <w:proofErr w:type="gramStart"/>
+            <w:r>
+              <w:rPr>
+                <w:rFonts w:hint="eastAsia"/>
+              </w:rPr>
+              <w:t>null :</w:t>
+            </w:r>
+            <w:proofErr w:type="gramEnd"/>
+            <w:r>
+              <w:rPr>
+                <w:rFonts w:hint="eastAsia"/>
+              </w:rPr>
+              <w:t xml:space="preserve"> </w:t>
+            </w:r>
+            <w:proofErr w:type="gramStart"/>
+            <w:r>
+              <w:rPr>
+                <w:rFonts w:hint="eastAsia"/>
+              </w:rPr>
+              <w:t>next;  /</w:t>
+            </w:r>
+            <w:proofErr w:type="gramEnd"/>
+            <w:r>
+              <w:rPr>
+                <w:rFonts w:hint="eastAsia"/>
+              </w:rPr>
+              <w:t>/ 指向下一节点的引用</w:t>
+            </w:r>
+          </w:p>
+          <w:p>
+            <w:pPr>
+              <w:rPr>
+                <w:rFonts w:hint="eastAsia"/>
+              </w:rPr>
+            </w:pPr>
+            <w:r>
+              <w:rPr>
+                <w:rFonts w:hint="eastAsia"/>
+              </w:rPr>
+              <w:t xml:space="preserve">    }</w:t>
+            </w:r>
+          </w:p>
+          <w:p>
+            <w:r>
+              <w:rPr>
+                <w:rFonts w:hint="eastAsia"/>
+              </w:rPr>
+              <w:t>}</w:t>
+            </w:r>
+          </w:p>
+          <w:p/>
+          <w:p>
+            <w:pPr>
+              <w:rPr>
+                <w:rFonts w:hint="eastAsia"/>
+              </w:rPr>
+            </w:pPr>
+            <w:r>
+              <w:rPr>
+                <w:rFonts w:hint="eastAsia"/>
+              </w:rPr>
+              <w:t>/* 初始化链表 1 -&gt; 3 -&gt; 2 -&gt; 5 -&gt; 4 */</w:t>
+            </w:r>
+          </w:p>
+          <w:p>
+            <w:pPr>
+              <w:rPr>
+                <w:rFonts w:hint="eastAsia"/>
+              </w:rPr>
+            </w:pPr>
+            <w:r>
+              <w:rPr>
+                <w:rFonts w:hint="eastAsia"/>
+              </w:rPr>
+              <w:t>// 初始化各个节点</w:t>
+            </w:r>
+          </w:p>
+          <w:p>
+            <w:pPr>
+              <w:rPr>
+                <w:rFonts w:hint="eastAsia"/>
+              </w:rPr>
+            </w:pPr>
+            <w:r>
+              <w:rPr>
+                <w:rFonts w:hint="eastAsia"/>
+              </w:rPr>
+              <w:t xml:space="preserve">const n0 = new </w:t>
+            </w:r>
+            <w:proofErr w:type="spellStart"/>
+            <w:proofErr w:type="gramStart"/>
+            <w:r>
+              <w:rPr>
+                <w:rFonts w:hint="eastAsia"/>
+              </w:rPr>
+              <w:t>ListNode</w:t>
+            </w:r>
+            <w:proofErr w:type="spellEnd"/>
+            <w:r>
+              <w:rPr>
+                <w:rFonts w:hint="eastAsia"/>
+              </w:rPr>
+              <w:t>(</w:t>
+            </w:r>
+            <w:proofErr w:type="gramEnd"/>
+            <w:r>
+              <w:rPr>
+                <w:rFonts w:hint="eastAsia"/>
+              </w:rPr>
+              <w:t>1);</w:t>
+            </w:r>
+          </w:p>
+          <w:p>
+            <w:pPr>
+              <w:rPr>
+                <w:rFonts w:hint="eastAsia"/>
+              </w:rPr>
+            </w:pPr>
+            <w:r>
+              <w:rPr>
+                <w:rFonts w:hint="eastAsia"/>
+              </w:rPr>
+              <w:t xml:space="preserve">const n1 = new </w:t>
+            </w:r>
+            <w:proofErr w:type="spellStart"/>
+            <w:proofErr w:type="gramStart"/>
+            <w:r>
+              <w:rPr>
+                <w:rFonts w:hint="eastAsia"/>
+              </w:rPr>
+              <w:t>ListNode</w:t>
+            </w:r>
+            <w:proofErr w:type="spellEnd"/>
+            <w:r>
+              <w:rPr>
+                <w:rFonts w:hint="eastAsia"/>
+              </w:rPr>
+              <w:t>(</w:t>
+            </w:r>
+            <w:proofErr w:type="gramEnd"/>
+            <w:r>
+              <w:rPr>
+                <w:rFonts w:hint="eastAsia"/>
+              </w:rPr>
+              <w:t>3);</w:t>
+            </w:r>
+          </w:p>
+          <w:p>
+            <w:pPr>
+              <w:rPr>
+                <w:rFonts w:hint="eastAsia"/>
+              </w:rPr>
+            </w:pPr>
+            <w:r>
+              <w:rPr>
+                <w:rFonts w:hint="eastAsia"/>
+              </w:rPr>
+              <w:t xml:space="preserve">const n2 = new </w:t>
+            </w:r>
+            <w:proofErr w:type="spellStart"/>
+            <w:proofErr w:type="gramStart"/>
+            <w:r>
+              <w:rPr>
+                <w:rFonts w:hint="eastAsia"/>
+              </w:rPr>
+              <w:t>ListNode</w:t>
+            </w:r>
+            <w:proofErr w:type="spellEnd"/>
+            <w:r>
+              <w:rPr>
+                <w:rFonts w:hint="eastAsia"/>
+              </w:rPr>
+              <w:t>(</w:t>
+            </w:r>
+            <w:proofErr w:type="gramEnd"/>
+            <w:r>
+              <w:rPr>
+                <w:rFonts w:hint="eastAsia"/>
+              </w:rPr>
+              <w:t>2);</w:t>
+            </w:r>
+          </w:p>
+          <w:p>
+            <w:pPr>
+              <w:rPr>
+                <w:rFonts w:hint="eastAsia"/>
+              </w:rPr>
+            </w:pPr>
+            <w:r>
+              <w:rPr>
+                <w:rFonts w:hint="eastAsia"/>
+              </w:rPr>
+              <w:t xml:space="preserve">const n3 = new </w:t>
+            </w:r>
+            <w:proofErr w:type="spellStart"/>
+            <w:proofErr w:type="gramStart"/>
+            <w:r>
+              <w:rPr>
+                <w:rFonts w:hint="eastAsia"/>
+              </w:rPr>
+              <w:t>ListNode</w:t>
+            </w:r>
+            <w:proofErr w:type="spellEnd"/>
+            <w:r>
+              <w:rPr>
+                <w:rFonts w:hint="eastAsia"/>
+              </w:rPr>
+              <w:t>(</w:t>
+            </w:r>
+            <w:proofErr w:type="gramEnd"/>
+            <w:r>
+              <w:rPr>
+                <w:rFonts w:hint="eastAsia"/>
+              </w:rPr>
+              <w:t>5);</w:t>
+            </w:r>
+          </w:p>
+          <w:p>
+            <w:pPr>
+              <w:rPr>
+                <w:rFonts w:hint="eastAsia"/>
+              </w:rPr>
+            </w:pPr>
+            <w:r>
+              <w:rPr>
+                <w:rFonts w:hint="eastAsia"/>
+              </w:rPr>
+              <w:t xml:space="preserve">const n4 = new </w:t>
+            </w:r>
+            <w:proofErr w:type="spellStart"/>
+            <w:proofErr w:type="gramStart"/>
+            <w:r>
+              <w:rPr>
+                <w:rFonts w:hint="eastAsia"/>
+              </w:rPr>
+              <w:t>ListNode</w:t>
+            </w:r>
+            <w:proofErr w:type="spellEnd"/>
+            <w:r>
+              <w:rPr>
+                <w:rFonts w:hint="eastAsia"/>
+              </w:rPr>
+              <w:t>(</w:t>
+            </w:r>
+            <w:proofErr w:type="gramEnd"/>
+            <w:r>
+              <w:rPr>
+                <w:rFonts w:hint="eastAsia"/>
+              </w:rPr>
+              <w:t>4);</w:t>
+            </w:r>
+          </w:p>
+          <w:p>
+            <w:pPr>
+              <w:rPr>
+                <w:rFonts w:hint="eastAsia"/>
+              </w:rPr>
+            </w:pPr>
+            <w:r>
+              <w:rPr>
+                <w:rFonts w:hint="eastAsia"/>
+              </w:rPr>
+              <w:t>// 构建节点之间的引用</w:t>
+            </w:r>
+          </w:p>
+          <w:p>
+            <w:pPr>
+              <w:rPr>
+                <w:rFonts w:hint="eastAsia"/>
+              </w:rPr>
+            </w:pPr>
+            <w:r>
+              <w:rPr>
+                <w:rFonts w:hint="eastAsia"/>
+              </w:rPr>
+              <w:t>n</w:t>
+            </w:r>
+            <w:proofErr w:type="gramStart"/>
+            <w:r>
+              <w:rPr>
+                <w:rFonts w:hint="eastAsia"/>
+              </w:rPr>
+              <w:t>0.next</w:t>
+            </w:r>
+            <w:proofErr w:type="gramEnd"/>
+            <w:r>
+              <w:rPr>
+                <w:rFonts w:hint="eastAsia"/>
+              </w:rPr>
+              <w:t xml:space="preserve"> = n1;</w:t>
+            </w:r>
+          </w:p>
+          <w:p>
+            <w:pPr>
+              <w:rPr>
+                <w:rFonts w:hint="eastAsia"/>
+              </w:rPr>
+            </w:pPr>
+            <w:r>
+              <w:rPr>
+                <w:rFonts w:hint="eastAsia"/>
+              </w:rPr>
+              <w:t>n</w:t>
+            </w:r>
+            <w:proofErr w:type="gramStart"/>
+            <w:r>
+              <w:rPr>
+                <w:rFonts w:hint="eastAsia"/>
+              </w:rPr>
+              <w:t>1.next</w:t>
+            </w:r>
+            <w:proofErr w:type="gramEnd"/>
+            <w:r>
+              <w:rPr>
+                <w:rFonts w:hint="eastAsia"/>
+              </w:rPr>
+              <w:t xml:space="preserve"> = n2;</w:t>
+            </w:r>
+          </w:p>
+          <w:p>
+            <w:pPr>
+              <w:rPr>
+                <w:rFonts w:hint="eastAsia"/>
+              </w:rPr>
+            </w:pPr>
+            <w:r>
+              <w:rPr>
+                <w:rFonts w:hint="eastAsia"/>
+              </w:rPr>
+              <w:t>n</w:t>
+            </w:r>
+            <w:proofErr w:type="gramStart"/>
+            <w:r>
+              <w:rPr>
+                <w:rFonts w:hint="eastAsia"/>
+              </w:rPr>
+              <w:t>2.next</w:t>
+            </w:r>
+            <w:proofErr w:type="gramEnd"/>
+            <w:r>
+              <w:rPr>
+                <w:rFonts w:hint="eastAsia"/>
+              </w:rPr>
+              <w:t xml:space="preserve"> = n3;</w:t>
+            </w:r>
+          </w:p>
+          <w:p>
+            <w:pPr>
+              <w:rPr>
+                <w:rFonts w:hint="eastAsia"/>
+              </w:rPr>
+            </w:pPr>
+            <w:r>
+              <w:rPr>
+                <w:rFonts w:hint="eastAsia"/>
+              </w:rPr>
+              <w:t>n</w:t>
+            </w:r>
+            <w:proofErr w:type="gramStart"/>
+            <w:r>
+              <w:rPr>
+                <w:rFonts w:hint="eastAsia"/>
+              </w:rPr>
+              <w:t>3.next</w:t>
+            </w:r>
+            <w:proofErr w:type="gramEnd"/>
+            <w:r>
+              <w:rPr>
+                <w:rFonts w:hint="eastAsia"/>
+              </w:rPr>
+              <w:t xml:space="preserve"> = n4;</w:t>
+            </w:r>
+          </w:p>
+        </w:tc>
+      </w:tr>
+    </w:tbl>
+    <w:p/>
+    <w:p>
+      <w:r>
+        <w:rPr>
+          <w:rFonts w:hint="eastAsia"/>
+        </w:rPr>
+        <w:t>列表</w:t>
+      </w:r>
+    </w:p>
+    <w:tbl>
+      <w:tblPr>
+        <w:tblStyle w:val="af"/>
+        <w:tblW w:w="0" w:type="auto"/>
+        <w:tblLook w:val="04A0" w:firstRow="1" w:lastRow="0" w:firstColumn="1" w:lastColumn="0" w:noHBand="0" w:noVBand="1"/>
+      </w:tblPr>
+      <w:tblGrid>
+        <w:gridCol w:w="8296"/>
+      </w:tblGrid>
+      <w:tr>
+        <w:tc>
+          <w:tcPr>
+            <w:tcW w:w="8296" w:type="dxa"/>
+          </w:tcPr>
+          <w:p>
+            <w:pPr>
+              <w:rPr>
+                <w:rFonts w:hint="eastAsia"/>
+              </w:rPr>
+            </w:pPr>
+            <w:r>
+              <w:rPr>
+                <w:rFonts w:hint="eastAsia"/>
+              </w:rPr>
+              <w:t>/* 初始化列表 */</w:t>
+            </w:r>
+          </w:p>
+          <w:p>
+            <w:pPr>
+              <w:rPr>
+                <w:rFonts w:hint="eastAsia"/>
+              </w:rPr>
+            </w:pPr>
+            <w:r>
+              <w:rPr>
+                <w:rFonts w:hint="eastAsia"/>
+              </w:rPr>
+              <w:lastRenderedPageBreak/>
+              <w:t>// 无初始值</w:t>
+            </w:r>
+          </w:p>
+          <w:p>
+            <w:pPr>
+              <w:rPr>
+                <w:rFonts w:hint="eastAsia"/>
+              </w:rPr>
+            </w:pPr>
+            <w:r>
+              <w:rPr>
+                <w:rFonts w:hint="eastAsia"/>
+              </w:rPr>
+              <w:t xml:space="preserve">const nums1: </w:t>
+            </w:r>
+            <w:proofErr w:type="gramStart"/>
+            <w:r>
+              <w:rPr>
+                <w:rFonts w:hint="eastAsia"/>
+              </w:rPr>
+              <w:t>number[</w:t>
+            </w:r>
+            <w:proofErr w:type="gramEnd"/>
+            <w:r>
+              <w:rPr>
+                <w:rFonts w:hint="eastAsia"/>
+              </w:rPr>
+              <w:t>] = [];</w:t>
+            </w:r>
+          </w:p>
+          <w:p>
+            <w:pPr>
+              <w:rPr>
+                <w:rFonts w:hint="eastAsia"/>
+              </w:rPr>
+            </w:pPr>
+            <w:r>
+              <w:rPr>
+                <w:rFonts w:hint="eastAsia"/>
+              </w:rPr>
+              <w:t>// 有初始值</w:t>
+            </w:r>
+          </w:p>
+          <w:p>
+            <w:pPr>
+              <w:rPr>
+                <w:rFonts w:hint="eastAsia"/>
+              </w:rPr>
+            </w:pPr>
+            <w:r>
+              <w:rPr>
+                <w:rFonts w:hint="eastAsia"/>
+              </w:rPr>
+              <w:t xml:space="preserve">const </w:t>
+            </w:r>
+            <w:proofErr w:type="spellStart"/>
+            <w:r>
+              <w:rPr>
+                <w:rFonts w:hint="eastAsia"/>
+              </w:rPr>
+              <w:t>nums</w:t>
+            </w:r>
+            <w:proofErr w:type="spellEnd"/>
+            <w:r>
+              <w:rPr>
+                <w:rFonts w:hint="eastAsia"/>
+              </w:rPr>
+              <w:t xml:space="preserve">: </w:t>
+            </w:r>
+            <w:proofErr w:type="gramStart"/>
+            <w:r>
+              <w:rPr>
+                <w:rFonts w:hint="eastAsia"/>
+              </w:rPr>
+              <w:t>number[</w:t>
+            </w:r>
+            <w:proofErr w:type="gramEnd"/>
+            <w:r>
+              <w:rPr>
+                <w:rFonts w:hint="eastAsia"/>
+              </w:rPr>
+              <w:t>] = [1, 3, 2, 5, 4];</w:t>
+            </w:r>
+          </w:p>
+        </w:tc>
+      </w:tr>
+    </w:tbl>
+    <w:p/>
+    <w:p/>
+    <w:p>
+      <w:proofErr w:type="gramStart"/>
+      <w:r>
+        <w:rPr>
+          <w:rFonts w:hint="eastAsia"/>
+        </w:rPr>
+        <w:t>栈</w:t>
+      </w:r>
+      <w:proofErr w:type="gramEnd"/>
+      <w:r>
+        <w:rPr>
+          <w:rFonts w:hint="eastAsia"/>
+        </w:rPr>
+        <w:t>，先进后出</w:t>
+      </w:r>
+    </w:p>
+    <w:p>
+      <w:r>
+        <w:rPr>
+          <w:rFonts w:hint="eastAsia"/>
+        </w:rPr>
+        <w:t>队列，先进先出</w:t>
+      </w:r>
+    </w:p>
+    <w:p>
+      <w:r>
+        <w:t>JavaScript的.pop()方法用于</w:t>
+      </w:r>
+      <w:r>
+        <w:rPr>
+          <w:b/>
+          <w:bCs/>
+        </w:rPr>
+        <w:t>从数组末尾移除并返回最后一个元素</w:t>
+      </w:r>
+      <w:r>
+        <w:t>，会直接修改原数组，使其长度减</w:t>
+      </w:r>
+      <w:proofErr w:type="gramStart"/>
+      <w:r>
+        <w:t>一</w:t>
+      </w:r>
+      <w:proofErr w:type="gramEnd"/>
+      <w:r>
+        <w:t>；如果对空数组调用，则返回undefined</w:t>
+      </w:r>
+    </w:p>
+    <w:p>
+      <w:pPr>
+        <w:rPr>
+          <w:rFonts w:hint="eastAsia"/>
+        </w:rPr>
+      </w:pPr>
+      <w:r>
+        <w:rPr>
+          <w:rFonts w:hint="eastAsia"/>
+        </w:rPr>
+        <w:t>.</w:t>
+      </w:r>
+      <w:r>
+        <w:t>shift</w:t>
+      </w:r>
+      <w:r>
+        <w:rPr>
+          <w:rFonts w:hint="eastAsia"/>
+        </w:rPr>
+        <w:t>()</w:t>
+      </w:r>
+      <w:r>
+        <w:t> 方法移除索引为0 的元素，并将后续元素的下标依次向前移动，然后返回被移除的元素。如果 length 属性的值为0，则返回 undefined</w:t>
+      </w:r>
+    </w:p>
+    <w:tbl>
+      <w:tblPr>
+        <w:tblStyle w:val="af"/>
+        <w:tblW w:w="0" w:type="auto"/>
+        <w:tblLook w:val="04A0" w:firstRow="1" w:lastRow="0" w:firstColumn="1" w:lastColumn="0" w:noHBand="0" w:noVBand="1"/>
+      </w:tblPr>
+      <w:tblGrid>
+        <w:gridCol w:w="8296"/>
+      </w:tblGrid>
+      <w:tr>
+        <w:tc>
+          <w:tcPr>
+            <w:tcW w:w="8296" w:type="dxa"/>
+          </w:tcPr>
+          <w:p>
+            <w:pPr>
+              <w:rPr>
+                <w:rFonts w:hint="eastAsia"/>
+              </w:rPr>
+            </w:pPr>
+            <w:r>
+              <w:rPr>
+                <w:rFonts w:hint="eastAsia"/>
+              </w:rPr>
+              <w:t>/* 初始化</w:t>
+            </w:r>
+            <w:proofErr w:type="gramStart"/>
+            <w:r>
+              <w:rPr>
+                <w:rFonts w:hint="eastAsia"/>
+              </w:rPr>
+              <w:t>栈</w:t>
+            </w:r>
+            <w:proofErr w:type="gramEnd"/>
+            <w:r>
+              <w:rPr>
+                <w:rFonts w:hint="eastAsia"/>
+              </w:rPr>
+              <w:t xml:space="preserve"> */</w:t>
+            </w:r>
+          </w:p>
+          <w:p>
+            <w:pPr>
+              <w:rPr>
+                <w:rFonts w:hint="eastAsia"/>
+              </w:rPr>
+            </w:pPr>
+            <w:r>
+              <w:rPr>
+                <w:rFonts w:hint="eastAsia"/>
+              </w:rPr>
+              <w:t>// TypeScript 没有内置的</w:t>
+            </w:r>
+            <w:proofErr w:type="gramStart"/>
+            <w:r>
+              <w:rPr>
+                <w:rFonts w:hint="eastAsia"/>
+              </w:rPr>
+              <w:t>栈</w:t>
+            </w:r>
+            <w:proofErr w:type="gramEnd"/>
+            <w:r>
+              <w:rPr>
+                <w:rFonts w:hint="eastAsia"/>
+              </w:rPr>
+              <w:t>类，可以把 Array 当作</w:t>
+            </w:r>
+            <w:proofErr w:type="gramStart"/>
+            <w:r>
+              <w:rPr>
+                <w:rFonts w:hint="eastAsia"/>
+              </w:rPr>
+              <w:t>栈</w:t>
+            </w:r>
+            <w:proofErr w:type="gramEnd"/>
+            <w:r>
+              <w:rPr>
+                <w:rFonts w:hint="eastAsia"/>
+              </w:rPr>
+              <w:t>来使用</w:t>
+            </w:r>
+          </w:p>
+          <w:p>
+            <w:pPr>
+              <w:rPr>
+                <w:rFonts w:hint="eastAsia"/>
+              </w:rPr>
+            </w:pPr>
+            <w:r>
+              <w:rPr>
+                <w:rFonts w:hint="eastAsia"/>
+              </w:rPr>
+              <w:t xml:space="preserve">const stack: </w:t>
+            </w:r>
+            <w:proofErr w:type="gramStart"/>
+            <w:r>
+              <w:rPr>
+                <w:rFonts w:hint="eastAsia"/>
+              </w:rPr>
+              <w:t>number[</w:t>
+            </w:r>
+            <w:proofErr w:type="gramEnd"/>
+            <w:r>
+              <w:rPr>
+                <w:rFonts w:hint="eastAsia"/>
+              </w:rPr>
+              <w:t>] = [];</w:t>
+            </w:r>
+          </w:p>
+          <w:p>
+            <w:pPr>
+              <w:rPr>
+                <w:rFonts w:hint="eastAsia"/>
+              </w:rPr>
+            </w:pPr>
+          </w:p>
+          <w:p>
+            <w:pPr>
+              <w:rPr>
+                <w:rFonts w:hint="eastAsia"/>
+              </w:rPr>
+            </w:pPr>
+            <w:r>
+              <w:rPr>
+                <w:rFonts w:hint="eastAsia"/>
+              </w:rPr>
+              <w:t>/* 元素入</w:t>
+            </w:r>
+            <w:proofErr w:type="gramStart"/>
+            <w:r>
+              <w:rPr>
+                <w:rFonts w:hint="eastAsia"/>
+              </w:rPr>
+              <w:t>栈</w:t>
+            </w:r>
+            <w:proofErr w:type="gramEnd"/>
+            <w:r>
+              <w:rPr>
+                <w:rFonts w:hint="eastAsia"/>
+              </w:rPr>
+              <w:t xml:space="preserve"> */</w:t>
+            </w:r>
+          </w:p>
+          <w:p>
+            <w:pPr>
+              <w:rPr>
+                <w:rFonts w:hint="eastAsia"/>
+              </w:rPr>
+            </w:pPr>
+            <w:proofErr w:type="spellStart"/>
+            <w:proofErr w:type="gramStart"/>
+            <w:r>
+              <w:rPr>
+                <w:rFonts w:hint="eastAsia"/>
+              </w:rPr>
+              <w:t>stack.push</w:t>
+            </w:r>
+            <w:proofErr w:type="spellEnd"/>
+            <w:proofErr w:type="gramEnd"/>
+            <w:r>
+              <w:rPr>
+                <w:rFonts w:hint="eastAsia"/>
+              </w:rPr>
+              <w:t>(1);</w:t>
+            </w:r>
+          </w:p>
+          <w:p>
+            <w:pPr>
+              <w:rPr>
+                <w:rFonts w:hint="eastAsia"/>
+              </w:rPr>
+            </w:pPr>
+            <w:proofErr w:type="spellStart"/>
+            <w:proofErr w:type="gramStart"/>
+            <w:r>
+              <w:rPr>
+                <w:rFonts w:hint="eastAsia"/>
+              </w:rPr>
+              <w:t>stack.push</w:t>
+            </w:r>
+            <w:proofErr w:type="spellEnd"/>
+            <w:proofErr w:type="gramEnd"/>
+            <w:r>
+              <w:rPr>
+                <w:rFonts w:hint="eastAsia"/>
+              </w:rPr>
+              <w:t>(3);</w:t>
+            </w:r>
+          </w:p>
+          <w:p>
+            <w:pPr>
+              <w:rPr>
+                <w:rFonts w:hint="eastAsia"/>
+              </w:rPr>
+            </w:pPr>
+            <w:proofErr w:type="spellStart"/>
+            <w:proofErr w:type="gramStart"/>
+            <w:r>
+              <w:rPr>
+                <w:rFonts w:hint="eastAsia"/>
+              </w:rPr>
+              <w:t>stack.push</w:t>
+            </w:r>
+            <w:proofErr w:type="spellEnd"/>
+            <w:proofErr w:type="gramEnd"/>
+            <w:r>
+              <w:rPr>
+                <w:rFonts w:hint="eastAsia"/>
+              </w:rPr>
+              <w:t>(2);</w:t>
+            </w:r>
+          </w:p>
+          <w:p>
+            <w:pPr>
+              <w:rPr>
+                <w:rFonts w:hint="eastAsia"/>
+              </w:rPr>
+            </w:pPr>
+            <w:proofErr w:type="spellStart"/>
+            <w:proofErr w:type="gramStart"/>
+            <w:r>
+              <w:rPr>
+                <w:rFonts w:hint="eastAsia"/>
+              </w:rPr>
+              <w:t>stack.push</w:t>
+            </w:r>
+            <w:proofErr w:type="spellEnd"/>
+            <w:proofErr w:type="gramEnd"/>
+            <w:r>
+              <w:rPr>
+                <w:rFonts w:hint="eastAsia"/>
+              </w:rPr>
+              <w:t>(5);</w:t>
+            </w:r>
+          </w:p>
+          <w:p>
+            <w:pPr>
+              <w:rPr>
+                <w:rFonts w:hint="eastAsia"/>
+              </w:rPr>
+            </w:pPr>
+            <w:proofErr w:type="spellStart"/>
+            <w:proofErr w:type="gramStart"/>
+            <w:r>
+              <w:rPr>
+                <w:rFonts w:hint="eastAsia"/>
+              </w:rPr>
+              <w:t>stack.push</w:t>
+            </w:r>
+            <w:proofErr w:type="spellEnd"/>
+            <w:proofErr w:type="gramEnd"/>
+            <w:r>
+              <w:rPr>
+                <w:rFonts w:hint="eastAsia"/>
+              </w:rPr>
+              <w:t>(4);</w:t>
+            </w:r>
+          </w:p>
+          <w:p>
+            <w:pPr>
+              <w:rPr>
+                <w:rFonts w:hint="eastAsia"/>
+              </w:rPr>
+            </w:pPr>
+          </w:p>
+          <w:p>
+            <w:pPr>
+              <w:rPr>
+                <w:rFonts w:hint="eastAsia"/>
+              </w:rPr>
+            </w:pPr>
+            <w:r>
+              <w:rPr>
+                <w:rFonts w:hint="eastAsia"/>
+              </w:rPr>
+              <w:t>/* 访问</w:t>
+            </w:r>
+            <w:proofErr w:type="gramStart"/>
+            <w:r>
+              <w:rPr>
+                <w:rFonts w:hint="eastAsia"/>
+              </w:rPr>
+              <w:t>栈</w:t>
+            </w:r>
+            <w:proofErr w:type="gramEnd"/>
+            <w:r>
+              <w:rPr>
+                <w:rFonts w:hint="eastAsia"/>
+              </w:rPr>
+              <w:t>顶元素 */</w:t>
+            </w:r>
+          </w:p>
+          <w:p>
+            <w:pPr>
+              <w:rPr>
+                <w:rFonts w:hint="eastAsia"/>
+              </w:rPr>
+            </w:pPr>
+            <w:r>
+              <w:rPr>
+                <w:rFonts w:hint="eastAsia"/>
+              </w:rPr>
+              <w:t xml:space="preserve">const peek = </w:t>
+            </w:r>
+            <w:proofErr w:type="gramStart"/>
+            <w:r>
+              <w:rPr>
+                <w:rFonts w:hint="eastAsia"/>
+              </w:rPr>
+              <w:t>stack[</w:t>
+            </w:r>
+            <w:proofErr w:type="spellStart"/>
+            <w:r>
+              <w:rPr>
+                <w:rFonts w:hint="eastAsia"/>
+              </w:rPr>
+              <w:t>stack.length</w:t>
+            </w:r>
+            <w:proofErr w:type="spellEnd"/>
+            <w:proofErr w:type="gramEnd"/>
+            <w:r>
+              <w:rPr>
+                <w:rFonts w:hint="eastAsia"/>
+              </w:rPr>
+              <w:t xml:space="preserve"> - 1];</w:t>
+            </w:r>
+          </w:p>
+          <w:p>
+            <w:pPr>
+              <w:rPr>
+                <w:rFonts w:hint="eastAsia"/>
+              </w:rPr>
+            </w:pPr>
+          </w:p>
+          <w:p>
+            <w:pPr>
+              <w:rPr>
+                <w:rFonts w:hint="eastAsia"/>
+              </w:rPr>
+            </w:pPr>
+            <w:r>
+              <w:rPr>
+                <w:rFonts w:hint="eastAsia"/>
+              </w:rPr>
+              <w:t>/* 元素出</w:t>
+            </w:r>
+            <w:proofErr w:type="gramStart"/>
+            <w:r>
+              <w:rPr>
+                <w:rFonts w:hint="eastAsia"/>
+              </w:rPr>
+              <w:t>栈</w:t>
+            </w:r>
+            <w:proofErr w:type="gramEnd"/>
+            <w:r>
+              <w:rPr>
+                <w:rFonts w:hint="eastAsia"/>
+              </w:rPr>
+              <w:t xml:space="preserve"> */</w:t>
+            </w:r>
+          </w:p>
+          <w:p>
+            <w:pPr>
+              <w:rPr>
+                <w:rFonts w:hint="eastAsia"/>
+              </w:rPr>
+            </w:pPr>
+            <w:r>
+              <w:rPr>
+                <w:rFonts w:hint="eastAsia"/>
+              </w:rPr>
+              <w:t xml:space="preserve">const pop = </w:t>
+            </w:r>
+            <w:proofErr w:type="spellStart"/>
+            <w:proofErr w:type="gramStart"/>
+            <w:r>
+              <w:rPr>
+                <w:rFonts w:hint="eastAsia"/>
+              </w:rPr>
+              <w:t>stack.pop</w:t>
+            </w:r>
+            <w:proofErr w:type="spellEnd"/>
+            <w:r>
+              <w:rPr>
+                <w:rFonts w:hint="eastAsia"/>
+              </w:rPr>
+              <w:t>(</w:t>
+            </w:r>
+            <w:proofErr w:type="gramEnd"/>
+            <w:r>
+              <w:rPr>
+                <w:rFonts w:hint="eastAsia"/>
+              </w:rPr>
+              <w:t>);</w:t>
+            </w:r>
+          </w:p>
+          <w:p>
+            <w:pPr>
+              <w:rPr>
+                <w:rFonts w:hint="eastAsia"/>
+              </w:rPr>
+            </w:pPr>
+          </w:p>
+          <w:p>
+            <w:pPr>
+              <w:rPr>
+                <w:rFonts w:hint="eastAsia"/>
+              </w:rPr>
+            </w:pPr>
+            <w:r>
+              <w:rPr>
+                <w:rFonts w:hint="eastAsia"/>
+              </w:rPr>
+              <w:t>/* 获取</w:t>
+            </w:r>
+            <w:proofErr w:type="gramStart"/>
+            <w:r>
+              <w:rPr>
+                <w:rFonts w:hint="eastAsia"/>
+              </w:rPr>
+              <w:t>栈</w:t>
+            </w:r>
+            <w:proofErr w:type="gramEnd"/>
+            <w:r>
+              <w:rPr>
+                <w:rFonts w:hint="eastAsia"/>
+              </w:rPr>
+              <w:t>的长度 */</w:t>
+            </w:r>
+          </w:p>
+          <w:p>
+            <w:pPr>
+              <w:rPr>
+                <w:rFonts w:hint="eastAsia"/>
+              </w:rPr>
+            </w:pPr>
+            <w:r>
+              <w:rPr>
+                <w:rFonts w:hint="eastAsia"/>
+              </w:rPr>
+              <w:t xml:space="preserve">const size = </w:t>
+            </w:r>
+            <w:proofErr w:type="spellStart"/>
+            <w:proofErr w:type="gramStart"/>
+            <w:r>
+              <w:rPr>
+                <w:rFonts w:hint="eastAsia"/>
+              </w:rPr>
+              <w:t>stack.length</w:t>
+            </w:r>
+            <w:proofErr w:type="spellEnd"/>
+            <w:proofErr w:type="gramEnd"/>
+            <w:r>
+              <w:rPr>
+                <w:rFonts w:hint="eastAsia"/>
+              </w:rPr>
+              <w:t>;</w:t>
+            </w:r>
+          </w:p>
+          <w:p>
+            <w:pPr>
+              <w:rPr>
+                <w:rFonts w:hint="eastAsia"/>
+              </w:rPr>
+            </w:pPr>
+          </w:p>
+          <w:p>
+            <w:pPr>
+              <w:rPr>
+                <w:rFonts w:hint="eastAsia"/>
+              </w:rPr>
+            </w:pPr>
+            <w:r>
+              <w:rPr>
+                <w:rFonts w:hint="eastAsia"/>
+              </w:rPr>
+              <w:t>/* 判断是否为空 */</w:t>
+            </w:r>
+          </w:p>
+          <w:p>
+            <w:pPr>
+              <w:rPr>
+                <w:rFonts w:hint="eastAsia"/>
+              </w:rPr>
+            </w:pPr>
+            <w:r>
+              <w:rPr>
+                <w:rFonts w:hint="eastAsia"/>
+              </w:rPr>
+              <w:t xml:space="preserve">const </w:t>
+            </w:r>
+            <w:proofErr w:type="spellStart"/>
+            <w:r>
+              <w:rPr>
+                <w:rFonts w:hint="eastAsia"/>
+              </w:rPr>
+              <w:t>is_empty</w:t>
+            </w:r>
+            <w:proofErr w:type="spellEnd"/>
+            <w:r>
+              <w:rPr>
+                <w:rFonts w:hint="eastAsia"/>
+              </w:rPr>
+              <w:t xml:space="preserve"> = </w:t>
+            </w:r>
+            <w:proofErr w:type="spellStart"/>
+            <w:proofErr w:type="gramStart"/>
+            <w:r>
+              <w:rPr>
+                <w:rFonts w:hint="eastAsia"/>
+              </w:rPr>
+              <w:t>stack.length</w:t>
+            </w:r>
+            <w:proofErr w:type="spellEnd"/>
+            <w:proofErr w:type="gramEnd"/>
+            <w:r>
+              <w:rPr>
+                <w:rFonts w:hint="eastAsia"/>
+              </w:rPr>
+              <w:t xml:space="preserve"> === 0;</w:t>
+            </w:r>
+          </w:p>
+        </w:tc>
+      </w:tr>
+    </w:tbl>
+    <w:p/>
+    <w:tbl>
+      <w:tblPr>
+        <w:tblStyle w:val="af"/>
+        <w:tblW w:w="0" w:type="auto"/>
+        <w:tblLook w:val="04A0" w:firstRow="1" w:lastRow="0" w:firstColumn="1" w:lastColumn="0" w:noHBand="0" w:noVBand="1"/>
+      </w:tblPr>
+      <w:tblGrid>
+        <w:gridCol w:w="8296"/>
+      </w:tblGrid>
+      <w:tr>
+        <w:tc>
+          <w:tcPr>
+            <w:tcW w:w="8296" w:type="dxa"/>
+          </w:tcPr>
+          <w:p>
+            <w:pPr>
+              <w:rPr>
+                <w:rFonts w:hint="eastAsia"/>
+              </w:rPr>
+            </w:pPr>
+            <w:r>
+              <w:rPr>
+                <w:rFonts w:hint="eastAsia"/>
+              </w:rPr>
+              <w:t>/* 初始化队列 */</w:t>
+            </w:r>
+          </w:p>
+          <w:p>
+            <w:pPr>
+              <w:rPr>
+                <w:rFonts w:hint="eastAsia"/>
+              </w:rPr>
+            </w:pPr>
+            <w:r>
+              <w:rPr>
+                <w:rFonts w:hint="eastAsia"/>
+              </w:rPr>
+              <w:t>// TypeScript 没有内置的队列，可以把 Array 当作队列来使用</w:t>
+            </w:r>
+          </w:p>
+          <w:p>
+            <w:pPr>
+              <w:rPr>
+                <w:rFonts w:hint="eastAsia"/>
+              </w:rPr>
+            </w:pPr>
+            <w:r>
+              <w:rPr>
+                <w:rFonts w:hint="eastAsia"/>
+              </w:rPr>
+              <w:t xml:space="preserve">const queue: </w:t>
+            </w:r>
+            <w:proofErr w:type="gramStart"/>
+            <w:r>
+              <w:rPr>
+                <w:rFonts w:hint="eastAsia"/>
+              </w:rPr>
+              <w:t>number[</w:t>
+            </w:r>
+            <w:proofErr w:type="gramEnd"/>
+            <w:r>
+              <w:rPr>
+                <w:rFonts w:hint="eastAsia"/>
+              </w:rPr>
+              <w:t>] = [];</w:t>
+            </w:r>
+          </w:p>
+          <w:p>
+            <w:pPr>
+              <w:rPr>
+                <w:rFonts w:hint="eastAsia"/>
+              </w:rPr>
+            </w:pPr>
+          </w:p>
+          <w:p>
+            <w:pPr>
+              <w:rPr>
+                <w:rFonts w:hint="eastAsia"/>
+              </w:rPr>
+            </w:pPr>
+            <w:r>
+              <w:rPr>
+                <w:rFonts w:hint="eastAsia"/>
+              </w:rPr>
+              <w:t>/* 元素入队 */</w:t>
+            </w:r>
+          </w:p>
+          <w:p>
+            <w:pPr>
+              <w:rPr>
+                <w:rFonts w:hint="eastAsia"/>
+              </w:rPr>
+            </w:pPr>
+            <w:proofErr w:type="spellStart"/>
+            <w:proofErr w:type="gramStart"/>
+            <w:r>
+              <w:rPr>
+                <w:rFonts w:hint="eastAsia"/>
+              </w:rPr>
+              <w:t>queue.push</w:t>
+            </w:r>
+            <w:proofErr w:type="spellEnd"/>
+            <w:proofErr w:type="gramEnd"/>
+            <w:r>
+              <w:rPr>
+                <w:rFonts w:hint="eastAsia"/>
+              </w:rPr>
+              <w:t>(1);</w:t>
+            </w:r>
+          </w:p>
+          <w:p>
+            <w:pPr>
+              <w:rPr>
+                <w:rFonts w:hint="eastAsia"/>
+              </w:rPr>
+            </w:pPr>
+            <w:proofErr w:type="spellStart"/>
+            <w:proofErr w:type="gramStart"/>
+            <w:r>
+              <w:rPr>
+                <w:rFonts w:hint="eastAsia"/>
+              </w:rPr>
+              <w:t>queue.push</w:t>
+            </w:r>
+            <w:proofErr w:type="spellEnd"/>
+            <w:proofErr w:type="gramEnd"/>
+            <w:r>
+              <w:rPr>
+                <w:rFonts w:hint="eastAsia"/>
+              </w:rPr>
+              <w:t>(3);</w:t>
+            </w:r>
+          </w:p>
+          <w:p>
+            <w:pPr>
+              <w:rPr>
+                <w:rFonts w:hint="eastAsia"/>
+              </w:rPr>
+            </w:pPr>
+            <w:proofErr w:type="spellStart"/>
+            <w:proofErr w:type="gramStart"/>
+            <w:r>
+              <w:rPr>
+                <w:rFonts w:hint="eastAsia"/>
+              </w:rPr>
+              <w:t>queue.push</w:t>
+            </w:r>
+            <w:proofErr w:type="spellEnd"/>
+            <w:proofErr w:type="gramEnd"/>
+            <w:r>
+              <w:rPr>
+                <w:rFonts w:hint="eastAsia"/>
+              </w:rPr>
+              <w:t>(2);</w:t>
+            </w:r>
+          </w:p>
+          <w:p>
+            <w:pPr>
+              <w:rPr>
+                <w:rFonts w:hint="eastAsia"/>
+              </w:rPr>
+            </w:pPr>
+            <w:proofErr w:type="spellStart"/>
+            <w:proofErr w:type="gramStart"/>
+            <w:r>
+              <w:rPr>
+                <w:rFonts w:hint="eastAsia"/>
+              </w:rPr>
+              <w:t>queue.push</w:t>
+            </w:r>
+            <w:proofErr w:type="spellEnd"/>
+            <w:proofErr w:type="gramEnd"/>
+            <w:r>
+              <w:rPr>
+                <w:rFonts w:hint="eastAsia"/>
+              </w:rPr>
+              <w:t>(5);</w:t>
+            </w:r>
+          </w:p>
+          <w:p>
+            <w:pPr>
+              <w:rPr>
+                <w:rFonts w:hint="eastAsia"/>
+              </w:rPr>
+            </w:pPr>
+            <w:proofErr w:type="spellStart"/>
+            <w:proofErr w:type="gramStart"/>
+            <w:r>
+              <w:rPr>
+                <w:rFonts w:hint="eastAsia"/>
+              </w:rPr>
+              <w:t>queue.push</w:t>
+            </w:r>
+            <w:proofErr w:type="spellEnd"/>
+            <w:proofErr w:type="gramEnd"/>
+            <w:r>
+              <w:rPr>
+                <w:rFonts w:hint="eastAsia"/>
+              </w:rPr>
+              <w:t>(4);</w:t>
+            </w:r>
+          </w:p>
+          <w:p>
+            <w:pPr>
+              <w:rPr>
+                <w:rFonts w:hint="eastAsia"/>
+              </w:rPr>
+            </w:pPr>
+          </w:p>
+          <w:p>
+            <w:pPr>
+              <w:rPr>
+                <w:rFonts w:hint="eastAsia"/>
+              </w:rPr>
+            </w:pPr>
+            <w:r>
+              <w:rPr>
+                <w:rFonts w:hint="eastAsia"/>
+              </w:rPr>
+              <w:t>/* 访问队首元素 */</w:t>
+            </w:r>
+          </w:p>
+          <w:p>
+            <w:pPr>
+              <w:rPr>
+                <w:rFonts w:hint="eastAsia"/>
+              </w:rPr>
+            </w:pPr>
+            <w:r>
+              <w:rPr>
+                <w:rFonts w:hint="eastAsia"/>
+              </w:rPr>
+              <w:lastRenderedPageBreak/>
+              <w:t xml:space="preserve">const peek = </w:t>
+            </w:r>
+            <w:proofErr w:type="gramStart"/>
+            <w:r>
+              <w:rPr>
+                <w:rFonts w:hint="eastAsia"/>
+              </w:rPr>
+              <w:t>queue[</w:t>
+            </w:r>
+            <w:proofErr w:type="gramEnd"/>
+            <w:r>
+              <w:rPr>
+                <w:rFonts w:hint="eastAsia"/>
+              </w:rPr>
+              <w:t>0];</w:t>
+            </w:r>
+          </w:p>
+          <w:p>
+            <w:pPr>
+              <w:rPr>
+                <w:rFonts w:hint="eastAsia"/>
+              </w:rPr>
+            </w:pPr>
+          </w:p>
+          <w:p>
+            <w:pPr>
+              <w:rPr>
+                <w:rFonts w:hint="eastAsia"/>
+              </w:rPr>
+            </w:pPr>
+            <w:r>
+              <w:rPr>
+                <w:rFonts w:hint="eastAsia"/>
+              </w:rPr>
+              <w:t>/* 元素出队 */</w:t>
+            </w:r>
+          </w:p>
+          <w:p>
+            <w:pPr>
+              <w:rPr>
+                <w:rFonts w:hint="eastAsia"/>
+              </w:rPr>
+            </w:pPr>
+            <w:r>
+              <w:rPr>
+                <w:rFonts w:hint="eastAsia"/>
+              </w:rPr>
+              <w:t>// 底层是数组，因此 shift() 方法的时间复杂度为 O(n)</w:t>
+            </w:r>
+          </w:p>
+          <w:p>
+            <w:pPr>
+              <w:rPr>
+                <w:rFonts w:hint="eastAsia"/>
+              </w:rPr>
+            </w:pPr>
+            <w:r>
+              <w:rPr>
+                <w:rFonts w:hint="eastAsia"/>
+              </w:rPr>
+              <w:t xml:space="preserve">const pop = </w:t>
+            </w:r>
+            <w:proofErr w:type="spellStart"/>
+            <w:proofErr w:type="gramStart"/>
+            <w:r>
+              <w:rPr>
+                <w:rFonts w:hint="eastAsia"/>
+              </w:rPr>
+              <w:t>queue.shift</w:t>
+            </w:r>
+            <w:proofErr w:type="spellEnd"/>
+            <w:proofErr w:type="gramEnd"/>
+            <w:r>
+              <w:rPr>
+                <w:rFonts w:hint="eastAsia"/>
+              </w:rPr>
+              <w:t>();</w:t>
+            </w:r>
+          </w:p>
+          <w:p>
+            <w:pPr>
+              <w:rPr>
+                <w:rFonts w:hint="eastAsia"/>
+              </w:rPr>
+            </w:pPr>
+          </w:p>
+          <w:p>
+            <w:pPr>
+              <w:rPr>
+                <w:rFonts w:hint="eastAsia"/>
+              </w:rPr>
+            </w:pPr>
+            <w:r>
+              <w:rPr>
+                <w:rFonts w:hint="eastAsia"/>
+              </w:rPr>
+              <w:t>/* 获取队列的长度 */</w:t>
+            </w:r>
+          </w:p>
+          <w:p>
+            <w:pPr>
+              <w:rPr>
+                <w:rFonts w:hint="eastAsia"/>
+              </w:rPr>
+            </w:pPr>
+            <w:r>
+              <w:rPr>
+                <w:rFonts w:hint="eastAsia"/>
+              </w:rPr>
+              <w:t xml:space="preserve">const size = </w:t>
+            </w:r>
+            <w:proofErr w:type="spellStart"/>
+            <w:proofErr w:type="gramStart"/>
+            <w:r>
+              <w:rPr>
+                <w:rFonts w:hint="eastAsia"/>
+              </w:rPr>
+              <w:t>queue.length</w:t>
+            </w:r>
+            <w:proofErr w:type="spellEnd"/>
+            <w:proofErr w:type="gramEnd"/>
+            <w:r>
+              <w:rPr>
+                <w:rFonts w:hint="eastAsia"/>
+              </w:rPr>
+              <w:t>;</w:t>
+            </w:r>
+          </w:p>
+          <w:p>
+            <w:pPr>
+              <w:rPr>
+                <w:rFonts w:hint="eastAsia"/>
+              </w:rPr>
+            </w:pPr>
+          </w:p>
+          <w:p>
+            <w:pPr>
+              <w:rPr>
+                <w:rFonts w:hint="eastAsia"/>
+              </w:rPr>
+            </w:pPr>
+            <w:r>
+              <w:rPr>
+                <w:rFonts w:hint="eastAsia"/>
+              </w:rPr>
+              <w:t>/* 判断队列是否为空 */</w:t>
+            </w:r>
+          </w:p>
+          <w:p>
+            <w:pPr>
+              <w:rPr>
+                <w:rFonts w:hint="eastAsia"/>
+              </w:rPr>
+            </w:pPr>
+            <w:r>
+              <w:rPr>
+                <w:rFonts w:hint="eastAsia"/>
+              </w:rPr>
+              <w:t xml:space="preserve">const empty = </w:t>
+            </w:r>
+            <w:proofErr w:type="spellStart"/>
+            <w:proofErr w:type="gramStart"/>
+            <w:r>
+              <w:rPr>
+                <w:rFonts w:hint="eastAsia"/>
+              </w:rPr>
+              <w:t>queue.length</w:t>
+            </w:r>
+            <w:proofErr w:type="spellEnd"/>
+            <w:proofErr w:type="gramEnd"/>
+            <w:r>
+              <w:rPr>
+                <w:rFonts w:hint="eastAsia"/>
+              </w:rPr>
+              <w:t xml:space="preserve"> === 0;</w:t>
+            </w:r>
+          </w:p>
+        </w:tc>
+      </w:tr>
+    </w:tbl>
+    <w:p/>
+    <w:p>
+      <w:r>
+        <w:t>. unshift() 方法可向数组的开头添加一个或更多元素，并返回新的长度。 注意： 该方法将改变数组的数目。 提示: 将新项添加到数组末尾，请使用push() 方法。</w:t>
+      </w:r>
+    </w:p>
+    <w:p/>
+    <w:p>
+      <w:r>
+        <w:rPr>
+          <w:rFonts w:hint="eastAsia"/>
+        </w:rPr>
+        <w:t>哈希表</w:t>
+      </w:r>
+    </w:p>
+    <w:tbl>
+      <w:tblPr>
+        <w:tblStyle w:val="af"/>
+        <w:tblW w:w="0" w:type="auto"/>
+        <w:tblLook w:val="04A0" w:firstRow="1" w:lastRow="0" w:firstColumn="1" w:lastColumn="0" w:noHBand="0" w:noVBand="1"/>
+      </w:tblPr>
+      <w:tblGrid>
+        <w:gridCol w:w="8296"/>
+      </w:tblGrid>
+      <w:tr>
+        <w:tc>
+          <w:tcPr>
+            <w:tcW w:w="8296" w:type="dxa"/>
+          </w:tcPr>
+          <w:p>
+            <w:pPr>
+              <w:rPr>
+                <w:rFonts w:hint="eastAsia"/>
+              </w:rPr>
+            </w:pPr>
+            <w:r>
+              <w:rPr>
+                <w:rFonts w:hint="eastAsia"/>
+              </w:rPr>
+              <w:t>/* 初始化哈希表 */</w:t>
+            </w:r>
+          </w:p>
+          <w:p>
+            <w:pPr>
+              <w:rPr>
+                <w:rFonts w:hint="eastAsia"/>
+              </w:rPr>
+            </w:pPr>
+            <w:r>
+              <w:rPr>
+                <w:rFonts w:hint="eastAsia"/>
+              </w:rPr>
+              <w:t>const map = new Map&lt;number, string</w:t>
+            </w:r>
+            <w:proofErr w:type="gramStart"/>
+            <w:r>
+              <w:rPr>
+                <w:rFonts w:hint="eastAsia"/>
+              </w:rPr>
+              <w:t>&gt;(</w:t>
+            </w:r>
+            <w:proofErr w:type="gramEnd"/>
+            <w:r>
+              <w:rPr>
+                <w:rFonts w:hint="eastAsia"/>
+              </w:rPr>
+              <w:t>);</w:t>
+            </w:r>
+          </w:p>
+          <w:p>
+            <w:pPr>
+              <w:rPr>
+                <w:rFonts w:hint="eastAsia"/>
+              </w:rPr>
+            </w:pPr>
+            <w:r>
+              <w:rPr>
+                <w:rFonts w:hint="eastAsia"/>
+              </w:rPr>
+              <w:t>/* 添加操作 */</w:t>
+            </w:r>
+          </w:p>
+          <w:p>
+            <w:pPr>
+              <w:rPr>
+                <w:rFonts w:hint="eastAsia"/>
+              </w:rPr>
+            </w:pPr>
+            <w:r>
+              <w:rPr>
+                <w:rFonts w:hint="eastAsia"/>
+              </w:rPr>
+              <w:t>// 在哈希表中添加键值对 (key, value)</w:t>
+            </w:r>
+          </w:p>
+          <w:p>
+            <w:pPr>
+              <w:rPr>
+                <w:rFonts w:hint="eastAsia"/>
+              </w:rPr>
+            </w:pPr>
+            <w:proofErr w:type="spellStart"/>
+            <w:r>
+              <w:rPr>
+                <w:rFonts w:hint="eastAsia"/>
+              </w:rPr>
+              <w:t>map.set</w:t>
+            </w:r>
+            <w:proofErr w:type="spellEnd"/>
+            <w:r>
+              <w:rPr>
+                <w:rFonts w:hint="eastAsia"/>
+              </w:rPr>
+              <w:t>(12836, '小哈');</w:t>
+            </w:r>
+          </w:p>
+          <w:p>
+            <w:pPr>
+              <w:rPr>
+                <w:rFonts w:hint="eastAsia"/>
+              </w:rPr>
+            </w:pPr>
+            <w:proofErr w:type="spellStart"/>
+            <w:r>
+              <w:rPr>
+                <w:rFonts w:hint="eastAsia"/>
+              </w:rPr>
+              <w:t>map.set</w:t>
+            </w:r>
+            <w:proofErr w:type="spellEnd"/>
+            <w:r>
+              <w:rPr>
+                <w:rFonts w:hint="eastAsia"/>
+              </w:rPr>
+              <w:t>(15937, '小</w:t>
+            </w:r>
+            <w:proofErr w:type="gramStart"/>
+            <w:r>
+              <w:rPr>
+                <w:rFonts w:hint="eastAsia"/>
+              </w:rPr>
+              <w:t>啰</w:t>
+            </w:r>
+            <w:proofErr w:type="gramEnd"/>
+            <w:r>
+              <w:rPr>
+                <w:rFonts w:hint="eastAsia"/>
+              </w:rPr>
+              <w:t>');</w:t>
+            </w:r>
+          </w:p>
+          <w:p>
+            <w:pPr>
+              <w:rPr>
+                <w:rFonts w:hint="eastAsia"/>
+              </w:rPr>
+            </w:pPr>
+            <w:proofErr w:type="spellStart"/>
+            <w:r>
+              <w:rPr>
+                <w:rFonts w:hint="eastAsia"/>
+              </w:rPr>
+              <w:t>map.set</w:t>
+            </w:r>
+            <w:proofErr w:type="spellEnd"/>
+            <w:r>
+              <w:rPr>
+                <w:rFonts w:hint="eastAsia"/>
+              </w:rPr>
+              <w:t>(16750, '</w:t>
+            </w:r>
+            <w:proofErr w:type="gramStart"/>
+            <w:r>
+              <w:rPr>
+                <w:rFonts w:hint="eastAsia"/>
+              </w:rPr>
+              <w:t>小算</w:t>
+            </w:r>
+            <w:proofErr w:type="gramEnd"/>
+            <w:r>
+              <w:rPr>
+                <w:rFonts w:hint="eastAsia"/>
+              </w:rPr>
+              <w:t>');</w:t>
+            </w:r>
+          </w:p>
+          <w:p>
+            <w:pPr>
+              <w:rPr>
+                <w:rFonts w:hint="eastAsia"/>
+              </w:rPr>
+            </w:pPr>
+            <w:proofErr w:type="spellStart"/>
+            <w:r>
+              <w:rPr>
+                <w:rFonts w:hint="eastAsia"/>
+              </w:rPr>
+              <w:t>map.set</w:t>
+            </w:r>
+            <w:proofErr w:type="spellEnd"/>
+            <w:r>
+              <w:rPr>
+                <w:rFonts w:hint="eastAsia"/>
+              </w:rPr>
+              <w:t>(13276, '小法');</w:t>
+            </w:r>
+          </w:p>
+          <w:p>
+            <w:pPr>
+              <w:rPr>
+                <w:rFonts w:hint="eastAsia"/>
+              </w:rPr>
+            </w:pPr>
+            <w:proofErr w:type="spellStart"/>
+            <w:r>
+              <w:rPr>
+                <w:rFonts w:hint="eastAsia"/>
+              </w:rPr>
+              <w:t>map.set</w:t>
+            </w:r>
+            <w:proofErr w:type="spellEnd"/>
+            <w:r>
+              <w:rPr>
+                <w:rFonts w:hint="eastAsia"/>
+              </w:rPr>
+              <w:t>(10583, '小鸭');</w:t>
+            </w:r>
+          </w:p>
+          <w:p>
+            <w:pPr>
+              <w:rPr>
+                <w:rFonts w:hint="eastAsia"/>
+              </w:rPr>
+            </w:pPr>
+            <w:r>
+              <w:rPr>
+                <w:rFonts w:hint="eastAsia"/>
+              </w:rPr>
+              <w:t>console.info('\n添加完成后，哈希表为\</w:t>
+            </w:r>
+            <w:proofErr w:type="spellStart"/>
+            <w:r>
+              <w:rPr>
+                <w:rFonts w:hint="eastAsia"/>
+              </w:rPr>
+              <w:t>nKey</w:t>
+            </w:r>
+            <w:proofErr w:type="spellEnd"/>
+            <w:r>
+              <w:rPr>
+                <w:rFonts w:hint="eastAsia"/>
+              </w:rPr>
+              <w:t xml:space="preserve"> -&gt; Value');</w:t>
+            </w:r>
+          </w:p>
+          <w:p>
+            <w:pPr>
+              <w:rPr>
+                <w:rFonts w:hint="eastAsia"/>
+              </w:rPr>
+            </w:pPr>
+            <w:r>
+              <w:rPr>
+                <w:rFonts w:hint="eastAsia"/>
+              </w:rPr>
+              <w:t>console.info(map);</w:t>
+            </w:r>
+          </w:p>
+          <w:p>
+            <w:pPr>
+              <w:rPr>
+                <w:rFonts w:hint="eastAsia"/>
+              </w:rPr>
+            </w:pPr>
+          </w:p>
+          <w:p>
+            <w:pPr>
+              <w:rPr>
+                <w:rFonts w:hint="eastAsia"/>
+              </w:rPr>
+            </w:pPr>
+            <w:r>
+              <w:rPr>
+                <w:rFonts w:hint="eastAsia"/>
+              </w:rPr>
+              <w:t>/* 查询操作 */</w:t>
+            </w:r>
+          </w:p>
+          <w:p>
+            <w:pPr>
+              <w:rPr>
+                <w:rFonts w:hint="eastAsia"/>
+              </w:rPr>
+            </w:pPr>
+            <w:r>
+              <w:rPr>
+                <w:rFonts w:hint="eastAsia"/>
+              </w:rPr>
+              <w:t>// 向哈希表中输入键 key ，</w:t>
+            </w:r>
+            <w:proofErr w:type="gramStart"/>
+            <w:r>
+              <w:rPr>
+                <w:rFonts w:hint="eastAsia"/>
+              </w:rPr>
+              <w:t>得到值</w:t>
+            </w:r>
+            <w:proofErr w:type="gramEnd"/>
+            <w:r>
+              <w:rPr>
+                <w:rFonts w:hint="eastAsia"/>
+              </w:rPr>
+              <w:t xml:space="preserve"> value</w:t>
+            </w:r>
+          </w:p>
+          <w:p>
+            <w:pPr>
+              <w:rPr>
+                <w:rFonts w:hint="eastAsia"/>
+              </w:rPr>
+            </w:pPr>
+            <w:r>
+              <w:rPr>
+                <w:rFonts w:hint="eastAsia"/>
+              </w:rPr>
+              <w:t xml:space="preserve">let name = </w:t>
+            </w:r>
+            <w:proofErr w:type="spellStart"/>
+            <w:proofErr w:type="gramStart"/>
+            <w:r>
+              <w:rPr>
+                <w:rFonts w:hint="eastAsia"/>
+              </w:rPr>
+              <w:t>map.get</w:t>
+            </w:r>
+            <w:proofErr w:type="spellEnd"/>
+            <w:r>
+              <w:rPr>
+                <w:rFonts w:hint="eastAsia"/>
+              </w:rPr>
+              <w:t>(</w:t>
+            </w:r>
+            <w:proofErr w:type="gramEnd"/>
+            <w:r>
+              <w:rPr>
+                <w:rFonts w:hint="eastAsia"/>
+              </w:rPr>
+              <w:t>15937);</w:t>
+            </w:r>
+          </w:p>
+          <w:p>
+            <w:pPr>
+              <w:rPr>
+                <w:rFonts w:hint="eastAsia"/>
+              </w:rPr>
+            </w:pPr>
+            <w:r>
+              <w:rPr>
+                <w:rFonts w:hint="eastAsia"/>
+              </w:rPr>
+              <w:t>console.info('\n输入学号 15937 ，查询到姓名 ' + name);</w:t>
+            </w:r>
+          </w:p>
+          <w:p>
+            <w:pPr>
+              <w:rPr>
+                <w:rFonts w:hint="eastAsia"/>
+              </w:rPr>
+            </w:pPr>
+          </w:p>
+          <w:p>
+            <w:pPr>
+              <w:rPr>
+                <w:rFonts w:hint="eastAsia"/>
+              </w:rPr>
+            </w:pPr>
+            <w:r>
+              <w:rPr>
+                <w:rFonts w:hint="eastAsia"/>
+              </w:rPr>
+              <w:t>/* 删除操作 */</w:t>
+            </w:r>
+          </w:p>
+          <w:p>
+            <w:pPr>
+              <w:rPr>
+                <w:rFonts w:hint="eastAsia"/>
+              </w:rPr>
+            </w:pPr>
+            <w:r>
+              <w:rPr>
+                <w:rFonts w:hint="eastAsia"/>
+              </w:rPr>
+              <w:t>// 在哈希表中删除键值对 (key, value)</w:t>
+            </w:r>
+          </w:p>
+          <w:p>
+            <w:pPr>
+              <w:rPr>
+                <w:rFonts w:hint="eastAsia"/>
+              </w:rPr>
+            </w:pPr>
+            <w:proofErr w:type="spellStart"/>
+            <w:proofErr w:type="gramStart"/>
+            <w:r>
+              <w:rPr>
+                <w:rFonts w:hint="eastAsia"/>
+              </w:rPr>
+              <w:t>map.delete</w:t>
+            </w:r>
+            <w:proofErr w:type="spellEnd"/>
+            <w:proofErr w:type="gramEnd"/>
+            <w:r>
+              <w:rPr>
+                <w:rFonts w:hint="eastAsia"/>
+              </w:rPr>
+              <w:t>(10583);</w:t>
+            </w:r>
+          </w:p>
+          <w:p>
+            <w:pPr>
+              <w:rPr>
+                <w:rFonts w:hint="eastAsia"/>
+              </w:rPr>
+            </w:pPr>
+            <w:r>
+              <w:rPr>
+                <w:rFonts w:hint="eastAsia"/>
+              </w:rPr>
+              <w:t>console.info('\n删除 10583 后，哈希表为\</w:t>
+            </w:r>
+            <w:proofErr w:type="spellStart"/>
+            <w:r>
+              <w:rPr>
+                <w:rFonts w:hint="eastAsia"/>
+              </w:rPr>
+              <w:t>nKey</w:t>
+            </w:r>
+            <w:proofErr w:type="spellEnd"/>
+            <w:r>
+              <w:rPr>
+                <w:rFonts w:hint="eastAsia"/>
+              </w:rPr>
+              <w:t xml:space="preserve"> -&gt; Value');</w:t>
+            </w:r>
+          </w:p>
+          <w:p>
+            <w:pPr>
+              <w:rPr>
+                <w:rFonts w:hint="eastAsia"/>
+              </w:rPr>
+            </w:pPr>
+            <w:r>
+              <w:rPr>
+                <w:rFonts w:hint="eastAsia"/>
+              </w:rPr>
+              <w:t>console.info(map);</w:t>
+            </w:r>
+          </w:p>
+        </w:tc>
+      </w:tr>
+    </w:tbl>
+    <w:p/>
+    <w:p>
+      <w:r>
+        <w:rPr>
+          <w:rFonts w:hint="eastAsia"/>
+        </w:rPr>
+        <w:t>哈希表有三种常用的遍历方式：遍历键值对、遍历键和遍历值。示例代码如下：</w:t>
+      </w:r>
+    </w:p>
+    <w:tbl>
+      <w:tblPr>
+        <w:tblStyle w:val="af"/>
+        <w:tblW w:w="0" w:type="auto"/>
+        <w:tblLook w:val="04A0" w:firstRow="1" w:lastRow="0" w:firstColumn="1" w:lastColumn="0" w:noHBand="0" w:noVBand="1"/>
+      </w:tblPr>
+      <w:tblGrid>
+        <w:gridCol w:w="8296"/>
+      </w:tblGrid>
+      <w:tr>
+        <w:tc>
+          <w:tcPr>
+            <w:tcW w:w="8296" w:type="dxa"/>
+          </w:tcPr>
+          <w:p>
+            <w:pPr>
+              <w:rPr>
+                <w:rFonts w:hint="eastAsia"/>
+              </w:rPr>
+            </w:pPr>
+            <w:r>
+              <w:rPr>
+                <w:rFonts w:hint="eastAsia"/>
+              </w:rPr>
+              <w:t>/* 遍历哈希表 */</w:t>
+            </w:r>
+          </w:p>
+          <w:p>
+            <w:pPr>
+              <w:rPr>
+                <w:rFonts w:hint="eastAsia"/>
+              </w:rPr>
+            </w:pPr>
+            <w:r>
+              <w:rPr>
+                <w:rFonts w:hint="eastAsia"/>
+              </w:rPr>
+              <w:t>console.info('\n遍历键值对 Key-&gt;Value');</w:t>
+            </w:r>
+          </w:p>
+          <w:p>
+            <w:pPr>
+              <w:rPr>
+                <w:rFonts w:hint="eastAsia"/>
+              </w:rPr>
+            </w:pPr>
+            <w:r>
+              <w:rPr>
+                <w:rFonts w:hint="eastAsia"/>
+              </w:rPr>
+              <w:t xml:space="preserve">for (const [k, v] of </w:t>
+            </w:r>
+            <w:proofErr w:type="spellStart"/>
+            <w:proofErr w:type="gramStart"/>
+            <w:r>
+              <w:rPr>
+                <w:rFonts w:hint="eastAsia"/>
+              </w:rPr>
+              <w:t>map.entries</w:t>
+            </w:r>
+            <w:proofErr w:type="spellEnd"/>
+            <w:proofErr w:type="gramEnd"/>
+            <w:r>
+              <w:rPr>
+                <w:rFonts w:hint="eastAsia"/>
+                <w:highlight w:val="yellow"/>
+              </w:rPr>
+              <w:t>()</w:t>
+            </w:r>
+            <w:r>
+              <w:rPr>
+                <w:rFonts w:hint="eastAsia"/>
+              </w:rPr>
+              <w:t>) {</w:t>
+            </w:r>
+          </w:p>
+          <w:p>
+            <w:pPr>
+              <w:rPr>
+                <w:rFonts w:hint="eastAsia"/>
+              </w:rPr>
+            </w:pPr>
+            <w:r>
+              <w:rPr>
+                <w:rFonts w:hint="eastAsia"/>
+              </w:rPr>
+              <w:t xml:space="preserve">    </w:t>
+            </w:r>
+            <w:proofErr w:type="gramStart"/>
+            <w:r>
+              <w:rPr>
+                <w:rFonts w:hint="eastAsia"/>
+              </w:rPr>
+              <w:t>console.info(</w:t>
+            </w:r>
+            <w:proofErr w:type="gramEnd"/>
+            <w:r>
+              <w:rPr>
+                <w:rFonts w:hint="eastAsia"/>
+              </w:rPr>
+              <w:t>k + ' -&gt; ' + v);</w:t>
+            </w:r>
+          </w:p>
+          <w:p>
+            <w:pPr>
+              <w:rPr>
+                <w:rFonts w:hint="eastAsia"/>
+              </w:rPr>
+            </w:pPr>
+            <w:r>
+              <w:rPr>
+                <w:rFonts w:hint="eastAsia"/>
+              </w:rPr>
+              <w:t>}</w:t>
+            </w:r>
+          </w:p>
+          <w:p>
+            <w:pPr>
+              <w:rPr>
+                <w:rFonts w:hint="eastAsia"/>
+              </w:rPr>
+            </w:pPr>
+            <w:r>
+              <w:rPr>
+                <w:rFonts w:hint="eastAsia"/>
+              </w:rPr>
+              <w:t>console.info('\n单独遍历键 Key');</w:t>
+            </w:r>
+          </w:p>
+          <w:p>
+            <w:pPr>
+              <w:rPr>
+                <w:rFonts w:hint="eastAsia"/>
+              </w:rPr>
+            </w:pPr>
+            <w:r>
+              <w:rPr>
+                <w:rFonts w:hint="eastAsia"/>
+              </w:rPr>
+              <w:t xml:space="preserve">for (const k of </w:t>
+            </w:r>
+            <w:proofErr w:type="spellStart"/>
+            <w:proofErr w:type="gramStart"/>
+            <w:r>
+              <w:rPr>
+                <w:rFonts w:hint="eastAsia"/>
+              </w:rPr>
+              <w:t>map.keys</w:t>
+            </w:r>
+            <w:proofErr w:type="spellEnd"/>
+            <w:proofErr w:type="gramEnd"/>
+            <w:r>
+              <w:rPr>
+                <w:rFonts w:hint="eastAsia"/>
+              </w:rPr>
+              <w:t>()) {</w:t>
+            </w:r>
+          </w:p>
+          <w:p>
+            <w:pPr>
+              <w:rPr>
+                <w:rFonts w:hint="eastAsia"/>
+              </w:rPr>
+            </w:pPr>
+            <w:r>
+              <w:rPr>
+                <w:rFonts w:hint="eastAsia"/>
+              </w:rPr>
+              <w:t xml:space="preserve">    console.info(k);</w:t>
+            </w:r>
+          </w:p>
+          <w:p>
+            <w:pPr>
+              <w:rPr>
+                <w:rFonts w:hint="eastAsia"/>
+              </w:rPr>
+            </w:pPr>
+            <w:r>
+              <w:rPr>
+                <w:rFonts w:hint="eastAsia"/>
+              </w:rPr>
+              <w:lastRenderedPageBreak/>
+              <w:t>}</w:t>
+            </w:r>
+          </w:p>
+          <w:p>
+            <w:pPr>
+              <w:rPr>
+                <w:rFonts w:hint="eastAsia"/>
+              </w:rPr>
+            </w:pPr>
+            <w:r>
+              <w:rPr>
+                <w:rFonts w:hint="eastAsia"/>
+              </w:rPr>
+              <w:t>console.info('\n单独</w:t>
+            </w:r>
+            <w:proofErr w:type="gramStart"/>
+            <w:r>
+              <w:rPr>
+                <w:rFonts w:hint="eastAsia"/>
+              </w:rPr>
+              <w:t>遍历值</w:t>
+            </w:r>
+            <w:proofErr w:type="gramEnd"/>
+            <w:r>
+              <w:rPr>
+                <w:rFonts w:hint="eastAsia"/>
+              </w:rPr>
+              <w:t xml:space="preserve"> Value');</w:t>
+            </w:r>
+          </w:p>
+          <w:p>
+            <w:pPr>
+              <w:rPr>
+                <w:rFonts w:hint="eastAsia"/>
+              </w:rPr>
+            </w:pPr>
+            <w:r>
+              <w:rPr>
+                <w:rFonts w:hint="eastAsia"/>
+              </w:rPr>
+              <w:t xml:space="preserve">for (const v of </w:t>
+            </w:r>
+            <w:proofErr w:type="spellStart"/>
+            <w:proofErr w:type="gramStart"/>
+            <w:r>
+              <w:rPr>
+                <w:rFonts w:hint="eastAsia"/>
+              </w:rPr>
+              <w:t>map.values</w:t>
+            </w:r>
+            <w:proofErr w:type="spellEnd"/>
+            <w:proofErr w:type="gramEnd"/>
+            <w:r>
+              <w:rPr>
+                <w:rFonts w:hint="eastAsia"/>
+              </w:rPr>
+              <w:t>()) {</w:t>
+            </w:r>
+          </w:p>
+          <w:p>
+            <w:pPr>
+              <w:rPr>
+                <w:rFonts w:hint="eastAsia"/>
+              </w:rPr>
+            </w:pPr>
+            <w:r>
+              <w:rPr>
+                <w:rFonts w:hint="eastAsia"/>
+              </w:rPr>
+              <w:t xml:space="preserve">    console.info(v);</w:t>
+            </w:r>
+          </w:p>
+          <w:p>
+            <w:pPr>
+              <w:rPr>
+                <w:rFonts w:hint="eastAsia"/>
+              </w:rPr>
+            </w:pPr>
+            <w:r>
+              <w:rPr>
+                <w:rFonts w:hint="eastAsia"/>
+              </w:rPr>
+              <w:t>}</w:t>
+            </w:r>
+          </w:p>
+        </w:tc>
+      </w:tr>
+    </w:tbl>
+    <w:p>
+      <w:pPr>
+        <w:pStyle w:val="3"/>
+      </w:pPr>
+      <w:bookmarkStart w:id="6" w:name="_Toc216453007"/>
+      <w:r>
+        <w:rPr>
+          <w:rFonts w:hint="eastAsia"/>
+        </w:rPr>
+        <w:lastRenderedPageBreak/>
+        <w:t>LC记录</w:t>
+      </w:r>
+      <w:bookmarkEnd w:id="6"/>
+    </w:p>
+    <w:p>
+      <w:r>
+        <w:rPr>
+          <w:rFonts w:hint="eastAsia"/>
+        </w:rPr>
+        <w:t>1、</w:t>
+      </w:r>
+    </w:p>
+    <w:tbl>
+      <w:tblPr>
+        <w:tblStyle w:val="af"/>
+        <w:tblW w:w="0" w:type="auto"/>
+        <w:tblLook w:val="04A0" w:firstRow="1" w:lastRow="0" w:firstColumn="1" w:lastColumn="0" w:noHBand="0" w:noVBand="1"/>
+      </w:tblPr>
+      <w:tblGrid>
+        <w:gridCol w:w="8296"/>
+      </w:tblGrid>
+      <w:tr>
+        <w:tc>
+          <w:tcPr>
+            <w:tcW w:w="8296" w:type="dxa"/>
+          </w:tcPr>
+          <w:p>
+            <w:pPr>
+              <w:rPr>
+                <w:rFonts w:hint="eastAsia"/>
+              </w:rPr>
+            </w:pPr>
+            <w:proofErr w:type="spellStart"/>
+            <w:r>
+              <w:rPr>
+                <w:rFonts w:hint="eastAsia"/>
+              </w:rPr>
+              <w:t>map.entries</w:t>
+            </w:r>
+            <w:proofErr w:type="spellEnd"/>
+            <w:r>
+              <w:rPr>
+                <w:rFonts w:hint="eastAsia"/>
+                <w:highlight w:val="yellow"/>
+              </w:rPr>
+              <w:t>()</w:t>
+            </w:r>
+            <w:r>
+              <w:rPr>
+                <w:rFonts w:hint="eastAsia"/>
+              </w:rPr>
+              <w:t xml:space="preserve"> </w:t>
+            </w:r>
+            <w:proofErr w:type="spellStart"/>
+            <w:r>
+              <w:rPr>
+                <w:rFonts w:hint="eastAsia"/>
+              </w:rPr>
+              <w:t>num</w:t>
+            </w:r>
+            <w:r>
+              <w:rPr>
+                <w:rFonts w:hint="eastAsia"/>
+              </w:rPr>
+              <w:t>s.length</w:t>
+            </w:r>
+            <w:proofErr w:type="spellEnd"/>
+            <w:r>
+              <w:rPr>
+                <w:rFonts w:hint="eastAsia"/>
+              </w:rPr>
+              <w:t xml:space="preserve"> // 一个有括号，一个没</w:t>
+            </w:r>
+          </w:p>
+          <w:p>
+            <w:pPr>
+              <w:rPr>
+                <w:rFonts w:hint="eastAsia"/>
+              </w:rPr>
+            </w:pPr>
+            <w:proofErr w:type="spellStart"/>
+            <w:r>
+              <w:t>map.set</w:t>
+            </w:r>
+            <w:proofErr w:type="spellEnd"/>
+            <w:r>
+              <w:rPr>
+                <w:highlight w:val="yellow"/>
+              </w:rPr>
+              <w:t>(</w:t>
+            </w:r>
+            <w:proofErr w:type="spellStart"/>
+            <w:r>
+              <w:rPr>
+                <w:highlight w:val="yellow"/>
+              </w:rPr>
+              <w:t>nums</w:t>
+            </w:r>
+            <w:proofErr w:type="spellEnd"/>
+            <w:r>
+              <w:rPr>
+                <w:highlight w:val="yellow"/>
+              </w:rPr>
+              <w:t>[</w:t>
+            </w:r>
+            <w:proofErr w:type="spellStart"/>
+            <w:r>
+              <w:rPr>
+                <w:highlight w:val="yellow"/>
+              </w:rPr>
+              <w:t>i</w:t>
+            </w:r>
+            <w:proofErr w:type="spellEnd"/>
+            <w:r>
+              <w:rPr>
+                <w:highlight w:val="yellow"/>
+              </w:rPr>
+              <w:t>],</w:t>
+            </w:r>
+            <w:proofErr w:type="spellStart"/>
+            <w:r>
+              <w:rPr>
+                <w:highlight w:val="yellow"/>
+              </w:rPr>
+              <w:t>i</w:t>
+            </w:r>
+            <w:proofErr w:type="spellEnd"/>
+            <w:r>
+              <w:rPr>
+                <w:highlight w:val="yellow"/>
+              </w:rPr>
+              <w:t>)</w:t>
+            </w:r>
+            <w:r>
+              <w:rPr>
+                <w:rFonts w:hint="eastAsia"/>
+              </w:rPr>
+              <w:t xml:space="preserve"> </w:t>
+            </w:r>
+            <w:r>
+              <w:rPr>
+                <w:rFonts w:hint="eastAsia"/>
+              </w:rPr>
+              <w:t xml:space="preserve"> // 括号内两个值</w:t>
+            </w:r>
+          </w:p>
+        </w:tc>
+      </w:tr>
+    </w:tbl>
+    <w:p>
+      <w:pPr>
+        <w:rPr>
+          <w:rFonts w:hint="eastAsia"/>
+        </w:rPr>
+      </w:pPr>
+    </w:p>
+    <w:p>
+      <w:pPr>
+        <w:rPr>
+          <w:rFonts w:hint="eastAsia"/>
+        </w:rPr>
+      </w:pPr>
     </w:p>
     <w:sectPr>
       <w:pgSz w:w="11906" w:h="16838"/>
@@ -1103,7 +4815,6 @@
   <w:style w:type="character" w:default="1" w:styleId="a0">
     <w:name w:val="Default Paragraph Font"/>
     <w:uiPriority w:val="1"/>
-    <w:semiHidden/>
     <w:unhideWhenUsed/>
   </w:style>
   <w:style w:type="table" w:default="1" w:styleId="a1">
@@ -1420,6 +5131,116 @@
       <w:spacing w:val="5"/>
     </w:rPr>
   </w:style>
+  <w:style w:type="paragraph" w:styleId="TOC">
+    <w:name w:val="TOC Heading"/>
+    <w:basedOn w:val="1"/>
+    <w:next w:val="a"/>
+    <w:uiPriority w:val="39"/>
+    <w:unhideWhenUsed/>
+    <w:qFormat/>
+    <w:rsid w:val="00625459"/>
+    <w:pPr>
+      <w:widowControl/>
+      <w:spacing w:before="240" w:after="0" w:line="259" w:lineRule="auto"/>
+      <w:jc w:val="left"/>
+      <w:outlineLvl w:val="9"/>
+    </w:pPr>
+    <w:rPr>
+      <w:kern w:val="0"/>
+      <w:sz w:val="32"/>
+      <w:szCs w:val="32"/>
+      <w14:ligatures w14:val="none"/>
+    </w:rPr>
+  </w:style>
+  <w:style w:type="paragraph" w:styleId="TOC2">
+    <w:name w:val="toc 2"/>
+    <w:basedOn w:val="a"/>
+    <w:next w:val="a"/>
+    <w:autoRedefine/>
+    <w:uiPriority w:val="39"/>
+    <w:unhideWhenUsed/>
+    <w:rsid w:val="00625459"/>
+    <w:pPr>
+      <w:widowControl/>
+      <w:spacing w:after="100" w:line="259" w:lineRule="auto"/>
+      <w:ind w:left="220"/>
+      <w:jc w:val="left"/>
+    </w:pPr>
+    <w:rPr>
+      <w:rFonts w:cs="Times New Roman"/>
+      <w:kern w:val="0"/>
+      <w:sz w:val="22"/>
+      <w14:ligatures w14:val="none"/>
+    </w:rPr>
+  </w:style>
+  <w:style w:type="paragraph" w:styleId="TOC1">
+    <w:name w:val="toc 1"/>
+    <w:basedOn w:val="a"/>
+    <w:next w:val="a"/>
+    <w:autoRedefine/>
+    <w:uiPriority w:val="39"/>
+    <w:unhideWhenUsed/>
+    <w:rsid w:val="00625459"/>
+    <w:pPr>
+      <w:widowControl/>
+      <w:spacing w:after="100" w:line="259" w:lineRule="auto"/>
+      <w:jc w:val="left"/>
+    </w:pPr>
+    <w:rPr>
+      <w:rFonts w:cs="Times New Roman"/>
+      <w:kern w:val="0"/>
+      <w:sz w:val="22"/>
+      <w14:ligatures w14:val="none"/>
+    </w:rPr>
+  </w:style>
+  <w:style w:type="paragraph" w:styleId="TOC3">
+    <w:name w:val="toc 3"/>
+    <w:basedOn w:val="a"/>
+    <w:next w:val="a"/>
+    <w:autoRedefine/>
+    <w:uiPriority w:val="39"/>
+    <w:unhideWhenUsed/>
+    <w:rsid w:val="00625459"/>
+    <w:pPr>
+      <w:widowControl/>
+      <w:spacing w:after="100" w:line="259" w:lineRule="auto"/>
+      <w:ind w:left="440"/>
+      <w:jc w:val="left"/>
+    </w:pPr>
+    <w:rPr>
+      <w:rFonts w:cs="Times New Roman"/>
+      <w:kern w:val="0"/>
+      <w:sz w:val="22"/>
+      <w14:ligatures w14:val="none"/>
+    </w:rPr>
+  </w:style>
+  <w:style w:type="character" w:styleId="ae">
+    <w:name w:val="Hyperlink"/>
+    <w:basedOn w:val="a0"/>
+    <w:uiPriority w:val="99"/>
+    <w:unhideWhenUsed/>
+    <w:rsid w:val="00625459"/>
+    <w:rPr>
+      <w:color w:val="467886" w:themeColor="hyperlink"/>
+      <w:u w:val="single"/>
+    </w:rPr>
+  </w:style>
+  <w:style w:type="table" w:styleId="af">
+    <w:name w:val="Table Grid"/>
+    <w:basedOn w:val="a1"/>
+    <w:uiPriority w:val="39"/>
+    <w:rsid w:val="00354020"/>
+    <w:tblPr>
+      <w:tblBorders>
+        <w:top w:val="single" w:sz="4" w:space="0" w:color="auto"/>
+        <w:left w:val="single" w:sz="4" w:space="0" w:color="auto"/>
+        <w:bottom w:val="single" w:sz="4" w:space="0" w:color="auto"/>
+        <w:right w:val="single" w:sz="4" w:space="0" w:color="auto"/>
+        <w:insideH w:val="single" w:sz="4" w:space="0" w:color="auto"/>
+        <w:insideV w:val="single" w:sz="4" w:space="0" w:color="auto"/>
+      </w:tblBorders>
+    </w:tblPr>
+  </w:style>
 </w:styles>
 </file>
 
@@ -1716,4 +5537,16 @@
     </a:ext>
   </a:extLst>
 </a:theme>
+</file>
+
+<file path=customXml/item1.xml><?xml version="1.0" encoding="utf-8"?>
+<b:Sources xmlns:b="http://schemas.openxmlformats.org/officeDocument/2006/bibliography" xmlns="http://schemas.openxmlformats.org/officeDocument/2006/bibliography" SelectedStyle="\APASixthEditionOfficeOnline.xsl" StyleName="APA" Version="6"/>
+</file>
+
+<file path=customXml/itemProps1.xml><?xml version="1.0" encoding="utf-8"?>
+<ds:datastoreItem xmlns:ds="http://schemas.openxmlformats.org/officeDocument/2006/customXml" ds:itemID="{9E4BB7DF-CAFD-4DF6-AB63-9BF3C1F77BD8}">
+  <ds:schemaRefs>
+    <ds:schemaRef ds:uri="http://schemas.openxmlformats.org/officeDocument/2006/bibliography"/>
+  </ds:schemaRefs>
+</ds:datastoreItem>
 </file>
--- a/学习记录与错误修正.docx
+++ b/学习记录与错误修正.docx
@@ -5,6 +5,9 @@
     <w:p>
       <w:pPr>
         <w:pStyle w:val="a5"/>
+        <w:rPr>
+          <w:rFonts w:hint="eastAsia"/>
+        </w:rPr>
       </w:pPr>
       <w:r>
         <w:rPr>
@@ -16,7 +19,13 @@
     <w:sdt>
       <w:sdtPr>
         <w:rPr>
+          <w:rFonts w:asciiTheme="minorHAnsi" w:eastAsiaTheme="minorEastAsia" w:hAnsiTheme="minorHAnsi" w:cstheme="minorBidi"/>
+          <w:color w:val="auto"/>
+          <w:kern w:val="2"/>
+          <w:sz w:val="21"/>
+          <w:szCs w:val="22"/>
           <w:lang w:val="zh-CN"/>
+          <w14:ligatures w14:val="standardContextual"/>
         </w:rPr>
         <w:id w:val="119506968"/>
         <w:docPartObj>
@@ -26,14 +35,8 @@
       </w:sdtPr>
       <w:sdtEndPr>
         <w:rPr>
-          <w:rFonts w:asciiTheme="minorHAnsi" w:eastAsiaTheme="minorEastAsia" w:hAnsiTheme="minorHAnsi" w:cstheme="minorBidi"/>
           <w:b/>
           <w:bCs/>
-          <w:color w:val="auto"/>
-          <w:kern w:val="2"/>
-          <w:sz w:val="21"/>
-          <w:szCs w:val="22"/>
-          <w14:ligatures w14:val="standardContextual"/>
         </w:rPr>
       </w:sdtEndPr>
       <w:sdtContent>
@@ -72,12 +75,9 @@
             <w:instrText xml:space="preserve"> TOC \o "1-3" \h \z \u </w:instrText>
           </w:r>
           <w:r>
-            <w:rPr>
-              <w:rFonts w:hint="eastAsia"/>
-            </w:rPr>
             <w:fldChar w:fldCharType="separate"/>
           </w:r>
-          <w:hyperlink w:anchor="_Toc216453001" w:history="1">
+          <w:hyperlink w:anchor="_Toc216549039" w:history="1">
             <w:r>
               <w:rPr>
                 <w:rStyle w:val="ae"/>
@@ -115,7 +115,7 @@
                 <w:noProof/>
                 <w:webHidden/>
               </w:rPr>
-              <w:instrText>PAGEREF _Toc216453001 \h</w:instrText>
+              <w:instrText>PAGEREF _Toc216549039 \h</w:instrText>
             </w:r>
             <w:r>
               <w:rPr>
@@ -172,7 +172,7 @@
               <w14:ligatures w14:val="standardContextual"/>
             </w:rPr>
           </w:pPr>
-          <w:hyperlink w:anchor="_Toc216453002" w:history="1">
+          <w:hyperlink w:anchor="_Toc216549040" w:history="1">
             <w:r>
               <w:rPr>
                 <w:rStyle w:val="ae"/>
@@ -210,7 +210,7 @@
                 <w:noProof/>
                 <w:webHidden/>
               </w:rPr>
-              <w:instrText>PAGEREF _Toc216453002 \h</w:instrText>
+              <w:instrText>PAGEREF _Toc216549040 \h</w:instrText>
             </w:r>
             <w:r>
               <w:rPr>
@@ -267,7 +267,7 @@
               <w14:ligatures w14:val="standardContextual"/>
             </w:rPr>
           </w:pPr>
-          <w:hyperlink w:anchor="_Toc216453003" w:history="1">
+          <w:hyperlink w:anchor="_Toc216549041" w:history="1">
             <w:r>
               <w:rPr>
                 <w:rStyle w:val="ae"/>
@@ -305,7 +305,7 @@
                 <w:noProof/>
                 <w:webHidden/>
               </w:rPr>
-              <w:instrText>PAGEREF _Toc216453003 \h</w:instrText>
+              <w:instrText>PAGEREF _Toc216549041 \h</w:instrText>
             </w:r>
             <w:r>
               <w:rPr>
@@ -362,7 +362,7 @@
               <w14:ligatures w14:val="standardContextual"/>
             </w:rPr>
           </w:pPr>
-          <w:hyperlink w:anchor="_Toc216453004" w:history="1">
+          <w:hyperlink w:anchor="_Toc216549042" w:history="1">
             <w:r>
               <w:rPr>
                 <w:rStyle w:val="ae"/>
@@ -400,7 +400,7 @@
                 <w:noProof/>
                 <w:webHidden/>
               </w:rPr>
-              <w:instrText>PAGEREF _Toc216453004 \h</w:instrText>
+              <w:instrText>PAGEREF _Toc216549042 \h</w:instrText>
             </w:r>
             <w:r>
               <w:rPr>
@@ -457,7 +457,7 @@
               <w14:ligatures w14:val="standardContextual"/>
             </w:rPr>
           </w:pPr>
-          <w:hyperlink w:anchor="_Toc216453005" w:history="1">
+          <w:hyperlink w:anchor="_Toc216549043" w:history="1">
             <w:r>
               <w:rPr>
                 <w:rStyle w:val="ae"/>
@@ -495,7 +495,7 @@
                 <w:noProof/>
                 <w:webHidden/>
               </w:rPr>
-              <w:instrText>PAGEREF _Toc216453005 \h</w:instrText>
+              <w:instrText>PAGEREF _Toc216549043 \h</w:instrText>
             </w:r>
             <w:r>
               <w:rPr>
@@ -552,7 +552,7 @@
               <w14:ligatures w14:val="standardContextual"/>
             </w:rPr>
           </w:pPr>
-          <w:hyperlink w:anchor="_Toc216453006" w:history="1">
+          <w:hyperlink w:anchor="_Toc216549044" w:history="1">
             <w:r>
               <w:rPr>
                 <w:rStyle w:val="ae"/>
@@ -590,7 +590,7 @@
                 <w:noProof/>
                 <w:webHidden/>
               </w:rPr>
-              <w:instrText>PAGEREF _Toc216453006 \h</w:instrText>
+              <w:instrText>PAGEREF _Toc216549044 \h</w:instrText>
             </w:r>
             <w:r>
               <w:rPr>
@@ -647,7 +647,7 @@
               <w14:ligatures w14:val="standardContextual"/>
             </w:rPr>
           </w:pPr>
-          <w:hyperlink w:anchor="_Toc216453007" w:history="1">
+          <w:hyperlink w:anchor="_Toc216549045" w:history="1">
             <w:r>
               <w:rPr>
                 <w:rStyle w:val="ae"/>
@@ -685,7 +685,7 @@
                 <w:noProof/>
                 <w:webHidden/>
               </w:rPr>
-              <w:instrText>PAGEREF _Toc216453007 \h</w:instrText>
+              <w:instrText>PAGEREF _Toc216549045 \h</w:instrText>
             </w:r>
             <w:r>
               <w:rPr>
@@ -748,8 +748,11 @@
     <w:p>
       <w:pPr>
         <w:pStyle w:val="1"/>
-      </w:pPr>
-      <w:bookmarkStart w:id="0" w:name="_Toc216453001"/>
+        <w:rPr>
+          <w:rFonts w:hint="eastAsia"/>
+        </w:rPr>
+      </w:pPr>
+      <w:bookmarkStart w:id="0" w:name="_Toc216549039"/>
       <w:r>
         <w:rPr>
           <w:rFonts w:hint="eastAsia"/>
@@ -765,7 +768,7 @@
           <w:rFonts w:hint="eastAsia"/>
         </w:rPr>
       </w:pPr>
-      <w:bookmarkStart w:id="1" w:name="_Toc216453002"/>
+      <w:bookmarkStart w:id="1" w:name="_Toc216549040"/>
       <w:r>
         <w:rPr>
           <w:rFonts w:hint="eastAsia"/>
@@ -781,7 +784,7 @@
           <w:rFonts w:hint="eastAsia"/>
         </w:rPr>
       </w:pPr>
-      <w:bookmarkStart w:id="2" w:name="_Toc216453003"/>
+      <w:bookmarkStart w:id="2" w:name="_Toc216549041"/>
       <w:r>
         <w:rPr>
           <w:rFonts w:hint="eastAsia"/>
@@ -911,7 +914,7 @@
           <w:rFonts w:hint="eastAsia"/>
         </w:rPr>
       </w:pPr>
-      <w:bookmarkStart w:id="3" w:name="_Toc216453004"/>
+      <w:bookmarkStart w:id="3" w:name="_Toc216549042"/>
       <w:r>
         <w:rPr>
           <w:rFonts w:hint="eastAsia"/>
@@ -1080,6 +1083,11 @@
       </w:pPr>
     </w:p>
     <w:p>
+      <w:pPr>
+        <w:rPr>
+          <w:rFonts w:hint="eastAsia"/>
+        </w:rPr>
+      </w:pPr>
       <w:r>
         <w:rPr>
           <w:rFonts w:hint="eastAsia"/>
@@ -1087,12 +1095,21 @@
         <w:t>常见的语义化标签：</w:t>
       </w:r>
     </w:p>
-    <w:p/>
     <w:p>
       <w:pPr>
+        <w:rPr>
+          <w:rFonts w:hint="eastAsia"/>
+        </w:rPr>
+      </w:pPr>
+    </w:p>
+    <w:p>
+      <w:pPr>
         <w:pStyle w:val="2"/>
-      </w:pPr>
-      <w:bookmarkStart w:id="4" w:name="_Toc216453005"/>
+        <w:rPr>
+          <w:rFonts w:hint="eastAsia"/>
+        </w:rPr>
+      </w:pPr>
+      <w:bookmarkStart w:id="4" w:name="_Toc216549043"/>
       <w:r>
         <w:rPr>
           <w:rFonts w:hint="eastAsia"/>
@@ -1114,7 +1131,7 @@
           <w:rFonts w:hint="eastAsia"/>
         </w:rPr>
       </w:pPr>
-      <w:bookmarkStart w:id="5" w:name="_Toc216453006"/>
+      <w:bookmarkStart w:id="5" w:name="_Toc216549044"/>
       <w:r>
         <w:rPr>
           <w:rFonts w:hint="eastAsia"/>
@@ -1124,6 +1141,11 @@
       <w:bookmarkEnd w:id="5"/>
     </w:p>
     <w:p>
+      <w:pPr>
+        <w:rPr>
+          <w:rFonts w:hint="eastAsia"/>
+        </w:rPr>
+      </w:pPr>
       <w:r>
         <w:rPr>
           <w:rFonts w:hint="eastAsia"/>
@@ -1182,35 +1204,7 @@
               <w:rPr>
                 <w:rFonts w:hint="eastAsia"/>
               </w:rPr>
-              <w:t xml:space="preserve">: </w:t>
-            </w:r>
-            <w:proofErr w:type="gramStart"/>
-            <w:r>
-              <w:rPr>
-                <w:rFonts w:hint="eastAsia"/>
-              </w:rPr>
-              <w:t>number[</w:t>
-            </w:r>
-            <w:proofErr w:type="gramEnd"/>
-            <w:r>
-              <w:rPr>
-                <w:rFonts w:hint="eastAsia"/>
-              </w:rPr>
-              <w:t>] = new Array(5</w:t>
-            </w:r>
-            <w:proofErr w:type="gramStart"/>
-            <w:r>
-              <w:rPr>
-                <w:rFonts w:hint="eastAsia"/>
-              </w:rPr>
-              <w:t>).fill</w:t>
-            </w:r>
-            <w:proofErr w:type="gramEnd"/>
-            <w:r>
-              <w:rPr>
-                <w:rFonts w:hint="eastAsia"/>
-              </w:rPr>
-              <w:t>(0);</w:t>
+              <w:t>: number[] = new Array(5).fill(0);</w:t>
             </w:r>
           </w:p>
           <w:p>
@@ -1237,27 +1231,19 @@
               <w:rPr>
                 <w:rFonts w:hint="eastAsia"/>
               </w:rPr>
-              <w:t xml:space="preserve">: </w:t>
-            </w:r>
-            <w:proofErr w:type="gramStart"/>
-            <w:r>
-              <w:rPr>
-                <w:rFonts w:hint="eastAsia"/>
-              </w:rPr>
-              <w:t>number[</w:t>
-            </w:r>
-            <w:proofErr w:type="gramEnd"/>
-            <w:r>
-              <w:rPr>
-                <w:rFonts w:hint="eastAsia"/>
-              </w:rPr>
-              <w:t>] = [1, 3, 2, 5, 4];</w:t>
+              <w:t>: number[] = [1, 3, 2, 5, 4];</w:t>
             </w:r>
           </w:p>
         </w:tc>
       </w:tr>
     </w:tbl>
-    <w:p/>
+    <w:p>
+      <w:pPr>
+        <w:rPr>
+          <w:rFonts w:hint="eastAsia"/>
+        </w:rPr>
+      </w:pPr>
+    </w:p>
     <w:p>
       <w:pPr>
         <w:rPr>
@@ -1408,14 +1394,7 @@
               <w:rPr>
                 <w:rFonts w:hint="eastAsia"/>
               </w:rPr>
-              <w:t xml:space="preserve">    </w:t>
-            </w:r>
-            <w:proofErr w:type="gramStart"/>
-            <w:r>
-              <w:rPr>
-                <w:rFonts w:hint="eastAsia"/>
-              </w:rPr>
-              <w:t>constructor(</w:t>
+              <w:t xml:space="preserve">    constructor(</w:t>
             </w:r>
             <w:proofErr w:type="spellStart"/>
             <w:r>
@@ -1429,28 +1408,7 @@
               <w:rPr>
                 <w:rFonts w:hint="eastAsia"/>
               </w:rPr>
-              <w:t>?:</w:t>
-            </w:r>
-            <w:proofErr w:type="gramEnd"/>
-            <w:r>
-              <w:rPr>
-                <w:rFonts w:hint="eastAsia"/>
-              </w:rPr>
-              <w:t xml:space="preserve"> number, </w:t>
-            </w:r>
-            <w:proofErr w:type="gramStart"/>
-            <w:r>
-              <w:rPr>
-                <w:rFonts w:hint="eastAsia"/>
-              </w:rPr>
-              <w:t>next?:</w:t>
-            </w:r>
-            <w:proofErr w:type="gramEnd"/>
-            <w:r>
-              <w:rPr>
-                <w:rFonts w:hint="eastAsia"/>
-              </w:rPr>
-              <w:t xml:space="preserve"> </w:t>
+              <w:t xml:space="preserve">?: number, next?: </w:t>
             </w:r>
             <w:proofErr w:type="spellStart"/>
             <w:r>
@@ -1505,21 +1463,7 @@
               <w:rPr>
                 <w:rFonts w:hint="eastAsia"/>
               </w:rPr>
-              <w:t xml:space="preserve"> === </w:t>
-            </w:r>
-            <w:proofErr w:type="gramStart"/>
-            <w:r>
-              <w:rPr>
-                <w:rFonts w:hint="eastAsia"/>
-              </w:rPr>
-              <w:t>undefined ?</w:t>
-            </w:r>
-            <w:proofErr w:type="gramEnd"/>
-            <w:r>
-              <w:rPr>
-                <w:rFonts w:hint="eastAsia"/>
-              </w:rPr>
-              <w:t xml:space="preserve"> 0 : </w:t>
+              <w:t xml:space="preserve"> === undefined ? 0 : </w:t>
             </w:r>
             <w:proofErr w:type="spellStart"/>
             <w:r>
@@ -1549,7 +1493,6 @@
               <w:t xml:space="preserve">        </w:t>
             </w:r>
             <w:proofErr w:type="spellStart"/>
-            <w:proofErr w:type="gramStart"/>
             <w:r>
               <w:rPr>
                 <w:rFonts w:hint="eastAsia"/>
@@ -1557,54 +1500,11 @@
               <w:t>this.next</w:t>
             </w:r>
             <w:proofErr w:type="spellEnd"/>
-            <w:proofErr w:type="gramEnd"/>
-            <w:r>
-              <w:rPr>
-                <w:rFonts w:hint="eastAsia"/>
-              </w:rPr>
-              <w:t xml:space="preserve"> = next === </w:t>
-            </w:r>
-            <w:proofErr w:type="gramStart"/>
-            <w:r>
-              <w:rPr>
-                <w:rFonts w:hint="eastAsia"/>
-              </w:rPr>
-              <w:t>undefined ?</w:t>
-            </w:r>
-            <w:proofErr w:type="gramEnd"/>
-            <w:r>
-              <w:rPr>
-                <w:rFonts w:hint="eastAsia"/>
-              </w:rPr>
-              <w:t xml:space="preserve"> </w:t>
-            </w:r>
-            <w:proofErr w:type="gramStart"/>
-            <w:r>
-              <w:rPr>
-                <w:rFonts w:hint="eastAsia"/>
-              </w:rPr>
-              <w:t>null :</w:t>
-            </w:r>
-            <w:proofErr w:type="gramEnd"/>
-            <w:r>
-              <w:rPr>
-                <w:rFonts w:hint="eastAsia"/>
-              </w:rPr>
-              <w:t xml:space="preserve"> </w:t>
-            </w:r>
-            <w:proofErr w:type="gramStart"/>
-            <w:r>
-              <w:rPr>
-                <w:rFonts w:hint="eastAsia"/>
-              </w:rPr>
-              <w:t>next;  /</w:t>
-            </w:r>
-            <w:proofErr w:type="gramEnd"/>
-            <w:r>
-              <w:rPr>
-                <w:rFonts w:hint="eastAsia"/>
-              </w:rPr>
-              <w:t>/ 指向下一节点的引用</w:t>
+            <w:r>
+              <w:rPr>
+                <w:rFonts w:hint="eastAsia"/>
+              </w:rPr>
+              <w:t xml:space="preserve"> = next === undefined ? null : next;  // 指向下一节点的引用</w:t>
             </w:r>
           </w:p>
           <w:p>
@@ -1621,6 +1521,11 @@
             </w:r>
           </w:p>
           <w:p>
+            <w:pPr>
+              <w:rPr>
+                <w:rFonts w:hint="eastAsia"/>
+              </w:rPr>
+            </w:pPr>
             <w:r>
               <w:rPr>
                 <w:rFonts w:hint="eastAsia"/>
@@ -1628,7 +1533,13 @@
               <w:t>}</w:t>
             </w:r>
           </w:p>
-          <w:p/>
+          <w:p>
+            <w:pPr>
+              <w:rPr>
+                <w:rFonts w:hint="eastAsia"/>
+              </w:rPr>
+            </w:pPr>
+          </w:p>
           <w:p>
             <w:pPr>
               <w:rPr>
@@ -1668,7 +1579,6 @@
               <w:t xml:space="preserve">const n0 = new </w:t>
             </w:r>
             <w:proofErr w:type="spellStart"/>
-            <w:proofErr w:type="gramStart"/>
             <w:r>
               <w:rPr>
                 <w:rFonts w:hint="eastAsia"/>
@@ -1680,14 +1590,7 @@
               <w:rPr>
                 <w:rFonts w:hint="eastAsia"/>
               </w:rPr>
-              <w:t>(</w:t>
-            </w:r>
-            <w:proofErr w:type="gramEnd"/>
-            <w:r>
-              <w:rPr>
-                <w:rFonts w:hint="eastAsia"/>
-              </w:rPr>
-              <w:t>1);</w:t>
+              <w:t>(1);</w:t>
             </w:r>
           </w:p>
           <w:p>
@@ -1703,7 +1606,6 @@
               <w:t xml:space="preserve">const n1 = new </w:t>
             </w:r>
             <w:proofErr w:type="spellStart"/>
-            <w:proofErr w:type="gramStart"/>
             <w:r>
               <w:rPr>
                 <w:rFonts w:hint="eastAsia"/>
@@ -1715,14 +1617,7 @@
               <w:rPr>
                 <w:rFonts w:hint="eastAsia"/>
               </w:rPr>
-              <w:t>(</w:t>
-            </w:r>
-            <w:proofErr w:type="gramEnd"/>
-            <w:r>
-              <w:rPr>
-                <w:rFonts w:hint="eastAsia"/>
-              </w:rPr>
-              <w:t>3);</w:t>
+              <w:t>(3);</w:t>
             </w:r>
           </w:p>
           <w:p>
@@ -1738,7 +1633,6 @@
               <w:t xml:space="preserve">const n2 = new </w:t>
             </w:r>
             <w:proofErr w:type="spellStart"/>
-            <w:proofErr w:type="gramStart"/>
             <w:r>
               <w:rPr>
                 <w:rFonts w:hint="eastAsia"/>
@@ -1750,14 +1644,7 @@
               <w:rPr>
                 <w:rFonts w:hint="eastAsia"/>
               </w:rPr>
-              <w:t>(</w:t>
-            </w:r>
-            <w:proofErr w:type="gramEnd"/>
-            <w:r>
-              <w:rPr>
-                <w:rFonts w:hint="eastAsia"/>
-              </w:rPr>
-              <w:t>2);</w:t>
+              <w:t>(2);</w:t>
             </w:r>
           </w:p>
           <w:p>
@@ -1773,7 +1660,6 @@
               <w:t xml:space="preserve">const n3 = new </w:t>
             </w:r>
             <w:proofErr w:type="spellStart"/>
-            <w:proofErr w:type="gramStart"/>
             <w:r>
               <w:rPr>
                 <w:rFonts w:hint="eastAsia"/>
@@ -1785,14 +1671,7 @@
               <w:rPr>
                 <w:rFonts w:hint="eastAsia"/>
               </w:rPr>
-              <w:t>(</w:t>
-            </w:r>
-            <w:proofErr w:type="gramEnd"/>
-            <w:r>
-              <w:rPr>
-                <w:rFonts w:hint="eastAsia"/>
-              </w:rPr>
-              <w:t>5);</w:t>
+              <w:t>(5);</w:t>
             </w:r>
           </w:p>
           <w:p>
@@ -1808,7 +1687,6 @@
               <w:t xml:space="preserve">const n4 = new </w:t>
             </w:r>
             <w:proofErr w:type="spellStart"/>
-            <w:proofErr w:type="gramStart"/>
             <w:r>
               <w:rPr>
                 <w:rFonts w:hint="eastAsia"/>
@@ -1820,14 +1698,7 @@
               <w:rPr>
                 <w:rFonts w:hint="eastAsia"/>
               </w:rPr>
-              <w:t>(</w:t>
-            </w:r>
-            <w:proofErr w:type="gramEnd"/>
-            <w:r>
-              <w:rPr>
-                <w:rFonts w:hint="eastAsia"/>
-              </w:rPr>
-              <w:t>4);</w:t>
+              <w:t>(4);</w:t>
             </w:r>
           </w:p>
           <w:p>
@@ -1853,109 +1724,64 @@
               <w:rPr>
                 <w:rFonts w:hint="eastAsia"/>
               </w:rPr>
-              <w:t>n</w:t>
-            </w:r>
-            <w:proofErr w:type="gramStart"/>
-            <w:r>
-              <w:rPr>
-                <w:rFonts w:hint="eastAsia"/>
-              </w:rPr>
-              <w:t>0.next</w:t>
-            </w:r>
-            <w:proofErr w:type="gramEnd"/>
-            <w:r>
-              <w:rPr>
-                <w:rFonts w:hint="eastAsia"/>
-              </w:rPr>
-              <w:t xml:space="preserve"> = n1;</w:t>
-            </w:r>
-          </w:p>
-          <w:p>
-            <w:pPr>
-              <w:rPr>
-                <w:rFonts w:hint="eastAsia"/>
-              </w:rPr>
-            </w:pPr>
-            <w:r>
-              <w:rPr>
-                <w:rFonts w:hint="eastAsia"/>
-              </w:rPr>
-              <w:t>n</w:t>
-            </w:r>
-            <w:proofErr w:type="gramStart"/>
-            <w:r>
-              <w:rPr>
-                <w:rFonts w:hint="eastAsia"/>
-              </w:rPr>
-              <w:t>1.next</w:t>
-            </w:r>
-            <w:proofErr w:type="gramEnd"/>
-            <w:r>
-              <w:rPr>
-                <w:rFonts w:hint="eastAsia"/>
-              </w:rPr>
-              <w:t xml:space="preserve"> = n2;</w:t>
-            </w:r>
-          </w:p>
-          <w:p>
-            <w:pPr>
-              <w:rPr>
-                <w:rFonts w:hint="eastAsia"/>
-              </w:rPr>
-            </w:pPr>
-            <w:r>
-              <w:rPr>
-                <w:rFonts w:hint="eastAsia"/>
-              </w:rPr>
-              <w:t>n</w:t>
-            </w:r>
-            <w:proofErr w:type="gramStart"/>
-            <w:r>
-              <w:rPr>
-                <w:rFonts w:hint="eastAsia"/>
-              </w:rPr>
-              <w:t>2.next</w:t>
-            </w:r>
-            <w:proofErr w:type="gramEnd"/>
-            <w:r>
-              <w:rPr>
-                <w:rFonts w:hint="eastAsia"/>
-              </w:rPr>
-              <w:t xml:space="preserve"> = n3;</w:t>
-            </w:r>
-          </w:p>
-          <w:p>
-            <w:pPr>
-              <w:rPr>
-                <w:rFonts w:hint="eastAsia"/>
-              </w:rPr>
-            </w:pPr>
-            <w:r>
-              <w:rPr>
-                <w:rFonts w:hint="eastAsia"/>
-              </w:rPr>
-              <w:t>n</w:t>
-            </w:r>
-            <w:proofErr w:type="gramStart"/>
-            <w:r>
-              <w:rPr>
-                <w:rFonts w:hint="eastAsia"/>
-              </w:rPr>
-              <w:t>3.next</w:t>
-            </w:r>
-            <w:proofErr w:type="gramEnd"/>
-            <w:r>
-              <w:rPr>
-                <w:rFonts w:hint="eastAsia"/>
-              </w:rPr>
-              <w:t xml:space="preserve"> = n4;</w:t>
+              <w:t>n0.next = n1;</w:t>
+            </w:r>
+          </w:p>
+          <w:p>
+            <w:pPr>
+              <w:rPr>
+                <w:rFonts w:hint="eastAsia"/>
+              </w:rPr>
+            </w:pPr>
+            <w:r>
+              <w:rPr>
+                <w:rFonts w:hint="eastAsia"/>
+              </w:rPr>
+              <w:t>n1.next = n2;</w:t>
+            </w:r>
+          </w:p>
+          <w:p>
+            <w:pPr>
+              <w:rPr>
+                <w:rFonts w:hint="eastAsia"/>
+              </w:rPr>
+            </w:pPr>
+            <w:r>
+              <w:rPr>
+                <w:rFonts w:hint="eastAsia"/>
+              </w:rPr>
+              <w:t>n2.next = n3;</w:t>
+            </w:r>
+          </w:p>
+          <w:p>
+            <w:pPr>
+              <w:rPr>
+                <w:rFonts w:hint="eastAsia"/>
+              </w:rPr>
+            </w:pPr>
+            <w:r>
+              <w:rPr>
+                <w:rFonts w:hint="eastAsia"/>
+              </w:rPr>
+              <w:t>n3.next = n4;</w:t>
             </w:r>
           </w:p>
         </w:tc>
       </w:tr>
     </w:tbl>
-    <w:p/>
     <w:p>
+      <w:pPr>
+        <w:rPr>
+          <w:rFonts w:hint="eastAsia"/>
+        </w:rPr>
+      </w:pPr>
+    </w:p>
+    <w:p>
+      <w:pPr>
+        <w:rPr>
+          <w:rFonts w:hint="eastAsia"/>
+        </w:rPr>
+      </w:pPr>
       <w:r>
         <w:rPr>
           <w:rFonts w:hint="eastAsia"/>
@@ -2014,21 +1840,7 @@
               <w:rPr>
                 <w:rFonts w:hint="eastAsia"/>
               </w:rPr>
-              <w:t xml:space="preserve">const nums1: </w:t>
-            </w:r>
-            <w:proofErr w:type="gramStart"/>
-            <w:r>
-              <w:rPr>
-                <w:rFonts w:hint="eastAsia"/>
-              </w:rPr>
-              <w:t>number[</w:t>
-            </w:r>
-            <w:proofErr w:type="gramEnd"/>
-            <w:r>
-              <w:rPr>
-                <w:rFonts w:hint="eastAsia"/>
-              </w:rPr>
-              <w:t>] = [];</w:t>
+              <w:t>const nums1: number[] = [];</w:t>
             </w:r>
           </w:p>
           <w:p>
@@ -2068,45 +1880,45 @@
               <w:rPr>
                 <w:rFonts w:hint="eastAsia"/>
               </w:rPr>
-              <w:t xml:space="preserve">: </w:t>
-            </w:r>
-            <w:proofErr w:type="gramStart"/>
-            <w:r>
-              <w:rPr>
-                <w:rFonts w:hint="eastAsia"/>
-              </w:rPr>
-              <w:t>number[</w:t>
-            </w:r>
-            <w:proofErr w:type="gramEnd"/>
-            <w:r>
-              <w:rPr>
-                <w:rFonts w:hint="eastAsia"/>
-              </w:rPr>
-              <w:t>] = [1, 3, 2, 5, 4];</w:t>
+              <w:t>: number[] = [1, 3, 2, 5, 4];</w:t>
             </w:r>
           </w:p>
         </w:tc>
       </w:tr>
     </w:tbl>
-    <w:p/>
-    <w:p/>
     <w:p>
-      <w:proofErr w:type="gramStart"/>
+      <w:pPr>
+        <w:rPr>
+          <w:rFonts w:hint="eastAsia"/>
+        </w:rPr>
+      </w:pPr>
+    </w:p>
+    <w:p>
+      <w:pPr>
+        <w:rPr>
+          <w:rFonts w:hint="eastAsia"/>
+        </w:rPr>
+      </w:pPr>
+    </w:p>
+    <w:p>
+      <w:pPr>
+        <w:rPr>
+          <w:rFonts w:hint="eastAsia"/>
+        </w:rPr>
+      </w:pPr>
       <w:r>
         <w:rPr>
           <w:rFonts w:hint="eastAsia"/>
         </w:rPr>
-        <w:t>栈</w:t>
-      </w:r>
-      <w:proofErr w:type="gramEnd"/>
-      <w:r>
-        <w:rPr>
-          <w:rFonts w:hint="eastAsia"/>
-        </w:rPr>
-        <w:t>，先进后出</w:t>
+        <w:t>栈，先进后出</w:t>
       </w:r>
     </w:p>
     <w:p>
+      <w:pPr>
+        <w:rPr>
+          <w:rFonts w:hint="eastAsia"/>
+        </w:rPr>
+      </w:pPr>
       <w:r>
         <w:rPr>
           <w:rFonts w:hint="eastAsia"/>
@@ -2115,6 +1927,11 @@
       </w:r>
     </w:p>
     <w:p>
+      <w:pPr>
+        <w:rPr>
+          <w:rFonts w:hint="eastAsia"/>
+        </w:rPr>
+      </w:pPr>
       <w:r>
         <w:t>JavaScript的.pop()方法用于</w:t>
       </w:r>
@@ -2126,15 +1943,7 @@
         <w:t>从数组末尾移除并返回最后一个元素</w:t>
       </w:r>
       <w:r>
-        <w:t>，会直接修改原数组，使其长度减</w:t>
-      </w:r>
-      <w:proofErr w:type="gramStart"/>
-      <w:r>
-        <w:t>一</w:t>
-      </w:r>
-      <w:proofErr w:type="gramEnd"/>
-      <w:r>
-        <w:t>；如果对空数组调用，则返回undefined</w:t>
+        <w:t>，会直接修改原数组，使其长度减一；如果对空数组调用，则返回undefined</w:t>
       </w:r>
     </w:p>
     <w:p>
@@ -2186,133 +1995,62 @@
               <w:rPr>
                 <w:rFonts w:hint="eastAsia"/>
               </w:rPr>
-              <w:t>/* 初始化</w:t>
-            </w:r>
-            <w:proofErr w:type="gramStart"/>
-            <w:r>
-              <w:rPr>
-                <w:rFonts w:hint="eastAsia"/>
-              </w:rPr>
-              <w:t>栈</w:t>
-            </w:r>
-            <w:proofErr w:type="gramEnd"/>
-            <w:r>
-              <w:rPr>
-                <w:rFonts w:hint="eastAsia"/>
-              </w:rPr>
-              <w:t xml:space="preserve"> */</w:t>
-            </w:r>
-          </w:p>
-          <w:p>
-            <w:pPr>
-              <w:rPr>
-                <w:rFonts w:hint="eastAsia"/>
-              </w:rPr>
-            </w:pPr>
-            <w:r>
-              <w:rPr>
-                <w:rFonts w:hint="eastAsia"/>
-              </w:rPr>
-              <w:t>// TypeScript 没有内置的</w:t>
-            </w:r>
-            <w:proofErr w:type="gramStart"/>
-            <w:r>
-              <w:rPr>
-                <w:rFonts w:hint="eastAsia"/>
-              </w:rPr>
-              <w:t>栈</w:t>
-            </w:r>
-            <w:proofErr w:type="gramEnd"/>
-            <w:r>
-              <w:rPr>
-                <w:rFonts w:hint="eastAsia"/>
-              </w:rPr>
-              <w:t>类，可以把 Array 当作</w:t>
-            </w:r>
-            <w:proofErr w:type="gramStart"/>
-            <w:r>
-              <w:rPr>
-                <w:rFonts w:hint="eastAsia"/>
-              </w:rPr>
-              <w:t>栈</w:t>
-            </w:r>
-            <w:proofErr w:type="gramEnd"/>
-            <w:r>
-              <w:rPr>
-                <w:rFonts w:hint="eastAsia"/>
-              </w:rPr>
-              <w:t>来使用</w:t>
-            </w:r>
-          </w:p>
-          <w:p>
-            <w:pPr>
-              <w:rPr>
-                <w:rFonts w:hint="eastAsia"/>
-              </w:rPr>
-            </w:pPr>
-            <w:r>
-              <w:rPr>
-                <w:rFonts w:hint="eastAsia"/>
-              </w:rPr>
-              <w:t xml:space="preserve">const stack: </w:t>
-            </w:r>
-            <w:proofErr w:type="gramStart"/>
-            <w:r>
-              <w:rPr>
-                <w:rFonts w:hint="eastAsia"/>
-              </w:rPr>
-              <w:t>number[</w:t>
-            </w:r>
-            <w:proofErr w:type="gramEnd"/>
-            <w:r>
-              <w:rPr>
-                <w:rFonts w:hint="eastAsia"/>
-              </w:rPr>
-              <w:t>] = [];</w:t>
-            </w:r>
-          </w:p>
-          <w:p>
-            <w:pPr>
-              <w:rPr>
-                <w:rFonts w:hint="eastAsia"/>
-              </w:rPr>
-            </w:pPr>
-          </w:p>
-          <w:p>
-            <w:pPr>
-              <w:rPr>
-                <w:rFonts w:hint="eastAsia"/>
-              </w:rPr>
-            </w:pPr>
-            <w:r>
-              <w:rPr>
-                <w:rFonts w:hint="eastAsia"/>
-              </w:rPr>
-              <w:t>/* 元素入</w:t>
-            </w:r>
-            <w:proofErr w:type="gramStart"/>
-            <w:r>
-              <w:rPr>
-                <w:rFonts w:hint="eastAsia"/>
-              </w:rPr>
-              <w:t>栈</w:t>
-            </w:r>
-            <w:proofErr w:type="gramEnd"/>
-            <w:r>
-              <w:rPr>
-                <w:rFonts w:hint="eastAsia"/>
-              </w:rPr>
-              <w:t xml:space="preserve"> */</w:t>
-            </w:r>
-          </w:p>
-          <w:p>
-            <w:pPr>
-              <w:rPr>
-                <w:rFonts w:hint="eastAsia"/>
-              </w:rPr>
-            </w:pPr>
-            <w:proofErr w:type="spellStart"/>
-            <w:proofErr w:type="gramStart"/>
+              <w:t>/* 初始化栈 */</w:t>
+            </w:r>
+          </w:p>
+          <w:p>
+            <w:pPr>
+              <w:rPr>
+                <w:rFonts w:hint="eastAsia"/>
+              </w:rPr>
+            </w:pPr>
+            <w:r>
+              <w:rPr>
+                <w:rFonts w:hint="eastAsia"/>
+              </w:rPr>
+              <w:t>// TypeScript 没有内置的栈类，可以把 Array 当作栈来使用</w:t>
+            </w:r>
+          </w:p>
+          <w:p>
+            <w:pPr>
+              <w:rPr>
+                <w:rFonts w:hint="eastAsia"/>
+              </w:rPr>
+            </w:pPr>
+            <w:r>
+              <w:rPr>
+                <w:rFonts w:hint="eastAsia"/>
+              </w:rPr>
+              <w:t>const stack: number[] = [];</w:t>
+            </w:r>
+          </w:p>
+          <w:p>
+            <w:pPr>
+              <w:rPr>
+                <w:rFonts w:hint="eastAsia"/>
+              </w:rPr>
+            </w:pPr>
+          </w:p>
+          <w:p>
+            <w:pPr>
+              <w:rPr>
+                <w:rFonts w:hint="eastAsia"/>
+              </w:rPr>
+            </w:pPr>
+            <w:r>
+              <w:rPr>
+                <w:rFonts w:hint="eastAsia"/>
+              </w:rPr>
+              <w:t>/* 元素入栈 */</w:t>
+            </w:r>
+          </w:p>
+          <w:p>
+            <w:pPr>
+              <w:rPr>
+                <w:rFonts w:hint="eastAsia"/>
+              </w:rPr>
+            </w:pPr>
+            <w:proofErr w:type="spellStart"/>
             <w:r>
               <w:rPr>
                 <w:rFonts w:hint="eastAsia"/>
@@ -2320,7 +2058,6 @@
               <w:t>stack.push</w:t>
             </w:r>
             <w:proofErr w:type="spellEnd"/>
-            <w:proofErr w:type="gramEnd"/>
             <w:r>
               <w:rPr>
                 <w:rFonts w:hint="eastAsia"/>
@@ -2335,7 +2072,6 @@
               </w:rPr>
             </w:pPr>
             <w:proofErr w:type="spellStart"/>
-            <w:proofErr w:type="gramStart"/>
             <w:r>
               <w:rPr>
                 <w:rFonts w:hint="eastAsia"/>
@@ -2343,7 +2079,6 @@
               <w:t>stack.push</w:t>
             </w:r>
             <w:proofErr w:type="spellEnd"/>
-            <w:proofErr w:type="gramEnd"/>
             <w:r>
               <w:rPr>
                 <w:rFonts w:hint="eastAsia"/>
@@ -2358,7 +2093,6 @@
               </w:rPr>
             </w:pPr>
             <w:proofErr w:type="spellStart"/>
-            <w:proofErr w:type="gramStart"/>
             <w:r>
               <w:rPr>
                 <w:rFonts w:hint="eastAsia"/>
@@ -2366,7 +2100,6 @@
               <w:t>stack.push</w:t>
             </w:r>
             <w:proofErr w:type="spellEnd"/>
-            <w:proofErr w:type="gramEnd"/>
             <w:r>
               <w:rPr>
                 <w:rFonts w:hint="eastAsia"/>
@@ -2381,7 +2114,6 @@
               </w:rPr>
             </w:pPr>
             <w:proofErr w:type="spellStart"/>
-            <w:proofErr w:type="gramStart"/>
             <w:r>
               <w:rPr>
                 <w:rFonts w:hint="eastAsia"/>
@@ -2389,7 +2121,6 @@
               <w:t>stack.push</w:t>
             </w:r>
             <w:proofErr w:type="spellEnd"/>
-            <w:proofErr w:type="gramEnd"/>
             <w:r>
               <w:rPr>
                 <w:rFonts w:hint="eastAsia"/>
@@ -2404,7 +2135,6 @@
               </w:rPr>
             </w:pPr>
             <w:proofErr w:type="spellStart"/>
-            <w:proofErr w:type="gramStart"/>
             <w:r>
               <w:rPr>
                 <w:rFonts w:hint="eastAsia"/>
@@ -2412,7 +2142,6 @@
               <w:t>stack.push</w:t>
             </w:r>
             <w:proofErr w:type="spellEnd"/>
-            <w:proofErr w:type="gramEnd"/>
             <w:r>
               <w:rPr>
                 <w:rFonts w:hint="eastAsia"/>
@@ -2437,41 +2166,20 @@
               <w:rPr>
                 <w:rFonts w:hint="eastAsia"/>
               </w:rPr>
-              <w:t>/* 访问</w:t>
-            </w:r>
-            <w:proofErr w:type="gramStart"/>
-            <w:r>
-              <w:rPr>
-                <w:rFonts w:hint="eastAsia"/>
-              </w:rPr>
-              <w:t>栈</w:t>
-            </w:r>
-            <w:proofErr w:type="gramEnd"/>
-            <w:r>
-              <w:rPr>
-                <w:rFonts w:hint="eastAsia"/>
-              </w:rPr>
-              <w:t>顶元素 */</w:t>
-            </w:r>
-          </w:p>
-          <w:p>
-            <w:pPr>
-              <w:rPr>
-                <w:rFonts w:hint="eastAsia"/>
-              </w:rPr>
-            </w:pPr>
-            <w:r>
-              <w:rPr>
-                <w:rFonts w:hint="eastAsia"/>
-              </w:rPr>
-              <w:t xml:space="preserve">const peek = </w:t>
-            </w:r>
-            <w:proofErr w:type="gramStart"/>
-            <w:r>
-              <w:rPr>
-                <w:rFonts w:hint="eastAsia"/>
-              </w:rPr>
-              <w:t>stack[</w:t>
+              <w:t>/* 访问栈顶元素 */</w:t>
+            </w:r>
+          </w:p>
+          <w:p>
+            <w:pPr>
+              <w:rPr>
+                <w:rFonts w:hint="eastAsia"/>
+              </w:rPr>
+            </w:pPr>
+            <w:r>
+              <w:rPr>
+                <w:rFonts w:hint="eastAsia"/>
+              </w:rPr>
+              <w:t>const peek = stack[</w:t>
             </w:r>
             <w:proofErr w:type="spellStart"/>
             <w:r>
@@ -2481,7 +2189,6 @@
               <w:t>stack.length</w:t>
             </w:r>
             <w:proofErr w:type="spellEnd"/>
-            <w:proofErr w:type="gramEnd"/>
             <w:r>
               <w:rPr>
                 <w:rFonts w:hint="eastAsia"/>
@@ -2506,21 +2213,7 @@
               <w:rPr>
                 <w:rFonts w:hint="eastAsia"/>
               </w:rPr>
-              <w:t>/* 元素出</w:t>
-            </w:r>
-            <w:proofErr w:type="gramStart"/>
-            <w:r>
-              <w:rPr>
-                <w:rFonts w:hint="eastAsia"/>
-              </w:rPr>
-              <w:t>栈</w:t>
-            </w:r>
-            <w:proofErr w:type="gramEnd"/>
-            <w:r>
-              <w:rPr>
-                <w:rFonts w:hint="eastAsia"/>
-              </w:rPr>
-              <w:t xml:space="preserve"> */</w:t>
+              <w:t>/* 元素出栈 */</w:t>
             </w:r>
           </w:p>
           <w:p>
@@ -2536,7 +2229,6 @@
               <w:t xml:space="preserve">const pop = </w:t>
             </w:r>
             <w:proofErr w:type="spellStart"/>
-            <w:proofErr w:type="gramStart"/>
             <w:r>
               <w:rPr>
                 <w:rFonts w:hint="eastAsia"/>
@@ -2548,48 +2240,27 @@
               <w:rPr>
                 <w:rFonts w:hint="eastAsia"/>
               </w:rPr>
-              <w:t>(</w:t>
-            </w:r>
-            <w:proofErr w:type="gramEnd"/>
-            <w:r>
-              <w:rPr>
-                <w:rFonts w:hint="eastAsia"/>
-              </w:rPr>
-              <w:t>);</w:t>
-            </w:r>
-          </w:p>
-          <w:p>
-            <w:pPr>
-              <w:rPr>
-                <w:rFonts w:hint="eastAsia"/>
-              </w:rPr>
-            </w:pPr>
-          </w:p>
-          <w:p>
-            <w:pPr>
-              <w:rPr>
-                <w:rFonts w:hint="eastAsia"/>
-              </w:rPr>
-            </w:pPr>
-            <w:r>
-              <w:rPr>
-                <w:rFonts w:hint="eastAsia"/>
-              </w:rPr>
-              <w:t>/* 获取</w:t>
-            </w:r>
-            <w:proofErr w:type="gramStart"/>
-            <w:r>
-              <w:rPr>
-                <w:rFonts w:hint="eastAsia"/>
-              </w:rPr>
-              <w:t>栈</w:t>
-            </w:r>
-            <w:proofErr w:type="gramEnd"/>
-            <w:r>
-              <w:rPr>
-                <w:rFonts w:hint="eastAsia"/>
-              </w:rPr>
-              <w:t>的长度 */</w:t>
+              <w:t>();</w:t>
+            </w:r>
+          </w:p>
+          <w:p>
+            <w:pPr>
+              <w:rPr>
+                <w:rFonts w:hint="eastAsia"/>
+              </w:rPr>
+            </w:pPr>
+          </w:p>
+          <w:p>
+            <w:pPr>
+              <w:rPr>
+                <w:rFonts w:hint="eastAsia"/>
+              </w:rPr>
+            </w:pPr>
+            <w:r>
+              <w:rPr>
+                <w:rFonts w:hint="eastAsia"/>
+              </w:rPr>
+              <w:t>/* 获取栈的长度 */</w:t>
             </w:r>
           </w:p>
           <w:p>
@@ -2605,7 +2276,6 @@
               <w:t xml:space="preserve">const size = </w:t>
             </w:r>
             <w:proofErr w:type="spellStart"/>
-            <w:proofErr w:type="gramStart"/>
             <w:r>
               <w:rPr>
                 <w:rFonts w:hint="eastAsia"/>
@@ -2613,7 +2283,6 @@
               <w:t>stack.length</w:t>
             </w:r>
             <w:proofErr w:type="spellEnd"/>
-            <w:proofErr w:type="gramEnd"/>
             <w:r>
               <w:rPr>
                 <w:rFonts w:hint="eastAsia"/>
@@ -2668,7 +2337,6 @@
               <w:t xml:space="preserve"> = </w:t>
             </w:r>
             <w:proofErr w:type="spellStart"/>
-            <w:proofErr w:type="gramStart"/>
             <w:r>
               <w:rPr>
                 <w:rFonts w:hint="eastAsia"/>
@@ -2676,7 +2344,6 @@
               <w:t>stack.length</w:t>
             </w:r>
             <w:proofErr w:type="spellEnd"/>
-            <w:proofErr w:type="gramEnd"/>
             <w:r>
               <w:rPr>
                 <w:rFonts w:hint="eastAsia"/>
@@ -2687,7 +2354,13 @@
         </w:tc>
       </w:tr>
     </w:tbl>
-    <w:p/>
+    <w:p>
+      <w:pPr>
+        <w:rPr>
+          <w:rFonts w:hint="eastAsia"/>
+        </w:rPr>
+      </w:pPr>
+    </w:p>
     <w:tbl>
       <w:tblPr>
         <w:tblStyle w:val="af"/>
@@ -2738,21 +2411,7 @@
               <w:rPr>
                 <w:rFonts w:hint="eastAsia"/>
               </w:rPr>
-              <w:t xml:space="preserve">const queue: </w:t>
-            </w:r>
-            <w:proofErr w:type="gramStart"/>
-            <w:r>
-              <w:rPr>
-                <w:rFonts w:hint="eastAsia"/>
-              </w:rPr>
-              <w:t>number[</w:t>
-            </w:r>
-            <w:proofErr w:type="gramEnd"/>
-            <w:r>
-              <w:rPr>
-                <w:rFonts w:hint="eastAsia"/>
-              </w:rPr>
-              <w:t>] = [];</w:t>
+              <w:t>const queue: number[] = [];</w:t>
             </w:r>
           </w:p>
           <w:p>
@@ -2782,7 +2441,6 @@
               </w:rPr>
             </w:pPr>
             <w:proofErr w:type="spellStart"/>
-            <w:proofErr w:type="gramStart"/>
             <w:r>
               <w:rPr>
                 <w:rFonts w:hint="eastAsia"/>
@@ -2790,7 +2448,6 @@
               <w:t>queue.push</w:t>
             </w:r>
             <w:proofErr w:type="spellEnd"/>
-            <w:proofErr w:type="gramEnd"/>
             <w:r>
               <w:rPr>
                 <w:rFonts w:hint="eastAsia"/>
@@ -2805,7 +2462,6 @@
               </w:rPr>
             </w:pPr>
             <w:proofErr w:type="spellStart"/>
-            <w:proofErr w:type="gramStart"/>
             <w:r>
               <w:rPr>
                 <w:rFonts w:hint="eastAsia"/>
@@ -2813,7 +2469,6 @@
               <w:t>queue.push</w:t>
             </w:r>
             <w:proofErr w:type="spellEnd"/>
-            <w:proofErr w:type="gramEnd"/>
             <w:r>
               <w:rPr>
                 <w:rFonts w:hint="eastAsia"/>
@@ -2828,7 +2483,6 @@
               </w:rPr>
             </w:pPr>
             <w:proofErr w:type="spellStart"/>
-            <w:proofErr w:type="gramStart"/>
             <w:r>
               <w:rPr>
                 <w:rFonts w:hint="eastAsia"/>
@@ -2836,7 +2490,6 @@
               <w:t>queue.push</w:t>
             </w:r>
             <w:proofErr w:type="spellEnd"/>
-            <w:proofErr w:type="gramEnd"/>
             <w:r>
               <w:rPr>
                 <w:rFonts w:hint="eastAsia"/>
@@ -2851,7 +2504,6 @@
               </w:rPr>
             </w:pPr>
             <w:proofErr w:type="spellStart"/>
-            <w:proofErr w:type="gramStart"/>
             <w:r>
               <w:rPr>
                 <w:rFonts w:hint="eastAsia"/>
@@ -2859,7 +2511,6 @@
               <w:t>queue.push</w:t>
             </w:r>
             <w:proofErr w:type="spellEnd"/>
-            <w:proofErr w:type="gramEnd"/>
             <w:r>
               <w:rPr>
                 <w:rFonts w:hint="eastAsia"/>
@@ -2874,7 +2525,6 @@
               </w:rPr>
             </w:pPr>
             <w:proofErr w:type="spellStart"/>
-            <w:proofErr w:type="gramStart"/>
             <w:r>
               <w:rPr>
                 <w:rFonts w:hint="eastAsia"/>
@@ -2882,7 +2532,6 @@
               <w:t>queue.push</w:t>
             </w:r>
             <w:proofErr w:type="spellEnd"/>
-            <w:proofErr w:type="gramEnd"/>
             <w:r>
               <w:rPr>
                 <w:rFonts w:hint="eastAsia"/>
@@ -2921,21 +2570,7 @@
                 <w:rFonts w:hint="eastAsia"/>
               </w:rPr>
               <w:lastRenderedPageBreak/>
-              <w:t xml:space="preserve">const peek = </w:t>
-            </w:r>
-            <w:proofErr w:type="gramStart"/>
-            <w:r>
-              <w:rPr>
-                <w:rFonts w:hint="eastAsia"/>
-              </w:rPr>
-              <w:t>queue[</w:t>
-            </w:r>
-            <w:proofErr w:type="gramEnd"/>
-            <w:r>
-              <w:rPr>
-                <w:rFonts w:hint="eastAsia"/>
-              </w:rPr>
-              <w:t>0];</w:t>
+              <w:t>const peek = queue[0];</w:t>
             </w:r>
           </w:p>
           <w:p>
@@ -2984,7 +2619,6 @@
               <w:t xml:space="preserve">const pop = </w:t>
             </w:r>
             <w:proofErr w:type="spellStart"/>
-            <w:proofErr w:type="gramStart"/>
             <w:r>
               <w:rPr>
                 <w:rFonts w:hint="eastAsia"/>
@@ -2992,7 +2626,6 @@
               <w:t>queue.shift</w:t>
             </w:r>
             <w:proofErr w:type="spellEnd"/>
-            <w:proofErr w:type="gramEnd"/>
             <w:r>
               <w:rPr>
                 <w:rFonts w:hint="eastAsia"/>
@@ -3033,7 +2666,6 @@
               <w:t xml:space="preserve">const size = </w:t>
             </w:r>
             <w:proofErr w:type="spellStart"/>
-            <w:proofErr w:type="gramStart"/>
             <w:r>
               <w:rPr>
                 <w:rFonts w:hint="eastAsia"/>
@@ -3041,7 +2673,6 @@
               <w:t>queue.length</w:t>
             </w:r>
             <w:proofErr w:type="spellEnd"/>
-            <w:proofErr w:type="gramEnd"/>
             <w:r>
               <w:rPr>
                 <w:rFonts w:hint="eastAsia"/>
@@ -3082,7 +2713,6 @@
               <w:t xml:space="preserve">const empty = </w:t>
             </w:r>
             <w:proofErr w:type="spellStart"/>
-            <w:proofErr w:type="gramStart"/>
             <w:r>
               <w:rPr>
                 <w:rFonts w:hint="eastAsia"/>
@@ -3090,7 +2720,6 @@
               <w:t>queue.length</w:t>
             </w:r>
             <w:proofErr w:type="spellEnd"/>
-            <w:proofErr w:type="gramEnd"/>
             <w:r>
               <w:rPr>
                 <w:rFonts w:hint="eastAsia"/>
@@ -3101,14 +2730,36 @@
         </w:tc>
       </w:tr>
     </w:tbl>
-    <w:p/>
     <w:p>
+      <w:pPr>
+        <w:rPr>
+          <w:rFonts w:hint="eastAsia"/>
+        </w:rPr>
+      </w:pPr>
+    </w:p>
+    <w:p>
+      <w:pPr>
+        <w:rPr>
+          <w:rFonts w:hint="eastAsia"/>
+        </w:rPr>
+      </w:pPr>
       <w:r>
         <w:t>. unshift() 方法可向数组的开头添加一个或更多元素，并返回新的长度。 注意： 该方法将改变数组的数目。 提示: 将新项添加到数组末尾，请使用push() 方法。</w:t>
       </w:r>
     </w:p>
-    <w:p/>
     <w:p>
+      <w:pPr>
+        <w:rPr>
+          <w:rFonts w:hint="eastAsia"/>
+        </w:rPr>
+      </w:pPr>
+    </w:p>
+    <w:p>
+      <w:pPr>
+        <w:rPr>
+          <w:rFonts w:hint="eastAsia"/>
+        </w:rPr>
+      </w:pPr>
       <w:r>
         <w:rPr>
           <w:rFonts w:hint="eastAsia"/>
@@ -3153,21 +2804,7 @@
               <w:rPr>
                 <w:rFonts w:hint="eastAsia"/>
               </w:rPr>
-              <w:t>const map = new Map&lt;number, string</w:t>
-            </w:r>
-            <w:proofErr w:type="gramStart"/>
-            <w:r>
-              <w:rPr>
-                <w:rFonts w:hint="eastAsia"/>
-              </w:rPr>
-              <w:t>&gt;(</w:t>
-            </w:r>
-            <w:proofErr w:type="gramEnd"/>
-            <w:r>
-              <w:rPr>
-                <w:rFonts w:hint="eastAsia"/>
-              </w:rPr>
-              <w:t>);</w:t>
+              <w:t>const map = new Map&lt;number, string&gt;();</w:t>
             </w:r>
           </w:p>
           <w:p>
@@ -3235,21 +2872,7 @@
               <w:rPr>
                 <w:rFonts w:hint="eastAsia"/>
               </w:rPr>
-              <w:t>(15937, '小</w:t>
-            </w:r>
-            <w:proofErr w:type="gramStart"/>
-            <w:r>
-              <w:rPr>
-                <w:rFonts w:hint="eastAsia"/>
-              </w:rPr>
-              <w:t>啰</w:t>
-            </w:r>
-            <w:proofErr w:type="gramEnd"/>
-            <w:r>
-              <w:rPr>
-                <w:rFonts w:hint="eastAsia"/>
-              </w:rPr>
-              <w:t>');</w:t>
+              <w:t>(15937, '小啰');</w:t>
             </w:r>
           </w:p>
           <w:p>
@@ -3270,21 +2893,7 @@
               <w:rPr>
                 <w:rFonts w:hint="eastAsia"/>
               </w:rPr>
-              <w:t>(16750, '</w:t>
-            </w:r>
-            <w:proofErr w:type="gramStart"/>
-            <w:r>
-              <w:rPr>
-                <w:rFonts w:hint="eastAsia"/>
-              </w:rPr>
-              <w:t>小算</w:t>
-            </w:r>
-            <w:proofErr w:type="gramEnd"/>
-            <w:r>
-              <w:rPr>
-                <w:rFonts w:hint="eastAsia"/>
-              </w:rPr>
-              <w:t>');</w:t>
+              <w:t>(16750, '小算');</w:t>
             </w:r>
           </w:p>
           <w:p>
@@ -3399,21 +3008,7 @@
               <w:rPr>
                 <w:rFonts w:hint="eastAsia"/>
               </w:rPr>
-              <w:t>// 向哈希表中输入键 key ，</w:t>
-            </w:r>
-            <w:proofErr w:type="gramStart"/>
-            <w:r>
-              <w:rPr>
-                <w:rFonts w:hint="eastAsia"/>
-              </w:rPr>
-              <w:t>得到值</w:t>
-            </w:r>
-            <w:proofErr w:type="gramEnd"/>
-            <w:r>
-              <w:rPr>
-                <w:rFonts w:hint="eastAsia"/>
-              </w:rPr>
-              <w:t xml:space="preserve"> value</w:t>
+              <w:t>// 向哈希表中输入键 key ，得到值 value</w:t>
             </w:r>
           </w:p>
           <w:p>
@@ -3429,7 +3024,6 @@
               <w:t xml:space="preserve">let name = </w:t>
             </w:r>
             <w:proofErr w:type="spellStart"/>
-            <w:proofErr w:type="gramStart"/>
             <w:r>
               <w:rPr>
                 <w:rFonts w:hint="eastAsia"/>
@@ -3441,14 +3035,7 @@
               <w:rPr>
                 <w:rFonts w:hint="eastAsia"/>
               </w:rPr>
-              <w:t>(</w:t>
-            </w:r>
-            <w:proofErr w:type="gramEnd"/>
-            <w:r>
-              <w:rPr>
-                <w:rFonts w:hint="eastAsia"/>
-              </w:rPr>
-              <w:t>15937);</w:t>
+              <w:t>(15937);</w:t>
             </w:r>
           </w:p>
           <w:p>
@@ -3504,7 +3091,6 @@
               </w:rPr>
             </w:pPr>
             <w:proofErr w:type="spellStart"/>
-            <w:proofErr w:type="gramStart"/>
             <w:r>
               <w:rPr>
                 <w:rFonts w:hint="eastAsia"/>
@@ -3512,7 +3098,6 @@
               <w:t>map.delete</w:t>
             </w:r>
             <w:proofErr w:type="spellEnd"/>
-            <w:proofErr w:type="gramEnd"/>
             <w:r>
               <w:rPr>
                 <w:rFonts w:hint="eastAsia"/>
@@ -3563,8 +3148,19 @@
         </w:tc>
       </w:tr>
     </w:tbl>
-    <w:p/>
     <w:p>
+      <w:pPr>
+        <w:rPr>
+          <w:rFonts w:hint="eastAsia"/>
+        </w:rPr>
+      </w:pPr>
+    </w:p>
+    <w:p>
+      <w:pPr>
+        <w:rPr>
+          <w:rFonts w:hint="eastAsia"/>
+        </w:rPr>
+      </w:pPr>
       <w:r>
         <w:rPr>
           <w:rFonts w:hint="eastAsia"/>
@@ -3625,7 +3221,6 @@
               <w:t xml:space="preserve">for (const [k, v] of </w:t>
             </w:r>
             <w:proofErr w:type="spellStart"/>
-            <w:proofErr w:type="gramStart"/>
             <w:r>
               <w:rPr>
                 <w:rFonts w:hint="eastAsia"/>
@@ -3633,7 +3228,6 @@
               <w:t>map.entries</w:t>
             </w:r>
             <w:proofErr w:type="spellEnd"/>
-            <w:proofErr w:type="gramEnd"/>
             <w:r>
               <w:rPr>
                 <w:rFonts w:hint="eastAsia"/>
@@ -3658,21 +3252,7 @@
               <w:rPr>
                 <w:rFonts w:hint="eastAsia"/>
               </w:rPr>
-              <w:t xml:space="preserve">    </w:t>
-            </w:r>
-            <w:proofErr w:type="gramStart"/>
-            <w:r>
-              <w:rPr>
-                <w:rFonts w:hint="eastAsia"/>
-              </w:rPr>
-              <w:t>console.info(</w:t>
-            </w:r>
-            <w:proofErr w:type="gramEnd"/>
-            <w:r>
-              <w:rPr>
-                <w:rFonts w:hint="eastAsia"/>
-              </w:rPr>
-              <w:t>k + ' -&gt; ' + v);</w:t>
+              <w:t xml:space="preserve">    console.info(k + ' -&gt; ' + v);</w:t>
             </w:r>
           </w:p>
           <w:p>
@@ -3714,7 +3294,6 @@
               <w:t xml:space="preserve">for (const k of </w:t>
             </w:r>
             <w:proofErr w:type="spellStart"/>
-            <w:proofErr w:type="gramStart"/>
             <w:r>
               <w:rPr>
                 <w:rFonts w:hint="eastAsia"/>
@@ -3722,7 +3301,6 @@
               <w:t>map.keys</w:t>
             </w:r>
             <w:proofErr w:type="spellEnd"/>
-            <w:proofErr w:type="gramEnd"/>
             <w:r>
               <w:rPr>
                 <w:rFonts w:hint="eastAsia"/>
@@ -3767,21 +3345,7 @@
               <w:rPr>
                 <w:rFonts w:hint="eastAsia"/>
               </w:rPr>
-              <w:t>console.info('\n单独</w:t>
-            </w:r>
-            <w:proofErr w:type="gramStart"/>
-            <w:r>
-              <w:rPr>
-                <w:rFonts w:hint="eastAsia"/>
-              </w:rPr>
-              <w:t>遍历值</w:t>
-            </w:r>
-            <w:proofErr w:type="gramEnd"/>
-            <w:r>
-              <w:rPr>
-                <w:rFonts w:hint="eastAsia"/>
-              </w:rPr>
-              <w:t xml:space="preserve"> Value');</w:t>
+              <w:t>console.info('\n单独遍历值 Value');</w:t>
             </w:r>
           </w:p>
           <w:p>
@@ -3797,7 +3361,6 @@
               <w:t xml:space="preserve">for (const v of </w:t>
             </w:r>
             <w:proofErr w:type="spellStart"/>
-            <w:proofErr w:type="gramStart"/>
             <w:r>
               <w:rPr>
                 <w:rFonts w:hint="eastAsia"/>
@@ -3805,7 +3368,6 @@
               <w:t>map.values</w:t>
             </w:r>
             <w:proofErr w:type="spellEnd"/>
-            <w:proofErr w:type="gramEnd"/>
             <w:r>
               <w:rPr>
                 <w:rFonts w:hint="eastAsia"/>
@@ -3845,8 +3407,11 @@
     <w:p>
       <w:pPr>
         <w:pStyle w:val="3"/>
-      </w:pPr>
-      <w:bookmarkStart w:id="6" w:name="_Toc216453007"/>
+        <w:rPr>
+          <w:rFonts w:hint="eastAsia"/>
+        </w:rPr>
+      </w:pPr>
+      <w:bookmarkStart w:id="6" w:name="_Toc216549045"/>
       <w:r>
         <w:rPr>
           <w:rFonts w:hint="eastAsia"/>
@@ -3857,6 +3422,11 @@
       <w:bookmarkEnd w:id="6"/>
     </w:p>
     <w:p>
+      <w:pPr>
+        <w:rPr>
+          <w:rFonts w:hint="eastAsia"/>
+        </w:rPr>
+      </w:pPr>
       <w:r>
         <w:rPr>
           <w:rFonts w:hint="eastAsia"/>
@@ -3989,13 +3559,7 @@
               <w:rPr>
                 <w:rFonts w:hint="eastAsia"/>
               </w:rPr>
-              <w:t xml:space="preserve"> </w:t>
-            </w:r>
-            <w:r>
-              <w:rPr>
-                <w:rFonts w:hint="eastAsia"/>
-              </w:rPr>
-              <w:t xml:space="preserve"> // 括号内两个值</w:t>
+              <w:t xml:space="preserve">  // 括号内两个值</w:t>
             </w:r>
           </w:p>
         </w:tc>
@@ -4008,6 +3572,70 @@
         </w:rPr>
       </w:pPr>
     </w:p>
+    <w:p>
+      <w:r>
+        <w:rPr>
+          <w:rFonts w:hint="eastAsia"/>
+        </w:rPr>
+        <w:t>2、</w:t>
+      </w:r>
+    </w:p>
+    <w:tbl>
+      <w:tblPr>
+        <w:tblStyle w:val="af"/>
+        <w:tblW w:w="0" w:type="auto"/>
+        <w:tblLook w:val="04A0" w:firstRow="1" w:lastRow="0" w:firstColumn="1" w:lastColumn="0" w:noHBand="0" w:noVBand="1"/>
+      </w:tblPr>
+      <w:tblGrid>
+        <w:gridCol w:w="8296"/>
+      </w:tblGrid>
+      <w:tr>
+        <w:tc>
+          <w:tcPr>
+            <w:tcW w:w="8296" w:type="dxa"/>
+          </w:tcPr>
+          <w:p>
+            <w:r>
+              <w:rPr>
+                <w:rFonts w:hint="eastAsia"/>
+              </w:rPr>
+              <w:t>.split(</w:t>
+            </w:r>
+            <w:r>
+              <w:t>‘’</w:t>
+            </w:r>
+            <w:r>
+              <w:rPr>
+                <w:rFonts w:hint="eastAsia"/>
+              </w:rPr>
+              <w:t>)</w:t>
+            </w:r>
+          </w:p>
+          <w:p>
+            <w:pPr>
+              <w:rPr>
+                <w:rFonts w:hint="eastAsia"/>
+              </w:rPr>
+            </w:pPr>
+            <w:r>
+              <w:rPr>
+                <w:rFonts w:hint="eastAsia"/>
+              </w:rPr>
+              <w:t>.join(</w:t>
+            </w:r>
+            <w:r>
+              <w:t>‘’</w:t>
+            </w:r>
+            <w:r>
+              <w:rPr>
+                <w:rFonts w:hint="eastAsia"/>
+              </w:rPr>
+              <w:t>)</w:t>
+            </w:r>
+          </w:p>
+        </w:tc>
+      </w:tr>
+    </w:tbl>
     <w:p>
       <w:pPr>
         <w:rPr>
@@ -4815,6 +4443,7 @@
   <w:style w:type="character" w:default="1" w:styleId="a0">
     <w:name w:val="Default Paragraph Font"/>
     <w:uiPriority w:val="1"/>
+    <w:semiHidden/>
     <w:unhideWhenUsed/>
   </w:style>
   <w:style w:type="table" w:default="1" w:styleId="a1">

--- a/学习记录与错误修正.docx
+++ b/学习记录与错误修正.docx
@@ -960,23 +960,7 @@
           <w:b/>
           <w:bCs/>
         </w:rPr>
-        <w:t xml:space="preserve">反对大篇幅的使用无语义化的 div + </w:t>
-      </w:r>
-      <w:proofErr w:type="spellStart"/>
-      <w:r>
-        <w:rPr>
-          <w:b/>
-          <w:bCs/>
-        </w:rPr>
-        <w:t>css</w:t>
-      </w:r>
-      <w:proofErr w:type="spellEnd"/>
-      <w:r>
-        <w:rPr>
-          <w:b/>
-          <w:bCs/>
-        </w:rPr>
-        <w:t xml:space="preserve"> + span，而鼓励使用 HTML 定义好的语义化标签</w:t>
+        <w:t>反对大篇幅的使用无语义化的 div + css + span，而鼓励使用 HTML 定义好的语义化标签</w:t>
       </w:r>
     </w:p>
     <w:p>
@@ -1190,48 +1174,20 @@
               <w:rPr>
                 <w:rFonts w:hint="eastAsia"/>
               </w:rPr>
-              <w:t xml:space="preserve">let </w:t>
-            </w:r>
-            <w:proofErr w:type="spellStart"/>
-            <w:r>
-              <w:rPr>
-                <w:rFonts w:hint="eastAsia"/>
-              </w:rPr>
-              <w:t>arr</w:t>
-            </w:r>
-            <w:proofErr w:type="spellEnd"/>
-            <w:r>
-              <w:rPr>
-                <w:rFonts w:hint="eastAsia"/>
-              </w:rPr>
-              <w:t>: number[] = new Array(5).fill(0);</w:t>
-            </w:r>
-          </w:p>
-          <w:p>
-            <w:pPr>
-              <w:rPr>
-                <w:rFonts w:hint="eastAsia"/>
-              </w:rPr>
-            </w:pPr>
-            <w:r>
-              <w:rPr>
-                <w:rFonts w:hint="eastAsia"/>
-              </w:rPr>
-              <w:t xml:space="preserve">let </w:t>
-            </w:r>
-            <w:proofErr w:type="spellStart"/>
-            <w:r>
-              <w:rPr>
-                <w:rFonts w:hint="eastAsia"/>
-              </w:rPr>
-              <w:t>nums</w:t>
-            </w:r>
-            <w:proofErr w:type="spellEnd"/>
-            <w:r>
-              <w:rPr>
-                <w:rFonts w:hint="eastAsia"/>
-              </w:rPr>
-              <w:t>: number[] = [1, 3, 2, 5, 4];</w:t>
+              <w:t>let arr: number[] = new Array(5).fill(0);</w:t>
+            </w:r>
+          </w:p>
+          <w:p>
+            <w:pPr>
+              <w:rPr>
+                <w:rFonts w:hint="eastAsia"/>
+              </w:rPr>
+            </w:pPr>
+            <w:r>
+              <w:rPr>
+                <w:rFonts w:hint="eastAsia"/>
+              </w:rPr>
+              <w:t>let nums: number[] = [1, 3, 2, 5, 4];</w:t>
             </w:r>
           </w:p>
         </w:tc>
@@ -1313,198 +1269,72 @@
               <w:rPr>
                 <w:rFonts w:hint="eastAsia"/>
               </w:rPr>
-              <w:t xml:space="preserve">class </w:t>
-            </w:r>
-            <w:proofErr w:type="spellStart"/>
-            <w:r>
-              <w:rPr>
-                <w:rFonts w:hint="eastAsia"/>
-              </w:rPr>
-              <w:t>ListNode</w:t>
-            </w:r>
-            <w:proofErr w:type="spellEnd"/>
-            <w:r>
-              <w:rPr>
-                <w:rFonts w:hint="eastAsia"/>
-              </w:rPr>
-              <w:t xml:space="preserve"> {</w:t>
-            </w:r>
-          </w:p>
-          <w:p>
-            <w:pPr>
-              <w:rPr>
-                <w:rFonts w:hint="eastAsia"/>
-              </w:rPr>
-            </w:pPr>
-            <w:r>
-              <w:rPr>
-                <w:rFonts w:hint="eastAsia"/>
-              </w:rPr>
-              <w:t xml:space="preserve">    </w:t>
-            </w:r>
-            <w:proofErr w:type="spellStart"/>
-            <w:r>
-              <w:rPr>
-                <w:rFonts w:hint="eastAsia"/>
-              </w:rPr>
-              <w:t>val</w:t>
-            </w:r>
-            <w:proofErr w:type="spellEnd"/>
-            <w:r>
-              <w:rPr>
-                <w:rFonts w:hint="eastAsia"/>
-              </w:rPr>
-              <w:t>: number;</w:t>
-            </w:r>
-          </w:p>
-          <w:p>
-            <w:pPr>
-              <w:rPr>
-                <w:rFonts w:hint="eastAsia"/>
-              </w:rPr>
-            </w:pPr>
-            <w:r>
-              <w:rPr>
-                <w:rFonts w:hint="eastAsia"/>
-              </w:rPr>
-              <w:t xml:space="preserve">    next: </w:t>
-            </w:r>
-            <w:proofErr w:type="spellStart"/>
-            <w:r>
-              <w:rPr>
-                <w:rFonts w:hint="eastAsia"/>
-              </w:rPr>
-              <w:t>ListNode</w:t>
-            </w:r>
-            <w:proofErr w:type="spellEnd"/>
-            <w:r>
-              <w:rPr>
-                <w:rFonts w:hint="eastAsia"/>
-              </w:rPr>
-              <w:t xml:space="preserve"> | null;</w:t>
-            </w:r>
-          </w:p>
-          <w:p>
-            <w:pPr>
-              <w:rPr>
-                <w:rFonts w:hint="eastAsia"/>
-              </w:rPr>
-            </w:pPr>
-            <w:r>
-              <w:rPr>
-                <w:rFonts w:hint="eastAsia"/>
-              </w:rPr>
-              <w:t xml:space="preserve">    constructor(</w:t>
-            </w:r>
-            <w:proofErr w:type="spellStart"/>
-            <w:r>
-              <w:rPr>
-                <w:rFonts w:hint="eastAsia"/>
-              </w:rPr>
-              <w:t>val</w:t>
-            </w:r>
-            <w:proofErr w:type="spellEnd"/>
-            <w:r>
-              <w:rPr>
-                <w:rFonts w:hint="eastAsia"/>
-              </w:rPr>
-              <w:t xml:space="preserve">?: number, next?: </w:t>
-            </w:r>
-            <w:proofErr w:type="spellStart"/>
-            <w:r>
-              <w:rPr>
-                <w:rFonts w:hint="eastAsia"/>
-              </w:rPr>
-              <w:t>ListNode</w:t>
-            </w:r>
-            <w:proofErr w:type="spellEnd"/>
-            <w:r>
-              <w:rPr>
-                <w:rFonts w:hint="eastAsia"/>
-              </w:rPr>
-              <w:t xml:space="preserve"> | null) {</w:t>
-            </w:r>
-          </w:p>
-          <w:p>
-            <w:pPr>
-              <w:rPr>
-                <w:rFonts w:hint="eastAsia"/>
-              </w:rPr>
-            </w:pPr>
-            <w:r>
-              <w:rPr>
-                <w:rFonts w:hint="eastAsia"/>
-              </w:rPr>
-              <w:t xml:space="preserve">        </w:t>
-            </w:r>
-            <w:proofErr w:type="spellStart"/>
-            <w:r>
-              <w:rPr>
-                <w:rFonts w:hint="eastAsia"/>
-              </w:rPr>
-              <w:t>this.val</w:t>
-            </w:r>
-            <w:proofErr w:type="spellEnd"/>
-            <w:r>
-              <w:rPr>
-                <w:rFonts w:hint="eastAsia"/>
-              </w:rPr>
-              <w:t xml:space="preserve"> = </w:t>
-            </w:r>
-            <w:proofErr w:type="spellStart"/>
-            <w:r>
-              <w:rPr>
-                <w:rFonts w:hint="eastAsia"/>
-              </w:rPr>
-              <w:t>val</w:t>
-            </w:r>
-            <w:proofErr w:type="spellEnd"/>
-            <w:r>
-              <w:rPr>
-                <w:rFonts w:hint="eastAsia"/>
-              </w:rPr>
-              <w:t xml:space="preserve"> === undefined ? 0 : </w:t>
-            </w:r>
-            <w:proofErr w:type="spellStart"/>
-            <w:r>
-              <w:rPr>
-                <w:rFonts w:hint="eastAsia"/>
-              </w:rPr>
-              <w:t>val</w:t>
-            </w:r>
-            <w:proofErr w:type="spellEnd"/>
-            <w:r>
-              <w:rPr>
-                <w:rFonts w:hint="eastAsia"/>
-              </w:rPr>
-              <w:t>;        // 节点值</w:t>
-            </w:r>
-          </w:p>
-          <w:p>
-            <w:pPr>
-              <w:rPr>
-                <w:rFonts w:hint="eastAsia"/>
-              </w:rPr>
-            </w:pPr>
-            <w:r>
-              <w:rPr>
-                <w:rFonts w:hint="eastAsia"/>
-              </w:rPr>
-              <w:t xml:space="preserve">        </w:t>
-            </w:r>
-            <w:proofErr w:type="spellStart"/>
-            <w:r>
-              <w:rPr>
-                <w:rFonts w:hint="eastAsia"/>
-              </w:rPr>
-              <w:t>this.next</w:t>
-            </w:r>
-            <w:proofErr w:type="spellEnd"/>
-            <w:r>
-              <w:rPr>
-                <w:rFonts w:hint="eastAsia"/>
-              </w:rPr>
-              <w:t xml:space="preserve"> = next === undefined ? null : next;  // 指向下一节点的引用</w:t>
+              <w:t>class ListNode {</w:t>
+            </w:r>
+          </w:p>
+          <w:p>
+            <w:pPr>
+              <w:rPr>
+                <w:rFonts w:hint="eastAsia"/>
+              </w:rPr>
+            </w:pPr>
+            <w:r>
+              <w:rPr>
+                <w:rFonts w:hint="eastAsia"/>
+              </w:rPr>
+              <w:t xml:space="preserve">    val: number;</w:t>
+            </w:r>
+          </w:p>
+          <w:p>
+            <w:pPr>
+              <w:rPr>
+                <w:rFonts w:hint="eastAsia"/>
+              </w:rPr>
+            </w:pPr>
+            <w:r>
+              <w:rPr>
+                <w:rFonts w:hint="eastAsia"/>
+              </w:rPr>
+              <w:t xml:space="preserve">    next: ListNode | null;</w:t>
+            </w:r>
+          </w:p>
+          <w:p>
+            <w:pPr>
+              <w:rPr>
+                <w:rFonts w:hint="eastAsia"/>
+              </w:rPr>
+            </w:pPr>
+            <w:r>
+              <w:rPr>
+                <w:rFonts w:hint="eastAsia"/>
+              </w:rPr>
+              <w:t xml:space="preserve">    constructor(val?: number, next?: ListNode | null) {</w:t>
+            </w:r>
+          </w:p>
+          <w:p>
+            <w:pPr>
+              <w:rPr>
+                <w:rFonts w:hint="eastAsia"/>
+              </w:rPr>
+            </w:pPr>
+            <w:r>
+              <w:rPr>
+                <w:rFonts w:hint="eastAsia"/>
+              </w:rPr>
+              <w:t xml:space="preserve">        this.val = val === undefined ? 0 : val;        // 节点值</w:t>
+            </w:r>
+          </w:p>
+          <w:p>
+            <w:pPr>
+              <w:rPr>
+                <w:rFonts w:hint="eastAsia"/>
+              </w:rPr>
+            </w:pPr>
+            <w:r>
+              <w:rPr>
+                <w:rFonts w:hint="eastAsia"/>
+              </w:rPr>
+              <w:t xml:space="preserve">        this.next = next === undefined ? null : next;  // 指向下一节点的引用</w:t>
             </w:r>
           </w:p>
           <w:p>
@@ -1576,129 +1406,59 @@
               <w:rPr>
                 <w:rFonts w:hint="eastAsia"/>
               </w:rPr>
-              <w:t xml:space="preserve">const n0 = new </w:t>
-            </w:r>
-            <w:proofErr w:type="spellStart"/>
-            <w:r>
-              <w:rPr>
-                <w:rFonts w:hint="eastAsia"/>
-              </w:rPr>
-              <w:t>ListNode</w:t>
-            </w:r>
-            <w:proofErr w:type="spellEnd"/>
-            <w:r>
-              <w:rPr>
-                <w:rFonts w:hint="eastAsia"/>
-              </w:rPr>
-              <w:t>(1);</w:t>
-            </w:r>
-          </w:p>
-          <w:p>
-            <w:pPr>
-              <w:rPr>
-                <w:rFonts w:hint="eastAsia"/>
-              </w:rPr>
-            </w:pPr>
-            <w:r>
-              <w:rPr>
-                <w:rFonts w:hint="eastAsia"/>
-              </w:rPr>
-              <w:t xml:space="preserve">const n1 = new </w:t>
-            </w:r>
-            <w:proofErr w:type="spellStart"/>
-            <w:r>
-              <w:rPr>
-                <w:rFonts w:hint="eastAsia"/>
-              </w:rPr>
-              <w:t>ListNode</w:t>
-            </w:r>
-            <w:proofErr w:type="spellEnd"/>
-            <w:r>
-              <w:rPr>
-                <w:rFonts w:hint="eastAsia"/>
-              </w:rPr>
-              <w:t>(3);</w:t>
-            </w:r>
-          </w:p>
-          <w:p>
-            <w:pPr>
-              <w:rPr>
-                <w:rFonts w:hint="eastAsia"/>
-              </w:rPr>
-            </w:pPr>
-            <w:r>
-              <w:rPr>
-                <w:rFonts w:hint="eastAsia"/>
-              </w:rPr>
-              <w:t xml:space="preserve">const n2 = new </w:t>
-            </w:r>
-            <w:proofErr w:type="spellStart"/>
-            <w:r>
-              <w:rPr>
-                <w:rFonts w:hint="eastAsia"/>
-              </w:rPr>
-              <w:t>ListNode</w:t>
-            </w:r>
-            <w:proofErr w:type="spellEnd"/>
-            <w:r>
-              <w:rPr>
-                <w:rFonts w:hint="eastAsia"/>
-              </w:rPr>
-              <w:t>(2);</w:t>
-            </w:r>
-          </w:p>
-          <w:p>
-            <w:pPr>
-              <w:rPr>
-                <w:rFonts w:hint="eastAsia"/>
-              </w:rPr>
-            </w:pPr>
-            <w:r>
-              <w:rPr>
-                <w:rFonts w:hint="eastAsia"/>
-              </w:rPr>
-              <w:t xml:space="preserve">const n3 = new </w:t>
-            </w:r>
-            <w:proofErr w:type="spellStart"/>
-            <w:r>
-              <w:rPr>
-                <w:rFonts w:hint="eastAsia"/>
-              </w:rPr>
-              <w:t>ListNode</w:t>
-            </w:r>
-            <w:proofErr w:type="spellEnd"/>
-            <w:r>
-              <w:rPr>
-                <w:rFonts w:hint="eastAsia"/>
-              </w:rPr>
-              <w:t>(5);</w:t>
-            </w:r>
-          </w:p>
-          <w:p>
-            <w:pPr>
-              <w:rPr>
-                <w:rFonts w:hint="eastAsia"/>
-              </w:rPr>
-            </w:pPr>
-            <w:r>
-              <w:rPr>
-                <w:rFonts w:hint="eastAsia"/>
-              </w:rPr>
-              <w:t xml:space="preserve">const n4 = new </w:t>
-            </w:r>
-            <w:proofErr w:type="spellStart"/>
-            <w:r>
-              <w:rPr>
-                <w:rFonts w:hint="eastAsia"/>
-              </w:rPr>
-              <w:t>ListNode</w:t>
-            </w:r>
-            <w:proofErr w:type="spellEnd"/>
-            <w:r>
-              <w:rPr>
-                <w:rFonts w:hint="eastAsia"/>
-              </w:rPr>
-              <w:t>(4);</w:t>
+              <w:t>const n0 = new ListNode(1);</w:t>
+            </w:r>
+          </w:p>
+          <w:p>
+            <w:pPr>
+              <w:rPr>
+                <w:rFonts w:hint="eastAsia"/>
+              </w:rPr>
+            </w:pPr>
+            <w:r>
+              <w:rPr>
+                <w:rFonts w:hint="eastAsia"/>
+              </w:rPr>
+              <w:t>const n1 = new ListNode(3);</w:t>
+            </w:r>
+          </w:p>
+          <w:p>
+            <w:pPr>
+              <w:rPr>
+                <w:rFonts w:hint="eastAsia"/>
+              </w:rPr>
+            </w:pPr>
+            <w:r>
+              <w:rPr>
+                <w:rFonts w:hint="eastAsia"/>
+              </w:rPr>
+              <w:t>const n2 = new ListNode(2);</w:t>
+            </w:r>
+          </w:p>
+          <w:p>
+            <w:pPr>
+              <w:rPr>
+                <w:rFonts w:hint="eastAsia"/>
+              </w:rPr>
+            </w:pPr>
+            <w:r>
+              <w:rPr>
+                <w:rFonts w:hint="eastAsia"/>
+              </w:rPr>
+              <w:t>const n3 = new ListNode(5);</w:t>
+            </w:r>
+          </w:p>
+          <w:p>
+            <w:pPr>
+              <w:rPr>
+                <w:rFonts w:hint="eastAsia"/>
+              </w:rPr>
+            </w:pPr>
+            <w:r>
+              <w:rPr>
+                <w:rFonts w:hint="eastAsia"/>
+              </w:rPr>
+              <w:t>const n4 = new ListNode(4);</w:t>
             </w:r>
           </w:p>
           <w:p>
@@ -1866,21 +1626,7 @@
               <w:rPr>
                 <w:rFonts w:hint="eastAsia"/>
               </w:rPr>
-              <w:t xml:space="preserve">const </w:t>
-            </w:r>
-            <w:proofErr w:type="spellStart"/>
-            <w:r>
-              <w:rPr>
-                <w:rFonts w:hint="eastAsia"/>
-              </w:rPr>
-              <w:t>nums</w:t>
-            </w:r>
-            <w:proofErr w:type="spellEnd"/>
-            <w:r>
-              <w:rPr>
-                <w:rFonts w:hint="eastAsia"/>
-              </w:rPr>
-              <w:t>: number[] = [1, 3, 2, 5, 4];</w:t>
+              <w:t>const nums: number[] = [1, 3, 2, 5, 4];</w:t>
             </w:r>
           </w:p>
         </w:tc>
@@ -2050,103 +1796,63 @@
                 <w:rFonts w:hint="eastAsia"/>
               </w:rPr>
             </w:pPr>
-            <w:proofErr w:type="spellStart"/>
-            <w:r>
-              <w:rPr>
-                <w:rFonts w:hint="eastAsia"/>
-              </w:rPr>
-              <w:t>stack.push</w:t>
-            </w:r>
-            <w:proofErr w:type="spellEnd"/>
-            <w:r>
-              <w:rPr>
-                <w:rFonts w:hint="eastAsia"/>
-              </w:rPr>
-              <w:t>(1);</w:t>
-            </w:r>
-          </w:p>
-          <w:p>
-            <w:pPr>
-              <w:rPr>
-                <w:rFonts w:hint="eastAsia"/>
-              </w:rPr>
-            </w:pPr>
-            <w:proofErr w:type="spellStart"/>
-            <w:r>
-              <w:rPr>
-                <w:rFonts w:hint="eastAsia"/>
-              </w:rPr>
-              <w:t>stack.push</w:t>
-            </w:r>
-            <w:proofErr w:type="spellEnd"/>
-            <w:r>
-              <w:rPr>
-                <w:rFonts w:hint="eastAsia"/>
-              </w:rPr>
-              <w:t>(3);</w:t>
-            </w:r>
-          </w:p>
-          <w:p>
-            <w:pPr>
-              <w:rPr>
-                <w:rFonts w:hint="eastAsia"/>
-              </w:rPr>
-            </w:pPr>
-            <w:proofErr w:type="spellStart"/>
-            <w:r>
-              <w:rPr>
-                <w:rFonts w:hint="eastAsia"/>
-              </w:rPr>
-              <w:t>stack.push</w:t>
-            </w:r>
-            <w:proofErr w:type="spellEnd"/>
-            <w:r>
-              <w:rPr>
-                <w:rFonts w:hint="eastAsia"/>
-              </w:rPr>
-              <w:t>(2);</w:t>
-            </w:r>
-          </w:p>
-          <w:p>
-            <w:pPr>
-              <w:rPr>
-                <w:rFonts w:hint="eastAsia"/>
-              </w:rPr>
-            </w:pPr>
-            <w:proofErr w:type="spellStart"/>
-            <w:r>
-              <w:rPr>
-                <w:rFonts w:hint="eastAsia"/>
-              </w:rPr>
-              <w:t>stack.push</w:t>
-            </w:r>
-            <w:proofErr w:type="spellEnd"/>
-            <w:r>
-              <w:rPr>
-                <w:rFonts w:hint="eastAsia"/>
-              </w:rPr>
-              <w:t>(5);</w:t>
-            </w:r>
-          </w:p>
-          <w:p>
-            <w:pPr>
-              <w:rPr>
-                <w:rFonts w:hint="eastAsia"/>
-              </w:rPr>
-            </w:pPr>
-            <w:proofErr w:type="spellStart"/>
-            <w:r>
-              <w:rPr>
-                <w:rFonts w:hint="eastAsia"/>
-              </w:rPr>
-              <w:t>stack.push</w:t>
-            </w:r>
-            <w:proofErr w:type="spellEnd"/>
-            <w:r>
-              <w:rPr>
-                <w:rFonts w:hint="eastAsia"/>
-              </w:rPr>
-              <w:t>(4);</w:t>
+            <w:r>
+              <w:rPr>
+                <w:rFonts w:hint="eastAsia"/>
+              </w:rPr>
+              <w:t>stack.push(1);</w:t>
+            </w:r>
+          </w:p>
+          <w:p>
+            <w:pPr>
+              <w:rPr>
+                <w:rFonts w:hint="eastAsia"/>
+              </w:rPr>
+            </w:pPr>
+            <w:r>
+              <w:rPr>
+                <w:rFonts w:hint="eastAsia"/>
+              </w:rPr>
+              <w:t>stack.push(3);</w:t>
+            </w:r>
+          </w:p>
+          <w:p>
+            <w:pPr>
+              <w:rPr>
+                <w:rFonts w:hint="eastAsia"/>
+              </w:rPr>
+            </w:pPr>
+            <w:r>
+              <w:rPr>
+                <w:rFonts w:hint="eastAsia"/>
+              </w:rPr>
+              <w:t>stack.push(2);</w:t>
+            </w:r>
+          </w:p>
+          <w:p>
+            <w:pPr>
+              <w:rPr>
+                <w:rFonts w:hint="eastAsia"/>
+              </w:rPr>
+            </w:pPr>
+            <w:r>
+              <w:rPr>
+                <w:rFonts w:hint="eastAsia"/>
+              </w:rPr>
+              <w:t>stack.push(5);</w:t>
+            </w:r>
+          </w:p>
+          <w:p>
+            <w:pPr>
+              <w:rPr>
+                <w:rFonts w:hint="eastAsia"/>
+              </w:rPr>
+            </w:pPr>
+            <w:r>
+              <w:rPr>
+                <w:rFonts w:hint="eastAsia"/>
+              </w:rPr>
+              <w:t>stack.push(4);</w:t>
             </w:r>
           </w:p>
           <w:p>
@@ -2179,21 +1885,7 @@
               <w:rPr>
                 <w:rFonts w:hint="eastAsia"/>
               </w:rPr>
-              <w:t>const peek = stack[</w:t>
-            </w:r>
-            <w:proofErr w:type="spellStart"/>
-            <w:r>
-              <w:rPr>
-                <w:rFonts w:hint="eastAsia"/>
-              </w:rPr>
-              <w:t>stack.length</w:t>
-            </w:r>
-            <w:proofErr w:type="spellEnd"/>
-            <w:r>
-              <w:rPr>
-                <w:rFonts w:hint="eastAsia"/>
-              </w:rPr>
-              <w:t xml:space="preserve"> - 1];</w:t>
+              <w:t>const peek = stack[stack.length - 1];</w:t>
             </w:r>
           </w:p>
           <w:p>
@@ -2226,21 +1918,7 @@
               <w:rPr>
                 <w:rFonts w:hint="eastAsia"/>
               </w:rPr>
-              <w:t xml:space="preserve">const pop = </w:t>
-            </w:r>
-            <w:proofErr w:type="spellStart"/>
-            <w:r>
-              <w:rPr>
-                <w:rFonts w:hint="eastAsia"/>
-              </w:rPr>
-              <w:t>stack.pop</w:t>
-            </w:r>
-            <w:proofErr w:type="spellEnd"/>
-            <w:r>
-              <w:rPr>
-                <w:rFonts w:hint="eastAsia"/>
-              </w:rPr>
-              <w:t>();</w:t>
+              <w:t>const pop = stack.pop();</w:t>
             </w:r>
           </w:p>
           <w:p>
@@ -2273,21 +1951,7 @@
               <w:rPr>
                 <w:rFonts w:hint="eastAsia"/>
               </w:rPr>
-              <w:t xml:space="preserve">const size = </w:t>
-            </w:r>
-            <w:proofErr w:type="spellStart"/>
-            <w:r>
-              <w:rPr>
-                <w:rFonts w:hint="eastAsia"/>
-              </w:rPr>
-              <w:t>stack.length</w:t>
-            </w:r>
-            <w:proofErr w:type="spellEnd"/>
-            <w:r>
-              <w:rPr>
-                <w:rFonts w:hint="eastAsia"/>
-              </w:rPr>
-              <w:t>;</w:t>
+              <w:t>const size = stack.length;</w:t>
             </w:r>
           </w:p>
           <w:p>
@@ -2320,35 +1984,7 @@
               <w:rPr>
                 <w:rFonts w:hint="eastAsia"/>
               </w:rPr>
-              <w:t xml:space="preserve">const </w:t>
-            </w:r>
-            <w:proofErr w:type="spellStart"/>
-            <w:r>
-              <w:rPr>
-                <w:rFonts w:hint="eastAsia"/>
-              </w:rPr>
-              <w:t>is_empty</w:t>
-            </w:r>
-            <w:proofErr w:type="spellEnd"/>
-            <w:r>
-              <w:rPr>
-                <w:rFonts w:hint="eastAsia"/>
-              </w:rPr>
-              <w:t xml:space="preserve"> = </w:t>
-            </w:r>
-            <w:proofErr w:type="spellStart"/>
-            <w:r>
-              <w:rPr>
-                <w:rFonts w:hint="eastAsia"/>
-              </w:rPr>
-              <w:t>stack.length</w:t>
-            </w:r>
-            <w:proofErr w:type="spellEnd"/>
-            <w:r>
-              <w:rPr>
-                <w:rFonts w:hint="eastAsia"/>
-              </w:rPr>
-              <w:t xml:space="preserve"> === 0;</w:t>
+              <w:t>const is_empty = stack.length === 0;</w:t>
             </w:r>
           </w:p>
         </w:tc>
@@ -2440,103 +2076,63 @@
                 <w:rFonts w:hint="eastAsia"/>
               </w:rPr>
             </w:pPr>
-            <w:proofErr w:type="spellStart"/>
-            <w:r>
-              <w:rPr>
-                <w:rFonts w:hint="eastAsia"/>
-              </w:rPr>
-              <w:t>queue.push</w:t>
-            </w:r>
-            <w:proofErr w:type="spellEnd"/>
-            <w:r>
-              <w:rPr>
-                <w:rFonts w:hint="eastAsia"/>
-              </w:rPr>
-              <w:t>(1);</w:t>
-            </w:r>
-          </w:p>
-          <w:p>
-            <w:pPr>
-              <w:rPr>
-                <w:rFonts w:hint="eastAsia"/>
-              </w:rPr>
-            </w:pPr>
-            <w:proofErr w:type="spellStart"/>
-            <w:r>
-              <w:rPr>
-                <w:rFonts w:hint="eastAsia"/>
-              </w:rPr>
-              <w:t>queue.push</w:t>
-            </w:r>
-            <w:proofErr w:type="spellEnd"/>
-            <w:r>
-              <w:rPr>
-                <w:rFonts w:hint="eastAsia"/>
-              </w:rPr>
-              <w:t>(3);</w:t>
-            </w:r>
-          </w:p>
-          <w:p>
-            <w:pPr>
-              <w:rPr>
-                <w:rFonts w:hint="eastAsia"/>
-              </w:rPr>
-            </w:pPr>
-            <w:proofErr w:type="spellStart"/>
-            <w:r>
-              <w:rPr>
-                <w:rFonts w:hint="eastAsia"/>
-              </w:rPr>
-              <w:t>queue.push</w:t>
-            </w:r>
-            <w:proofErr w:type="spellEnd"/>
-            <w:r>
-              <w:rPr>
-                <w:rFonts w:hint="eastAsia"/>
-              </w:rPr>
-              <w:t>(2);</w:t>
-            </w:r>
-          </w:p>
-          <w:p>
-            <w:pPr>
-              <w:rPr>
-                <w:rFonts w:hint="eastAsia"/>
-              </w:rPr>
-            </w:pPr>
-            <w:proofErr w:type="spellStart"/>
-            <w:r>
-              <w:rPr>
-                <w:rFonts w:hint="eastAsia"/>
-              </w:rPr>
-              <w:t>queue.push</w:t>
-            </w:r>
-            <w:proofErr w:type="spellEnd"/>
-            <w:r>
-              <w:rPr>
-                <w:rFonts w:hint="eastAsia"/>
-              </w:rPr>
-              <w:t>(5);</w:t>
-            </w:r>
-          </w:p>
-          <w:p>
-            <w:pPr>
-              <w:rPr>
-                <w:rFonts w:hint="eastAsia"/>
-              </w:rPr>
-            </w:pPr>
-            <w:proofErr w:type="spellStart"/>
-            <w:r>
-              <w:rPr>
-                <w:rFonts w:hint="eastAsia"/>
-              </w:rPr>
-              <w:t>queue.push</w:t>
-            </w:r>
-            <w:proofErr w:type="spellEnd"/>
-            <w:r>
-              <w:rPr>
-                <w:rFonts w:hint="eastAsia"/>
-              </w:rPr>
-              <w:t>(4);</w:t>
+            <w:r>
+              <w:rPr>
+                <w:rFonts w:hint="eastAsia"/>
+              </w:rPr>
+              <w:t>queue.push(1);</w:t>
+            </w:r>
+          </w:p>
+          <w:p>
+            <w:pPr>
+              <w:rPr>
+                <w:rFonts w:hint="eastAsia"/>
+              </w:rPr>
+            </w:pPr>
+            <w:r>
+              <w:rPr>
+                <w:rFonts w:hint="eastAsia"/>
+              </w:rPr>
+              <w:t>queue.push(3);</w:t>
+            </w:r>
+          </w:p>
+          <w:p>
+            <w:pPr>
+              <w:rPr>
+                <w:rFonts w:hint="eastAsia"/>
+              </w:rPr>
+            </w:pPr>
+            <w:r>
+              <w:rPr>
+                <w:rFonts w:hint="eastAsia"/>
+              </w:rPr>
+              <w:t>queue.push(2);</w:t>
+            </w:r>
+          </w:p>
+          <w:p>
+            <w:pPr>
+              <w:rPr>
+                <w:rFonts w:hint="eastAsia"/>
+              </w:rPr>
+            </w:pPr>
+            <w:r>
+              <w:rPr>
+                <w:rFonts w:hint="eastAsia"/>
+              </w:rPr>
+              <w:t>queue.push(5);</w:t>
+            </w:r>
+          </w:p>
+          <w:p>
+            <w:pPr>
+              <w:rPr>
+                <w:rFonts w:hint="eastAsia"/>
+              </w:rPr>
+            </w:pPr>
+            <w:r>
+              <w:rPr>
+                <w:rFonts w:hint="eastAsia"/>
+              </w:rPr>
+              <w:t>queue.push(4);</w:t>
             </w:r>
           </w:p>
           <w:p>
@@ -2616,21 +2212,7 @@
               <w:rPr>
                 <w:rFonts w:hint="eastAsia"/>
               </w:rPr>
-              <w:t xml:space="preserve">const pop = </w:t>
-            </w:r>
-            <w:proofErr w:type="spellStart"/>
-            <w:r>
-              <w:rPr>
-                <w:rFonts w:hint="eastAsia"/>
-              </w:rPr>
-              <w:t>queue.shift</w:t>
-            </w:r>
-            <w:proofErr w:type="spellEnd"/>
-            <w:r>
-              <w:rPr>
-                <w:rFonts w:hint="eastAsia"/>
-              </w:rPr>
-              <w:t>();</w:t>
+              <w:t>const pop = queue.shift();</w:t>
             </w:r>
           </w:p>
           <w:p>
@@ -2663,21 +2245,7 @@
               <w:rPr>
                 <w:rFonts w:hint="eastAsia"/>
               </w:rPr>
-              <w:t xml:space="preserve">const size = </w:t>
-            </w:r>
-            <w:proofErr w:type="spellStart"/>
-            <w:r>
-              <w:rPr>
-                <w:rFonts w:hint="eastAsia"/>
-              </w:rPr>
-              <w:t>queue.length</w:t>
-            </w:r>
-            <w:proofErr w:type="spellEnd"/>
-            <w:r>
-              <w:rPr>
-                <w:rFonts w:hint="eastAsia"/>
-              </w:rPr>
-              <w:t>;</w:t>
+              <w:t>const size = queue.length;</w:t>
             </w:r>
           </w:p>
           <w:p>
@@ -2710,21 +2278,7 @@
               <w:rPr>
                 <w:rFonts w:hint="eastAsia"/>
               </w:rPr>
-              <w:t xml:space="preserve">const empty = </w:t>
-            </w:r>
-            <w:proofErr w:type="spellStart"/>
-            <w:r>
-              <w:rPr>
-                <w:rFonts w:hint="eastAsia"/>
-              </w:rPr>
-              <w:t>queue.length</w:t>
-            </w:r>
-            <w:proofErr w:type="spellEnd"/>
-            <w:r>
-              <w:rPr>
-                <w:rFonts w:hint="eastAsia"/>
-              </w:rPr>
-              <w:t xml:space="preserve"> === 0;</w:t>
+              <w:t>const empty = queue.length === 0;</w:t>
             </w:r>
           </w:p>
         </w:tc>
@@ -2839,130 +2393,76 @@
                 <w:rFonts w:hint="eastAsia"/>
               </w:rPr>
             </w:pPr>
-            <w:proofErr w:type="spellStart"/>
-            <w:r>
-              <w:rPr>
-                <w:rFonts w:hint="eastAsia"/>
-              </w:rPr>
-              <w:t>map.set</w:t>
-            </w:r>
-            <w:proofErr w:type="spellEnd"/>
-            <w:r>
-              <w:rPr>
-                <w:rFonts w:hint="eastAsia"/>
-              </w:rPr>
-              <w:t>(12836, '小哈');</w:t>
-            </w:r>
-          </w:p>
-          <w:p>
-            <w:pPr>
-              <w:rPr>
-                <w:rFonts w:hint="eastAsia"/>
-              </w:rPr>
-            </w:pPr>
-            <w:proofErr w:type="spellStart"/>
-            <w:r>
-              <w:rPr>
-                <w:rFonts w:hint="eastAsia"/>
-              </w:rPr>
-              <w:t>map.set</w:t>
-            </w:r>
-            <w:proofErr w:type="spellEnd"/>
-            <w:r>
-              <w:rPr>
-                <w:rFonts w:hint="eastAsia"/>
-              </w:rPr>
-              <w:t>(15937, '小啰');</w:t>
-            </w:r>
-          </w:p>
-          <w:p>
-            <w:pPr>
-              <w:rPr>
-                <w:rFonts w:hint="eastAsia"/>
-              </w:rPr>
-            </w:pPr>
-            <w:proofErr w:type="spellStart"/>
-            <w:r>
-              <w:rPr>
-                <w:rFonts w:hint="eastAsia"/>
-              </w:rPr>
-              <w:t>map.set</w:t>
-            </w:r>
-            <w:proofErr w:type="spellEnd"/>
-            <w:r>
-              <w:rPr>
-                <w:rFonts w:hint="eastAsia"/>
-              </w:rPr>
-              <w:t>(16750, '小算');</w:t>
-            </w:r>
-          </w:p>
-          <w:p>
-            <w:pPr>
-              <w:rPr>
-                <w:rFonts w:hint="eastAsia"/>
-              </w:rPr>
-            </w:pPr>
-            <w:proofErr w:type="spellStart"/>
-            <w:r>
-              <w:rPr>
-                <w:rFonts w:hint="eastAsia"/>
-              </w:rPr>
-              <w:t>map.set</w:t>
-            </w:r>
-            <w:proofErr w:type="spellEnd"/>
-            <w:r>
-              <w:rPr>
-                <w:rFonts w:hint="eastAsia"/>
-              </w:rPr>
-              <w:t>(13276, '小法');</w:t>
-            </w:r>
-          </w:p>
-          <w:p>
-            <w:pPr>
-              <w:rPr>
-                <w:rFonts w:hint="eastAsia"/>
-              </w:rPr>
-            </w:pPr>
-            <w:proofErr w:type="spellStart"/>
-            <w:r>
-              <w:rPr>
-                <w:rFonts w:hint="eastAsia"/>
-              </w:rPr>
-              <w:t>map.set</w:t>
-            </w:r>
-            <w:proofErr w:type="spellEnd"/>
-            <w:r>
-              <w:rPr>
-                <w:rFonts w:hint="eastAsia"/>
-              </w:rPr>
-              <w:t>(10583, '小鸭');</w:t>
-            </w:r>
-          </w:p>
-          <w:p>
-            <w:pPr>
-              <w:rPr>
-                <w:rFonts w:hint="eastAsia"/>
-              </w:rPr>
-            </w:pPr>
-            <w:r>
-              <w:rPr>
-                <w:rFonts w:hint="eastAsia"/>
-              </w:rPr>
-              <w:t>console.info('\n添加完成后，哈希表为\</w:t>
-            </w:r>
-            <w:proofErr w:type="spellStart"/>
-            <w:r>
-              <w:rPr>
-                <w:rFonts w:hint="eastAsia"/>
-              </w:rPr>
-              <w:t>nKey</w:t>
-            </w:r>
-            <w:proofErr w:type="spellEnd"/>
-            <w:r>
-              <w:rPr>
-                <w:rFonts w:hint="eastAsia"/>
-              </w:rPr>
-              <w:t xml:space="preserve"> -&gt; Value');</w:t>
+            <w:r>
+              <w:rPr>
+                <w:rFonts w:hint="eastAsia"/>
+              </w:rPr>
+              <w:t>map.set(12836, '小哈');</w:t>
+            </w:r>
+          </w:p>
+          <w:p>
+            <w:pPr>
+              <w:rPr>
+                <w:rFonts w:hint="eastAsia"/>
+              </w:rPr>
+            </w:pPr>
+            <w:r>
+              <w:rPr>
+                <w:rFonts w:hint="eastAsia"/>
+              </w:rPr>
+              <w:t>map.set(15937, '小啰');</w:t>
+            </w:r>
+          </w:p>
+          <w:p>
+            <w:pPr>
+              <w:rPr>
+                <w:rFonts w:hint="eastAsia"/>
+              </w:rPr>
+            </w:pPr>
+            <w:r>
+              <w:rPr>
+                <w:rFonts w:hint="eastAsia"/>
+              </w:rPr>
+              <w:t>map.set(16750, '小算');</w:t>
+            </w:r>
+          </w:p>
+          <w:p>
+            <w:pPr>
+              <w:rPr>
+                <w:rFonts w:hint="eastAsia"/>
+              </w:rPr>
+            </w:pPr>
+            <w:r>
+              <w:rPr>
+                <w:rFonts w:hint="eastAsia"/>
+              </w:rPr>
+              <w:t>map.set(13276, '小法');</w:t>
+            </w:r>
+          </w:p>
+          <w:p>
+            <w:pPr>
+              <w:rPr>
+                <w:rFonts w:hint="eastAsia"/>
+              </w:rPr>
+            </w:pPr>
+            <w:r>
+              <w:rPr>
+                <w:rFonts w:hint="eastAsia"/>
+              </w:rPr>
+              <w:t>map.set(10583, '小鸭');</w:t>
+            </w:r>
+          </w:p>
+          <w:p>
+            <w:pPr>
+              <w:rPr>
+                <w:rFonts w:hint="eastAsia"/>
+              </w:rPr>
+            </w:pPr>
+            <w:r>
+              <w:rPr>
+                <w:rFonts w:hint="eastAsia"/>
+              </w:rPr>
+              <w:t>console.info('\n添加完成后，哈希表为\nKey -&gt; Value');</w:t>
             </w:r>
           </w:p>
           <w:p>
@@ -3021,21 +2521,7 @@
               <w:rPr>
                 <w:rFonts w:hint="eastAsia"/>
               </w:rPr>
-              <w:t xml:space="preserve">let name = </w:t>
-            </w:r>
-            <w:proofErr w:type="spellStart"/>
-            <w:r>
-              <w:rPr>
-                <w:rFonts w:hint="eastAsia"/>
-              </w:rPr>
-              <w:t>map.get</w:t>
-            </w:r>
-            <w:proofErr w:type="spellEnd"/>
-            <w:r>
-              <w:rPr>
-                <w:rFonts w:hint="eastAsia"/>
-              </w:rPr>
-              <w:t>(15937);</w:t>
+              <w:t>let name = map.get(15937);</w:t>
             </w:r>
           </w:p>
           <w:p>
@@ -3090,46 +2576,24 @@
                 <w:rFonts w:hint="eastAsia"/>
               </w:rPr>
             </w:pPr>
-            <w:proofErr w:type="spellStart"/>
-            <w:r>
-              <w:rPr>
-                <w:rFonts w:hint="eastAsia"/>
-              </w:rPr>
-              <w:t>map.delete</w:t>
-            </w:r>
-            <w:proofErr w:type="spellEnd"/>
-            <w:r>
-              <w:rPr>
-                <w:rFonts w:hint="eastAsia"/>
-              </w:rPr>
-              <w:t>(10583);</w:t>
-            </w:r>
-          </w:p>
-          <w:p>
-            <w:pPr>
-              <w:rPr>
-                <w:rFonts w:hint="eastAsia"/>
-              </w:rPr>
-            </w:pPr>
-            <w:r>
-              <w:rPr>
-                <w:rFonts w:hint="eastAsia"/>
-              </w:rPr>
-              <w:t>console.info('\n删除 10583 后，哈希表为\</w:t>
-            </w:r>
-            <w:proofErr w:type="spellStart"/>
-            <w:r>
-              <w:rPr>
-                <w:rFonts w:hint="eastAsia"/>
-              </w:rPr>
-              <w:t>nKey</w:t>
-            </w:r>
-            <w:proofErr w:type="spellEnd"/>
-            <w:r>
-              <w:rPr>
-                <w:rFonts w:hint="eastAsia"/>
-              </w:rPr>
-              <w:t xml:space="preserve"> -&gt; Value');</w:t>
+            <w:r>
+              <w:rPr>
+                <w:rFonts w:hint="eastAsia"/>
+              </w:rPr>
+              <w:t>map.delete(10583);</w:t>
+            </w:r>
+          </w:p>
+          <w:p>
+            <w:pPr>
+              <w:rPr>
+                <w:rFonts w:hint="eastAsia"/>
+              </w:rPr>
+            </w:pPr>
+            <w:r>
+              <w:rPr>
+                <w:rFonts w:hint="eastAsia"/>
+              </w:rPr>
+              <w:t>console.info('\n删除 10583 后，哈希表为\nKey -&gt; Value');</w:t>
             </w:r>
           </w:p>
           <w:p>
@@ -3218,16 +2682,8 @@
               <w:rPr>
                 <w:rFonts w:hint="eastAsia"/>
               </w:rPr>
-              <w:t xml:space="preserve">for (const [k, v] of </w:t>
-            </w:r>
-            <w:proofErr w:type="spellStart"/>
-            <w:r>
-              <w:rPr>
-                <w:rFonts w:hint="eastAsia"/>
-              </w:rPr>
-              <w:t>map.entries</w:t>
-            </w:r>
-            <w:proofErr w:type="spellEnd"/>
+              <w:t>for (const [k, v] of map.entries</w:t>
+            </w:r>
             <w:r>
               <w:rPr>
                 <w:rFonts w:hint="eastAsia"/>
@@ -3291,21 +2747,7 @@
               <w:rPr>
                 <w:rFonts w:hint="eastAsia"/>
               </w:rPr>
-              <w:t xml:space="preserve">for (const k of </w:t>
-            </w:r>
-            <w:proofErr w:type="spellStart"/>
-            <w:r>
-              <w:rPr>
-                <w:rFonts w:hint="eastAsia"/>
-              </w:rPr>
-              <w:t>map.keys</w:t>
-            </w:r>
-            <w:proofErr w:type="spellEnd"/>
-            <w:r>
-              <w:rPr>
-                <w:rFonts w:hint="eastAsia"/>
-              </w:rPr>
-              <w:t>()) {</w:t>
+              <w:t>for (const k of map.keys()) {</w:t>
             </w:r>
           </w:p>
           <w:p>
@@ -3358,21 +2800,7 @@
               <w:rPr>
                 <w:rFonts w:hint="eastAsia"/>
               </w:rPr>
-              <w:t xml:space="preserve">for (const v of </w:t>
-            </w:r>
-            <w:proofErr w:type="spellStart"/>
-            <w:r>
-              <w:rPr>
-                <w:rFonts w:hint="eastAsia"/>
-              </w:rPr>
-              <w:t>map.values</w:t>
-            </w:r>
-            <w:proofErr w:type="spellEnd"/>
-            <w:r>
-              <w:rPr>
-                <w:rFonts w:hint="eastAsia"/>
-              </w:rPr>
-              <w:t>()) {</w:t>
+              <w:t>for (const v of map.values()) {</w:t>
             </w:r>
           </w:p>
           <w:p>
@@ -3431,7 +2859,19 @@
         <w:rPr>
           <w:rFonts w:hint="eastAsia"/>
         </w:rPr>
-        <w:t>1、</w:t>
+        <w:t>1</w:t>
+      </w:r>
+      <w:r>
+        <w:rPr>
+          <w:rFonts w:hint="eastAsia"/>
+        </w:rPr>
+        <w:t>（1）</w:t>
+      </w:r>
+      <w:r>
+        <w:rPr>
+          <w:rFonts w:hint="eastAsia"/>
+        </w:rPr>
+        <w:t>、</w:t>
       </w:r>
     </w:p>
     <w:tbl>
@@ -3454,14 +2894,12 @@
                 <w:rFonts w:hint="eastAsia"/>
               </w:rPr>
             </w:pPr>
-            <w:proofErr w:type="spellStart"/>
             <w:r>
               <w:rPr>
                 <w:rFonts w:hint="eastAsia"/>
               </w:rPr>
               <w:t>map.entries</w:t>
             </w:r>
-            <w:proofErr w:type="spellEnd"/>
             <w:r>
               <w:rPr>
                 <w:rFonts w:hint="eastAsia"/>
@@ -3475,7 +2913,6 @@
               </w:rPr>
               <w:t xml:space="preserve"> </w:t>
             </w:r>
-            <w:proofErr w:type="spellStart"/>
             <w:r>
               <w:rPr>
                 <w:rFonts w:hint="eastAsia"/>
@@ -3486,74 +2923,23 @@
               <w:rPr>
                 <w:rFonts w:hint="eastAsia"/>
               </w:rPr>
-              <w:t>s.length</w:t>
-            </w:r>
-            <w:proofErr w:type="spellEnd"/>
-            <w:r>
-              <w:rPr>
-                <w:rFonts w:hint="eastAsia"/>
-              </w:rPr>
-              <w:t xml:space="preserve"> // 一个有括号，一个没</w:t>
-            </w:r>
-          </w:p>
-          <w:p>
-            <w:pPr>
-              <w:rPr>
-                <w:rFonts w:hint="eastAsia"/>
-              </w:rPr>
-            </w:pPr>
-            <w:proofErr w:type="spellStart"/>
+              <w:t>s.length // 一个有括号，一个没</w:t>
+            </w:r>
+          </w:p>
+          <w:p>
+            <w:pPr>
+              <w:rPr>
+                <w:rFonts w:hint="eastAsia"/>
+              </w:rPr>
+            </w:pPr>
             <w:r>
               <w:t>map.set</w:t>
             </w:r>
-            <w:proofErr w:type="spellEnd"/>
             <w:r>
               <w:rPr>
                 <w:highlight w:val="yellow"/>
               </w:rPr>
-              <w:t>(</w:t>
-            </w:r>
-            <w:proofErr w:type="spellStart"/>
-            <w:r>
-              <w:rPr>
-                <w:highlight w:val="yellow"/>
-              </w:rPr>
-              <w:t>nums</w:t>
-            </w:r>
-            <w:proofErr w:type="spellEnd"/>
-            <w:r>
-              <w:rPr>
-                <w:highlight w:val="yellow"/>
-              </w:rPr>
-              <w:t>[</w:t>
-            </w:r>
-            <w:proofErr w:type="spellStart"/>
-            <w:r>
-              <w:rPr>
-                <w:highlight w:val="yellow"/>
-              </w:rPr>
-              <w:t>i</w:t>
-            </w:r>
-            <w:proofErr w:type="spellEnd"/>
-            <w:r>
-              <w:rPr>
-                <w:highlight w:val="yellow"/>
-              </w:rPr>
-              <w:t>],</w:t>
-            </w:r>
-            <w:proofErr w:type="spellStart"/>
-            <w:r>
-              <w:rPr>
-                <w:highlight w:val="yellow"/>
-              </w:rPr>
-              <w:t>i</w:t>
-            </w:r>
-            <w:proofErr w:type="spellEnd"/>
-            <w:r>
-              <w:rPr>
-                <w:highlight w:val="yellow"/>
-              </w:rPr>
-              <w:t>)</w:t>
+              <w:t>(nums[i],i)</w:t>
             </w:r>
             <w:r>
               <w:rPr>
@@ -3573,11 +2959,28 @@
       </w:pPr>
     </w:p>
     <w:p>
-      <w:r>
-        <w:rPr>
-          <w:rFonts w:hint="eastAsia"/>
-        </w:rPr>
-        <w:t>2、</w:t>
+      <w:pPr>
+        <w:rPr>
+          <w:rFonts w:hint="eastAsia"/>
+        </w:rPr>
+      </w:pPr>
+      <w:r>
+        <w:rPr>
+          <w:rFonts w:hint="eastAsia"/>
+        </w:rPr>
+        <w:t>2</w:t>
+      </w:r>
+      <w:r>
+        <w:rPr>
+          <w:rFonts w:hint="eastAsia"/>
+        </w:rPr>
+        <w:t>（49）</w:t>
+      </w:r>
+      <w:r>
+        <w:rPr>
+          <w:rFonts w:hint="eastAsia"/>
+        </w:rPr>
+        <w:t>、</w:t>
       </w:r>
     </w:p>
     <w:tbl>
@@ -3595,6 +2998,11 @@
             <w:tcW w:w="8296" w:type="dxa"/>
           </w:tcPr>
           <w:p>
+            <w:pPr>
+              <w:rPr>
+                <w:rFonts w:hint="eastAsia"/>
+              </w:rPr>
+            </w:pPr>
             <w:r>
               <w:rPr>
                 <w:rFonts w:hint="eastAsia"/>

--- a/学习记录与错误修正.docx
+++ b/学习记录与错误修正.docx
@@ -3044,12 +3044,724 @@
         </w:tc>
       </w:tr>
     </w:tbl>
-    <w:p>
-      <w:pPr>
-        <w:rPr>
-          <w:rFonts w:hint="eastAsia"/>
-        </w:rPr>
-      </w:pPr>
+    <w:p/>
+    <w:p/>
+    <w:p/>
+    <w:p>
+      <w:pPr>
+        <w:pStyle w:val="1"/>
+      </w:pPr>
+      <w:r>
+        <w:rPr>
+          <w:rFonts w:hint="eastAsia"/>
+        </w:rPr>
+        <w:t>25.12.13</w:t>
+      </w:r>
+    </w:p>
+    <w:p>
+      <w:pPr>
+        <w:pStyle w:val="2"/>
+        <w:rPr>
+          <w:rFonts w:hint="eastAsia"/>
+        </w:rPr>
+      </w:pPr>
+      <w:r>
+        <w:rPr>
+          <w:rFonts w:hint="eastAsia"/>
+        </w:rPr>
+        <w:t>数据结构与lc</w:t>
+      </w:r>
+    </w:p>
+    <w:p>
+      <w:pPr>
+        <w:numPr>
+          <w:ilvl w:val="0"/>
+          <w:numId w:val="3"/>
+        </w:numPr>
+      </w:pPr>
+      <w:r>
+        <w:t>Set是es6新增的数据结构，类似于数组，但它的一大特性就是所有元素都是唯一的，没有重复的值，我们一般称为集合。</w:t>
+      </w:r>
+    </w:p>
+    <w:p>
+      <w:pPr>
+        <w:numPr>
+          <w:ilvl w:val="0"/>
+          <w:numId w:val="3"/>
+        </w:numPr>
+      </w:pPr>
+      <w:r>
+        <w:t>Set本身是一个构造函数，用来生成 Set 数据结构。</w:t>
+      </w:r>
+    </w:p>
+    <w:p>
+      <w:pPr>
+        <w:numPr>
+          <w:ilvl w:val="0"/>
+          <w:numId w:val="3"/>
+        </w:numPr>
+      </w:pPr>
+      <w:r>
+        <w:t>Set函数可以接受一个数组作为参数用来初始化。</w:t>
+      </w:r>
+    </w:p>
+    <w:tbl>
+      <w:tblPr>
+        <w:tblStyle w:val="af"/>
+        <w:tblW w:w="0" w:type="auto"/>
+        <w:tblLook w:val="04A0" w:firstRow="1" w:lastRow="0" w:firstColumn="1" w:lastColumn="0" w:noHBand="0" w:noVBand="1"/>
+      </w:tblPr>
+      <w:tblGrid>
+        <w:gridCol w:w="8296"/>
+      </w:tblGrid>
+      <w:tr>
+        <w:tc>
+          <w:tcPr>
+            <w:tcW w:w="8296" w:type="dxa"/>
+          </w:tcPr>
+          <w:p>
+            <w:pPr>
+              <w:ind w:left="360"/>
+              <w:rPr>
+                <w:rFonts w:hint="eastAsia"/>
+              </w:rPr>
+            </w:pPr>
+            <w:r>
+              <w:rPr>
+                <w:rFonts w:hint="eastAsia"/>
+              </w:rPr>
+              <w:t>// 数组去重</w:t>
+            </w:r>
+          </w:p>
+          <w:p>
+            <w:pPr>
+              <w:ind w:left="360"/>
+              <w:rPr>
+                <w:rFonts w:hint="eastAsia"/>
+              </w:rPr>
+            </w:pPr>
+            <w:r>
+              <w:rPr>
+                <w:rFonts w:hint="eastAsia"/>
+              </w:rPr>
+              <w:t>let arr = [1, 2, 3, 4, 1, 2, 3];</w:t>
+            </w:r>
+          </w:p>
+          <w:p>
+            <w:pPr>
+              <w:ind w:left="360"/>
+              <w:rPr>
+                <w:rFonts w:hint="eastAsia"/>
+              </w:rPr>
+            </w:pPr>
+            <w:r>
+              <w:rPr>
+                <w:rFonts w:hint="eastAsia"/>
+              </w:rPr>
+              <w:t>new Set(arr)  // Set(4) {1, 2, 3, 4}</w:t>
+            </w:r>
+          </w:p>
+          <w:p>
+            <w:pPr>
+              <w:ind w:left="360"/>
+              <w:rPr>
+                <w:rFonts w:hint="eastAsia"/>
+              </w:rPr>
+            </w:pPr>
+            <w:r>
+              <w:rPr>
+                <w:rFonts w:hint="eastAsia"/>
+              </w:rPr>
+              <w:t xml:space="preserve"> </w:t>
+            </w:r>
+          </w:p>
+          <w:p>
+            <w:pPr>
+              <w:ind w:left="360"/>
+              <w:rPr>
+                <w:rFonts w:hint="eastAsia"/>
+              </w:rPr>
+            </w:pPr>
+            <w:r>
+              <w:rPr>
+                <w:rFonts w:hint="eastAsia"/>
+              </w:rPr>
+              <w:t>// 将结果重新转换为数组</w:t>
+            </w:r>
+          </w:p>
+          <w:p>
+            <w:pPr>
+              <w:ind w:left="360"/>
+              <w:rPr>
+                <w:rFonts w:hint="eastAsia"/>
+              </w:rPr>
+            </w:pPr>
+            <w:r>
+              <w:rPr>
+                <w:rFonts w:hint="eastAsia"/>
+                <w:highlight w:val="yellow"/>
+              </w:rPr>
+              <w:t>[...new Set(arr)]</w:t>
+            </w:r>
+            <w:r>
+              <w:rPr>
+                <w:rFonts w:hint="eastAsia"/>
+              </w:rPr>
+              <w:t xml:space="preserve"> // [1, 2, 3, 4]</w:t>
+            </w:r>
+          </w:p>
+          <w:p>
+            <w:pPr>
+              <w:ind w:left="360"/>
+              <w:rPr>
+                <w:rFonts w:hint="eastAsia"/>
+              </w:rPr>
+            </w:pPr>
+            <w:r>
+              <w:rPr>
+                <w:rFonts w:hint="eastAsia"/>
+              </w:rPr>
+              <w:t xml:space="preserve"> </w:t>
+            </w:r>
+          </w:p>
+          <w:p>
+            <w:pPr>
+              <w:ind w:left="360"/>
+              <w:rPr>
+                <w:rFonts w:hint="eastAsia"/>
+              </w:rPr>
+            </w:pPr>
+            <w:r>
+              <w:rPr>
+                <w:rFonts w:hint="eastAsia"/>
+              </w:rPr>
+              <w:t>// 数组方法也可以用来转换为数组</w:t>
+            </w:r>
+          </w:p>
+          <w:p>
+            <w:pPr>
+              <w:ind w:left="360"/>
+              <w:rPr>
+                <w:rFonts w:hint="eastAsia"/>
+              </w:rPr>
+            </w:pPr>
+            <w:r>
+              <w:rPr>
+                <w:rFonts w:hint="eastAsia"/>
+                <w:highlight w:val="yellow"/>
+              </w:rPr>
+              <w:t>Array.from(new Set(arr))</w:t>
+            </w:r>
+          </w:p>
+          <w:p>
+            <w:pPr>
+              <w:ind w:left="360"/>
+              <w:rPr>
+                <w:rFonts w:hint="eastAsia"/>
+              </w:rPr>
+            </w:pPr>
+            <w:r>
+              <w:rPr>
+                <w:rFonts w:hint="eastAsia"/>
+              </w:rPr>
+              <w:t xml:space="preserve"> </w:t>
+            </w:r>
+          </w:p>
+          <w:p>
+            <w:pPr>
+              <w:ind w:left="360"/>
+              <w:rPr>
+                <w:rFonts w:hint="eastAsia"/>
+              </w:rPr>
+            </w:pPr>
+            <w:r>
+              <w:rPr>
+                <w:rFonts w:hint="eastAsia"/>
+              </w:rPr>
+              <w:t xml:space="preserve"> </w:t>
+            </w:r>
+          </w:p>
+          <w:p>
+            <w:pPr>
+              <w:ind w:left="360"/>
+              <w:rPr>
+                <w:rFonts w:hint="eastAsia"/>
+              </w:rPr>
+            </w:pPr>
+            <w:r>
+              <w:rPr>
+                <w:rFonts w:hint="eastAsia"/>
+              </w:rPr>
+              <w:t>// 字符串去重</w:t>
+            </w:r>
+          </w:p>
+          <w:p>
+            <w:pPr>
+              <w:ind w:left="360"/>
+              <w:rPr>
+                <w:rFonts w:hint="eastAsia"/>
+              </w:rPr>
+            </w:pPr>
+            <w:r>
+              <w:rPr>
+                <w:rFonts w:hint="eastAsia"/>
+              </w:rPr>
+              <w:t>let str = 'abcdab';</w:t>
+            </w:r>
+          </w:p>
+          <w:p>
+            <w:pPr>
+              <w:ind w:left="360"/>
+              <w:rPr>
+                <w:rFonts w:hint="eastAsia"/>
+              </w:rPr>
+            </w:pPr>
+            <w:r>
+              <w:rPr>
+                <w:rFonts w:hint="eastAsia"/>
+              </w:rPr>
+              <w:t>new Set(str) // Set(4) {'a', 'b', 'c', 'd'}</w:t>
+            </w:r>
+          </w:p>
+          <w:p>
+            <w:pPr>
+              <w:ind w:left="360"/>
+              <w:rPr>
+                <w:rFonts w:hint="eastAsia"/>
+              </w:rPr>
+            </w:pPr>
+            <w:r>
+              <w:rPr>
+                <w:rFonts w:hint="eastAsia"/>
+              </w:rPr>
+              <w:t xml:space="preserve"> </w:t>
+            </w:r>
+          </w:p>
+          <w:p>
+            <w:pPr>
+              <w:ind w:left="360"/>
+              <w:rPr>
+                <w:rFonts w:hint="eastAsia"/>
+              </w:rPr>
+            </w:pPr>
+            <w:r>
+              <w:rPr>
+                <w:rFonts w:hint="eastAsia"/>
+              </w:rPr>
+              <w:t>// 将结果重新转换为字符串</w:t>
+            </w:r>
+          </w:p>
+          <w:p>
+            <w:pPr>
+              <w:ind w:left="360"/>
+              <w:rPr>
+                <w:rFonts w:hint="eastAsia"/>
+              </w:rPr>
+            </w:pPr>
+            <w:r>
+              <w:rPr>
+                <w:rFonts w:hint="eastAsia"/>
+              </w:rPr>
+              <w:t>[...new Set(str)].join('')  // 'abcd'</w:t>
+            </w:r>
+          </w:p>
+        </w:tc>
+      </w:tr>
+    </w:tbl>
+    <w:p>
+      <w:r>
+        <w:lastRenderedPageBreak/>
+        <w:t>Array.from() 是 ES6 引入的静态方法，用于将类数组对象（具有 length 属性的对象）或可迭代对象（如字符串、Set、Map）转换为数组。</w:t>
+      </w:r>
+    </w:p>
+    <w:p>
+      <w:r>
+        <w:rPr>
+          <w:rFonts w:hint="eastAsia"/>
+        </w:rPr>
+        <w:t>用法：</w:t>
+      </w:r>
+      <w:r>
+        <w:rPr>
+          <w:b/>
+          <w:bCs/>
+        </w:rPr>
+        <w:t>Array</w:t>
+      </w:r>
+      <w:r>
+        <w:t>.</w:t>
+      </w:r>
+      <w:r>
+        <w:rPr>
+          <w:b/>
+          <w:bCs/>
+        </w:rPr>
+        <w:t>from</w:t>
+      </w:r>
+      <w:r>
+        <w:t>(map.</w:t>
+      </w:r>
+      <w:r>
+        <w:rPr>
+          <w:b/>
+          <w:bCs/>
+        </w:rPr>
+        <w:t>values</w:t>
+      </w:r>
+      <w:r>
+        <w:t>())</w:t>
+      </w:r>
+    </w:p>
+    <w:p>
+      <w:r>
+        <w:rPr>
+          <w:b/>
+          <w:bCs/>
+        </w:rPr>
+        <w:t>Map常用操作方法：</w:t>
+      </w:r>
+    </w:p>
+    <w:tbl>
+      <w:tblPr>
+        <w:tblStyle w:val="af"/>
+        <w:tblW w:w="0" w:type="auto"/>
+        <w:tblLook w:val="04A0" w:firstRow="1" w:lastRow="0" w:firstColumn="1" w:lastColumn="0" w:noHBand="0" w:noVBand="1"/>
+      </w:tblPr>
+      <w:tblGrid>
+        <w:gridCol w:w="8296"/>
+      </w:tblGrid>
+      <w:tr>
+        <w:tc>
+          <w:tcPr>
+            <w:tcW w:w="8296" w:type="dxa"/>
+          </w:tcPr>
+          <w:p>
+            <w:pPr>
+              <w:rPr>
+                <w:rFonts w:hint="eastAsia"/>
+              </w:rPr>
+            </w:pPr>
+            <w:r>
+              <w:rPr>
+                <w:rFonts w:hint="eastAsia"/>
+              </w:rPr>
+              <w:t>set(key,val)： 添加某个值，返回Map结构本身。</w:t>
+            </w:r>
+          </w:p>
+          <w:p>
+            <w:pPr>
+              <w:rPr>
+                <w:rFonts w:hint="eastAsia"/>
+              </w:rPr>
+            </w:pPr>
+            <w:r>
+              <w:rPr>
+                <w:rFonts w:hint="eastAsia"/>
+              </w:rPr>
+              <w:t>get(key)    ： 读取某个键，如果该键未知，则返回undefined</w:t>
+            </w:r>
+          </w:p>
+          <w:p>
+            <w:pPr>
+              <w:rPr>
+                <w:rFonts w:hint="eastAsia"/>
+              </w:rPr>
+            </w:pPr>
+            <w:r>
+              <w:rPr>
+                <w:rFonts w:hint="eastAsia"/>
+              </w:rPr>
+              <w:t>delete(key) ： 删除某个键，返回一个布尔值，判断是否删除成功。</w:t>
+            </w:r>
+          </w:p>
+          <w:p>
+            <w:pPr>
+              <w:rPr>
+                <w:rFonts w:hint="eastAsia"/>
+              </w:rPr>
+            </w:pPr>
+            <w:r>
+              <w:rPr>
+                <w:rFonts w:hint="eastAsia"/>
+              </w:rPr>
+              <w:t>has(key)    ： 返回一个布尔值，判断该值是否为Map的键。</w:t>
+            </w:r>
+          </w:p>
+          <w:p>
+            <w:pPr>
+              <w:rPr>
+                <w:rFonts w:hint="eastAsia"/>
+              </w:rPr>
+            </w:pPr>
+            <w:r>
+              <w:rPr>
+                <w:rFonts w:hint="eastAsia"/>
+              </w:rPr>
+              <w:t>clear()     :  清除所有成员，没有返回值。</w:t>
+            </w:r>
+          </w:p>
+          <w:p>
+            <w:r>
+              <w:rPr>
+                <w:rFonts w:hint="eastAsia"/>
+                <w:highlight w:val="yellow"/>
+              </w:rPr>
+              <w:t>属性 size</w:t>
+            </w:r>
+            <w:r>
+              <w:rPr>
+                <w:rFonts w:hint="eastAsia"/>
+              </w:rPr>
+              <w:t xml:space="preserve">    :  返回映射对象中的键/值对的数目。</w:t>
+            </w:r>
+          </w:p>
+          <w:p/>
+          <w:p>
+            <w:pPr>
+              <w:rPr>
+                <w:rFonts w:hint="eastAsia"/>
+              </w:rPr>
+            </w:pPr>
+            <w:r>
+              <w:rPr>
+                <w:rFonts w:hint="eastAsia"/>
+              </w:rPr>
+              <w:t>keys()：返回键名的遍历器。</w:t>
+            </w:r>
+          </w:p>
+          <w:p>
+            <w:pPr>
+              <w:rPr>
+                <w:rFonts w:hint="eastAsia"/>
+              </w:rPr>
+            </w:pPr>
+            <w:r>
+              <w:rPr>
+                <w:rFonts w:hint="eastAsia"/>
+              </w:rPr>
+              <w:t>values()：返回键值的遍历器。</w:t>
+            </w:r>
+          </w:p>
+          <w:p>
+            <w:pPr>
+              <w:rPr>
+                <w:rFonts w:hint="eastAsia"/>
+              </w:rPr>
+            </w:pPr>
+            <w:r>
+              <w:rPr>
+                <w:rFonts w:hint="eastAsia"/>
+              </w:rPr>
+              <w:t>entries()：返回所有成员的遍历器。</w:t>
+            </w:r>
+          </w:p>
+          <w:p>
+            <w:pPr>
+              <w:rPr>
+                <w:rFonts w:hint="eastAsia"/>
+              </w:rPr>
+            </w:pPr>
+            <w:r>
+              <w:rPr>
+                <w:rFonts w:hint="eastAsia"/>
+              </w:rPr>
+              <w:t>forEach()：遍历 Map 的所有成员。</w:t>
+            </w:r>
+          </w:p>
+        </w:tc>
+      </w:tr>
+    </w:tbl>
+    <w:p>
+      <w:pPr>
+        <w:rPr>
+          <w:b/>
+          <w:bCs/>
+        </w:rPr>
+      </w:pPr>
+      <w:r>
+        <w:rPr>
+          <w:b/>
+          <w:bCs/>
+        </w:rPr>
+        <w:t>Set常用操作方法：</w:t>
+      </w:r>
+    </w:p>
+    <w:tbl>
+      <w:tblPr>
+        <w:tblStyle w:val="af"/>
+        <w:tblW w:w="0" w:type="auto"/>
+        <w:tblLook w:val="04A0" w:firstRow="1" w:lastRow="0" w:firstColumn="1" w:lastColumn="0" w:noHBand="0" w:noVBand="1"/>
+      </w:tblPr>
+      <w:tblGrid>
+        <w:gridCol w:w="8296"/>
+      </w:tblGrid>
+      <w:tr>
+        <w:tc>
+          <w:tcPr>
+            <w:tcW w:w="8296" w:type="dxa"/>
+          </w:tcPr>
+          <w:p>
+            <w:pPr>
+              <w:ind w:left="360"/>
+            </w:pPr>
+            <w:r>
+              <w:t>add() 增，返回增后 Set 结构本身</w:t>
+            </w:r>
+          </w:p>
+          <w:p>
+            <w:pPr>
+              <w:ind w:left="360"/>
+            </w:pPr>
+            <w:r>
+              <w:t>delete() 删，返回布尔值，表示删除是否成功</w:t>
+            </w:r>
+          </w:p>
+          <w:p>
+            <w:pPr>
+              <w:ind w:left="360"/>
+            </w:pPr>
+            <w:r>
+              <w:t>has() 查，返回布尔值，判断该元素是否为 Set 成员</w:t>
+            </w:r>
+          </w:p>
+          <w:p>
+            <w:pPr>
+              <w:ind w:left="360"/>
+            </w:pPr>
+            <w:r>
+              <w:t>clear() 清除，无返回值，清除所有成员</w:t>
+            </w:r>
+          </w:p>
+          <w:p>
+            <w:r>
+              <w:rPr>
+                <w:rFonts w:hint="eastAsia"/>
+                <w:highlight w:val="yellow"/>
+              </w:rPr>
+              <w:t>属性 size</w:t>
+            </w:r>
+            <w:r>
+              <w:rPr>
+                <w:rFonts w:hint="eastAsia"/>
+              </w:rPr>
+              <w:t xml:space="preserve">    :  返回映射对象中的键/值对的数目。</w:t>
+            </w:r>
+          </w:p>
+          <w:p>
+            <w:pPr>
+              <w:rPr>
+                <w:rFonts w:hint="eastAsia"/>
+              </w:rPr>
+            </w:pPr>
+            <w:r>
+              <w:rPr>
+                <w:rFonts w:hint="eastAsia"/>
+              </w:rPr>
+              <w:t xml:space="preserve">keys()   ：返回键名的遍历器 </w:t>
+            </w:r>
+          </w:p>
+          <w:p>
+            <w:pPr>
+              <w:rPr>
+                <w:rFonts w:hint="eastAsia"/>
+              </w:rPr>
+            </w:pPr>
+            <w:r>
+              <w:rPr>
+                <w:rFonts w:hint="eastAsia"/>
+              </w:rPr>
+              <w:t>values() ：返回键值的遍历器</w:t>
+            </w:r>
+          </w:p>
+          <w:p>
+            <w:pPr>
+              <w:rPr>
+                <w:rFonts w:hint="eastAsia"/>
+              </w:rPr>
+            </w:pPr>
+            <w:r>
+              <w:rPr>
+                <w:rFonts w:hint="eastAsia"/>
+              </w:rPr>
+              <w:t>entries()：返回键值对的遍历器</w:t>
+            </w:r>
+          </w:p>
+          <w:p>
+            <w:pPr>
+              <w:rPr>
+                <w:rFonts w:hint="eastAsia"/>
+              </w:rPr>
+            </w:pPr>
+            <w:r>
+              <w:rPr>
+                <w:rFonts w:hint="eastAsia"/>
+              </w:rPr>
+              <w:t>forEach()：使用回调函数遍历每个成员</w:t>
+            </w:r>
+          </w:p>
+          <w:p>
+            <w:pPr>
+              <w:rPr>
+                <w:rFonts w:hint="eastAsia"/>
+              </w:rPr>
+            </w:pPr>
+            <w:r>
+              <w:rPr>
+                <w:rFonts w:hint="eastAsia"/>
+              </w:rPr>
+              <w:t>-----------------------------------------------------------------</w:t>
+            </w:r>
+          </w:p>
+          <w:p>
+            <w:pPr>
+              <w:rPr>
+                <w:rFonts w:hint="eastAsia"/>
+              </w:rPr>
+            </w:pPr>
+            <w:r>
+              <w:rPr>
+                <w:rFonts w:hint="eastAsia"/>
+              </w:rPr>
+              <w:t>!!!注意： 由于Set没有键名，只有值名，keys()和values()返回的结果是一样.</w:t>
+            </w:r>
+          </w:p>
+          <w:p>
+            <w:pPr>
+              <w:rPr>
+                <w:rFonts w:hint="eastAsia"/>
+              </w:rPr>
+            </w:pPr>
+            <w:r>
+              <w:rPr>
+                <w:rFonts w:hint="eastAsia"/>
+              </w:rPr>
+              <w:t>-----------------------------------------------------------------</w:t>
+            </w:r>
+          </w:p>
+        </w:tc>
+      </w:tr>
+    </w:tbl>
+    <w:p/>
+    <w:p>
+      <w:pPr>
+        <w:rPr>
+          <w:rFonts w:hint="eastAsia"/>
+        </w:rPr>
+      </w:pPr>
+      <w:r>
+        <w:rPr>
+          <w:rFonts w:hint="eastAsia"/>
+          <w:highlight w:val="yellow"/>
+        </w:rPr>
+        <w:t>Set不能用索引访问</w:t>
+      </w:r>
+      <w:r>
+        <w:rPr>
+          <w:rFonts w:hint="eastAsia"/>
+          <w:highlight w:val="yellow"/>
+        </w:rPr>
+        <w:t>，只能遍历</w:t>
+      </w:r>
     </w:p>
     <w:sectPr>
       <w:pgSz w:w="11906" w:h="16838"/>
@@ -3064,6 +3776,155 @@
 <file path=word/numbering.xml><?xml version="1.0" encoding="utf-8"?>
 <w:numbering xmlns:wpc="http://schemas.microsoft.com/office/word/2010/wordprocessingCanvas" xmlns:cx="http://schemas.microsoft.com/office/drawing/2014/chartex" xmlns:cx1="http://schemas.microsoft.com/office/drawing/2015/9/8/chartex" xmlns:cx2="http://schemas.microsoft.com/office/drawing/2015/10/21/chartex" xmlns:cx3="http://schemas.microsoft.com/office/drawing/2016/5/9/chartex" xmlns:cx4="http://schemas.microsoft.com/office/drawing/2016/5/10/chartex" xmlns:cx5="http://schemas.microsoft.com/office/drawing/2016/5/11/chartex" xmlns:cx6="http://schemas.microsoft.com/office/drawing/2016/5/12/chartex" xmlns:cx7="http://schemas.microsoft.com/office/drawing/2016/5/13/chartex" xmlns:cx8="http://schemas.microsoft.com/office/drawing/2016/5/14/chartex" xmlns:mc="http://schemas.openxmlformats.org/markup-compatibility/2006" xmlns:aink="http://schemas.microsoft.com/office/drawing/2016/ink" xmlns:am3d="http://schemas.microsoft.com/office/drawing/2017/model3d" xmlns:o="urn:schemas-microsoft-com:office:office" xmlns:oel="http://schemas.microsoft.com/office/2019/extlst" xmlns:r="http://schemas.openxmlformats.org/officeDocument/2006/relationships" xmlns:m="http://schemas.openxmlformats.org/officeDocument/2006/math" xmlns:v="urn:schemas-microsoft-com:vml" xmlns:wp14="http://schemas.microsoft.com/office/word/2010/wordprocessingDrawing" xmlns:wp="http://schemas.openxmlformats.org/drawingml/2006/wordprocessingDrawing" xmlns:w10="urn:schemas-microsoft-com:office:word" xmlns:w="http://schemas.openxmlformats.org/wordprocessingml/2006/main" xmlns:w14="http://schemas.microsoft.com/office/word/2010/wordml" xmlns:w15="http://schemas.microsoft.com/office/word/2012/wordml" xmlns:w16cex="http://schemas.microsoft.com/office/word/2018/wordml/cex" xmlns:w16cid="http://schemas.microsoft.com/office/word/2016/wordml/cid" xmlns:w16="http://schemas.microsoft.com/office/word/2018/wordml" xmlns:w16du="http://schemas.microsoft.com/office/word/2023/wordml/word16du" xmlns:w16sdtdh="http://schemas.microsoft.com/office/word/2020/wordml/sdtdatahash" xmlns:w16sdtfl="http://schemas.microsoft.com/office/word/2024/wordml/sdtformatlock" xmlns:w16se="http://schemas.microsoft.com/office/word/2015/wordml/symex" xmlns:wpg="http://schemas.microsoft.com/office/word/2010/wordprocessingGroup" xmlns:wpi="http://schemas.microsoft.com/office/word/2010/wordprocessingInk" xmlns:wne="http://schemas.microsoft.com/office/word/2006/wordml" xmlns:wps="http://schemas.microsoft.com/office/word/2010/wordprocessingShape" mc:Ignorable="w14 w15 w16se w16cid w16 w16cex w16sdtdh w16sdtfl w16du wp14">
   <w:abstractNum w:abstractNumId="0" w15:restartNumberingAfterBreak="0">
+    <w:nsid w:val="39C046AF"/>
+    <w:multiLevelType w:val="multilevel"/>
+    <w:tmpl w:val="BB4002C0"/>
+    <w:lvl w:ilvl="0">
+      <w:start w:val="1"/>
+      <w:numFmt w:val="bullet"/>
+      <w:lvlText w:val=""/>
+      <w:lvlJc w:val="left"/>
+      <w:pPr>
+        <w:tabs>
+          <w:tab w:val="num" w:pos="720"/>
+        </w:tabs>
+        <w:ind w:left="720" w:hanging="360"/>
+      </w:pPr>
+      <w:rPr>
+        <w:rFonts w:ascii="Symbol" w:hAnsi="Symbol" w:hint="default"/>
+        <w:sz w:val="20"/>
+      </w:rPr>
+    </w:lvl>
+    <w:lvl w:ilvl="1" w:tentative="1">
+      <w:start w:val="1"/>
+      <w:numFmt w:val="bullet"/>
+      <w:lvlText w:val=""/>
+      <w:lvlJc w:val="left"/>
+      <w:pPr>
+        <w:tabs>
+          <w:tab w:val="num" w:pos="1440"/>
+        </w:tabs>
+        <w:ind w:left="1440" w:hanging="360"/>
+      </w:pPr>
+      <w:rPr>
+        <w:rFonts w:ascii="Symbol" w:hAnsi="Symbol" w:hint="default"/>
+        <w:sz w:val="20"/>
+      </w:rPr>
+    </w:lvl>
+    <w:lvl w:ilvl="2" w:tentative="1">
+      <w:start w:val="1"/>
+      <w:numFmt w:val="bullet"/>
+      <w:lvlText w:val=""/>
+      <w:lvlJc w:val="left"/>
+      <w:pPr>
+        <w:tabs>
+          <w:tab w:val="num" w:pos="2160"/>
+        </w:tabs>
+        <w:ind w:left="2160" w:hanging="360"/>
+      </w:pPr>
+      <w:rPr>
+        <w:rFonts w:ascii="Symbol" w:hAnsi="Symbol" w:hint="default"/>
+        <w:sz w:val="20"/>
+      </w:rPr>
+    </w:lvl>
+    <w:lvl w:ilvl="3" w:tentative="1">
+      <w:start w:val="1"/>
+      <w:numFmt w:val="bullet"/>
+      <w:lvlText w:val=""/>
+      <w:lvlJc w:val="left"/>
+      <w:pPr>
+        <w:tabs>
+          <w:tab w:val="num" w:pos="2880"/>
+        </w:tabs>
+        <w:ind w:left="2880" w:hanging="360"/>
+      </w:pPr>
+      <w:rPr>
+        <w:rFonts w:ascii="Symbol" w:hAnsi="Symbol" w:hint="default"/>
+        <w:sz w:val="20"/>
+      </w:rPr>
+    </w:lvl>
+    <w:lvl w:ilvl="4" w:tentative="1">
+      <w:start w:val="1"/>
+      <w:numFmt w:val="bullet"/>
+      <w:lvlText w:val=""/>
+      <w:lvlJc w:val="left"/>
+      <w:pPr>
+        <w:tabs>
+          <w:tab w:val="num" w:pos="3600"/>
+        </w:tabs>
+        <w:ind w:left="3600" w:hanging="360"/>
+      </w:pPr>
+      <w:rPr>
+        <w:rFonts w:ascii="Symbol" w:hAnsi="Symbol" w:hint="default"/>
+        <w:sz w:val="20"/>
+      </w:rPr>
+    </w:lvl>
+    <w:lvl w:ilvl="5" w:tentative="1">
+      <w:start w:val="1"/>
+      <w:numFmt w:val="bullet"/>
+      <w:lvlText w:val=""/>
+      <w:lvlJc w:val="left"/>
+      <w:pPr>
+        <w:tabs>
+          <w:tab w:val="num" w:pos="4320"/>
+        </w:tabs>
+        <w:ind w:left="4320" w:hanging="360"/>
+      </w:pPr>
+      <w:rPr>
+        <w:rFonts w:ascii="Symbol" w:hAnsi="Symbol" w:hint="default"/>
+        <w:sz w:val="20"/>
+      </w:rPr>
+    </w:lvl>
+    <w:lvl w:ilvl="6" w:tentative="1">
+      <w:start w:val="1"/>
+      <w:numFmt w:val="bullet"/>
+      <w:lvlText w:val=""/>
+      <w:lvlJc w:val="left"/>
+      <w:pPr>
+        <w:tabs>
+          <w:tab w:val="num" w:pos="5040"/>
+        </w:tabs>
+        <w:ind w:left="5040" w:hanging="360"/>
+      </w:pPr>
+      <w:rPr>
+        <w:rFonts w:ascii="Symbol" w:hAnsi="Symbol" w:hint="default"/>
+        <w:sz w:val="20"/>
+      </w:rPr>
+    </w:lvl>
+    <w:lvl w:ilvl="7" w:tentative="1">
+      <w:start w:val="1"/>
+      <w:numFmt w:val="bullet"/>
+      <w:lvlText w:val=""/>
+      <w:lvlJc w:val="left"/>
+      <w:pPr>
+        <w:tabs>
+          <w:tab w:val="num" w:pos="5760"/>
+        </w:tabs>
+        <w:ind w:left="5760" w:hanging="360"/>
+      </w:pPr>
+      <w:rPr>
+        <w:rFonts w:ascii="Symbol" w:hAnsi="Symbol" w:hint="default"/>
+        <w:sz w:val="20"/>
+      </w:rPr>
+    </w:lvl>
+    <w:lvl w:ilvl="8" w:tentative="1">
+      <w:start w:val="1"/>
+      <w:numFmt w:val="bullet"/>
+      <w:lvlText w:val=""/>
+      <w:lvlJc w:val="left"/>
+      <w:pPr>
+        <w:tabs>
+          <w:tab w:val="num" w:pos="6480"/>
+        </w:tabs>
+        <w:ind w:left="6480" w:hanging="360"/>
+      </w:pPr>
+      <w:rPr>
+        <w:rFonts w:ascii="Symbol" w:hAnsi="Symbol" w:hint="default"/>
+        <w:sz w:val="20"/>
+      </w:rPr>
+    </w:lvl>
+  </w:abstractNum>
+  <w:abstractNum w:abstractNumId="1" w15:restartNumberingAfterBreak="0">
     <w:nsid w:val="400844FD"/>
     <w:multiLevelType w:val="hybridMultilevel"/>
     <w:tmpl w:val="A2EA7BA8"/>
@@ -3152,7 +4013,156 @@
       </w:pPr>
     </w:lvl>
   </w:abstractNum>
-  <w:abstractNum w:abstractNumId="1" w15:restartNumberingAfterBreak="0">
+  <w:abstractNum w:abstractNumId="2" w15:restartNumberingAfterBreak="0">
+    <w:nsid w:val="6F1A0D8B"/>
+    <w:multiLevelType w:val="multilevel"/>
+    <w:tmpl w:val="5A607A12"/>
+    <w:lvl w:ilvl="0">
+      <w:start w:val="1"/>
+      <w:numFmt w:val="bullet"/>
+      <w:lvlText w:val=""/>
+      <w:lvlJc w:val="left"/>
+      <w:pPr>
+        <w:tabs>
+          <w:tab w:val="num" w:pos="720"/>
+        </w:tabs>
+        <w:ind w:left="720" w:hanging="360"/>
+      </w:pPr>
+      <w:rPr>
+        <w:rFonts w:ascii="Symbol" w:hAnsi="Symbol" w:hint="default"/>
+        <w:sz w:val="20"/>
+      </w:rPr>
+    </w:lvl>
+    <w:lvl w:ilvl="1" w:tentative="1">
+      <w:start w:val="1"/>
+      <w:numFmt w:val="bullet"/>
+      <w:lvlText w:val="o"/>
+      <w:lvlJc w:val="left"/>
+      <w:pPr>
+        <w:tabs>
+          <w:tab w:val="num" w:pos="1440"/>
+        </w:tabs>
+        <w:ind w:left="1440" w:hanging="360"/>
+      </w:pPr>
+      <w:rPr>
+        <w:rFonts w:ascii="Courier New" w:hAnsi="Courier New" w:hint="default"/>
+        <w:sz w:val="20"/>
+      </w:rPr>
+    </w:lvl>
+    <w:lvl w:ilvl="2" w:tentative="1">
+      <w:start w:val="1"/>
+      <w:numFmt w:val="bullet"/>
+      <w:lvlText w:val=""/>
+      <w:lvlJc w:val="left"/>
+      <w:pPr>
+        <w:tabs>
+          <w:tab w:val="num" w:pos="2160"/>
+        </w:tabs>
+        <w:ind w:left="2160" w:hanging="360"/>
+      </w:pPr>
+      <w:rPr>
+        <w:rFonts w:ascii="Wingdings" w:hAnsi="Wingdings" w:hint="default"/>
+        <w:sz w:val="20"/>
+      </w:rPr>
+    </w:lvl>
+    <w:lvl w:ilvl="3" w:tentative="1">
+      <w:start w:val="1"/>
+      <w:numFmt w:val="bullet"/>
+      <w:lvlText w:val=""/>
+      <w:lvlJc w:val="left"/>
+      <w:pPr>
+        <w:tabs>
+          <w:tab w:val="num" w:pos="2880"/>
+        </w:tabs>
+        <w:ind w:left="2880" w:hanging="360"/>
+      </w:pPr>
+      <w:rPr>
+        <w:rFonts w:ascii="Wingdings" w:hAnsi="Wingdings" w:hint="default"/>
+        <w:sz w:val="20"/>
+      </w:rPr>
+    </w:lvl>
+    <w:lvl w:ilvl="4" w:tentative="1">
+      <w:start w:val="1"/>
+      <w:numFmt w:val="bullet"/>
+      <w:lvlText w:val=""/>
+      <w:lvlJc w:val="left"/>
+      <w:pPr>
+        <w:tabs>
+          <w:tab w:val="num" w:pos="3600"/>
+        </w:tabs>
+        <w:ind w:left="3600" w:hanging="360"/>
+      </w:pPr>
+      <w:rPr>
+        <w:rFonts w:ascii="Wingdings" w:hAnsi="Wingdings" w:hint="default"/>
+        <w:sz w:val="20"/>
+      </w:rPr>
+    </w:lvl>
+    <w:lvl w:ilvl="5" w:tentative="1">
+      <w:start w:val="1"/>
+      <w:numFmt w:val="bullet"/>
+      <w:lvlText w:val=""/>
+      <w:lvlJc w:val="left"/>
+      <w:pPr>
+        <w:tabs>
+          <w:tab w:val="num" w:pos="4320"/>
+        </w:tabs>
+        <w:ind w:left="4320" w:hanging="360"/>
+      </w:pPr>
+      <w:rPr>
+        <w:rFonts w:ascii="Wingdings" w:hAnsi="Wingdings" w:hint="default"/>
+        <w:sz w:val="20"/>
+      </w:rPr>
+    </w:lvl>
+    <w:lvl w:ilvl="6" w:tentative="1">
+      <w:start w:val="1"/>
+      <w:numFmt w:val="bullet"/>
+      <w:lvlText w:val=""/>
+      <w:lvlJc w:val="left"/>
+      <w:pPr>
+        <w:tabs>
+          <w:tab w:val="num" w:pos="5040"/>
+        </w:tabs>
+        <w:ind w:left="5040" w:hanging="360"/>
+      </w:pPr>
+      <w:rPr>
+        <w:rFonts w:ascii="Wingdings" w:hAnsi="Wingdings" w:hint="default"/>
+        <w:sz w:val="20"/>
+      </w:rPr>
+    </w:lvl>
+    <w:lvl w:ilvl="7" w:tentative="1">
+      <w:start w:val="1"/>
+      <w:numFmt w:val="bullet"/>
+      <w:lvlText w:val=""/>
+      <w:lvlJc w:val="left"/>
+      <w:pPr>
+        <w:tabs>
+          <w:tab w:val="num" w:pos="5760"/>
+        </w:tabs>
+        <w:ind w:left="5760" w:hanging="360"/>
+      </w:pPr>
+      <w:rPr>
+        <w:rFonts w:ascii="Wingdings" w:hAnsi="Wingdings" w:hint="default"/>
+        <w:sz w:val="20"/>
+      </w:rPr>
+    </w:lvl>
+    <w:lvl w:ilvl="8" w:tentative="1">
+      <w:start w:val="1"/>
+      <w:numFmt w:val="bullet"/>
+      <w:lvlText w:val=""/>
+      <w:lvlJc w:val="left"/>
+      <w:pPr>
+        <w:tabs>
+          <w:tab w:val="num" w:pos="6480"/>
+        </w:tabs>
+        <w:ind w:left="6480" w:hanging="360"/>
+      </w:pPr>
+      <w:rPr>
+        <w:rFonts w:ascii="Wingdings" w:hAnsi="Wingdings" w:hint="default"/>
+        <w:sz w:val="20"/>
+      </w:rPr>
+    </w:lvl>
+  </w:abstractNum>
+  <w:abstractNum w:abstractNumId="3" w15:restartNumberingAfterBreak="0">
     <w:nsid w:val="7A7476C4"/>
     <w:multiLevelType w:val="hybridMultilevel"/>
     <w:tmpl w:val="23083F84"/>
@@ -3242,10 +4252,16 @@
     </w:lvl>
   </w:abstractNum>
   <w:num w:numId="1" w16cid:durableId="1442917428">
-    <w:abstractNumId w:val="0"/>
+    <w:abstractNumId w:val="1"/>
   </w:num>
   <w:num w:numId="2" w16cid:durableId="1314524494">
-    <w:abstractNumId w:val="1"/>
+    <w:abstractNumId w:val="3"/>
+  </w:num>
+  <w:num w:numId="3" w16cid:durableId="1181121512">
+    <w:abstractNumId w:val="2"/>
+  </w:num>
+  <w:num w:numId="4" w16cid:durableId="1975602848">
+    <w:abstractNumId w:val="0"/>
   </w:num>
 </w:numbering>
 </file>
@@ -3851,7 +4867,6 @@
   <w:style w:type="character" w:default="1" w:styleId="a0">
     <w:name w:val="Default Paragraph Font"/>
     <w:uiPriority w:val="1"/>
-    <w:semiHidden/>
     <w:unhideWhenUsed/>
   </w:style>
   <w:style w:type="table" w:default="1" w:styleId="a1">

--- a/学习记录与错误修正.docx
+++ b/学习记录与错误修正.docx
@@ -77,7 +77,7 @@
           <w:r>
             <w:fldChar w:fldCharType="separate"/>
           </w:r>
-          <w:hyperlink w:anchor="_Toc216549039" w:history="1">
+          <w:hyperlink w:anchor="_Toc216644995" w:history="1">
             <w:r>
               <w:rPr>
                 <w:rStyle w:val="ae"/>
@@ -115,7 +115,7 @@
                 <w:noProof/>
                 <w:webHidden/>
               </w:rPr>
-              <w:instrText>PAGEREF _Toc216549039 \h</w:instrText>
+              <w:instrText>PAGEREF _Toc216644995 \h</w:instrText>
             </w:r>
             <w:r>
               <w:rPr>
@@ -172,7 +172,7 @@
               <w14:ligatures w14:val="standardContextual"/>
             </w:rPr>
           </w:pPr>
-          <w:hyperlink w:anchor="_Toc216549040" w:history="1">
+          <w:hyperlink w:anchor="_Toc216644996" w:history="1">
             <w:r>
               <w:rPr>
                 <w:rStyle w:val="ae"/>
@@ -210,7 +210,7 @@
                 <w:noProof/>
                 <w:webHidden/>
               </w:rPr>
-              <w:instrText>PAGEREF _Toc216549040 \h</w:instrText>
+              <w:instrText>PAGEREF _Toc216644996 \h</w:instrText>
             </w:r>
             <w:r>
               <w:rPr>
@@ -267,7 +267,7 @@
               <w14:ligatures w14:val="standardContextual"/>
             </w:rPr>
           </w:pPr>
-          <w:hyperlink w:anchor="_Toc216549041" w:history="1">
+          <w:hyperlink w:anchor="_Toc216644997" w:history="1">
             <w:r>
               <w:rPr>
                 <w:rStyle w:val="ae"/>
@@ -305,7 +305,7 @@
                 <w:noProof/>
                 <w:webHidden/>
               </w:rPr>
-              <w:instrText>PAGEREF _Toc216549041 \h</w:instrText>
+              <w:instrText>PAGEREF _Toc216644997 \h</w:instrText>
             </w:r>
             <w:r>
               <w:rPr>
@@ -362,7 +362,7 @@
               <w14:ligatures w14:val="standardContextual"/>
             </w:rPr>
           </w:pPr>
-          <w:hyperlink w:anchor="_Toc216549042" w:history="1">
+          <w:hyperlink w:anchor="_Toc216644998" w:history="1">
             <w:r>
               <w:rPr>
                 <w:rStyle w:val="ae"/>
@@ -400,7 +400,7 @@
                 <w:noProof/>
                 <w:webHidden/>
               </w:rPr>
-              <w:instrText>PAGEREF _Toc216549042 \h</w:instrText>
+              <w:instrText>PAGEREF _Toc216644998 \h</w:instrText>
             </w:r>
             <w:r>
               <w:rPr>
@@ -457,7 +457,7 @@
               <w14:ligatures w14:val="standardContextual"/>
             </w:rPr>
           </w:pPr>
-          <w:hyperlink w:anchor="_Toc216549043" w:history="1">
+          <w:hyperlink w:anchor="_Toc216644999" w:history="1">
             <w:r>
               <w:rPr>
                 <w:rStyle w:val="ae"/>
@@ -495,7 +495,7 @@
                 <w:noProof/>
                 <w:webHidden/>
               </w:rPr>
-              <w:instrText>PAGEREF _Toc216549043 \h</w:instrText>
+              <w:instrText>PAGEREF _Toc216644999 \h</w:instrText>
             </w:r>
             <w:r>
               <w:rPr>
@@ -552,7 +552,7 @@
               <w14:ligatures w14:val="standardContextual"/>
             </w:rPr>
           </w:pPr>
-          <w:hyperlink w:anchor="_Toc216549044" w:history="1">
+          <w:hyperlink w:anchor="_Toc216645000" w:history="1">
             <w:r>
               <w:rPr>
                 <w:rStyle w:val="ae"/>
@@ -590,7 +590,7 @@
                 <w:noProof/>
                 <w:webHidden/>
               </w:rPr>
-              <w:instrText>PAGEREF _Toc216549044 \h</w:instrText>
+              <w:instrText>PAGEREF _Toc216645000 \h</w:instrText>
             </w:r>
             <w:r>
               <w:rPr>
@@ -647,7 +647,7 @@
               <w14:ligatures w14:val="standardContextual"/>
             </w:rPr>
           </w:pPr>
-          <w:hyperlink w:anchor="_Toc216549045" w:history="1">
+          <w:hyperlink w:anchor="_Toc216645001" w:history="1">
             <w:r>
               <w:rPr>
                 <w:rStyle w:val="ae"/>
@@ -685,7 +685,7 @@
                 <w:noProof/>
                 <w:webHidden/>
               </w:rPr>
-              <w:instrText>PAGEREF _Toc216549045 \h</w:instrText>
+              <w:instrText>PAGEREF _Toc216645001 \h</w:instrText>
             </w:r>
             <w:r>
               <w:rPr>
@@ -717,6 +717,386 @@
                 <w:webHidden/>
               </w:rPr>
               <w:t>5</w:t>
+            </w:r>
+            <w:r>
+              <w:rPr>
+                <w:rFonts w:hint="eastAsia"/>
+                <w:noProof/>
+                <w:webHidden/>
+              </w:rPr>
+              <w:fldChar w:fldCharType="end"/>
+            </w:r>
+          </w:hyperlink>
+        </w:p>
+        <w:p>
+          <w:pPr>
+            <w:pStyle w:val="TOC1"/>
+            <w:tabs>
+              <w:tab w:val="right" w:leader="dot" w:pos="8296"/>
+            </w:tabs>
+            <w:rPr>
+              <w:rFonts w:cstheme="minorBidi" w:hint="eastAsia"/>
+              <w:noProof/>
+              <w:kern w:val="2"/>
+              <w:szCs w:val="24"/>
+              <w14:ligatures w14:val="standardContextual"/>
+            </w:rPr>
+          </w:pPr>
+          <w:hyperlink w:anchor="_Toc216645002" w:history="1">
+            <w:r>
+              <w:rPr>
+                <w:rStyle w:val="ae"/>
+                <w:rFonts w:hint="eastAsia"/>
+                <w:noProof/>
+              </w:rPr>
+              <w:t>25.12.13</w:t>
+            </w:r>
+            <w:r>
+              <w:rPr>
+                <w:rFonts w:hint="eastAsia"/>
+                <w:noProof/>
+                <w:webHidden/>
+              </w:rPr>
+              <w:tab/>
+            </w:r>
+            <w:r>
+              <w:rPr>
+                <w:rFonts w:hint="eastAsia"/>
+                <w:noProof/>
+                <w:webHidden/>
+              </w:rPr>
+              <w:fldChar w:fldCharType="begin"/>
+            </w:r>
+            <w:r>
+              <w:rPr>
+                <w:rFonts w:hint="eastAsia"/>
+                <w:noProof/>
+                <w:webHidden/>
+              </w:rPr>
+              <w:instrText xml:space="preserve"> </w:instrText>
+            </w:r>
+            <w:r>
+              <w:rPr>
+                <w:noProof/>
+                <w:webHidden/>
+              </w:rPr>
+              <w:instrText>PAGEREF _Toc216645002 \h</w:instrText>
+            </w:r>
+            <w:r>
+              <w:rPr>
+                <w:rFonts w:hint="eastAsia"/>
+                <w:noProof/>
+                <w:webHidden/>
+              </w:rPr>
+              <w:instrText xml:space="preserve"> </w:instrText>
+            </w:r>
+            <w:r>
+              <w:rPr>
+                <w:rFonts w:hint="eastAsia"/>
+                <w:noProof/>
+                <w:webHidden/>
+              </w:rPr>
+            </w:r>
+            <w:r>
+              <w:rPr>
+                <w:rFonts w:hint="eastAsia"/>
+                <w:noProof/>
+                <w:webHidden/>
+              </w:rPr>
+              <w:fldChar w:fldCharType="separate"/>
+            </w:r>
+            <w:r>
+              <w:rPr>
+                <w:rFonts w:hint="eastAsia"/>
+                <w:noProof/>
+                <w:webHidden/>
+              </w:rPr>
+              <w:t>5</w:t>
+            </w:r>
+            <w:r>
+              <w:rPr>
+                <w:rFonts w:hint="eastAsia"/>
+                <w:noProof/>
+                <w:webHidden/>
+              </w:rPr>
+              <w:fldChar w:fldCharType="end"/>
+            </w:r>
+          </w:hyperlink>
+        </w:p>
+        <w:p>
+          <w:pPr>
+            <w:pStyle w:val="TOC2"/>
+            <w:tabs>
+              <w:tab w:val="right" w:leader="dot" w:pos="8296"/>
+            </w:tabs>
+            <w:rPr>
+              <w:rFonts w:cstheme="minorBidi" w:hint="eastAsia"/>
+              <w:noProof/>
+              <w:kern w:val="2"/>
+              <w:szCs w:val="24"/>
+              <w14:ligatures w14:val="standardContextual"/>
+            </w:rPr>
+          </w:pPr>
+          <w:hyperlink w:anchor="_Toc216645003" w:history="1">
+            <w:r>
+              <w:rPr>
+                <w:rStyle w:val="ae"/>
+                <w:rFonts w:hint="eastAsia"/>
+                <w:noProof/>
+              </w:rPr>
+              <w:t>数据结构与lc</w:t>
+            </w:r>
+            <w:r>
+              <w:rPr>
+                <w:rFonts w:hint="eastAsia"/>
+                <w:noProof/>
+                <w:webHidden/>
+              </w:rPr>
+              <w:tab/>
+            </w:r>
+            <w:r>
+              <w:rPr>
+                <w:rFonts w:hint="eastAsia"/>
+                <w:noProof/>
+                <w:webHidden/>
+              </w:rPr>
+              <w:fldChar w:fldCharType="begin"/>
+            </w:r>
+            <w:r>
+              <w:rPr>
+                <w:rFonts w:hint="eastAsia"/>
+                <w:noProof/>
+                <w:webHidden/>
+              </w:rPr>
+              <w:instrText xml:space="preserve"> </w:instrText>
+            </w:r>
+            <w:r>
+              <w:rPr>
+                <w:noProof/>
+                <w:webHidden/>
+              </w:rPr>
+              <w:instrText>PAGEREF _Toc216645003 \h</w:instrText>
+            </w:r>
+            <w:r>
+              <w:rPr>
+                <w:rFonts w:hint="eastAsia"/>
+                <w:noProof/>
+                <w:webHidden/>
+              </w:rPr>
+              <w:instrText xml:space="preserve"> </w:instrText>
+            </w:r>
+            <w:r>
+              <w:rPr>
+                <w:rFonts w:hint="eastAsia"/>
+                <w:noProof/>
+                <w:webHidden/>
+              </w:rPr>
+            </w:r>
+            <w:r>
+              <w:rPr>
+                <w:rFonts w:hint="eastAsia"/>
+                <w:noProof/>
+                <w:webHidden/>
+              </w:rPr>
+              <w:fldChar w:fldCharType="separate"/>
+            </w:r>
+            <w:r>
+              <w:rPr>
+                <w:rFonts w:hint="eastAsia"/>
+                <w:noProof/>
+                <w:webHidden/>
+              </w:rPr>
+              <w:t>5</w:t>
+            </w:r>
+            <w:r>
+              <w:rPr>
+                <w:rFonts w:hint="eastAsia"/>
+                <w:noProof/>
+                <w:webHidden/>
+              </w:rPr>
+              <w:fldChar w:fldCharType="end"/>
+            </w:r>
+          </w:hyperlink>
+        </w:p>
+        <w:p>
+          <w:pPr>
+            <w:pStyle w:val="TOC1"/>
+            <w:tabs>
+              <w:tab w:val="right" w:leader="dot" w:pos="8296"/>
+            </w:tabs>
+            <w:rPr>
+              <w:rFonts w:cstheme="minorBidi" w:hint="eastAsia"/>
+              <w:noProof/>
+              <w:kern w:val="2"/>
+              <w:szCs w:val="24"/>
+              <w14:ligatures w14:val="standardContextual"/>
+            </w:rPr>
+          </w:pPr>
+          <w:hyperlink w:anchor="_Toc216645004" w:history="1">
+            <w:r>
+              <w:rPr>
+                <w:rStyle w:val="ae"/>
+                <w:rFonts w:hint="eastAsia"/>
+                <w:noProof/>
+              </w:rPr>
+              <w:t>25.12.14</w:t>
+            </w:r>
+            <w:r>
+              <w:rPr>
+                <w:rFonts w:hint="eastAsia"/>
+                <w:noProof/>
+                <w:webHidden/>
+              </w:rPr>
+              <w:tab/>
+            </w:r>
+            <w:r>
+              <w:rPr>
+                <w:rFonts w:hint="eastAsia"/>
+                <w:noProof/>
+                <w:webHidden/>
+              </w:rPr>
+              <w:fldChar w:fldCharType="begin"/>
+            </w:r>
+            <w:r>
+              <w:rPr>
+                <w:rFonts w:hint="eastAsia"/>
+                <w:noProof/>
+                <w:webHidden/>
+              </w:rPr>
+              <w:instrText xml:space="preserve"> </w:instrText>
+            </w:r>
+            <w:r>
+              <w:rPr>
+                <w:noProof/>
+                <w:webHidden/>
+              </w:rPr>
+              <w:instrText>PAGEREF _Toc216645004 \h</w:instrText>
+            </w:r>
+            <w:r>
+              <w:rPr>
+                <w:rFonts w:hint="eastAsia"/>
+                <w:noProof/>
+                <w:webHidden/>
+              </w:rPr>
+              <w:instrText xml:space="preserve"> </w:instrText>
+            </w:r>
+            <w:r>
+              <w:rPr>
+                <w:rFonts w:hint="eastAsia"/>
+                <w:noProof/>
+                <w:webHidden/>
+              </w:rPr>
+            </w:r>
+            <w:r>
+              <w:rPr>
+                <w:rFonts w:hint="eastAsia"/>
+                <w:noProof/>
+                <w:webHidden/>
+              </w:rPr>
+              <w:fldChar w:fldCharType="separate"/>
+            </w:r>
+            <w:r>
+              <w:rPr>
+                <w:rFonts w:hint="eastAsia"/>
+                <w:noProof/>
+                <w:webHidden/>
+              </w:rPr>
+              <w:t>6</w:t>
+            </w:r>
+            <w:r>
+              <w:rPr>
+                <w:rFonts w:hint="eastAsia"/>
+                <w:noProof/>
+                <w:webHidden/>
+              </w:rPr>
+              <w:fldChar w:fldCharType="end"/>
+            </w:r>
+          </w:hyperlink>
+        </w:p>
+        <w:p>
+          <w:pPr>
+            <w:pStyle w:val="TOC2"/>
+            <w:tabs>
+              <w:tab w:val="right" w:leader="dot" w:pos="8296"/>
+            </w:tabs>
+            <w:rPr>
+              <w:rFonts w:cstheme="minorBidi" w:hint="eastAsia"/>
+              <w:noProof/>
+              <w:kern w:val="2"/>
+              <w:szCs w:val="24"/>
+              <w14:ligatures w14:val="standardContextual"/>
+            </w:rPr>
+          </w:pPr>
+          <w:hyperlink w:anchor="_Toc216645005" w:history="1">
+            <w:r>
+              <w:rPr>
+                <w:rStyle w:val="ae"/>
+                <w:rFonts w:hint="eastAsia"/>
+                <w:noProof/>
+              </w:rPr>
+              <w:t>数据结构与lc</w:t>
+            </w:r>
+            <w:r>
+              <w:rPr>
+                <w:rFonts w:hint="eastAsia"/>
+                <w:noProof/>
+                <w:webHidden/>
+              </w:rPr>
+              <w:tab/>
+            </w:r>
+            <w:r>
+              <w:rPr>
+                <w:rFonts w:hint="eastAsia"/>
+                <w:noProof/>
+                <w:webHidden/>
+              </w:rPr>
+              <w:fldChar w:fldCharType="begin"/>
+            </w:r>
+            <w:r>
+              <w:rPr>
+                <w:rFonts w:hint="eastAsia"/>
+                <w:noProof/>
+                <w:webHidden/>
+              </w:rPr>
+              <w:instrText xml:space="preserve"> </w:instrText>
+            </w:r>
+            <w:r>
+              <w:rPr>
+                <w:noProof/>
+                <w:webHidden/>
+              </w:rPr>
+              <w:instrText>PAGEREF _Toc216645005 \h</w:instrText>
+            </w:r>
+            <w:r>
+              <w:rPr>
+                <w:rFonts w:hint="eastAsia"/>
+                <w:noProof/>
+                <w:webHidden/>
+              </w:rPr>
+              <w:instrText xml:space="preserve"> </w:instrText>
+            </w:r>
+            <w:r>
+              <w:rPr>
+                <w:rFonts w:hint="eastAsia"/>
+                <w:noProof/>
+                <w:webHidden/>
+              </w:rPr>
+            </w:r>
+            <w:r>
+              <w:rPr>
+                <w:rFonts w:hint="eastAsia"/>
+                <w:noProof/>
+                <w:webHidden/>
+              </w:rPr>
+              <w:fldChar w:fldCharType="separate"/>
+            </w:r>
+            <w:r>
+              <w:rPr>
+                <w:rFonts w:hint="eastAsia"/>
+                <w:noProof/>
+                <w:webHidden/>
+              </w:rPr>
+              <w:t>6</w:t>
             </w:r>
             <w:r>
               <w:rPr>
@@ -752,7 +1132,7 @@
           <w:rFonts w:hint="eastAsia"/>
         </w:rPr>
       </w:pPr>
-      <w:bookmarkStart w:id="0" w:name="_Toc216549039"/>
+      <w:bookmarkStart w:id="0" w:name="_Toc216644995"/>
       <w:r>
         <w:rPr>
           <w:rFonts w:hint="eastAsia"/>
@@ -768,7 +1148,7 @@
           <w:rFonts w:hint="eastAsia"/>
         </w:rPr>
       </w:pPr>
-      <w:bookmarkStart w:id="1" w:name="_Toc216549040"/>
+      <w:bookmarkStart w:id="1" w:name="_Toc216644996"/>
       <w:r>
         <w:rPr>
           <w:rFonts w:hint="eastAsia"/>
@@ -784,7 +1164,7 @@
           <w:rFonts w:hint="eastAsia"/>
         </w:rPr>
       </w:pPr>
-      <w:bookmarkStart w:id="2" w:name="_Toc216549041"/>
+      <w:bookmarkStart w:id="2" w:name="_Toc216644997"/>
       <w:r>
         <w:rPr>
           <w:rFonts w:hint="eastAsia"/>
@@ -914,7 +1294,7 @@
           <w:rFonts w:hint="eastAsia"/>
         </w:rPr>
       </w:pPr>
-      <w:bookmarkStart w:id="3" w:name="_Toc216549042"/>
+      <w:bookmarkStart w:id="3" w:name="_Toc216644998"/>
       <w:r>
         <w:rPr>
           <w:rFonts w:hint="eastAsia"/>
@@ -943,6 +1323,7 @@
         </w:rPr>
       </w:pPr>
       <w:r>
+        <w:lastRenderedPageBreak/>
         <w:t>编写语义HTML 意味着使用HTML 元素根据每个元素的含义（而非外观）来构建内容</w:t>
       </w:r>
     </w:p>
@@ -960,7 +1341,23 @@
           <w:b/>
           <w:bCs/>
         </w:rPr>
-        <w:t>反对大篇幅的使用无语义化的 div + css + span，而鼓励使用 HTML 定义好的语义化标签</w:t>
+        <w:t xml:space="preserve">反对大篇幅的使用无语义化的 div + </w:t>
+      </w:r>
+      <w:proofErr w:type="spellStart"/>
+      <w:r>
+        <w:rPr>
+          <w:b/>
+          <w:bCs/>
+        </w:rPr>
+        <w:t>css</w:t>
+      </w:r>
+      <w:proofErr w:type="spellEnd"/>
+      <w:r>
+        <w:rPr>
+          <w:b/>
+          <w:bCs/>
+        </w:rPr>
+        <w:t xml:space="preserve"> + span，而鼓励使用 HTML 定义好的语义化标签</w:t>
       </w:r>
     </w:p>
     <w:p>
@@ -1001,7 +1398,6 @@
         <w:rPr>
           <w:rFonts w:hint="eastAsia"/>
         </w:rPr>
-        <w:lastRenderedPageBreak/>
         <w:t>增加代码可读性，结构清晰，便于开发和维护。</w:t>
       </w:r>
     </w:p>
@@ -1093,7 +1489,7 @@
           <w:rFonts w:hint="eastAsia"/>
         </w:rPr>
       </w:pPr>
-      <w:bookmarkStart w:id="4" w:name="_Toc216549043"/>
+      <w:bookmarkStart w:id="4" w:name="_Toc216644999"/>
       <w:r>
         <w:rPr>
           <w:rFonts w:hint="eastAsia"/>
@@ -1115,7 +1511,7 @@
           <w:rFonts w:hint="eastAsia"/>
         </w:rPr>
       </w:pPr>
-      <w:bookmarkStart w:id="5" w:name="_Toc216549044"/>
+      <w:bookmarkStart w:id="5" w:name="_Toc216645000"/>
       <w:r>
         <w:rPr>
           <w:rFonts w:hint="eastAsia"/>
@@ -1174,20 +1570,90 @@
               <w:rPr>
                 <w:rFonts w:hint="eastAsia"/>
               </w:rPr>
-              <w:t>let arr: number[] = new Array(5).fill(0);</w:t>
-            </w:r>
-          </w:p>
-          <w:p>
-            <w:pPr>
-              <w:rPr>
-                <w:rFonts w:hint="eastAsia"/>
-              </w:rPr>
-            </w:pPr>
-            <w:r>
-              <w:rPr>
-                <w:rFonts w:hint="eastAsia"/>
-              </w:rPr>
-              <w:t>let nums: number[] = [1, 3, 2, 5, 4];</w:t>
+              <w:t xml:space="preserve">let </w:t>
+            </w:r>
+            <w:proofErr w:type="spellStart"/>
+            <w:r>
+              <w:rPr>
+                <w:rFonts w:hint="eastAsia"/>
+              </w:rPr>
+              <w:t>arr</w:t>
+            </w:r>
+            <w:proofErr w:type="spellEnd"/>
+            <w:r>
+              <w:rPr>
+                <w:rFonts w:hint="eastAsia"/>
+              </w:rPr>
+              <w:t xml:space="preserve">: </w:t>
+            </w:r>
+            <w:proofErr w:type="gramStart"/>
+            <w:r>
+              <w:rPr>
+                <w:rFonts w:hint="eastAsia"/>
+              </w:rPr>
+              <w:t>number[</w:t>
+            </w:r>
+            <w:proofErr w:type="gramEnd"/>
+            <w:r>
+              <w:rPr>
+                <w:rFonts w:hint="eastAsia"/>
+              </w:rPr>
+              <w:t>] = new Array(5</w:t>
+            </w:r>
+            <w:proofErr w:type="gramStart"/>
+            <w:r>
+              <w:rPr>
+                <w:rFonts w:hint="eastAsia"/>
+              </w:rPr>
+              <w:t>).fill</w:t>
+            </w:r>
+            <w:proofErr w:type="gramEnd"/>
+            <w:r>
+              <w:rPr>
+                <w:rFonts w:hint="eastAsia"/>
+              </w:rPr>
+              <w:t>(0);</w:t>
+            </w:r>
+          </w:p>
+          <w:p>
+            <w:pPr>
+              <w:rPr>
+                <w:rFonts w:hint="eastAsia"/>
+              </w:rPr>
+            </w:pPr>
+            <w:r>
+              <w:rPr>
+                <w:rFonts w:hint="eastAsia"/>
+              </w:rPr>
+              <w:t xml:space="preserve">let </w:t>
+            </w:r>
+            <w:proofErr w:type="spellStart"/>
+            <w:r>
+              <w:rPr>
+                <w:rFonts w:hint="eastAsia"/>
+              </w:rPr>
+              <w:t>nums</w:t>
+            </w:r>
+            <w:proofErr w:type="spellEnd"/>
+            <w:r>
+              <w:rPr>
+                <w:rFonts w:hint="eastAsia"/>
+              </w:rPr>
+              <w:t xml:space="preserve">: </w:t>
+            </w:r>
+            <w:proofErr w:type="gramStart"/>
+            <w:r>
+              <w:rPr>
+                <w:rFonts w:hint="eastAsia"/>
+              </w:rPr>
+              <w:t>number[</w:t>
+            </w:r>
+            <w:proofErr w:type="gramEnd"/>
+            <w:r>
+              <w:rPr>
+                <w:rFonts w:hint="eastAsia"/>
+              </w:rPr>
+              <w:t>] = [1, 3, 2, 5, 4];</w:t>
             </w:r>
           </w:p>
         </w:tc>
@@ -1269,72 +1735,284 @@
               <w:rPr>
                 <w:rFonts w:hint="eastAsia"/>
               </w:rPr>
-              <w:t>class ListNode {</w:t>
-            </w:r>
-          </w:p>
-          <w:p>
-            <w:pPr>
-              <w:rPr>
-                <w:rFonts w:hint="eastAsia"/>
-              </w:rPr>
-            </w:pPr>
-            <w:r>
-              <w:rPr>
-                <w:rFonts w:hint="eastAsia"/>
-              </w:rPr>
-              <w:t xml:space="preserve">    val: number;</w:t>
-            </w:r>
-          </w:p>
-          <w:p>
-            <w:pPr>
-              <w:rPr>
-                <w:rFonts w:hint="eastAsia"/>
-              </w:rPr>
-            </w:pPr>
-            <w:r>
-              <w:rPr>
-                <w:rFonts w:hint="eastAsia"/>
-              </w:rPr>
-              <w:t xml:space="preserve">    next: ListNode | null;</w:t>
-            </w:r>
-          </w:p>
-          <w:p>
-            <w:pPr>
-              <w:rPr>
-                <w:rFonts w:hint="eastAsia"/>
-              </w:rPr>
-            </w:pPr>
-            <w:r>
-              <w:rPr>
-                <w:rFonts w:hint="eastAsia"/>
-              </w:rPr>
-              <w:t xml:space="preserve">    constructor(val?: number, next?: ListNode | null) {</w:t>
-            </w:r>
-          </w:p>
-          <w:p>
-            <w:pPr>
-              <w:rPr>
-                <w:rFonts w:hint="eastAsia"/>
-              </w:rPr>
-            </w:pPr>
-            <w:r>
-              <w:rPr>
-                <w:rFonts w:hint="eastAsia"/>
-              </w:rPr>
-              <w:t xml:space="preserve">        this.val = val === undefined ? 0 : val;        // 节点值</w:t>
-            </w:r>
-          </w:p>
-          <w:p>
-            <w:pPr>
-              <w:rPr>
-                <w:rFonts w:hint="eastAsia"/>
-              </w:rPr>
-            </w:pPr>
-            <w:r>
-              <w:rPr>
-                <w:rFonts w:hint="eastAsia"/>
-              </w:rPr>
-              <w:t xml:space="preserve">        this.next = next === undefined ? null : next;  // 指向下一节点的引用</w:t>
+              <w:t xml:space="preserve">class </w:t>
+            </w:r>
+            <w:proofErr w:type="spellStart"/>
+            <w:r>
+              <w:rPr>
+                <w:rFonts w:hint="eastAsia"/>
+              </w:rPr>
+              <w:t>ListNode</w:t>
+            </w:r>
+            <w:proofErr w:type="spellEnd"/>
+            <w:r>
+              <w:rPr>
+                <w:rFonts w:hint="eastAsia"/>
+              </w:rPr>
+              <w:t xml:space="preserve"> {</w:t>
+            </w:r>
+          </w:p>
+          <w:p>
+            <w:pPr>
+              <w:rPr>
+                <w:rFonts w:hint="eastAsia"/>
+              </w:rPr>
+            </w:pPr>
+            <w:r>
+              <w:rPr>
+                <w:rFonts w:hint="eastAsia"/>
+              </w:rPr>
+              <w:t xml:space="preserve">    </w:t>
+            </w:r>
+            <w:proofErr w:type="spellStart"/>
+            <w:r>
+              <w:rPr>
+                <w:rFonts w:hint="eastAsia"/>
+              </w:rPr>
+              <w:t>val</w:t>
+            </w:r>
+            <w:proofErr w:type="spellEnd"/>
+            <w:r>
+              <w:rPr>
+                <w:rFonts w:hint="eastAsia"/>
+              </w:rPr>
+              <w:t>: number;</w:t>
+            </w:r>
+          </w:p>
+          <w:p>
+            <w:pPr>
+              <w:rPr>
+                <w:rFonts w:hint="eastAsia"/>
+              </w:rPr>
+            </w:pPr>
+            <w:r>
+              <w:rPr>
+                <w:rFonts w:hint="eastAsia"/>
+              </w:rPr>
+              <w:t xml:space="preserve">    next: </w:t>
+            </w:r>
+            <w:proofErr w:type="spellStart"/>
+            <w:r>
+              <w:rPr>
+                <w:rFonts w:hint="eastAsia"/>
+              </w:rPr>
+              <w:t>ListNode</w:t>
+            </w:r>
+            <w:proofErr w:type="spellEnd"/>
+            <w:r>
+              <w:rPr>
+                <w:rFonts w:hint="eastAsia"/>
+              </w:rPr>
+              <w:t xml:space="preserve"> | null;</w:t>
+            </w:r>
+          </w:p>
+          <w:p>
+            <w:pPr>
+              <w:rPr>
+                <w:rFonts w:hint="eastAsia"/>
+              </w:rPr>
+            </w:pPr>
+            <w:r>
+              <w:rPr>
+                <w:rFonts w:hint="eastAsia"/>
+              </w:rPr>
+              <w:t xml:space="preserve">    </w:t>
+            </w:r>
+            <w:proofErr w:type="gramStart"/>
+            <w:r>
+              <w:rPr>
+                <w:rFonts w:hint="eastAsia"/>
+              </w:rPr>
+              <w:t>constructor(</w:t>
+            </w:r>
+            <w:proofErr w:type="spellStart"/>
+            <w:r>
+              <w:rPr>
+                <w:rFonts w:hint="eastAsia"/>
+              </w:rPr>
+              <w:t>val</w:t>
+            </w:r>
+            <w:proofErr w:type="spellEnd"/>
+            <w:r>
+              <w:rPr>
+                <w:rFonts w:hint="eastAsia"/>
+              </w:rPr>
+              <w:t>?:</w:t>
+            </w:r>
+            <w:proofErr w:type="gramEnd"/>
+            <w:r>
+              <w:rPr>
+                <w:rFonts w:hint="eastAsia"/>
+              </w:rPr>
+              <w:t xml:space="preserve"> number, </w:t>
+            </w:r>
+            <w:proofErr w:type="gramStart"/>
+            <w:r>
+              <w:rPr>
+                <w:rFonts w:hint="eastAsia"/>
+              </w:rPr>
+              <w:t>next?:</w:t>
+            </w:r>
+            <w:proofErr w:type="gramEnd"/>
+            <w:r>
+              <w:rPr>
+                <w:rFonts w:hint="eastAsia"/>
+              </w:rPr>
+              <w:t xml:space="preserve"> </w:t>
+            </w:r>
+            <w:proofErr w:type="spellStart"/>
+            <w:r>
+              <w:rPr>
+                <w:rFonts w:hint="eastAsia"/>
+              </w:rPr>
+              <w:t>ListNode</w:t>
+            </w:r>
+            <w:proofErr w:type="spellEnd"/>
+            <w:r>
+              <w:rPr>
+                <w:rFonts w:hint="eastAsia"/>
+              </w:rPr>
+              <w:t xml:space="preserve"> | null) {</w:t>
+            </w:r>
+          </w:p>
+          <w:p>
+            <w:pPr>
+              <w:rPr>
+                <w:rFonts w:hint="eastAsia"/>
+              </w:rPr>
+            </w:pPr>
+            <w:r>
+              <w:rPr>
+                <w:rFonts w:hint="eastAsia"/>
+              </w:rPr>
+              <w:t xml:space="preserve">        </w:t>
+            </w:r>
+            <w:proofErr w:type="spellStart"/>
+            <w:r>
+              <w:rPr>
+                <w:rFonts w:hint="eastAsia"/>
+              </w:rPr>
+              <w:t>this.val</w:t>
+            </w:r>
+            <w:proofErr w:type="spellEnd"/>
+            <w:r>
+              <w:rPr>
+                <w:rFonts w:hint="eastAsia"/>
+              </w:rPr>
+              <w:t xml:space="preserve"> = </w:t>
+            </w:r>
+            <w:proofErr w:type="spellStart"/>
+            <w:r>
+              <w:rPr>
+                <w:rFonts w:hint="eastAsia"/>
+              </w:rPr>
+              <w:t>val</w:t>
+            </w:r>
+            <w:proofErr w:type="spellEnd"/>
+            <w:r>
+              <w:rPr>
+                <w:rFonts w:hint="eastAsia"/>
+              </w:rPr>
+              <w:t xml:space="preserve"> === </w:t>
+            </w:r>
+            <w:proofErr w:type="gramStart"/>
+            <w:r>
+              <w:rPr>
+                <w:rFonts w:hint="eastAsia"/>
+              </w:rPr>
+              <w:t>undefined ?</w:t>
+            </w:r>
+            <w:proofErr w:type="gramEnd"/>
+            <w:r>
+              <w:rPr>
+                <w:rFonts w:hint="eastAsia"/>
+              </w:rPr>
+              <w:t xml:space="preserve"> 0 : </w:t>
+            </w:r>
+            <w:proofErr w:type="spellStart"/>
+            <w:r>
+              <w:rPr>
+                <w:rFonts w:hint="eastAsia"/>
+              </w:rPr>
+              <w:t>val</w:t>
+            </w:r>
+            <w:proofErr w:type="spellEnd"/>
+            <w:r>
+              <w:rPr>
+                <w:rFonts w:hint="eastAsia"/>
+              </w:rPr>
+              <w:t>;        // 节点值</w:t>
+            </w:r>
+          </w:p>
+          <w:p>
+            <w:pPr>
+              <w:rPr>
+                <w:rFonts w:hint="eastAsia"/>
+              </w:rPr>
+            </w:pPr>
+            <w:r>
+              <w:rPr>
+                <w:rFonts w:hint="eastAsia"/>
+              </w:rPr>
+              <w:t xml:space="preserve">        </w:t>
+            </w:r>
+            <w:proofErr w:type="spellStart"/>
+            <w:proofErr w:type="gramStart"/>
+            <w:r>
+              <w:rPr>
+                <w:rFonts w:hint="eastAsia"/>
+              </w:rPr>
+              <w:t>this.next</w:t>
+            </w:r>
+            <w:proofErr w:type="spellEnd"/>
+            <w:proofErr w:type="gramEnd"/>
+            <w:r>
+              <w:rPr>
+                <w:rFonts w:hint="eastAsia"/>
+              </w:rPr>
+              <w:t xml:space="preserve"> = next === </w:t>
+            </w:r>
+            <w:proofErr w:type="gramStart"/>
+            <w:r>
+              <w:rPr>
+                <w:rFonts w:hint="eastAsia"/>
+              </w:rPr>
+              <w:t>undefined ?</w:t>
+            </w:r>
+            <w:proofErr w:type="gramEnd"/>
+            <w:r>
+              <w:rPr>
+                <w:rFonts w:hint="eastAsia"/>
+              </w:rPr>
+              <w:t xml:space="preserve"> </w:t>
+            </w:r>
+            <w:proofErr w:type="gramStart"/>
+            <w:r>
+              <w:rPr>
+                <w:rFonts w:hint="eastAsia"/>
+              </w:rPr>
+              <w:t>null :</w:t>
+            </w:r>
+            <w:proofErr w:type="gramEnd"/>
+            <w:r>
+              <w:rPr>
+                <w:rFonts w:hint="eastAsia"/>
+              </w:rPr>
+              <w:t xml:space="preserve"> </w:t>
+            </w:r>
+            <w:proofErr w:type="gramStart"/>
+            <w:r>
+              <w:rPr>
+                <w:rFonts w:hint="eastAsia"/>
+              </w:rPr>
+              <w:t>next;  /</w:t>
+            </w:r>
+            <w:proofErr w:type="gramEnd"/>
+            <w:r>
+              <w:rPr>
+                <w:rFonts w:hint="eastAsia"/>
+              </w:rPr>
+              <w:t>/ 指向下一节点的引用</w:t>
             </w:r>
           </w:p>
           <w:p>
@@ -1406,59 +2084,169 @@
               <w:rPr>
                 <w:rFonts w:hint="eastAsia"/>
               </w:rPr>
-              <w:t>const n0 = new ListNode(1);</w:t>
-            </w:r>
-          </w:p>
-          <w:p>
-            <w:pPr>
-              <w:rPr>
-                <w:rFonts w:hint="eastAsia"/>
-              </w:rPr>
-            </w:pPr>
-            <w:r>
-              <w:rPr>
-                <w:rFonts w:hint="eastAsia"/>
-              </w:rPr>
-              <w:t>const n1 = new ListNode(3);</w:t>
-            </w:r>
-          </w:p>
-          <w:p>
-            <w:pPr>
-              <w:rPr>
-                <w:rFonts w:hint="eastAsia"/>
-              </w:rPr>
-            </w:pPr>
-            <w:r>
-              <w:rPr>
-                <w:rFonts w:hint="eastAsia"/>
-              </w:rPr>
-              <w:t>const n2 = new ListNode(2);</w:t>
-            </w:r>
-          </w:p>
-          <w:p>
-            <w:pPr>
-              <w:rPr>
-                <w:rFonts w:hint="eastAsia"/>
-              </w:rPr>
-            </w:pPr>
-            <w:r>
-              <w:rPr>
-                <w:rFonts w:hint="eastAsia"/>
-              </w:rPr>
-              <w:t>const n3 = new ListNode(5);</w:t>
-            </w:r>
-          </w:p>
-          <w:p>
-            <w:pPr>
-              <w:rPr>
-                <w:rFonts w:hint="eastAsia"/>
-              </w:rPr>
-            </w:pPr>
-            <w:r>
-              <w:rPr>
-                <w:rFonts w:hint="eastAsia"/>
-              </w:rPr>
-              <w:t>const n4 = new ListNode(4);</w:t>
+              <w:t xml:space="preserve">const n0 = new </w:t>
+            </w:r>
+            <w:proofErr w:type="spellStart"/>
+            <w:proofErr w:type="gramStart"/>
+            <w:r>
+              <w:rPr>
+                <w:rFonts w:hint="eastAsia"/>
+              </w:rPr>
+              <w:t>ListNode</w:t>
+            </w:r>
+            <w:proofErr w:type="spellEnd"/>
+            <w:r>
+              <w:rPr>
+                <w:rFonts w:hint="eastAsia"/>
+              </w:rPr>
+              <w:t>(</w:t>
+            </w:r>
+            <w:proofErr w:type="gramEnd"/>
+            <w:r>
+              <w:rPr>
+                <w:rFonts w:hint="eastAsia"/>
+              </w:rPr>
+              <w:t>1);</w:t>
+            </w:r>
+          </w:p>
+          <w:p>
+            <w:pPr>
+              <w:rPr>
+                <w:rFonts w:hint="eastAsia"/>
+              </w:rPr>
+            </w:pPr>
+            <w:r>
+              <w:rPr>
+                <w:rFonts w:hint="eastAsia"/>
+              </w:rPr>
+              <w:t xml:space="preserve">const n1 = new </w:t>
+            </w:r>
+            <w:proofErr w:type="spellStart"/>
+            <w:proofErr w:type="gramStart"/>
+            <w:r>
+              <w:rPr>
+                <w:rFonts w:hint="eastAsia"/>
+              </w:rPr>
+              <w:t>ListNode</w:t>
+            </w:r>
+            <w:proofErr w:type="spellEnd"/>
+            <w:r>
+              <w:rPr>
+                <w:rFonts w:hint="eastAsia"/>
+              </w:rPr>
+              <w:t>(</w:t>
+            </w:r>
+            <w:proofErr w:type="gramEnd"/>
+            <w:r>
+              <w:rPr>
+                <w:rFonts w:hint="eastAsia"/>
+              </w:rPr>
+              <w:t>3);</w:t>
+            </w:r>
+          </w:p>
+          <w:p>
+            <w:pPr>
+              <w:rPr>
+                <w:rFonts w:hint="eastAsia"/>
+              </w:rPr>
+            </w:pPr>
+            <w:r>
+              <w:rPr>
+                <w:rFonts w:hint="eastAsia"/>
+              </w:rPr>
+              <w:t xml:space="preserve">const n2 = new </w:t>
+            </w:r>
+            <w:proofErr w:type="spellStart"/>
+            <w:proofErr w:type="gramStart"/>
+            <w:r>
+              <w:rPr>
+                <w:rFonts w:hint="eastAsia"/>
+              </w:rPr>
+              <w:t>ListNode</w:t>
+            </w:r>
+            <w:proofErr w:type="spellEnd"/>
+            <w:r>
+              <w:rPr>
+                <w:rFonts w:hint="eastAsia"/>
+              </w:rPr>
+              <w:t>(</w:t>
+            </w:r>
+            <w:proofErr w:type="gramEnd"/>
+            <w:r>
+              <w:rPr>
+                <w:rFonts w:hint="eastAsia"/>
+              </w:rPr>
+              <w:t>2);</w:t>
+            </w:r>
+          </w:p>
+          <w:p>
+            <w:pPr>
+              <w:rPr>
+                <w:rFonts w:hint="eastAsia"/>
+              </w:rPr>
+            </w:pPr>
+            <w:r>
+              <w:rPr>
+                <w:rFonts w:hint="eastAsia"/>
+              </w:rPr>
+              <w:t xml:space="preserve">const n3 = new </w:t>
+            </w:r>
+            <w:proofErr w:type="spellStart"/>
+            <w:proofErr w:type="gramStart"/>
+            <w:r>
+              <w:rPr>
+                <w:rFonts w:hint="eastAsia"/>
+              </w:rPr>
+              <w:t>ListNode</w:t>
+            </w:r>
+            <w:proofErr w:type="spellEnd"/>
+            <w:r>
+              <w:rPr>
+                <w:rFonts w:hint="eastAsia"/>
+              </w:rPr>
+              <w:t>(</w:t>
+            </w:r>
+            <w:proofErr w:type="gramEnd"/>
+            <w:r>
+              <w:rPr>
+                <w:rFonts w:hint="eastAsia"/>
+              </w:rPr>
+              <w:t>5);</w:t>
+            </w:r>
+          </w:p>
+          <w:p>
+            <w:pPr>
+              <w:rPr>
+                <w:rFonts w:hint="eastAsia"/>
+              </w:rPr>
+            </w:pPr>
+            <w:r>
+              <w:rPr>
+                <w:rFonts w:hint="eastAsia"/>
+              </w:rPr>
+              <w:t xml:space="preserve">const n4 = new </w:t>
+            </w:r>
+            <w:proofErr w:type="spellStart"/>
+            <w:proofErr w:type="gramStart"/>
+            <w:r>
+              <w:rPr>
+                <w:rFonts w:hint="eastAsia"/>
+              </w:rPr>
+              <w:t>ListNode</w:t>
+            </w:r>
+            <w:proofErr w:type="spellEnd"/>
+            <w:r>
+              <w:rPr>
+                <w:rFonts w:hint="eastAsia"/>
+              </w:rPr>
+              <w:t>(</w:t>
+            </w:r>
+            <w:proofErr w:type="gramEnd"/>
+            <w:r>
+              <w:rPr>
+                <w:rFonts w:hint="eastAsia"/>
+              </w:rPr>
+              <w:t>4);</w:t>
             </w:r>
           </w:p>
           <w:p>
@@ -1484,46 +2272,103 @@
               <w:rPr>
                 <w:rFonts w:hint="eastAsia"/>
               </w:rPr>
-              <w:t>n0.next = n1;</w:t>
-            </w:r>
-          </w:p>
-          <w:p>
-            <w:pPr>
-              <w:rPr>
-                <w:rFonts w:hint="eastAsia"/>
-              </w:rPr>
-            </w:pPr>
-            <w:r>
-              <w:rPr>
-                <w:rFonts w:hint="eastAsia"/>
-              </w:rPr>
-              <w:t>n1.next = n2;</w:t>
-            </w:r>
-          </w:p>
-          <w:p>
-            <w:pPr>
-              <w:rPr>
-                <w:rFonts w:hint="eastAsia"/>
-              </w:rPr>
-            </w:pPr>
-            <w:r>
-              <w:rPr>
-                <w:rFonts w:hint="eastAsia"/>
-              </w:rPr>
-              <w:t>n2.next = n3;</w:t>
-            </w:r>
-          </w:p>
-          <w:p>
-            <w:pPr>
-              <w:rPr>
-                <w:rFonts w:hint="eastAsia"/>
-              </w:rPr>
-            </w:pPr>
-            <w:r>
-              <w:rPr>
-                <w:rFonts w:hint="eastAsia"/>
-              </w:rPr>
-              <w:t>n3.next = n4;</w:t>
+              <w:t>n</w:t>
+            </w:r>
+            <w:proofErr w:type="gramStart"/>
+            <w:r>
+              <w:rPr>
+                <w:rFonts w:hint="eastAsia"/>
+              </w:rPr>
+              <w:t>0.next</w:t>
+            </w:r>
+            <w:proofErr w:type="gramEnd"/>
+            <w:r>
+              <w:rPr>
+                <w:rFonts w:hint="eastAsia"/>
+              </w:rPr>
+              <w:t xml:space="preserve"> = n1;</w:t>
+            </w:r>
+          </w:p>
+          <w:p>
+            <w:pPr>
+              <w:rPr>
+                <w:rFonts w:hint="eastAsia"/>
+              </w:rPr>
+            </w:pPr>
+            <w:r>
+              <w:rPr>
+                <w:rFonts w:hint="eastAsia"/>
+              </w:rPr>
+              <w:t>n</w:t>
+            </w:r>
+            <w:proofErr w:type="gramStart"/>
+            <w:r>
+              <w:rPr>
+                <w:rFonts w:hint="eastAsia"/>
+              </w:rPr>
+              <w:t>1.next</w:t>
+            </w:r>
+            <w:proofErr w:type="gramEnd"/>
+            <w:r>
+              <w:rPr>
+                <w:rFonts w:hint="eastAsia"/>
+              </w:rPr>
+              <w:t xml:space="preserve"> = n2;</w:t>
+            </w:r>
+          </w:p>
+          <w:p>
+            <w:pPr>
+              <w:rPr>
+                <w:rFonts w:hint="eastAsia"/>
+              </w:rPr>
+            </w:pPr>
+            <w:r>
+              <w:rPr>
+                <w:rFonts w:hint="eastAsia"/>
+              </w:rPr>
+              <w:lastRenderedPageBreak/>
+              <w:t>n</w:t>
+            </w:r>
+            <w:proofErr w:type="gramStart"/>
+            <w:r>
+              <w:rPr>
+                <w:rFonts w:hint="eastAsia"/>
+              </w:rPr>
+              <w:t>2.next</w:t>
+            </w:r>
+            <w:proofErr w:type="gramEnd"/>
+            <w:r>
+              <w:rPr>
+                <w:rFonts w:hint="eastAsia"/>
+              </w:rPr>
+              <w:t xml:space="preserve"> = n3;</w:t>
+            </w:r>
+          </w:p>
+          <w:p>
+            <w:pPr>
+              <w:rPr>
+                <w:rFonts w:hint="eastAsia"/>
+              </w:rPr>
+            </w:pPr>
+            <w:r>
+              <w:rPr>
+                <w:rFonts w:hint="eastAsia"/>
+              </w:rPr>
+              <w:t>n</w:t>
+            </w:r>
+            <w:proofErr w:type="gramStart"/>
+            <w:r>
+              <w:rPr>
+                <w:rFonts w:hint="eastAsia"/>
+              </w:rPr>
+              <w:t>3.next</w:t>
+            </w:r>
+            <w:proofErr w:type="gramEnd"/>
+            <w:r>
+              <w:rPr>
+                <w:rFonts w:hint="eastAsia"/>
+              </w:rPr>
+              <w:t xml:space="preserve"> = n4;</w:t>
             </w:r>
           </w:p>
         </w:tc>
@@ -1586,7 +2431,6 @@
               <w:rPr>
                 <w:rFonts w:hint="eastAsia"/>
               </w:rPr>
-              <w:lastRenderedPageBreak/>
               <w:t>// 无初始值</w:t>
             </w:r>
           </w:p>
@@ -1600,7 +2444,21 @@
               <w:rPr>
                 <w:rFonts w:hint="eastAsia"/>
               </w:rPr>
-              <w:t>const nums1: number[] = [];</w:t>
+              <w:t xml:space="preserve">const nums1: </w:t>
+            </w:r>
+            <w:proofErr w:type="gramStart"/>
+            <w:r>
+              <w:rPr>
+                <w:rFonts w:hint="eastAsia"/>
+              </w:rPr>
+              <w:t>number[</w:t>
+            </w:r>
+            <w:proofErr w:type="gramEnd"/>
+            <w:r>
+              <w:rPr>
+                <w:rFonts w:hint="eastAsia"/>
+              </w:rPr>
+              <w:t>] = [];</w:t>
             </w:r>
           </w:p>
           <w:p>
@@ -1626,7 +2484,35 @@
               <w:rPr>
                 <w:rFonts w:hint="eastAsia"/>
               </w:rPr>
-              <w:t>const nums: number[] = [1, 3, 2, 5, 4];</w:t>
+              <w:t xml:space="preserve">const </w:t>
+            </w:r>
+            <w:proofErr w:type="spellStart"/>
+            <w:r>
+              <w:rPr>
+                <w:rFonts w:hint="eastAsia"/>
+              </w:rPr>
+              <w:t>nums</w:t>
+            </w:r>
+            <w:proofErr w:type="spellEnd"/>
+            <w:r>
+              <w:rPr>
+                <w:rFonts w:hint="eastAsia"/>
+              </w:rPr>
+              <w:t xml:space="preserve">: </w:t>
+            </w:r>
+            <w:proofErr w:type="gramStart"/>
+            <w:r>
+              <w:rPr>
+                <w:rFonts w:hint="eastAsia"/>
+              </w:rPr>
+              <w:t>number[</w:t>
+            </w:r>
+            <w:proofErr w:type="gramEnd"/>
+            <w:r>
+              <w:rPr>
+                <w:rFonts w:hint="eastAsia"/>
+              </w:rPr>
+              <w:t>] = [1, 3, 2, 5, 4];</w:t>
             </w:r>
           </w:p>
         </w:tc>
@@ -1652,11 +2538,19 @@
           <w:rFonts w:hint="eastAsia"/>
         </w:rPr>
       </w:pPr>
-      <w:r>
-        <w:rPr>
-          <w:rFonts w:hint="eastAsia"/>
-        </w:rPr>
-        <w:t>栈，先进后出</w:t>
+      <w:proofErr w:type="gramStart"/>
+      <w:r>
+        <w:rPr>
+          <w:rFonts w:hint="eastAsia"/>
+        </w:rPr>
+        <w:t>栈</w:t>
+      </w:r>
+      <w:proofErr w:type="gramEnd"/>
+      <w:r>
+        <w:rPr>
+          <w:rFonts w:hint="eastAsia"/>
+        </w:rPr>
+        <w:t>，先进后出</w:t>
       </w:r>
     </w:p>
     <w:p>
@@ -1689,7 +2583,15 @@
         <w:t>从数组末尾移除并返回最后一个元素</w:t>
       </w:r>
       <w:r>
-        <w:t>，会直接修改原数组，使其长度减一；如果对空数组调用，则返回undefined</w:t>
+        <w:t>，会直接修改原数组，使其长度减</w:t>
+      </w:r>
+      <w:proofErr w:type="gramStart"/>
+      <w:r>
+        <w:t>一</w:t>
+      </w:r>
+      <w:proofErr w:type="gramEnd"/>
+      <w:r>
+        <w:t>；如果对空数组调用，则返回undefined</w:t>
       </w:r>
     </w:p>
     <w:p>
@@ -1741,217 +2643,439 @@
               <w:rPr>
                 <w:rFonts w:hint="eastAsia"/>
               </w:rPr>
-              <w:t>/* 初始化栈 */</w:t>
-            </w:r>
-          </w:p>
-          <w:p>
-            <w:pPr>
-              <w:rPr>
-                <w:rFonts w:hint="eastAsia"/>
-              </w:rPr>
-            </w:pPr>
-            <w:r>
-              <w:rPr>
-                <w:rFonts w:hint="eastAsia"/>
-              </w:rPr>
-              <w:t>// TypeScript 没有内置的栈类，可以把 Array 当作栈来使用</w:t>
-            </w:r>
-          </w:p>
-          <w:p>
-            <w:pPr>
-              <w:rPr>
-                <w:rFonts w:hint="eastAsia"/>
-              </w:rPr>
-            </w:pPr>
-            <w:r>
-              <w:rPr>
-                <w:rFonts w:hint="eastAsia"/>
-              </w:rPr>
-              <w:t>const stack: number[] = [];</w:t>
-            </w:r>
-          </w:p>
-          <w:p>
-            <w:pPr>
-              <w:rPr>
-                <w:rFonts w:hint="eastAsia"/>
-              </w:rPr>
-            </w:pPr>
-          </w:p>
-          <w:p>
-            <w:pPr>
-              <w:rPr>
-                <w:rFonts w:hint="eastAsia"/>
-              </w:rPr>
-            </w:pPr>
-            <w:r>
-              <w:rPr>
-                <w:rFonts w:hint="eastAsia"/>
-              </w:rPr>
-              <w:t>/* 元素入栈 */</w:t>
-            </w:r>
-          </w:p>
-          <w:p>
-            <w:pPr>
-              <w:rPr>
-                <w:rFonts w:hint="eastAsia"/>
-              </w:rPr>
-            </w:pPr>
-            <w:r>
-              <w:rPr>
-                <w:rFonts w:hint="eastAsia"/>
-              </w:rPr>
-              <w:t>stack.push(1);</w:t>
-            </w:r>
-          </w:p>
-          <w:p>
-            <w:pPr>
-              <w:rPr>
-                <w:rFonts w:hint="eastAsia"/>
-              </w:rPr>
-            </w:pPr>
-            <w:r>
-              <w:rPr>
-                <w:rFonts w:hint="eastAsia"/>
-              </w:rPr>
-              <w:t>stack.push(3);</w:t>
-            </w:r>
-          </w:p>
-          <w:p>
-            <w:pPr>
-              <w:rPr>
-                <w:rFonts w:hint="eastAsia"/>
-              </w:rPr>
-            </w:pPr>
-            <w:r>
-              <w:rPr>
-                <w:rFonts w:hint="eastAsia"/>
-              </w:rPr>
-              <w:t>stack.push(2);</w:t>
-            </w:r>
-          </w:p>
-          <w:p>
-            <w:pPr>
-              <w:rPr>
-                <w:rFonts w:hint="eastAsia"/>
-              </w:rPr>
-            </w:pPr>
-            <w:r>
-              <w:rPr>
-                <w:rFonts w:hint="eastAsia"/>
-              </w:rPr>
-              <w:t>stack.push(5);</w:t>
-            </w:r>
-          </w:p>
-          <w:p>
-            <w:pPr>
-              <w:rPr>
-                <w:rFonts w:hint="eastAsia"/>
-              </w:rPr>
-            </w:pPr>
-            <w:r>
-              <w:rPr>
-                <w:rFonts w:hint="eastAsia"/>
-              </w:rPr>
-              <w:t>stack.push(4);</w:t>
-            </w:r>
-          </w:p>
-          <w:p>
-            <w:pPr>
-              <w:rPr>
-                <w:rFonts w:hint="eastAsia"/>
-              </w:rPr>
-            </w:pPr>
-          </w:p>
-          <w:p>
-            <w:pPr>
-              <w:rPr>
-                <w:rFonts w:hint="eastAsia"/>
-              </w:rPr>
-            </w:pPr>
-            <w:r>
-              <w:rPr>
-                <w:rFonts w:hint="eastAsia"/>
-              </w:rPr>
-              <w:t>/* 访问栈顶元素 */</w:t>
-            </w:r>
-          </w:p>
-          <w:p>
-            <w:pPr>
-              <w:rPr>
-                <w:rFonts w:hint="eastAsia"/>
-              </w:rPr>
-            </w:pPr>
-            <w:r>
-              <w:rPr>
-                <w:rFonts w:hint="eastAsia"/>
-              </w:rPr>
-              <w:t>const peek = stack[stack.length - 1];</w:t>
-            </w:r>
-          </w:p>
-          <w:p>
-            <w:pPr>
-              <w:rPr>
-                <w:rFonts w:hint="eastAsia"/>
-              </w:rPr>
-            </w:pPr>
-          </w:p>
-          <w:p>
-            <w:pPr>
-              <w:rPr>
-                <w:rFonts w:hint="eastAsia"/>
-              </w:rPr>
-            </w:pPr>
-            <w:r>
-              <w:rPr>
-                <w:rFonts w:hint="eastAsia"/>
-              </w:rPr>
-              <w:t>/* 元素出栈 */</w:t>
-            </w:r>
-          </w:p>
-          <w:p>
-            <w:pPr>
-              <w:rPr>
-                <w:rFonts w:hint="eastAsia"/>
-              </w:rPr>
-            </w:pPr>
-            <w:r>
-              <w:rPr>
-                <w:rFonts w:hint="eastAsia"/>
-              </w:rPr>
-              <w:t>const pop = stack.pop();</w:t>
-            </w:r>
-          </w:p>
-          <w:p>
-            <w:pPr>
-              <w:rPr>
-                <w:rFonts w:hint="eastAsia"/>
-              </w:rPr>
-            </w:pPr>
-          </w:p>
-          <w:p>
-            <w:pPr>
-              <w:rPr>
-                <w:rFonts w:hint="eastAsia"/>
-              </w:rPr>
-            </w:pPr>
-            <w:r>
-              <w:rPr>
-                <w:rFonts w:hint="eastAsia"/>
-              </w:rPr>
-              <w:t>/* 获取栈的长度 */</w:t>
-            </w:r>
-          </w:p>
-          <w:p>
-            <w:pPr>
-              <w:rPr>
-                <w:rFonts w:hint="eastAsia"/>
-              </w:rPr>
-            </w:pPr>
-            <w:r>
-              <w:rPr>
-                <w:rFonts w:hint="eastAsia"/>
-              </w:rPr>
-              <w:t>const size = stack.length;</w:t>
+              <w:t>/* 初始化</w:t>
+            </w:r>
+            <w:proofErr w:type="gramStart"/>
+            <w:r>
+              <w:rPr>
+                <w:rFonts w:hint="eastAsia"/>
+              </w:rPr>
+              <w:t>栈</w:t>
+            </w:r>
+            <w:proofErr w:type="gramEnd"/>
+            <w:r>
+              <w:rPr>
+                <w:rFonts w:hint="eastAsia"/>
+              </w:rPr>
+              <w:t xml:space="preserve"> */</w:t>
+            </w:r>
+          </w:p>
+          <w:p>
+            <w:pPr>
+              <w:rPr>
+                <w:rFonts w:hint="eastAsia"/>
+              </w:rPr>
+            </w:pPr>
+            <w:r>
+              <w:rPr>
+                <w:rFonts w:hint="eastAsia"/>
+              </w:rPr>
+              <w:t>// TypeScript 没有内置的</w:t>
+            </w:r>
+            <w:proofErr w:type="gramStart"/>
+            <w:r>
+              <w:rPr>
+                <w:rFonts w:hint="eastAsia"/>
+              </w:rPr>
+              <w:t>栈</w:t>
+            </w:r>
+            <w:proofErr w:type="gramEnd"/>
+            <w:r>
+              <w:rPr>
+                <w:rFonts w:hint="eastAsia"/>
+              </w:rPr>
+              <w:t>类，可以把 Array 当作</w:t>
+            </w:r>
+            <w:proofErr w:type="gramStart"/>
+            <w:r>
+              <w:rPr>
+                <w:rFonts w:hint="eastAsia"/>
+              </w:rPr>
+              <w:t>栈</w:t>
+            </w:r>
+            <w:proofErr w:type="gramEnd"/>
+            <w:r>
+              <w:rPr>
+                <w:rFonts w:hint="eastAsia"/>
+              </w:rPr>
+              <w:t>来使用</w:t>
+            </w:r>
+          </w:p>
+          <w:p>
+            <w:pPr>
+              <w:rPr>
+                <w:rFonts w:hint="eastAsia"/>
+              </w:rPr>
+            </w:pPr>
+            <w:r>
+              <w:rPr>
+                <w:rFonts w:hint="eastAsia"/>
+              </w:rPr>
+              <w:t xml:space="preserve">const stack: </w:t>
+            </w:r>
+            <w:proofErr w:type="gramStart"/>
+            <w:r>
+              <w:rPr>
+                <w:rFonts w:hint="eastAsia"/>
+              </w:rPr>
+              <w:t>number[</w:t>
+            </w:r>
+            <w:proofErr w:type="gramEnd"/>
+            <w:r>
+              <w:rPr>
+                <w:rFonts w:hint="eastAsia"/>
+              </w:rPr>
+              <w:t>] = [];</w:t>
+            </w:r>
+          </w:p>
+          <w:p>
+            <w:pPr>
+              <w:rPr>
+                <w:rFonts w:hint="eastAsia"/>
+              </w:rPr>
+            </w:pPr>
+          </w:p>
+          <w:p>
+            <w:pPr>
+              <w:rPr>
+                <w:rFonts w:hint="eastAsia"/>
+              </w:rPr>
+            </w:pPr>
+            <w:r>
+              <w:rPr>
+                <w:rFonts w:hint="eastAsia"/>
+              </w:rPr>
+              <w:t>/* 元素入</w:t>
+            </w:r>
+            <w:proofErr w:type="gramStart"/>
+            <w:r>
+              <w:rPr>
+                <w:rFonts w:hint="eastAsia"/>
+              </w:rPr>
+              <w:t>栈</w:t>
+            </w:r>
+            <w:proofErr w:type="gramEnd"/>
+            <w:r>
+              <w:rPr>
+                <w:rFonts w:hint="eastAsia"/>
+              </w:rPr>
+              <w:t xml:space="preserve"> */</w:t>
+            </w:r>
+          </w:p>
+          <w:p>
+            <w:pPr>
+              <w:rPr>
+                <w:rFonts w:hint="eastAsia"/>
+              </w:rPr>
+            </w:pPr>
+            <w:proofErr w:type="spellStart"/>
+            <w:proofErr w:type="gramStart"/>
+            <w:r>
+              <w:rPr>
+                <w:rFonts w:hint="eastAsia"/>
+              </w:rPr>
+              <w:t>stack.push</w:t>
+            </w:r>
+            <w:proofErr w:type="spellEnd"/>
+            <w:proofErr w:type="gramEnd"/>
+            <w:r>
+              <w:rPr>
+                <w:rFonts w:hint="eastAsia"/>
+              </w:rPr>
+              <w:t>(1);</w:t>
+            </w:r>
+          </w:p>
+          <w:p>
+            <w:pPr>
+              <w:rPr>
+                <w:rFonts w:hint="eastAsia"/>
+              </w:rPr>
+            </w:pPr>
+            <w:proofErr w:type="spellStart"/>
+            <w:proofErr w:type="gramStart"/>
+            <w:r>
+              <w:rPr>
+                <w:rFonts w:hint="eastAsia"/>
+              </w:rPr>
+              <w:t>stack.push</w:t>
+            </w:r>
+            <w:proofErr w:type="spellEnd"/>
+            <w:proofErr w:type="gramEnd"/>
+            <w:r>
+              <w:rPr>
+                <w:rFonts w:hint="eastAsia"/>
+              </w:rPr>
+              <w:t>(3);</w:t>
+            </w:r>
+          </w:p>
+          <w:p>
+            <w:pPr>
+              <w:rPr>
+                <w:rFonts w:hint="eastAsia"/>
+              </w:rPr>
+            </w:pPr>
+            <w:proofErr w:type="spellStart"/>
+            <w:proofErr w:type="gramStart"/>
+            <w:r>
+              <w:rPr>
+                <w:rFonts w:hint="eastAsia"/>
+              </w:rPr>
+              <w:t>stack.push</w:t>
+            </w:r>
+            <w:proofErr w:type="spellEnd"/>
+            <w:proofErr w:type="gramEnd"/>
+            <w:r>
+              <w:rPr>
+                <w:rFonts w:hint="eastAsia"/>
+              </w:rPr>
+              <w:t>(2);</w:t>
+            </w:r>
+          </w:p>
+          <w:p>
+            <w:pPr>
+              <w:rPr>
+                <w:rFonts w:hint="eastAsia"/>
+              </w:rPr>
+            </w:pPr>
+            <w:proofErr w:type="spellStart"/>
+            <w:proofErr w:type="gramStart"/>
+            <w:r>
+              <w:rPr>
+                <w:rFonts w:hint="eastAsia"/>
+              </w:rPr>
+              <w:t>stack.push</w:t>
+            </w:r>
+            <w:proofErr w:type="spellEnd"/>
+            <w:proofErr w:type="gramEnd"/>
+            <w:r>
+              <w:rPr>
+                <w:rFonts w:hint="eastAsia"/>
+              </w:rPr>
+              <w:t>(5);</w:t>
+            </w:r>
+          </w:p>
+          <w:p>
+            <w:pPr>
+              <w:rPr>
+                <w:rFonts w:hint="eastAsia"/>
+              </w:rPr>
+            </w:pPr>
+            <w:proofErr w:type="spellStart"/>
+            <w:proofErr w:type="gramStart"/>
+            <w:r>
+              <w:rPr>
+                <w:rFonts w:hint="eastAsia"/>
+              </w:rPr>
+              <w:t>stack.push</w:t>
+            </w:r>
+            <w:proofErr w:type="spellEnd"/>
+            <w:proofErr w:type="gramEnd"/>
+            <w:r>
+              <w:rPr>
+                <w:rFonts w:hint="eastAsia"/>
+              </w:rPr>
+              <w:t>(4);</w:t>
+            </w:r>
+          </w:p>
+          <w:p>
+            <w:pPr>
+              <w:rPr>
+                <w:rFonts w:hint="eastAsia"/>
+              </w:rPr>
+            </w:pPr>
+          </w:p>
+          <w:p>
+            <w:pPr>
+              <w:rPr>
+                <w:rFonts w:hint="eastAsia"/>
+              </w:rPr>
+            </w:pPr>
+            <w:r>
+              <w:rPr>
+                <w:rFonts w:hint="eastAsia"/>
+              </w:rPr>
+              <w:t>/* 访问</w:t>
+            </w:r>
+            <w:proofErr w:type="gramStart"/>
+            <w:r>
+              <w:rPr>
+                <w:rFonts w:hint="eastAsia"/>
+              </w:rPr>
+              <w:t>栈</w:t>
+            </w:r>
+            <w:proofErr w:type="gramEnd"/>
+            <w:r>
+              <w:rPr>
+                <w:rFonts w:hint="eastAsia"/>
+              </w:rPr>
+              <w:t>顶元素 */</w:t>
+            </w:r>
+          </w:p>
+          <w:p>
+            <w:pPr>
+              <w:rPr>
+                <w:rFonts w:hint="eastAsia"/>
+              </w:rPr>
+            </w:pPr>
+            <w:r>
+              <w:rPr>
+                <w:rFonts w:hint="eastAsia"/>
+              </w:rPr>
+              <w:t xml:space="preserve">const peek = </w:t>
+            </w:r>
+            <w:proofErr w:type="gramStart"/>
+            <w:r>
+              <w:rPr>
+                <w:rFonts w:hint="eastAsia"/>
+              </w:rPr>
+              <w:t>stack[</w:t>
+            </w:r>
+            <w:proofErr w:type="spellStart"/>
+            <w:r>
+              <w:rPr>
+                <w:rFonts w:hint="eastAsia"/>
+              </w:rPr>
+              <w:t>stack.length</w:t>
+            </w:r>
+            <w:proofErr w:type="spellEnd"/>
+            <w:proofErr w:type="gramEnd"/>
+            <w:r>
+              <w:rPr>
+                <w:rFonts w:hint="eastAsia"/>
+              </w:rPr>
+              <w:t xml:space="preserve"> - 1];</w:t>
+            </w:r>
+          </w:p>
+          <w:p>
+            <w:pPr>
+              <w:rPr>
+                <w:rFonts w:hint="eastAsia"/>
+              </w:rPr>
+            </w:pPr>
+          </w:p>
+          <w:p>
+            <w:pPr>
+              <w:rPr>
+                <w:rFonts w:hint="eastAsia"/>
+              </w:rPr>
+            </w:pPr>
+            <w:r>
+              <w:rPr>
+                <w:rFonts w:hint="eastAsia"/>
+              </w:rPr>
+              <w:t>/* 元素出</w:t>
+            </w:r>
+            <w:proofErr w:type="gramStart"/>
+            <w:r>
+              <w:rPr>
+                <w:rFonts w:hint="eastAsia"/>
+              </w:rPr>
+              <w:t>栈</w:t>
+            </w:r>
+            <w:proofErr w:type="gramEnd"/>
+            <w:r>
+              <w:rPr>
+                <w:rFonts w:hint="eastAsia"/>
+              </w:rPr>
+              <w:t xml:space="preserve"> */</w:t>
+            </w:r>
+          </w:p>
+          <w:p>
+            <w:pPr>
+              <w:rPr>
+                <w:rFonts w:hint="eastAsia"/>
+              </w:rPr>
+            </w:pPr>
+            <w:r>
+              <w:rPr>
+                <w:rFonts w:hint="eastAsia"/>
+              </w:rPr>
+              <w:t xml:space="preserve">const pop = </w:t>
+            </w:r>
+            <w:proofErr w:type="spellStart"/>
+            <w:proofErr w:type="gramStart"/>
+            <w:r>
+              <w:rPr>
+                <w:rFonts w:hint="eastAsia"/>
+              </w:rPr>
+              <w:t>stack.pop</w:t>
+            </w:r>
+            <w:proofErr w:type="spellEnd"/>
+            <w:r>
+              <w:rPr>
+                <w:rFonts w:hint="eastAsia"/>
+              </w:rPr>
+              <w:t>(</w:t>
+            </w:r>
+            <w:proofErr w:type="gramEnd"/>
+            <w:r>
+              <w:rPr>
+                <w:rFonts w:hint="eastAsia"/>
+              </w:rPr>
+              <w:t>);</w:t>
+            </w:r>
+          </w:p>
+          <w:p>
+            <w:pPr>
+              <w:rPr>
+                <w:rFonts w:hint="eastAsia"/>
+              </w:rPr>
+            </w:pPr>
+          </w:p>
+          <w:p>
+            <w:pPr>
+              <w:rPr>
+                <w:rFonts w:hint="eastAsia"/>
+              </w:rPr>
+            </w:pPr>
+            <w:r>
+              <w:rPr>
+                <w:rFonts w:hint="eastAsia"/>
+              </w:rPr>
+              <w:t>/* 获取</w:t>
+            </w:r>
+            <w:proofErr w:type="gramStart"/>
+            <w:r>
+              <w:rPr>
+                <w:rFonts w:hint="eastAsia"/>
+              </w:rPr>
+              <w:t>栈</w:t>
+            </w:r>
+            <w:proofErr w:type="gramEnd"/>
+            <w:r>
+              <w:rPr>
+                <w:rFonts w:hint="eastAsia"/>
+              </w:rPr>
+              <w:t>的长度 */</w:t>
+            </w:r>
+          </w:p>
+          <w:p>
+            <w:pPr>
+              <w:rPr>
+                <w:rFonts w:hint="eastAsia"/>
+              </w:rPr>
+            </w:pPr>
+            <w:r>
+              <w:rPr>
+                <w:rFonts w:hint="eastAsia"/>
+              </w:rPr>
+              <w:t xml:space="preserve">const size = </w:t>
+            </w:r>
+            <w:proofErr w:type="spellStart"/>
+            <w:proofErr w:type="gramStart"/>
+            <w:r>
+              <w:rPr>
+                <w:rFonts w:hint="eastAsia"/>
+              </w:rPr>
+              <w:t>stack.length</w:t>
+            </w:r>
+            <w:proofErr w:type="spellEnd"/>
+            <w:proofErr w:type="gramEnd"/>
+            <w:r>
+              <w:rPr>
+                <w:rFonts w:hint="eastAsia"/>
+              </w:rPr>
+              <w:t>;</w:t>
             </w:r>
           </w:p>
           <w:p>
@@ -1984,7 +3108,37 @@
               <w:rPr>
                 <w:rFonts w:hint="eastAsia"/>
               </w:rPr>
-              <w:t>const is_empty = stack.length === 0;</w:t>
+              <w:t xml:space="preserve">const </w:t>
+            </w:r>
+            <w:proofErr w:type="spellStart"/>
+            <w:r>
+              <w:rPr>
+                <w:rFonts w:hint="eastAsia"/>
+              </w:rPr>
+              <w:t>is_empty</w:t>
+            </w:r>
+            <w:proofErr w:type="spellEnd"/>
+            <w:r>
+              <w:rPr>
+                <w:rFonts w:hint="eastAsia"/>
+              </w:rPr>
+              <w:t xml:space="preserve"> = </w:t>
+            </w:r>
+            <w:proofErr w:type="spellStart"/>
+            <w:proofErr w:type="gramStart"/>
+            <w:r>
+              <w:rPr>
+                <w:rFonts w:hint="eastAsia"/>
+              </w:rPr>
+              <w:t>stack.length</w:t>
+            </w:r>
+            <w:proofErr w:type="spellEnd"/>
+            <w:proofErr w:type="gramEnd"/>
+            <w:r>
+              <w:rPr>
+                <w:rFonts w:hint="eastAsia"/>
+              </w:rPr>
+              <w:t xml:space="preserve"> === 0;</w:t>
             </w:r>
           </w:p>
         </w:tc>
@@ -2047,7 +3201,21 @@
               <w:rPr>
                 <w:rFonts w:hint="eastAsia"/>
               </w:rPr>
-              <w:t>const queue: number[] = [];</w:t>
+              <w:t xml:space="preserve">const queue: </w:t>
+            </w:r>
+            <w:proofErr w:type="gramStart"/>
+            <w:r>
+              <w:rPr>
+                <w:rFonts w:hint="eastAsia"/>
+              </w:rPr>
+              <w:t>number[</w:t>
+            </w:r>
+            <w:proofErr w:type="gramEnd"/>
+            <w:r>
+              <w:rPr>
+                <w:rFonts w:hint="eastAsia"/>
+              </w:rPr>
+              <w:t>] = [];</w:t>
             </w:r>
           </w:p>
           <w:p>
@@ -2076,63 +3244,114 @@
                 <w:rFonts w:hint="eastAsia"/>
               </w:rPr>
             </w:pPr>
-            <w:r>
-              <w:rPr>
-                <w:rFonts w:hint="eastAsia"/>
-              </w:rPr>
-              <w:t>queue.push(1);</w:t>
-            </w:r>
-          </w:p>
-          <w:p>
-            <w:pPr>
-              <w:rPr>
-                <w:rFonts w:hint="eastAsia"/>
-              </w:rPr>
-            </w:pPr>
-            <w:r>
-              <w:rPr>
-                <w:rFonts w:hint="eastAsia"/>
-              </w:rPr>
-              <w:t>queue.push(3);</w:t>
-            </w:r>
-          </w:p>
-          <w:p>
-            <w:pPr>
-              <w:rPr>
-                <w:rFonts w:hint="eastAsia"/>
-              </w:rPr>
-            </w:pPr>
-            <w:r>
-              <w:rPr>
-                <w:rFonts w:hint="eastAsia"/>
-              </w:rPr>
-              <w:t>queue.push(2);</w:t>
-            </w:r>
-          </w:p>
-          <w:p>
-            <w:pPr>
-              <w:rPr>
-                <w:rFonts w:hint="eastAsia"/>
-              </w:rPr>
-            </w:pPr>
-            <w:r>
-              <w:rPr>
-                <w:rFonts w:hint="eastAsia"/>
-              </w:rPr>
-              <w:t>queue.push(5);</w:t>
-            </w:r>
-          </w:p>
-          <w:p>
-            <w:pPr>
-              <w:rPr>
-                <w:rFonts w:hint="eastAsia"/>
-              </w:rPr>
-            </w:pPr>
-            <w:r>
-              <w:rPr>
-                <w:rFonts w:hint="eastAsia"/>
-              </w:rPr>
-              <w:t>queue.push(4);</w:t>
+            <w:proofErr w:type="spellStart"/>
+            <w:proofErr w:type="gramStart"/>
+            <w:r>
+              <w:rPr>
+                <w:rFonts w:hint="eastAsia"/>
+              </w:rPr>
+              <w:t>queue.push</w:t>
+            </w:r>
+            <w:proofErr w:type="spellEnd"/>
+            <w:proofErr w:type="gramEnd"/>
+            <w:r>
+              <w:rPr>
+                <w:rFonts w:hint="eastAsia"/>
+              </w:rPr>
+              <w:t>(1);</w:t>
+            </w:r>
+          </w:p>
+          <w:p>
+            <w:pPr>
+              <w:rPr>
+                <w:rFonts w:hint="eastAsia"/>
+              </w:rPr>
+            </w:pPr>
+            <w:proofErr w:type="spellStart"/>
+            <w:proofErr w:type="gramStart"/>
+            <w:r>
+              <w:rPr>
+                <w:rFonts w:hint="eastAsia"/>
+              </w:rPr>
+              <w:t>queue.push</w:t>
+            </w:r>
+            <w:proofErr w:type="spellEnd"/>
+            <w:proofErr w:type="gramEnd"/>
+            <w:r>
+              <w:rPr>
+                <w:rFonts w:hint="eastAsia"/>
+              </w:rPr>
+              <w:t>(3);</w:t>
+            </w:r>
+          </w:p>
+          <w:p>
+            <w:pPr>
+              <w:rPr>
+                <w:rFonts w:hint="eastAsia"/>
+              </w:rPr>
+            </w:pPr>
+            <w:proofErr w:type="spellStart"/>
+            <w:proofErr w:type="gramStart"/>
+            <w:r>
+              <w:rPr>
+                <w:rFonts w:hint="eastAsia"/>
+              </w:rPr>
+              <w:lastRenderedPageBreak/>
+              <w:t>queue.push</w:t>
+            </w:r>
+            <w:proofErr w:type="spellEnd"/>
+            <w:proofErr w:type="gramEnd"/>
+            <w:r>
+              <w:rPr>
+                <w:rFonts w:hint="eastAsia"/>
+              </w:rPr>
+              <w:t>(2);</w:t>
+            </w:r>
+          </w:p>
+          <w:p>
+            <w:pPr>
+              <w:rPr>
+                <w:rFonts w:hint="eastAsia"/>
+              </w:rPr>
+            </w:pPr>
+            <w:proofErr w:type="spellStart"/>
+            <w:proofErr w:type="gramStart"/>
+            <w:r>
+              <w:rPr>
+                <w:rFonts w:hint="eastAsia"/>
+              </w:rPr>
+              <w:t>queue.push</w:t>
+            </w:r>
+            <w:proofErr w:type="spellEnd"/>
+            <w:proofErr w:type="gramEnd"/>
+            <w:r>
+              <w:rPr>
+                <w:rFonts w:hint="eastAsia"/>
+              </w:rPr>
+              <w:t>(5);</w:t>
+            </w:r>
+          </w:p>
+          <w:p>
+            <w:pPr>
+              <w:rPr>
+                <w:rFonts w:hint="eastAsia"/>
+              </w:rPr>
+            </w:pPr>
+            <w:proofErr w:type="spellStart"/>
+            <w:proofErr w:type="gramStart"/>
+            <w:r>
+              <w:rPr>
+                <w:rFonts w:hint="eastAsia"/>
+              </w:rPr>
+              <w:t>queue.push</w:t>
+            </w:r>
+            <w:proofErr w:type="spellEnd"/>
+            <w:proofErr w:type="gramEnd"/>
+            <w:r>
+              <w:rPr>
+                <w:rFonts w:hint="eastAsia"/>
+              </w:rPr>
+              <w:t>(4);</w:t>
             </w:r>
           </w:p>
           <w:p>
@@ -2165,8 +3384,21 @@
               <w:rPr>
                 <w:rFonts w:hint="eastAsia"/>
               </w:rPr>
-              <w:lastRenderedPageBreak/>
-              <w:t>const peek = queue[0];</w:t>
+              <w:t xml:space="preserve">const peek = </w:t>
+            </w:r>
+            <w:proofErr w:type="gramStart"/>
+            <w:r>
+              <w:rPr>
+                <w:rFonts w:hint="eastAsia"/>
+              </w:rPr>
+              <w:t>queue[</w:t>
+            </w:r>
+            <w:proofErr w:type="gramEnd"/>
+            <w:r>
+              <w:rPr>
+                <w:rFonts w:hint="eastAsia"/>
+              </w:rPr>
+              <w:t>0];</w:t>
             </w:r>
           </w:p>
           <w:p>
@@ -2212,7 +3444,23 @@
               <w:rPr>
                 <w:rFonts w:hint="eastAsia"/>
               </w:rPr>
-              <w:t>const pop = queue.shift();</w:t>
+              <w:t xml:space="preserve">const pop = </w:t>
+            </w:r>
+            <w:proofErr w:type="spellStart"/>
+            <w:proofErr w:type="gramStart"/>
+            <w:r>
+              <w:rPr>
+                <w:rFonts w:hint="eastAsia"/>
+              </w:rPr>
+              <w:t>queue.shift</w:t>
+            </w:r>
+            <w:proofErr w:type="spellEnd"/>
+            <w:proofErr w:type="gramEnd"/>
+            <w:r>
+              <w:rPr>
+                <w:rFonts w:hint="eastAsia"/>
+              </w:rPr>
+              <w:t>();</w:t>
             </w:r>
           </w:p>
           <w:p>
@@ -2245,7 +3493,23 @@
               <w:rPr>
                 <w:rFonts w:hint="eastAsia"/>
               </w:rPr>
-              <w:t>const size = queue.length;</w:t>
+              <w:t xml:space="preserve">const size = </w:t>
+            </w:r>
+            <w:proofErr w:type="spellStart"/>
+            <w:proofErr w:type="gramStart"/>
+            <w:r>
+              <w:rPr>
+                <w:rFonts w:hint="eastAsia"/>
+              </w:rPr>
+              <w:t>queue.length</w:t>
+            </w:r>
+            <w:proofErr w:type="spellEnd"/>
+            <w:proofErr w:type="gramEnd"/>
+            <w:r>
+              <w:rPr>
+                <w:rFonts w:hint="eastAsia"/>
+              </w:rPr>
+              <w:t>;</w:t>
             </w:r>
           </w:p>
           <w:p>
@@ -2278,7 +3542,23 @@
               <w:rPr>
                 <w:rFonts w:hint="eastAsia"/>
               </w:rPr>
-              <w:t>const empty = queue.length === 0;</w:t>
+              <w:t xml:space="preserve">const empty = </w:t>
+            </w:r>
+            <w:proofErr w:type="spellStart"/>
+            <w:proofErr w:type="gramStart"/>
+            <w:r>
+              <w:rPr>
+                <w:rFonts w:hint="eastAsia"/>
+              </w:rPr>
+              <w:t>queue.length</w:t>
+            </w:r>
+            <w:proofErr w:type="spellEnd"/>
+            <w:proofErr w:type="gramEnd"/>
+            <w:r>
+              <w:rPr>
+                <w:rFonts w:hint="eastAsia"/>
+              </w:rPr>
+              <w:t xml:space="preserve"> === 0;</w:t>
             </w:r>
           </w:p>
         </w:tc>
@@ -2358,7 +3638,21 @@
               <w:rPr>
                 <w:rFonts w:hint="eastAsia"/>
               </w:rPr>
-              <w:t>const map = new Map&lt;number, string&gt;();</w:t>
+              <w:t>const map = new Map&lt;number, string</w:t>
+            </w:r>
+            <w:proofErr w:type="gramStart"/>
+            <w:r>
+              <w:rPr>
+                <w:rFonts w:hint="eastAsia"/>
+              </w:rPr>
+              <w:t>&gt;(</w:t>
+            </w:r>
+            <w:proofErr w:type="gramEnd"/>
+            <w:r>
+              <w:rPr>
+                <w:rFonts w:hint="eastAsia"/>
+              </w:rPr>
+              <w:t>);</w:t>
             </w:r>
           </w:p>
           <w:p>
@@ -2393,76 +3687,158 @@
                 <w:rFonts w:hint="eastAsia"/>
               </w:rPr>
             </w:pPr>
-            <w:r>
-              <w:rPr>
-                <w:rFonts w:hint="eastAsia"/>
-              </w:rPr>
-              <w:t>map.set(12836, '小哈');</w:t>
-            </w:r>
-          </w:p>
-          <w:p>
-            <w:pPr>
-              <w:rPr>
-                <w:rFonts w:hint="eastAsia"/>
-              </w:rPr>
-            </w:pPr>
-            <w:r>
-              <w:rPr>
-                <w:rFonts w:hint="eastAsia"/>
-              </w:rPr>
-              <w:t>map.set(15937, '小啰');</w:t>
-            </w:r>
-          </w:p>
-          <w:p>
-            <w:pPr>
-              <w:rPr>
-                <w:rFonts w:hint="eastAsia"/>
-              </w:rPr>
-            </w:pPr>
-            <w:r>
-              <w:rPr>
-                <w:rFonts w:hint="eastAsia"/>
-              </w:rPr>
-              <w:t>map.set(16750, '小算');</w:t>
-            </w:r>
-          </w:p>
-          <w:p>
-            <w:pPr>
-              <w:rPr>
-                <w:rFonts w:hint="eastAsia"/>
-              </w:rPr>
-            </w:pPr>
-            <w:r>
-              <w:rPr>
-                <w:rFonts w:hint="eastAsia"/>
-              </w:rPr>
-              <w:t>map.set(13276, '小法');</w:t>
-            </w:r>
-          </w:p>
-          <w:p>
-            <w:pPr>
-              <w:rPr>
-                <w:rFonts w:hint="eastAsia"/>
-              </w:rPr>
-            </w:pPr>
-            <w:r>
-              <w:rPr>
-                <w:rFonts w:hint="eastAsia"/>
-              </w:rPr>
-              <w:t>map.set(10583, '小鸭');</w:t>
-            </w:r>
-          </w:p>
-          <w:p>
-            <w:pPr>
-              <w:rPr>
-                <w:rFonts w:hint="eastAsia"/>
-              </w:rPr>
-            </w:pPr>
-            <w:r>
-              <w:rPr>
-                <w:rFonts w:hint="eastAsia"/>
-              </w:rPr>
-              <w:t>console.info('\n添加完成后，哈希表为\nKey -&gt; Value');</w:t>
+            <w:proofErr w:type="spellStart"/>
+            <w:r>
+              <w:rPr>
+                <w:rFonts w:hint="eastAsia"/>
+              </w:rPr>
+              <w:t>map.set</w:t>
+            </w:r>
+            <w:proofErr w:type="spellEnd"/>
+            <w:r>
+              <w:rPr>
+                <w:rFonts w:hint="eastAsia"/>
+              </w:rPr>
+              <w:t>(12836, '小哈');</w:t>
+            </w:r>
+          </w:p>
+          <w:p>
+            <w:pPr>
+              <w:rPr>
+                <w:rFonts w:hint="eastAsia"/>
+              </w:rPr>
+            </w:pPr>
+            <w:proofErr w:type="spellStart"/>
+            <w:r>
+              <w:rPr>
+                <w:rFonts w:hint="eastAsia"/>
+              </w:rPr>
+              <w:t>map.set</w:t>
+            </w:r>
+            <w:proofErr w:type="spellEnd"/>
+            <w:r>
+              <w:rPr>
+                <w:rFonts w:hint="eastAsia"/>
+              </w:rPr>
+              <w:t>(15937, '小</w:t>
+            </w:r>
+            <w:proofErr w:type="gramStart"/>
+            <w:r>
+              <w:rPr>
+                <w:rFonts w:hint="eastAsia"/>
+              </w:rPr>
+              <w:t>啰</w:t>
+            </w:r>
+            <w:proofErr w:type="gramEnd"/>
+            <w:r>
+              <w:rPr>
+                <w:rFonts w:hint="eastAsia"/>
+              </w:rPr>
+              <w:t>');</w:t>
+            </w:r>
+          </w:p>
+          <w:p>
+            <w:pPr>
+              <w:rPr>
+                <w:rFonts w:hint="eastAsia"/>
+              </w:rPr>
+            </w:pPr>
+            <w:proofErr w:type="spellStart"/>
+            <w:r>
+              <w:rPr>
+                <w:rFonts w:hint="eastAsia"/>
+              </w:rPr>
+              <w:t>map.set</w:t>
+            </w:r>
+            <w:proofErr w:type="spellEnd"/>
+            <w:r>
+              <w:rPr>
+                <w:rFonts w:hint="eastAsia"/>
+              </w:rPr>
+              <w:t>(16750, '</w:t>
+            </w:r>
+            <w:proofErr w:type="gramStart"/>
+            <w:r>
+              <w:rPr>
+                <w:rFonts w:hint="eastAsia"/>
+              </w:rPr>
+              <w:t>小算</w:t>
+            </w:r>
+            <w:proofErr w:type="gramEnd"/>
+            <w:r>
+              <w:rPr>
+                <w:rFonts w:hint="eastAsia"/>
+              </w:rPr>
+              <w:t>');</w:t>
+            </w:r>
+          </w:p>
+          <w:p>
+            <w:pPr>
+              <w:rPr>
+                <w:rFonts w:hint="eastAsia"/>
+              </w:rPr>
+            </w:pPr>
+            <w:proofErr w:type="spellStart"/>
+            <w:r>
+              <w:rPr>
+                <w:rFonts w:hint="eastAsia"/>
+              </w:rPr>
+              <w:t>map.set</w:t>
+            </w:r>
+            <w:proofErr w:type="spellEnd"/>
+            <w:r>
+              <w:rPr>
+                <w:rFonts w:hint="eastAsia"/>
+              </w:rPr>
+              <w:t>(13276, '小法');</w:t>
+            </w:r>
+          </w:p>
+          <w:p>
+            <w:pPr>
+              <w:rPr>
+                <w:rFonts w:hint="eastAsia"/>
+              </w:rPr>
+            </w:pPr>
+            <w:proofErr w:type="spellStart"/>
+            <w:r>
+              <w:rPr>
+                <w:rFonts w:hint="eastAsia"/>
+              </w:rPr>
+              <w:t>map.set</w:t>
+            </w:r>
+            <w:proofErr w:type="spellEnd"/>
+            <w:r>
+              <w:rPr>
+                <w:rFonts w:hint="eastAsia"/>
+              </w:rPr>
+              <w:t>(10583, '小鸭');</w:t>
+            </w:r>
+          </w:p>
+          <w:p>
+            <w:pPr>
+              <w:rPr>
+                <w:rFonts w:hint="eastAsia"/>
+              </w:rPr>
+            </w:pPr>
+            <w:r>
+              <w:rPr>
+                <w:rFonts w:hint="eastAsia"/>
+              </w:rPr>
+              <w:t>console.info('\n添加完成后，哈希表为\</w:t>
+            </w:r>
+            <w:proofErr w:type="spellStart"/>
+            <w:r>
+              <w:rPr>
+                <w:rFonts w:hint="eastAsia"/>
+              </w:rPr>
+              <w:t>nKey</w:t>
+            </w:r>
+            <w:proofErr w:type="spellEnd"/>
+            <w:r>
+              <w:rPr>
+                <w:rFonts w:hint="eastAsia"/>
+              </w:rPr>
+              <w:t xml:space="preserve"> -&gt; Value');</w:t>
             </w:r>
           </w:p>
           <w:p>
@@ -2508,20 +3884,56 @@
               <w:rPr>
                 <w:rFonts w:hint="eastAsia"/>
               </w:rPr>
-              <w:t>// 向哈希表中输入键 key ，得到值 value</w:t>
-            </w:r>
-          </w:p>
-          <w:p>
-            <w:pPr>
-              <w:rPr>
-                <w:rFonts w:hint="eastAsia"/>
-              </w:rPr>
-            </w:pPr>
-            <w:r>
-              <w:rPr>
-                <w:rFonts w:hint="eastAsia"/>
-              </w:rPr>
-              <w:t>let name = map.get(15937);</w:t>
+              <w:t>// 向哈希表中输入键 key ，</w:t>
+            </w:r>
+            <w:proofErr w:type="gramStart"/>
+            <w:r>
+              <w:rPr>
+                <w:rFonts w:hint="eastAsia"/>
+              </w:rPr>
+              <w:t>得到值</w:t>
+            </w:r>
+            <w:proofErr w:type="gramEnd"/>
+            <w:r>
+              <w:rPr>
+                <w:rFonts w:hint="eastAsia"/>
+              </w:rPr>
+              <w:t xml:space="preserve"> value</w:t>
+            </w:r>
+          </w:p>
+          <w:p>
+            <w:pPr>
+              <w:rPr>
+                <w:rFonts w:hint="eastAsia"/>
+              </w:rPr>
+            </w:pPr>
+            <w:r>
+              <w:rPr>
+                <w:rFonts w:hint="eastAsia"/>
+              </w:rPr>
+              <w:t xml:space="preserve">let name = </w:t>
+            </w:r>
+            <w:proofErr w:type="spellStart"/>
+            <w:proofErr w:type="gramStart"/>
+            <w:r>
+              <w:rPr>
+                <w:rFonts w:hint="eastAsia"/>
+              </w:rPr>
+              <w:t>map.get</w:t>
+            </w:r>
+            <w:proofErr w:type="spellEnd"/>
+            <w:r>
+              <w:rPr>
+                <w:rFonts w:hint="eastAsia"/>
+              </w:rPr>
+              <w:t>(</w:t>
+            </w:r>
+            <w:proofErr w:type="gramEnd"/>
+            <w:r>
+              <w:rPr>
+                <w:rFonts w:hint="eastAsia"/>
+              </w:rPr>
+              <w:t>15937);</w:t>
             </w:r>
           </w:p>
           <w:p>
@@ -2576,24 +3988,48 @@
                 <w:rFonts w:hint="eastAsia"/>
               </w:rPr>
             </w:pPr>
-            <w:r>
-              <w:rPr>
-                <w:rFonts w:hint="eastAsia"/>
-              </w:rPr>
-              <w:t>map.delete(10583);</w:t>
-            </w:r>
-          </w:p>
-          <w:p>
-            <w:pPr>
-              <w:rPr>
-                <w:rFonts w:hint="eastAsia"/>
-              </w:rPr>
-            </w:pPr>
-            <w:r>
-              <w:rPr>
-                <w:rFonts w:hint="eastAsia"/>
-              </w:rPr>
-              <w:t>console.info('\n删除 10583 后，哈希表为\nKey -&gt; Value');</w:t>
+            <w:proofErr w:type="spellStart"/>
+            <w:proofErr w:type="gramStart"/>
+            <w:r>
+              <w:rPr>
+                <w:rFonts w:hint="eastAsia"/>
+              </w:rPr>
+              <w:t>map.delete</w:t>
+            </w:r>
+            <w:proofErr w:type="spellEnd"/>
+            <w:proofErr w:type="gramEnd"/>
+            <w:r>
+              <w:rPr>
+                <w:rFonts w:hint="eastAsia"/>
+              </w:rPr>
+              <w:t>(10583);</w:t>
+            </w:r>
+          </w:p>
+          <w:p>
+            <w:pPr>
+              <w:rPr>
+                <w:rFonts w:hint="eastAsia"/>
+              </w:rPr>
+            </w:pPr>
+            <w:r>
+              <w:rPr>
+                <w:rFonts w:hint="eastAsia"/>
+              </w:rPr>
+              <w:t>console.info('\n删除 10583 后，哈希表为\</w:t>
+            </w:r>
+            <w:proofErr w:type="spellStart"/>
+            <w:r>
+              <w:rPr>
+                <w:rFonts w:hint="eastAsia"/>
+              </w:rPr>
+              <w:t>nKey</w:t>
+            </w:r>
+            <w:proofErr w:type="spellEnd"/>
+            <w:r>
+              <w:rPr>
+                <w:rFonts w:hint="eastAsia"/>
+              </w:rPr>
+              <w:t xml:space="preserve"> -&gt; Value');</w:t>
             </w:r>
           </w:p>
           <w:p>
@@ -2682,8 +4118,18 @@
               <w:rPr>
                 <w:rFonts w:hint="eastAsia"/>
               </w:rPr>
-              <w:t>for (const [k, v] of map.entries</w:t>
-            </w:r>
+              <w:t xml:space="preserve">for (const [k, v] of </w:t>
+            </w:r>
+            <w:proofErr w:type="spellStart"/>
+            <w:proofErr w:type="gramStart"/>
+            <w:r>
+              <w:rPr>
+                <w:rFonts w:hint="eastAsia"/>
+              </w:rPr>
+              <w:t>map.entries</w:t>
+            </w:r>
+            <w:proofErr w:type="spellEnd"/>
+            <w:proofErr w:type="gramEnd"/>
             <w:r>
               <w:rPr>
                 <w:rFonts w:hint="eastAsia"/>
@@ -2708,7 +4154,22 @@
               <w:rPr>
                 <w:rFonts w:hint="eastAsia"/>
               </w:rPr>
-              <w:t xml:space="preserve">    console.info(k + ' -&gt; ' + v);</w:t>
+              <w:lastRenderedPageBreak/>
+              <w:t xml:space="preserve">    </w:t>
+            </w:r>
+            <w:proofErr w:type="gramStart"/>
+            <w:r>
+              <w:rPr>
+                <w:rFonts w:hint="eastAsia"/>
+              </w:rPr>
+              <w:t>console.info(</w:t>
+            </w:r>
+            <w:proofErr w:type="gramEnd"/>
+            <w:r>
+              <w:rPr>
+                <w:rFonts w:hint="eastAsia"/>
+              </w:rPr>
+              <w:t>k + ' -&gt; ' + v);</w:t>
             </w:r>
           </w:p>
           <w:p>
@@ -2747,7 +4208,23 @@
               <w:rPr>
                 <w:rFonts w:hint="eastAsia"/>
               </w:rPr>
-              <w:t>for (const k of map.keys()) {</w:t>
+              <w:t xml:space="preserve">for (const k of </w:t>
+            </w:r>
+            <w:proofErr w:type="spellStart"/>
+            <w:proofErr w:type="gramStart"/>
+            <w:r>
+              <w:rPr>
+                <w:rFonts w:hint="eastAsia"/>
+              </w:rPr>
+              <w:t>map.keys</w:t>
+            </w:r>
+            <w:proofErr w:type="spellEnd"/>
+            <w:proofErr w:type="gramEnd"/>
+            <w:r>
+              <w:rPr>
+                <w:rFonts w:hint="eastAsia"/>
+              </w:rPr>
+              <w:t>()) {</w:t>
             </w:r>
           </w:p>
           <w:p>
@@ -2773,7 +4250,6 @@
               <w:rPr>
                 <w:rFonts w:hint="eastAsia"/>
               </w:rPr>
-              <w:lastRenderedPageBreak/>
               <w:t>}</w:t>
             </w:r>
           </w:p>
@@ -2787,20 +4263,50 @@
               <w:rPr>
                 <w:rFonts w:hint="eastAsia"/>
               </w:rPr>
-              <w:t>console.info('\n单独遍历值 Value');</w:t>
-            </w:r>
-          </w:p>
-          <w:p>
-            <w:pPr>
-              <w:rPr>
-                <w:rFonts w:hint="eastAsia"/>
-              </w:rPr>
-            </w:pPr>
-            <w:r>
-              <w:rPr>
-                <w:rFonts w:hint="eastAsia"/>
-              </w:rPr>
-              <w:t>for (const v of map.values()) {</w:t>
+              <w:t>console.info('\n单独</w:t>
+            </w:r>
+            <w:proofErr w:type="gramStart"/>
+            <w:r>
+              <w:rPr>
+                <w:rFonts w:hint="eastAsia"/>
+              </w:rPr>
+              <w:t>遍历值</w:t>
+            </w:r>
+            <w:proofErr w:type="gramEnd"/>
+            <w:r>
+              <w:rPr>
+                <w:rFonts w:hint="eastAsia"/>
+              </w:rPr>
+              <w:t xml:space="preserve"> Value');</w:t>
+            </w:r>
+          </w:p>
+          <w:p>
+            <w:pPr>
+              <w:rPr>
+                <w:rFonts w:hint="eastAsia"/>
+              </w:rPr>
+            </w:pPr>
+            <w:r>
+              <w:rPr>
+                <w:rFonts w:hint="eastAsia"/>
+              </w:rPr>
+              <w:t xml:space="preserve">for (const v of </w:t>
+            </w:r>
+            <w:proofErr w:type="spellStart"/>
+            <w:proofErr w:type="gramStart"/>
+            <w:r>
+              <w:rPr>
+                <w:rFonts w:hint="eastAsia"/>
+              </w:rPr>
+              <w:t>map.values</w:t>
+            </w:r>
+            <w:proofErr w:type="spellEnd"/>
+            <w:proofErr w:type="gramEnd"/>
+            <w:r>
+              <w:rPr>
+                <w:rFonts w:hint="eastAsia"/>
+              </w:rPr>
+              <w:t>()) {</w:t>
             </w:r>
           </w:p>
           <w:p>
@@ -2839,7 +4345,7 @@
           <w:rFonts w:hint="eastAsia"/>
         </w:rPr>
       </w:pPr>
-      <w:bookmarkStart w:id="6" w:name="_Toc216549045"/>
+      <w:bookmarkStart w:id="6" w:name="_Toc216645001"/>
       <w:r>
         <w:rPr>
           <w:rFonts w:hint="eastAsia"/>
@@ -2894,12 +4400,14 @@
                 <w:rFonts w:hint="eastAsia"/>
               </w:rPr>
             </w:pPr>
+            <w:proofErr w:type="spellStart"/>
             <w:r>
               <w:rPr>
                 <w:rFonts w:hint="eastAsia"/>
               </w:rPr>
               <w:t>map.entries</w:t>
             </w:r>
+            <w:proofErr w:type="spellEnd"/>
             <w:r>
               <w:rPr>
                 <w:rFonts w:hint="eastAsia"/>
@@ -2913,6 +4421,7 @@
               </w:rPr>
               <w:t xml:space="preserve"> </w:t>
             </w:r>
+            <w:proofErr w:type="spellStart"/>
             <w:r>
               <w:rPr>
                 <w:rFonts w:hint="eastAsia"/>
@@ -2923,23 +4432,74 @@
               <w:rPr>
                 <w:rFonts w:hint="eastAsia"/>
               </w:rPr>
-              <w:t>s.length // 一个有括号，一个没</w:t>
-            </w:r>
-          </w:p>
-          <w:p>
-            <w:pPr>
-              <w:rPr>
-                <w:rFonts w:hint="eastAsia"/>
-              </w:rPr>
-            </w:pPr>
+              <w:t>s.length</w:t>
+            </w:r>
+            <w:proofErr w:type="spellEnd"/>
+            <w:r>
+              <w:rPr>
+                <w:rFonts w:hint="eastAsia"/>
+              </w:rPr>
+              <w:t xml:space="preserve"> // 一个有括号，一个没</w:t>
+            </w:r>
+          </w:p>
+          <w:p>
+            <w:pPr>
+              <w:rPr>
+                <w:rFonts w:hint="eastAsia"/>
+              </w:rPr>
+            </w:pPr>
+            <w:proofErr w:type="spellStart"/>
             <w:r>
               <w:t>map.set</w:t>
             </w:r>
+            <w:proofErr w:type="spellEnd"/>
             <w:r>
               <w:rPr>
                 <w:highlight w:val="yellow"/>
               </w:rPr>
-              <w:t>(nums[i],i)</w:t>
+              <w:t>(</w:t>
+            </w:r>
+            <w:proofErr w:type="spellStart"/>
+            <w:r>
+              <w:rPr>
+                <w:highlight w:val="yellow"/>
+              </w:rPr>
+              <w:t>nums</w:t>
+            </w:r>
+            <w:proofErr w:type="spellEnd"/>
+            <w:r>
+              <w:rPr>
+                <w:highlight w:val="yellow"/>
+              </w:rPr>
+              <w:t>[</w:t>
+            </w:r>
+            <w:proofErr w:type="spellStart"/>
+            <w:r>
+              <w:rPr>
+                <w:highlight w:val="yellow"/>
+              </w:rPr>
+              <w:t>i</w:t>
+            </w:r>
+            <w:proofErr w:type="spellEnd"/>
+            <w:r>
+              <w:rPr>
+                <w:highlight w:val="yellow"/>
+              </w:rPr>
+              <w:t>],</w:t>
+            </w:r>
+            <w:proofErr w:type="spellStart"/>
+            <w:r>
+              <w:rPr>
+                <w:highlight w:val="yellow"/>
+              </w:rPr>
+              <w:t>i</w:t>
+            </w:r>
+            <w:proofErr w:type="spellEnd"/>
+            <w:r>
+              <w:rPr>
+                <w:highlight w:val="yellow"/>
+              </w:rPr>
+              <w:t>)</w:t>
             </w:r>
             <w:r>
               <w:rPr>
@@ -3003,11 +4563,19 @@
                 <w:rFonts w:hint="eastAsia"/>
               </w:rPr>
             </w:pPr>
-            <w:r>
-              <w:rPr>
-                <w:rFonts w:hint="eastAsia"/>
-              </w:rPr>
-              <w:t>.split(</w:t>
+            <w:proofErr w:type="gramStart"/>
+            <w:r>
+              <w:rPr>
+                <w:rFonts w:hint="eastAsia"/>
+              </w:rPr>
+              <w:t>.split</w:t>
+            </w:r>
+            <w:proofErr w:type="gramEnd"/>
+            <w:r>
+              <w:rPr>
+                <w:rFonts w:hint="eastAsia"/>
+              </w:rPr>
+              <w:t>(</w:t>
             </w:r>
             <w:r>
               <w:t>‘’</w:t>
@@ -3025,11 +4593,19 @@
                 <w:rFonts w:hint="eastAsia"/>
               </w:rPr>
             </w:pPr>
-            <w:r>
-              <w:rPr>
-                <w:rFonts w:hint="eastAsia"/>
-              </w:rPr>
-              <w:t>.join(</w:t>
+            <w:proofErr w:type="gramStart"/>
+            <w:r>
+              <w:rPr>
+                <w:rFonts w:hint="eastAsia"/>
+              </w:rPr>
+              <w:t>.join</w:t>
+            </w:r>
+            <w:proofErr w:type="gramEnd"/>
+            <w:r>
+              <w:rPr>
+                <w:rFonts w:hint="eastAsia"/>
+              </w:rPr>
+              <w:t>(</w:t>
             </w:r>
             <w:r>
               <w:t>‘’</w:t>
@@ -3044,33 +4620,58 @@
         </w:tc>
       </w:tr>
     </w:tbl>
-    <w:p/>
-    <w:p/>
-    <w:p/>
     <w:p>
       <w:pPr>
-        <w:pStyle w:val="1"/>
-      </w:pPr>
-      <w:r>
-        <w:rPr>
-          <w:rFonts w:hint="eastAsia"/>
-        </w:rPr>
-        <w:t>25.12.13</w:t>
-      </w:r>
+        <w:rPr>
+          <w:rFonts w:hint="eastAsia"/>
+        </w:rPr>
+      </w:pPr>
     </w:p>
     <w:p>
       <w:pPr>
+        <w:rPr>
+          <w:rFonts w:hint="eastAsia"/>
+        </w:rPr>
+      </w:pPr>
+    </w:p>
+    <w:p>
+      <w:pPr>
+        <w:rPr>
+          <w:rFonts w:hint="eastAsia"/>
+        </w:rPr>
+      </w:pPr>
+    </w:p>
+    <w:p>
+      <w:pPr>
+        <w:pStyle w:val="1"/>
+        <w:rPr>
+          <w:rFonts w:hint="eastAsia"/>
+        </w:rPr>
+      </w:pPr>
+      <w:bookmarkStart w:id="7" w:name="_Toc216645002"/>
+      <w:r>
+        <w:rPr>
+          <w:rFonts w:hint="eastAsia"/>
+        </w:rPr>
+        <w:t>25.12.13</w:t>
+      </w:r>
+      <w:bookmarkEnd w:id="7"/>
+    </w:p>
+    <w:p>
+      <w:pPr>
         <w:pStyle w:val="2"/>
         <w:rPr>
           <w:rFonts w:hint="eastAsia"/>
         </w:rPr>
       </w:pPr>
+      <w:bookmarkStart w:id="8" w:name="_Toc216645003"/>
       <w:r>
         <w:rPr>
           <w:rFonts w:hint="eastAsia"/>
         </w:rPr>
         <w:t>数据结构与lc</w:t>
       </w:r>
+      <w:bookmarkEnd w:id="8"/>
     </w:p>
     <w:p>
       <w:pPr>
@@ -3078,6 +4679,9 @@
           <w:ilvl w:val="0"/>
           <w:numId w:val="3"/>
         </w:numPr>
+        <w:rPr>
+          <w:rFonts w:hint="eastAsia"/>
+        </w:rPr>
       </w:pPr>
       <w:r>
         <w:t>Set是es6新增的数据结构，类似于数组，但它的一大特性就是所有元素都是唯一的，没有重复的值，我们一般称为集合。</w:t>
@@ -3089,6 +4693,9 @@
           <w:ilvl w:val="0"/>
           <w:numId w:val="3"/>
         </w:numPr>
+        <w:rPr>
+          <w:rFonts w:hint="eastAsia"/>
+        </w:rPr>
       </w:pPr>
       <w:r>
         <w:t>Set本身是一个构造函数，用来生成 Set 数据结构。</w:t>
@@ -3100,6 +4707,9 @@
           <w:ilvl w:val="0"/>
           <w:numId w:val="3"/>
         </w:numPr>
+        <w:rPr>
+          <w:rFonts w:hint="eastAsia"/>
+        </w:rPr>
       </w:pPr>
       <w:r>
         <w:t>Set函数可以接受一个数组作为参数用来初始化。</w:t>
@@ -3144,7 +4754,21 @@
               <w:rPr>
                 <w:rFonts w:hint="eastAsia"/>
               </w:rPr>
-              <w:t>let arr = [1, 2, 3, 4, 1, 2, 3];</w:t>
+              <w:t xml:space="preserve">let </w:t>
+            </w:r>
+            <w:proofErr w:type="spellStart"/>
+            <w:r>
+              <w:rPr>
+                <w:rFonts w:hint="eastAsia"/>
+              </w:rPr>
+              <w:t>arr</w:t>
+            </w:r>
+            <w:proofErr w:type="spellEnd"/>
+            <w:r>
+              <w:rPr>
+                <w:rFonts w:hint="eastAsia"/>
+              </w:rPr>
+              <w:t xml:space="preserve"> = [1, 2, 3, 4, 1, 2, 3];</w:t>
             </w:r>
           </w:p>
           <w:p>
@@ -3158,7 +4782,43 @@
               <w:rPr>
                 <w:rFonts w:hint="eastAsia"/>
               </w:rPr>
-              <w:t>new Set(arr)  // Set(4) {1, 2, 3, 4}</w:t>
+              <w:t>new Set(</w:t>
+            </w:r>
+            <w:proofErr w:type="spellStart"/>
+            <w:proofErr w:type="gramStart"/>
+            <w:r>
+              <w:rPr>
+                <w:rFonts w:hint="eastAsia"/>
+              </w:rPr>
+              <w:t>arr</w:t>
+            </w:r>
+            <w:proofErr w:type="spellEnd"/>
+            <w:r>
+              <w:rPr>
+                <w:rFonts w:hint="eastAsia"/>
+              </w:rPr>
+              <w:t>)  /</w:t>
+            </w:r>
+            <w:proofErr w:type="gramEnd"/>
+            <w:r>
+              <w:rPr>
+                <w:rFonts w:hint="eastAsia"/>
+              </w:rPr>
+              <w:t xml:space="preserve">/ </w:t>
+            </w:r>
+            <w:proofErr w:type="gramStart"/>
+            <w:r>
+              <w:rPr>
+                <w:rFonts w:hint="eastAsia"/>
+              </w:rPr>
+              <w:t>Set(</w:t>
+            </w:r>
+            <w:proofErr w:type="gramEnd"/>
+            <w:r>
+              <w:rPr>
+                <w:rFonts w:hint="eastAsia"/>
+              </w:rPr>
+              <w:t>4) {1, 2, 3, 4}</w:t>
             </w:r>
           </w:p>
           <w:p>
@@ -3201,7 +4861,23 @@
                 <w:rFonts w:hint="eastAsia"/>
                 <w:highlight w:val="yellow"/>
               </w:rPr>
-              <w:t>[...new Set(arr)]</w:t>
+              <w:t>[...new Set(</w:t>
+            </w:r>
+            <w:proofErr w:type="spellStart"/>
+            <w:r>
+              <w:rPr>
+                <w:rFonts w:hint="eastAsia"/>
+                <w:highlight w:val="yellow"/>
+              </w:rPr>
+              <w:t>arr</w:t>
+            </w:r>
+            <w:proofErr w:type="spellEnd"/>
+            <w:r>
+              <w:rPr>
+                <w:rFonts w:hint="eastAsia"/>
+                <w:highlight w:val="yellow"/>
+              </w:rPr>
+              <w:t>)]</w:t>
             </w:r>
             <w:r>
               <w:rPr>
@@ -3245,12 +4921,37 @@
                 <w:rFonts w:hint="eastAsia"/>
               </w:rPr>
             </w:pPr>
+            <w:proofErr w:type="spellStart"/>
             <w:r>
               <w:rPr>
                 <w:rFonts w:hint="eastAsia"/>
                 <w:highlight w:val="yellow"/>
               </w:rPr>
-              <w:t>Array.from(new Set(arr))</w:t>
+              <w:t>Array.from</w:t>
+            </w:r>
+            <w:proofErr w:type="spellEnd"/>
+            <w:r>
+              <w:rPr>
+                <w:rFonts w:hint="eastAsia"/>
+                <w:highlight w:val="yellow"/>
+              </w:rPr>
+              <w:t>(new Set(</w:t>
+            </w:r>
+            <w:proofErr w:type="spellStart"/>
+            <w:r>
+              <w:rPr>
+                <w:rFonts w:hint="eastAsia"/>
+                <w:highlight w:val="yellow"/>
+              </w:rPr>
+              <w:t>arr</w:t>
+            </w:r>
+            <w:proofErr w:type="spellEnd"/>
+            <w:r>
+              <w:rPr>
+                <w:rFonts w:hint="eastAsia"/>
+                <w:highlight w:val="yellow"/>
+              </w:rPr>
+              <w:t>))</w:t>
             </w:r>
           </w:p>
           <w:p>
@@ -3306,7 +5007,22 @@
               <w:rPr>
                 <w:rFonts w:hint="eastAsia"/>
               </w:rPr>
-              <w:t>let str = 'abcdab';</w:t>
+              <w:lastRenderedPageBreak/>
+              <w:t>let str = '</w:t>
+            </w:r>
+            <w:proofErr w:type="spellStart"/>
+            <w:r>
+              <w:rPr>
+                <w:rFonts w:hint="eastAsia"/>
+              </w:rPr>
+              <w:t>abcdab</w:t>
+            </w:r>
+            <w:proofErr w:type="spellEnd"/>
+            <w:r>
+              <w:rPr>
+                <w:rFonts w:hint="eastAsia"/>
+              </w:rPr>
+              <w:t>';</w:t>
             </w:r>
           </w:p>
           <w:p>
@@ -3320,7 +5036,21 @@
               <w:rPr>
                 <w:rFonts w:hint="eastAsia"/>
               </w:rPr>
-              <w:t>new Set(str) // Set(4) {'a', 'b', 'c', 'd'}</w:t>
+              <w:t xml:space="preserve">new Set(str) // </w:t>
+            </w:r>
+            <w:proofErr w:type="gramStart"/>
+            <w:r>
+              <w:rPr>
+                <w:rFonts w:hint="eastAsia"/>
+              </w:rPr>
+              <w:t>Set(</w:t>
+            </w:r>
+            <w:proofErr w:type="gramEnd"/>
+            <w:r>
+              <w:rPr>
+                <w:rFonts w:hint="eastAsia"/>
+              </w:rPr>
+              <w:t>4) {'a', 'b', 'c', 'd'}</w:t>
             </w:r>
           </w:p>
           <w:p>
@@ -3362,25 +5092,91 @@
               <w:rPr>
                 <w:rFonts w:hint="eastAsia"/>
               </w:rPr>
-              <w:t>[...new Set(str)].join('')  // 'abcd'</w:t>
+              <w:t>[...new Set(str)</w:t>
+            </w:r>
+            <w:proofErr w:type="gramStart"/>
+            <w:r>
+              <w:rPr>
+                <w:rFonts w:hint="eastAsia"/>
+              </w:rPr>
+              <w:t>].join</w:t>
+            </w:r>
+            <w:proofErr w:type="gramEnd"/>
+            <w:r>
+              <w:rPr>
+                <w:rFonts w:hint="eastAsia"/>
+              </w:rPr>
+              <w:t>('</w:t>
+            </w:r>
+            <w:proofErr w:type="gramStart"/>
+            <w:r>
+              <w:rPr>
+                <w:rFonts w:hint="eastAsia"/>
+              </w:rPr>
+              <w:t>')  /</w:t>
+            </w:r>
+            <w:proofErr w:type="gramEnd"/>
+            <w:r>
+              <w:rPr>
+                <w:rFonts w:hint="eastAsia"/>
+              </w:rPr>
+              <w:t>/ '</w:t>
+            </w:r>
+            <w:proofErr w:type="spellStart"/>
+            <w:r>
+              <w:rPr>
+                <w:rFonts w:hint="eastAsia"/>
+              </w:rPr>
+              <w:t>abcd</w:t>
+            </w:r>
+            <w:proofErr w:type="spellEnd"/>
+            <w:r>
+              <w:rPr>
+                <w:rFonts w:hint="eastAsia"/>
+              </w:rPr>
+              <w:t>'</w:t>
             </w:r>
           </w:p>
         </w:tc>
       </w:tr>
     </w:tbl>
     <w:p>
+      <w:pPr>
+        <w:rPr>
+          <w:rFonts w:hint="eastAsia"/>
+        </w:rPr>
+      </w:pPr>
+      <w:proofErr w:type="spellStart"/>
       <w:r>
         <w:lastRenderedPageBreak/>
-        <w:t>Array.from() 是 ES6 引入的静态方法，用于将类数组对象（具有 length 属性的对象）或可迭代对象（如字符串、Set、Map）转换为数组。</w:t>
+        <w:t>Array.from</w:t>
+      </w:r>
+      <w:proofErr w:type="spellEnd"/>
+      <w:r>
+        <w:t>() 是 ES6 引入的静态方法，</w:t>
+      </w:r>
+      <w:proofErr w:type="gramStart"/>
+      <w:r>
+        <w:t>用于将类数组</w:t>
+      </w:r>
+      <w:proofErr w:type="gramEnd"/>
+      <w:r>
+        <w:t>对象（具有 length 属性的对象）或可迭代对象（如字符串、Set、Map）转换为数组。</w:t>
       </w:r>
     </w:p>
     <w:p>
+      <w:pPr>
+        <w:rPr>
+          <w:rFonts w:hint="eastAsia"/>
+        </w:rPr>
+      </w:pPr>
       <w:r>
         <w:rPr>
           <w:rFonts w:hint="eastAsia"/>
         </w:rPr>
         <w:t>用法：</w:t>
       </w:r>
+      <w:proofErr w:type="spellStart"/>
       <w:r>
         <w:rPr>
           <w:b/>
@@ -3398,8 +5194,14 @@
         </w:rPr>
         <w:t>from</w:t>
       </w:r>
-      <w:r>
-        <w:t>(map.</w:t>
+      <w:proofErr w:type="spellEnd"/>
+      <w:r>
+        <w:t>(</w:t>
+      </w:r>
+      <w:proofErr w:type="spellStart"/>
+      <w:proofErr w:type="gramStart"/>
+      <w:r>
+        <w:t>map.</w:t>
       </w:r>
       <w:r>
         <w:rPr>
@@ -3408,11 +5210,18 @@
         </w:rPr>
         <w:t>values</w:t>
       </w:r>
+      <w:proofErr w:type="spellEnd"/>
+      <w:proofErr w:type="gramEnd"/>
       <w:r>
         <w:t>())</w:t>
       </w:r>
     </w:p>
     <w:p>
+      <w:pPr>
+        <w:rPr>
+          <w:rFonts w:hint="eastAsia"/>
+        </w:rPr>
+      </w:pPr>
       <w:r>
         <w:rPr>
           <w:b/>
@@ -3445,7 +5254,21 @@
               <w:rPr>
                 <w:rFonts w:hint="eastAsia"/>
               </w:rPr>
-              <w:t>set(key,val)： 添加某个值，返回Map结构本身。</w:t>
+              <w:t>set(</w:t>
+            </w:r>
+            <w:proofErr w:type="spellStart"/>
+            <w:r>
+              <w:rPr>
+                <w:rFonts w:hint="eastAsia"/>
+              </w:rPr>
+              <w:t>key,val</w:t>
+            </w:r>
+            <w:proofErr w:type="spellEnd"/>
+            <w:r>
+              <w:rPr>
+                <w:rFonts w:hint="eastAsia"/>
+              </w:rPr>
+              <w:t>)： 添加某个值，返回Map结构本身。</w:t>
             </w:r>
           </w:p>
           <w:p>
@@ -3501,6 +5324,11 @@
             </w:r>
           </w:p>
           <w:p>
+            <w:pPr>
+              <w:rPr>
+                <w:rFonts w:hint="eastAsia"/>
+              </w:rPr>
+            </w:pPr>
             <w:r>
               <w:rPr>
                 <w:rFonts w:hint="eastAsia"/>
@@ -3515,7 +5343,13 @@
               <w:t xml:space="preserve">    :  返回映射对象中的键/值对的数目。</w:t>
             </w:r>
           </w:p>
-          <w:p/>
+          <w:p>
+            <w:pPr>
+              <w:rPr>
+                <w:rFonts w:hint="eastAsia"/>
+              </w:rPr>
+            </w:pPr>
+          </w:p>
           <w:p>
             <w:pPr>
               <w:rPr>
@@ -3561,11 +5395,19 @@
                 <w:rFonts w:hint="eastAsia"/>
               </w:rPr>
             </w:pPr>
-            <w:r>
-              <w:rPr>
-                <w:rFonts w:hint="eastAsia"/>
-              </w:rPr>
-              <w:t>forEach()：遍历 Map 的所有成员。</w:t>
+            <w:proofErr w:type="spellStart"/>
+            <w:r>
+              <w:rPr>
+                <w:rFonts w:hint="eastAsia"/>
+              </w:rPr>
+              <w:t>forEach</w:t>
+            </w:r>
+            <w:proofErr w:type="spellEnd"/>
+            <w:r>
+              <w:rPr>
+                <w:rFonts w:hint="eastAsia"/>
+              </w:rPr>
+              <w:t>()：遍历 Map 的所有成员。</w:t>
             </w:r>
           </w:p>
         </w:tc>
@@ -3574,6 +5416,7 @@
     <w:p>
       <w:pPr>
         <w:rPr>
+          <w:rFonts w:hint="eastAsia"/>
           <w:b/>
           <w:bCs/>
         </w:rPr>
@@ -3603,6 +5446,9 @@
           <w:p>
             <w:pPr>
               <w:ind w:left="360"/>
+              <w:rPr>
+                <w:rFonts w:hint="eastAsia"/>
+              </w:rPr>
             </w:pPr>
             <w:r>
               <w:t>add() 增，返回增后 Set 结构本身</w:t>
@@ -3611,14 +5457,28 @@
           <w:p>
             <w:pPr>
               <w:ind w:left="360"/>
-            </w:pPr>
-            <w:r>
-              <w:t>delete() 删，返回布尔值，表示删除是否成功</w:t>
+              <w:rPr>
+                <w:rFonts w:hint="eastAsia"/>
+              </w:rPr>
+            </w:pPr>
+            <w:r>
+              <w:t xml:space="preserve">delete() </w:t>
+            </w:r>
+            <w:proofErr w:type="gramStart"/>
+            <w:r>
+              <w:t>删</w:t>
+            </w:r>
+            <w:proofErr w:type="gramEnd"/>
+            <w:r>
+              <w:t>，返回布尔值，表示删除是否成功</w:t>
             </w:r>
           </w:p>
           <w:p>
             <w:pPr>
               <w:ind w:left="360"/>
+              <w:rPr>
+                <w:rFonts w:hint="eastAsia"/>
+              </w:rPr>
             </w:pPr>
             <w:r>
               <w:t>has() 查，返回布尔值，判断该元素是否为 Set 成员</w:t>
@@ -3627,12 +5487,20 @@
           <w:p>
             <w:pPr>
               <w:ind w:left="360"/>
+              <w:rPr>
+                <w:rFonts w:hint="eastAsia"/>
+              </w:rPr>
             </w:pPr>
             <w:r>
               <w:t>clear() 清除，无返回值，清除所有成员</w:t>
             </w:r>
           </w:p>
           <w:p>
+            <w:pPr>
+              <w:rPr>
+                <w:rFonts w:hint="eastAsia"/>
+              </w:rPr>
+            </w:pPr>
             <w:r>
               <w:rPr>
                 <w:rFonts w:hint="eastAsia"/>
@@ -3692,11 +5560,33 @@
                 <w:rFonts w:hint="eastAsia"/>
               </w:rPr>
             </w:pPr>
-            <w:r>
-              <w:rPr>
-                <w:rFonts w:hint="eastAsia"/>
-              </w:rPr>
-              <w:t>forEach()：使用回调函数遍历每个成员</w:t>
+            <w:proofErr w:type="spellStart"/>
+            <w:r>
+              <w:rPr>
+                <w:rFonts w:hint="eastAsia"/>
+              </w:rPr>
+              <w:t>forEach</w:t>
+            </w:r>
+            <w:proofErr w:type="spellEnd"/>
+            <w:r>
+              <w:rPr>
+                <w:rFonts w:hint="eastAsia"/>
+              </w:rPr>
+              <w:t>()：</w:t>
+            </w:r>
+            <w:proofErr w:type="gramStart"/>
+            <w:r>
+              <w:rPr>
+                <w:rFonts w:hint="eastAsia"/>
+              </w:rPr>
+              <w:t>使用回调函数遍历</w:t>
+            </w:r>
+            <w:proofErr w:type="gramEnd"/>
+            <w:r>
+              <w:rPr>
+                <w:rFonts w:hint="eastAsia"/>
+              </w:rPr>
+              <w:t>每个成员</w:t>
             </w:r>
           </w:p>
           <w:p>
@@ -3722,7 +5612,21 @@
               <w:rPr>
                 <w:rFonts w:hint="eastAsia"/>
               </w:rPr>
-              <w:t>!!!注意： 由于Set没有键名，只有值名，keys()和values()返回的结果是一样.</w:t>
+              <w:t>!!!注意： 由于Set没有键名，只有值名，keys</w:t>
+            </w:r>
+            <w:proofErr w:type="gramStart"/>
+            <w:r>
+              <w:rPr>
+                <w:rFonts w:hint="eastAsia"/>
+              </w:rPr>
+              <w:t>()和values(</w:t>
+            </w:r>
+            <w:proofErr w:type="gramEnd"/>
+            <w:r>
+              <w:rPr>
+                <w:rFonts w:hint="eastAsia"/>
+              </w:rPr>
+              <w:t>)返回的结果是一样.</w:t>
             </w:r>
           </w:p>
           <w:p>
@@ -3741,26 +5645,136 @@
         </w:tc>
       </w:tr>
     </w:tbl>
+    <w:p>
+      <w:pPr>
+        <w:rPr>
+          <w:rFonts w:hint="eastAsia"/>
+        </w:rPr>
+      </w:pPr>
+    </w:p>
+    <w:p>
+      <w:r>
+        <w:rPr>
+          <w:rFonts w:hint="eastAsia"/>
+          <w:highlight w:val="yellow"/>
+        </w:rPr>
+        <w:t>Set不能用索引访问</w:t>
+      </w:r>
+      <w:r>
+        <w:rPr>
+          <w:rFonts w:hint="eastAsia"/>
+          <w:highlight w:val="yellow"/>
+        </w:rPr>
+        <w:t>，只能遍历</w:t>
+      </w:r>
+    </w:p>
     <w:p/>
     <w:p>
       <w:pPr>
-        <w:rPr>
-          <w:rFonts w:hint="eastAsia"/>
-        </w:rPr>
-      </w:pPr>
-      <w:r>
-        <w:rPr>
-          <w:rFonts w:hint="eastAsia"/>
-          <w:highlight w:val="yellow"/>
-        </w:rPr>
-        <w:t>Set不能用索引访问</w:t>
-      </w:r>
-      <w:r>
-        <w:rPr>
-          <w:rFonts w:hint="eastAsia"/>
-          <w:highlight w:val="yellow"/>
-        </w:rPr>
-        <w:t>，只能遍历</w:t>
+        <w:pStyle w:val="1"/>
+        <w:rPr>
+          <w:rFonts w:hint="eastAsia"/>
+        </w:rPr>
+      </w:pPr>
+      <w:bookmarkStart w:id="9" w:name="_Toc216645004"/>
+      <w:r>
+        <w:rPr>
+          <w:rFonts w:hint="eastAsia"/>
+        </w:rPr>
+        <w:t>25.12.1</w:t>
+      </w:r>
+      <w:r>
+        <w:rPr>
+          <w:rFonts w:hint="eastAsia"/>
+        </w:rPr>
+        <w:t>4</w:t>
+      </w:r>
+      <w:bookmarkEnd w:id="9"/>
+    </w:p>
+    <w:p>
+      <w:pPr>
+        <w:pStyle w:val="2"/>
+        <w:rPr>
+          <w:rFonts w:hint="eastAsia"/>
+        </w:rPr>
+      </w:pPr>
+      <w:bookmarkStart w:id="10" w:name="_Toc216645005"/>
+      <w:r>
+        <w:rPr>
+          <w:rFonts w:hint="eastAsia"/>
+        </w:rPr>
+        <w:t>数据结构与lc</w:t>
+      </w:r>
+      <w:bookmarkEnd w:id="10"/>
+    </w:p>
+    <w:p>
+      <w:r>
+        <w:t>.fill() 方法用于将数组的指定元素填充为固定值，会直接修改原数组并返回该数组</w:t>
+      </w:r>
+    </w:p>
+    <w:p>
+      <w:pPr>
+        <w:jc w:val="left"/>
+        <w:rPr>
+          <w:rFonts w:ascii="Times New Roman" w:hAnsi="Times New Roman" w:cs="Times New Roman"/>
+        </w:rPr>
+      </w:pPr>
+      <w:r>
+        <w:rPr>
+          <w:rFonts w:ascii="Times New Roman" w:hAnsi="Times New Roman" w:cs="Times New Roman"/>
+        </w:rPr>
+        <w:t>‌</w:t>
+      </w:r>
+      <w:proofErr w:type="spellStart"/>
+      <w:proofErr w:type="gramStart"/>
+      <w:r>
+        <w:t>array.fill</w:t>
+      </w:r>
+      <w:proofErr w:type="spellEnd"/>
+      <w:proofErr w:type="gramEnd"/>
+      <w:r>
+        <w:t>(value, start, end)</w:t>
+      </w:r>
+    </w:p>
+    <w:p>
+      <w:pPr>
+        <w:numPr>
+          <w:ilvl w:val="0"/>
+          <w:numId w:val="5"/>
+        </w:numPr>
+      </w:pPr>
+      <w:r>
+        <w:t>value：必填参数，指定填充的固定值</w:t>
+      </w:r>
+    </w:p>
+    <w:p>
+      <w:pPr>
+        <w:numPr>
+          <w:ilvl w:val="0"/>
+          <w:numId w:val="5"/>
+        </w:numPr>
+      </w:pPr>
+      <w:r>
+        <w:lastRenderedPageBreak/>
+        <w:t>start：可选参数，指定开始填充的起始索引（包含），默认为 0</w:t>
+      </w:r>
+    </w:p>
+    <w:p>
+      <w:pPr>
+        <w:pStyle w:val="a9"/>
+        <w:numPr>
+          <w:ilvl w:val="0"/>
+          <w:numId w:val="5"/>
+        </w:numPr>
+        <w:rPr>
+          <w:rFonts w:hint="eastAsia"/>
+        </w:rPr>
+      </w:pPr>
+      <w:r>
+        <w:t>end：可选参数，指定停止填充的终止索引（不包含），默认为数组长度</w:t>
+      </w:r>
+      <w:r>
+        <w:br/>
       </w:r>
     </w:p>
     <w:sectPr>
@@ -3771,6 +5785,64 @@
     </w:sectPr>
   </w:body>
 </w:document>
+</file>
+
+<file path=word/endnotes.xml><?xml version="1.0" encoding="utf-8"?>
+<w:endnotes xmlns:wpc="http://schemas.microsoft.com/office/word/2010/wordprocessingCanvas" xmlns:cx="http://schemas.microsoft.com/office/drawing/2014/chartex" xmlns:cx1="http://schemas.microsoft.com/office/drawing/2015/9/8/chartex" xmlns:cx2="http://schemas.microsoft.com/office/drawing/2015/10/21/chartex" xmlns:cx3="http://schemas.microsoft.com/office/drawing/2016/5/9/chartex" xmlns:cx4="http://schemas.microsoft.com/office/drawing/2016/5/10/chartex" xmlns:cx5="http://schemas.microsoft.com/office/drawing/2016/5/11/chartex" xmlns:cx6="http://schemas.microsoft.com/office/drawing/2016/5/12/chartex" xmlns:cx7="http://schemas.microsoft.com/office/drawing/2016/5/13/chartex" xmlns:cx8="http://schemas.microsoft.com/office/drawing/2016/5/14/chartex" xmlns:mc="http://schemas.openxmlformats.org/markup-compatibility/2006" xmlns:aink="http://schemas.microsoft.com/office/drawing/2016/ink" xmlns:am3d="http://schemas.microsoft.com/office/drawing/2017/model3d" xmlns:o="urn:schemas-microsoft-com:office:office" xmlns:oel="http://schemas.microsoft.com/office/2019/extlst" xmlns:r="http://schemas.openxmlformats.org/officeDocument/2006/relationships" xmlns:m="http://schemas.openxmlformats.org/officeDocument/2006/math" xmlns:v="urn:schemas-microsoft-com:vml" xmlns:wp14="http://schemas.microsoft.com/office/word/2010/wordprocessingDrawing" xmlns:wp="http://schemas.openxmlformats.org/drawingml/2006/wordprocessingDrawing" xmlns:w10="urn:schemas-microsoft-com:office:word" xmlns:w="http://schemas.openxmlformats.org/wordprocessingml/2006/main" xmlns:w14="http://schemas.microsoft.com/office/word/2010/wordml" xmlns:w15="http://schemas.microsoft.com/office/word/2012/wordml" xmlns:w16cex="http://schemas.microsoft.com/office/word/2018/wordml/cex" xmlns:w16cid="http://schemas.microsoft.com/office/word/2016/wordml/cid" xmlns:w16="http://schemas.microsoft.com/office/word/2018/wordml" xmlns:w16du="http://schemas.microsoft.com/office/word/2023/wordml/word16du" xmlns:w16sdtdh="http://schemas.microsoft.com/office/word/2020/wordml/sdtdatahash" xmlns:w16sdtfl="http://schemas.microsoft.com/office/word/2024/wordml/sdtformatlock" xmlns:w16se="http://schemas.microsoft.com/office/word/2015/wordml/symex" xmlns:wpg="http://schemas.microsoft.com/office/word/2010/wordprocessingGroup" xmlns:wpi="http://schemas.microsoft.com/office/word/2010/wordprocessingInk" xmlns:wne="http://schemas.microsoft.com/office/word/2006/wordml" xmlns:wps="http://schemas.microsoft.com/office/word/2010/wordprocessingShape" mc:Ignorable="w14 w15 w16se w16cid w16 w16cex w16sdtdh w16sdtfl w16du wp14">
+  <w:endnote w:type="separator" w:id="-1">
+    <w:p>
+      <w:pPr>
+        <w:rPr>
+          <w:rFonts w:hint="eastAsia"/>
+        </w:rPr>
+      </w:pPr>
+      <w:r>
+        <w:separator/>
+      </w:r>
+    </w:p>
+  </w:endnote>
+  <w:endnote w:type="continuationSeparator" w:id="0">
+    <w:p>
+      <w:pPr>
+        <w:rPr>
+          <w:rFonts w:hint="eastAsia"/>
+        </w:rPr>
+      </w:pPr>
+      <w:r>
+        <w:continuationSeparator/>
+      </w:r>
+    </w:p>
+  </w:endnote>
+</w:endnotes>
+</file>
+
+<file path=word/footnotes.xml><?xml version="1.0" encoding="utf-8"?>
+<w:footnotes xmlns:wpc="http://schemas.microsoft.com/office/word/2010/wordprocessingCanvas" xmlns:cx="http://schemas.microsoft.com/office/drawing/2014/chartex" xmlns:cx1="http://schemas.microsoft.com/office/drawing/2015/9/8/chartex" xmlns:cx2="http://schemas.microsoft.com/office/drawing/2015/10/21/chartex" xmlns:cx3="http://schemas.microsoft.com/office/drawing/2016/5/9/chartex" xmlns:cx4="http://schemas.microsoft.com/office/drawing/2016/5/10/chartex" xmlns:cx5="http://schemas.microsoft.com/office/drawing/2016/5/11/chartex" xmlns:cx6="http://schemas.microsoft.com/office/drawing/2016/5/12/chartex" xmlns:cx7="http://schemas.microsoft.com/office/drawing/2016/5/13/chartex" xmlns:cx8="http://schemas.microsoft.com/office/drawing/2016/5/14/chartex" xmlns:mc="http://schemas.openxmlformats.org/markup-compatibility/2006" xmlns:aink="http://schemas.microsoft.com/office/drawing/2016/ink" xmlns:am3d="http://schemas.microsoft.com/office/drawing/2017/model3d" xmlns:o="urn:schemas-microsoft-com:office:office" xmlns:oel="http://schemas.microsoft.com/office/2019/extlst" xmlns:r="http://schemas.openxmlformats.org/officeDocument/2006/relationships" xmlns:m="http://schemas.openxmlformats.org/officeDocument/2006/math" xmlns:v="urn:schemas-microsoft-com:vml" xmlns:wp14="http://schemas.microsoft.com/office/word/2010/wordprocessingDrawing" xmlns:wp="http://schemas.openxmlformats.org/drawingml/2006/wordprocessingDrawing" xmlns:w10="urn:schemas-microsoft-com:office:word" xmlns:w="http://schemas.openxmlformats.org/wordprocessingml/2006/main" xmlns:w14="http://schemas.microsoft.com/office/word/2010/wordml" xmlns:w15="http://schemas.microsoft.com/office/word/2012/wordml" xmlns:w16cex="http://schemas.microsoft.com/office/word/2018/wordml/cex" xmlns:w16cid="http://schemas.microsoft.com/office/word/2016/wordml/cid" xmlns:w16="http://schemas.microsoft.com/office/word/2018/wordml" xmlns:w16du="http://schemas.microsoft.com/office/word/2023/wordml/word16du" xmlns:w16sdtdh="http://schemas.microsoft.com/office/word/2020/wordml/sdtdatahash" xmlns:w16sdtfl="http://schemas.microsoft.com/office/word/2024/wordml/sdtformatlock" xmlns:w16se="http://schemas.microsoft.com/office/word/2015/wordml/symex" xmlns:wpg="http://schemas.microsoft.com/office/word/2010/wordprocessingGroup" xmlns:wpi="http://schemas.microsoft.com/office/word/2010/wordprocessingInk" xmlns:wne="http://schemas.microsoft.com/office/word/2006/wordml" xmlns:wps="http://schemas.microsoft.com/office/word/2010/wordprocessingShape" mc:Ignorable="w14 w15 w16se w16cid w16 w16cex w16sdtdh w16sdtfl w16du wp14">
+  <w:footnote w:type="separator" w:id="-1">
+    <w:p>
+      <w:pPr>
+        <w:rPr>
+          <w:rFonts w:hint="eastAsia"/>
+        </w:rPr>
+      </w:pPr>
+      <w:r>
+        <w:separator/>
+      </w:r>
+    </w:p>
+  </w:footnote>
+  <w:footnote w:type="continuationSeparator" w:id="0">
+    <w:p>
+      <w:pPr>
+        <w:rPr>
+          <w:rFonts w:hint="eastAsia"/>
+        </w:rPr>
+      </w:pPr>
+      <w:r>
+        <w:continuationSeparator/>
+      </w:r>
+    </w:p>
+  </w:footnote>
+</w:footnotes>
 </file>
 
 <file path=word/numbering.xml><?xml version="1.0" encoding="utf-8"?>
@@ -4014,9 +6086,9 @@
     </w:lvl>
   </w:abstractNum>
   <w:abstractNum w:abstractNumId="2" w15:restartNumberingAfterBreak="0">
-    <w:nsid w:val="6F1A0D8B"/>
+    <w:nsid w:val="66B87742"/>
     <w:multiLevelType w:val="multilevel"/>
-    <w:tmpl w:val="5A607A12"/>
+    <w:tmpl w:val="BD04B3AC"/>
     <w:lvl w:ilvl="0">
       <w:start w:val="1"/>
       <w:numFmt w:val="bullet"/>
@@ -4163,6 +6235,155 @@
     </w:lvl>
   </w:abstractNum>
   <w:abstractNum w:abstractNumId="3" w15:restartNumberingAfterBreak="0">
+    <w:nsid w:val="6F1A0D8B"/>
+    <w:multiLevelType w:val="multilevel"/>
+    <w:tmpl w:val="5A607A12"/>
+    <w:lvl w:ilvl="0">
+      <w:start w:val="1"/>
+      <w:numFmt w:val="bullet"/>
+      <w:lvlText w:val=""/>
+      <w:lvlJc w:val="left"/>
+      <w:pPr>
+        <w:tabs>
+          <w:tab w:val="num" w:pos="720"/>
+        </w:tabs>
+        <w:ind w:left="720" w:hanging="360"/>
+      </w:pPr>
+      <w:rPr>
+        <w:rFonts w:ascii="Symbol" w:hAnsi="Symbol" w:hint="default"/>
+        <w:sz w:val="20"/>
+      </w:rPr>
+    </w:lvl>
+    <w:lvl w:ilvl="1" w:tentative="1">
+      <w:start w:val="1"/>
+      <w:numFmt w:val="bullet"/>
+      <w:lvlText w:val="o"/>
+      <w:lvlJc w:val="left"/>
+      <w:pPr>
+        <w:tabs>
+          <w:tab w:val="num" w:pos="1440"/>
+        </w:tabs>
+        <w:ind w:left="1440" w:hanging="360"/>
+      </w:pPr>
+      <w:rPr>
+        <w:rFonts w:ascii="Courier New" w:hAnsi="Courier New" w:hint="default"/>
+        <w:sz w:val="20"/>
+      </w:rPr>
+    </w:lvl>
+    <w:lvl w:ilvl="2" w:tentative="1">
+      <w:start w:val="1"/>
+      <w:numFmt w:val="bullet"/>
+      <w:lvlText w:val=""/>
+      <w:lvlJc w:val="left"/>
+      <w:pPr>
+        <w:tabs>
+          <w:tab w:val="num" w:pos="2160"/>
+        </w:tabs>
+        <w:ind w:left="2160" w:hanging="360"/>
+      </w:pPr>
+      <w:rPr>
+        <w:rFonts w:ascii="Wingdings" w:hAnsi="Wingdings" w:hint="default"/>
+        <w:sz w:val="20"/>
+      </w:rPr>
+    </w:lvl>
+    <w:lvl w:ilvl="3" w:tentative="1">
+      <w:start w:val="1"/>
+      <w:numFmt w:val="bullet"/>
+      <w:lvlText w:val=""/>
+      <w:lvlJc w:val="left"/>
+      <w:pPr>
+        <w:tabs>
+          <w:tab w:val="num" w:pos="2880"/>
+        </w:tabs>
+        <w:ind w:left="2880" w:hanging="360"/>
+      </w:pPr>
+      <w:rPr>
+        <w:rFonts w:ascii="Wingdings" w:hAnsi="Wingdings" w:hint="default"/>
+        <w:sz w:val="20"/>
+      </w:rPr>
+    </w:lvl>
+    <w:lvl w:ilvl="4" w:tentative="1">
+      <w:start w:val="1"/>
+      <w:numFmt w:val="bullet"/>
+      <w:lvlText w:val=""/>
+      <w:lvlJc w:val="left"/>
+      <w:pPr>
+        <w:tabs>
+          <w:tab w:val="num" w:pos="3600"/>
+        </w:tabs>
+        <w:ind w:left="3600" w:hanging="360"/>
+      </w:pPr>
+      <w:rPr>
+        <w:rFonts w:ascii="Wingdings" w:hAnsi="Wingdings" w:hint="default"/>
+        <w:sz w:val="20"/>
+      </w:rPr>
+    </w:lvl>
+    <w:lvl w:ilvl="5" w:tentative="1">
+      <w:start w:val="1"/>
+      <w:numFmt w:val="bullet"/>
+      <w:lvlText w:val=""/>
+      <w:lvlJc w:val="left"/>
+      <w:pPr>
+        <w:tabs>
+          <w:tab w:val="num" w:pos="4320"/>
+        </w:tabs>
+        <w:ind w:left="4320" w:hanging="360"/>
+      </w:pPr>
+      <w:rPr>
+        <w:rFonts w:ascii="Wingdings" w:hAnsi="Wingdings" w:hint="default"/>
+        <w:sz w:val="20"/>
+      </w:rPr>
+    </w:lvl>
+    <w:lvl w:ilvl="6" w:tentative="1">
+      <w:start w:val="1"/>
+      <w:numFmt w:val="bullet"/>
+      <w:lvlText w:val=""/>
+      <w:lvlJc w:val="left"/>
+      <w:pPr>
+        <w:tabs>
+          <w:tab w:val="num" w:pos="5040"/>
+        </w:tabs>
+        <w:ind w:left="5040" w:hanging="360"/>
+      </w:pPr>
+      <w:rPr>
+        <w:rFonts w:ascii="Wingdings" w:hAnsi="Wingdings" w:hint="default"/>
+        <w:sz w:val="20"/>
+      </w:rPr>
+    </w:lvl>
+    <w:lvl w:ilvl="7" w:tentative="1">
+      <w:start w:val="1"/>
+      <w:numFmt w:val="bullet"/>
+      <w:lvlText w:val=""/>
+      <w:lvlJc w:val="left"/>
+      <w:pPr>
+        <w:tabs>
+          <w:tab w:val="num" w:pos="5760"/>
+        </w:tabs>
+        <w:ind w:left="5760" w:hanging="360"/>
+      </w:pPr>
+      <w:rPr>
+        <w:rFonts w:ascii="Wingdings" w:hAnsi="Wingdings" w:hint="default"/>
+        <w:sz w:val="20"/>
+      </w:rPr>
+    </w:lvl>
+    <w:lvl w:ilvl="8" w:tentative="1">
+      <w:start w:val="1"/>
+      <w:numFmt w:val="bullet"/>
+      <w:lvlText w:val=""/>
+      <w:lvlJc w:val="left"/>
+      <w:pPr>
+        <w:tabs>
+          <w:tab w:val="num" w:pos="6480"/>
+        </w:tabs>
+        <w:ind w:left="6480" w:hanging="360"/>
+      </w:pPr>
+      <w:rPr>
+        <w:rFonts w:ascii="Wingdings" w:hAnsi="Wingdings" w:hint="default"/>
+        <w:sz w:val="20"/>
+      </w:rPr>
+    </w:lvl>
+  </w:abstractNum>
+  <w:abstractNum w:abstractNumId="4" w15:restartNumberingAfterBreak="0">
     <w:nsid w:val="7A7476C4"/>
     <w:multiLevelType w:val="hybridMultilevel"/>
     <w:tmpl w:val="23083F84"/>
@@ -4255,13 +6476,16 @@
     <w:abstractNumId w:val="1"/>
   </w:num>
   <w:num w:numId="2" w16cid:durableId="1314524494">
-    <w:abstractNumId w:val="3"/>
+    <w:abstractNumId w:val="4"/>
   </w:num>
   <w:num w:numId="3" w16cid:durableId="1181121512">
-    <w:abstractNumId w:val="2"/>
+    <w:abstractNumId w:val="3"/>
   </w:num>
   <w:num w:numId="4" w16cid:durableId="1975602848">
     <w:abstractNumId w:val="0"/>
+  </w:num>
+  <w:num w:numId="5" w16cid:durableId="1051804863">
+    <w:abstractNumId w:val="2"/>
   </w:num>
 </w:numbering>
 </file>
@@ -5293,6 +7517,68 @@
       </w:tblBorders>
     </w:tblPr>
   </w:style>
+  <w:style w:type="paragraph" w:styleId="af0">
+    <w:name w:val="header"/>
+    <w:basedOn w:val="a"/>
+    <w:link w:val="af1"/>
+    <w:uiPriority w:val="99"/>
+    <w:unhideWhenUsed/>
+    <w:rsid w:val="00927AEA"/>
+    <w:pPr>
+      <w:tabs>
+        <w:tab w:val="center" w:pos="4153"/>
+        <w:tab w:val="right" w:pos="8306"/>
+      </w:tabs>
+      <w:snapToGrid w:val="0"/>
+      <w:jc w:val="center"/>
+    </w:pPr>
+    <w:rPr>
+      <w:sz w:val="18"/>
+      <w:szCs w:val="18"/>
+    </w:rPr>
+  </w:style>
+  <w:style w:type="character" w:customStyle="1" w:styleId="af1">
+    <w:name w:val="页眉 字符"/>
+    <w:basedOn w:val="a0"/>
+    <w:link w:val="af0"/>
+    <w:uiPriority w:val="99"/>
+    <w:rsid w:val="00927AEA"/>
+    <w:rPr>
+      <w:sz w:val="18"/>
+      <w:szCs w:val="18"/>
+    </w:rPr>
+  </w:style>
+  <w:style w:type="paragraph" w:styleId="af2">
+    <w:name w:val="footer"/>
+    <w:basedOn w:val="a"/>
+    <w:link w:val="af3"/>
+    <w:uiPriority w:val="99"/>
+    <w:unhideWhenUsed/>
+    <w:rsid w:val="00927AEA"/>
+    <w:pPr>
+      <w:tabs>
+        <w:tab w:val="center" w:pos="4153"/>
+        <w:tab w:val="right" w:pos="8306"/>
+      </w:tabs>
+      <w:snapToGrid w:val="0"/>
+      <w:jc w:val="left"/>
+    </w:pPr>
+    <w:rPr>
+      <w:sz w:val="18"/>
+      <w:szCs w:val="18"/>
+    </w:rPr>
+  </w:style>
+  <w:style w:type="character" w:customStyle="1" w:styleId="af3">
+    <w:name w:val="页脚 字符"/>
+    <w:basedOn w:val="a0"/>
+    <w:link w:val="af2"/>
+    <w:uiPriority w:val="99"/>
+    <w:rsid w:val="00927AEA"/>
+    <w:rPr>
+      <w:sz w:val="18"/>
+      <w:szCs w:val="18"/>
+    </w:rPr>
+  </w:style>
 </w:styles>
 </file>
 
